--- a/Vlims.DocumentMaster/DocumentWithMargins.docx
+++ b/Vlims.DocumentMaster/DocumentWithMargins.docx
@@ -15,271 +15,3681 @@
     </w:p>
     <w:p>
       <w:pPr>
+        <w:pStyle w:val="Heading1"/>
         <w:rPr/>
       </w:pPr>
       <w:r>
-        <w:rPr>
-          <w:rStyle w:val="ui-provider"/>
-          <w:highlight w:val="red"/>
-        </w:rPr>
-        <w:t xml:space="preserve">1.Hand cursor should be placed for clicking on the view document(document depository)</w:t>
-      </w:r>
-      <w:r>
         <w:rPr/>
+        <w:t xml:space="preserve">Audit Trails Concerns New Build</w:t>
+      </w:r>
+    </w:p>
+    <w:p>
+      <w:pPr>
+        <w:rPr>
+          <w:b/>
+          <w:bCs/>
+          <w:sz w:val="28"/>
+          <w:szCs w:val="28"/>
+          <w:lang w:val="en-US"/>
+        </w:rPr>
+      </w:pPr>
+      <w:r>
+        <w:rPr>
+          <w:b/>
+          <w:bCs/>
+          <w:sz w:val="28"/>
+          <w:szCs w:val="28"/>
+          <w:lang w:val="en-US"/>
+        </w:rPr>
+        <w:t xml:space="preserve">Document Type</w:t>
+      </w:r>
+    </w:p>
+    <w:p>
+      <w:pPr>
+        <w:pStyle w:val="ListParagraph"/>
+        <w:numPr>
+          <w:ilvl w:val="0"/>
+          <w:numId w:val="15"/>
+        </w:numPr>
+        <w:rPr>
+          <w:lang w:val="en-US"/>
+        </w:rPr>
+      </w:pPr>
+      <w:r>
+        <w:rPr>
+          <w:lang w:val="en-US"/>
+        </w:rPr>
+        <w:t xml:space="preserve">Grid page is not </w:t>
+      </w:r>
+      <w:r>
+        <w:rPr>
+          <w:lang w:val="en-US"/>
+        </w:rPr>
+        <w:t xml:space="preserve">aligned</w:t>
+      </w:r>
+      <w:r>
+        <w:rPr>
+          <w:lang w:val="en-US"/>
+        </w:rPr>
+        <w:t xml:space="preserve"> properly.</w:t>
+      </w:r>
+    </w:p>
+    <w:p>
+      <w:pPr>
+        <w:pStyle w:val="ListParagraph"/>
+        <w:numPr>
+          <w:ilvl w:val="0"/>
+          <w:numId w:val="15"/>
+        </w:numPr>
+        <w:rPr>
+          <w:lang w:val="en-US"/>
+        </w:rPr>
+      </w:pPr>
+      <w:r>
+        <w:rPr>
+          <w:lang w:val="en-US"/>
+        </w:rPr>
+        <w:t xml:space="preserve">Time activity is not assigned</w:t>
+      </w:r>
+    </w:p>
+    <w:p>
+      <w:pPr>
+        <w:pStyle w:val="ListParagraph"/>
+        <w:numPr>
+          <w:ilvl w:val="0"/>
+          <w:numId w:val="15"/>
+        </w:numPr>
+        <w:rPr>
+          <w:lang w:val="en-US"/>
+        </w:rPr>
+      </w:pPr>
+      <w:r>
+        <w:rPr>
+          <w:lang w:val="en-US"/>
+        </w:rPr>
+        <w:t xml:space="preserve">Revision Numbers should be in double-digit </w:t>
+      </w:r>
+      <w:r>
+        <w:rPr>
+          <w:lang w:val="en-US"/>
+        </w:rPr>
+        <w:t xml:space="preserve">numbers</w:t>
+      </w:r>
+      <w:r>
+        <w:rPr>
+          <w:lang w:val="en-US"/>
+        </w:rPr>
+        <w:t xml:space="preserve"> like Revision 00, Revision 01</w:t>
+      </w:r>
+    </w:p>
+    <w:p>
+      <w:pPr>
+        <w:rPr>
+          <w:b/>
+          <w:bCs/>
+          <w:sz w:val="28"/>
+          <w:szCs w:val="28"/>
+          <w:lang w:val="en-US"/>
+        </w:rPr>
+      </w:pPr>
+      <w:r>
+        <w:rPr>
+          <w:b/>
+          <w:bCs/>
+          <w:sz w:val="28"/>
+          <w:szCs w:val="28"/>
+          <w:lang w:val="en-US"/>
+        </w:rPr>
+        <w:t xml:space="preserve">Document Template</w:t>
+      </w:r>
+    </w:p>
+    <w:p>
+      <w:pPr>
+        <w:pStyle w:val="ListParagraph"/>
+        <w:numPr>
+          <w:ilvl w:val="0"/>
+          <w:numId w:val="6"/>
+        </w:numPr>
+        <w:rPr>
+          <w:lang w:val="en-US"/>
+        </w:rPr>
+      </w:pPr>
+      <w:r>
+        <w:rPr>
+          <w:lang w:val="en-US"/>
+        </w:rPr>
+        <w:t xml:space="preserve">Grid page is not aligned properly.</w:t>
+      </w:r>
+    </w:p>
+    <w:p>
+      <w:pPr>
+        <w:pStyle w:val="ListParagraph"/>
+        <w:numPr>
+          <w:ilvl w:val="0"/>
+          <w:numId w:val="6"/>
+        </w:numPr>
+        <w:rPr>
+          <w:lang w:val="en-US"/>
+        </w:rPr>
+      </w:pPr>
+      <w:r>
+        <w:rPr>
+          <w:lang w:val="en-US"/>
+        </w:rPr>
+        <w:t xml:space="preserve">Time activity is not assigned</w:t>
+      </w:r>
+    </w:p>
+    <w:p>
+      <w:pPr>
+        <w:pStyle w:val="ListParagraph"/>
+        <w:numPr>
+          <w:ilvl w:val="0"/>
+          <w:numId w:val="6"/>
+        </w:numPr>
+        <w:rPr>
+          <w:lang w:val="en-US"/>
+        </w:rPr>
+      </w:pPr>
+      <w:r>
+        <w:rPr>
+          <w:lang w:val="en-US"/>
+        </w:rPr>
+        <w:t xml:space="preserve">Revision Numbers should be in double-digit </w:t>
+      </w:r>
+      <w:r>
+        <w:rPr>
+          <w:lang w:val="en-US"/>
+        </w:rPr>
+        <w:t xml:space="preserve">numbers</w:t>
+      </w:r>
+      <w:r>
+        <w:rPr>
+          <w:lang w:val="en-US"/>
+        </w:rPr>
+        <w:t xml:space="preserve"> like Revision 00, Revision 01</w:t>
+      </w:r>
+    </w:p>
+    <w:p>
+      <w:pPr>
+        <w:pStyle w:val="ListParagraph"/>
+        <w:numPr>
+          <w:ilvl w:val="0"/>
+          <w:numId w:val="6"/>
+        </w:numPr>
+        <w:rPr>
+          <w:lang w:val="en-US"/>
+        </w:rPr>
+      </w:pPr>
+      <w:r>
+        <w:rPr>
+          <w:lang w:val="en-US"/>
+        </w:rPr>
+        <w:t xml:space="preserve">There must be gap between the Format &amp; No.</w:t>
+      </w:r>
+      <w:r>
+        <w:rPr>
+          <w:lang w:val="en-US"/>
+        </w:rPr>
         <w:br/>
       </w:r>
       <w:r>
         <w:rPr>
-          <w:rStyle w:val="ui-provider"/>
-          <w:highlight w:val="green"/>
-        </w:rPr>
-        <w:t xml:space="preserve">2.Rejected copy shouldn’t get displayed in the initiator grid page (print grid)</w:t>
-      </w:r>
-      <w:r>
-        <w:rPr/>
+          <w:noProof/>
+          <w:lang w:val="en-US"/>
+        </w:rPr>
+        <w:drawing>
+          <wp:inline distT="0" distB="0" distL="0" distR="0">
+            <wp:extent cx="4434840" cy="1951355"/>
+            <wp:effectExtent l="0" t="0" r="3810" b="0"/>
+            <wp:docPr id="705756092" name="Picture 22"/>
+            <wp:cNvGraphicFramePr>
+              <a:graphicFrameLocks xmlns:a="http://schemas.openxmlformats.org/drawingml/2006/main" noChangeAspect="1"/>
+            </wp:cNvGraphicFramePr>
+            <a:graphic xmlns:a="http://schemas.openxmlformats.org/drawingml/2006/main">
+              <a:graphicData uri="http://schemas.openxmlformats.org/drawingml/2006/picture">
+                <pic:pic xmlns:pic="http://schemas.openxmlformats.org/drawingml/2006/picture">
+                  <pic:nvPicPr>
+                    <pic:cNvPr id="476675688" name="Picture 705756092"/>
+                    <pic:cNvPicPr/>
+                  </pic:nvPicPr>
+                  <pic:blipFill>
+                    <a:blip xmlns:r="http://schemas.openxmlformats.org/officeDocument/2006/relationships" r:embed="rId2">
+                      <a:extLst>
+                        <a:ext xmlns:a="http://schemas.openxmlformats.org/drawingml/2006/main" uri="{28A0092B-C50C-407E-A947-70E740481C1C}">
+                          <a14:useLocalDpi xmlns:a14="http://schemas.microsoft.com/office/drawing/2010/main" val="0"/>
+                        </a:ext>
+                      </a:extLst>
+                    </a:blip>
+                    <a:stretch>
+                      <a:fillRect/>
+                    </a:stretch>
+                  </pic:blipFill>
+                  <pic:spPr>
+                    <a:xfrm>
+                      <a:off x="0" y="0"/>
+                      <a:ext cx="4434840" cy="1951355"/>
+                    </a:xfrm>
+                    <a:prstGeom prst="rect">
+                      <a:avLst/>
+                    </a:prstGeom>
+                  </pic:spPr>
+                </pic:pic>
+              </a:graphicData>
+            </a:graphic>
+          </wp:inline>
+        </w:drawing>
+      </w:r>
+      <w:r>
+        <w:rPr>
+          <w:lang w:val="en-US"/>
+        </w:rPr>
         <w:br/>
       </w:r>
-      <w:r>
-        <w:rPr>
-          <w:rStyle w:val="ui-provider"/>
-          <w:highlight w:val="green"/>
-        </w:rPr>
-        <w:t xml:space="preserve">3.Reason(s)/Remarks(s) is absent for Document Print Approval screen and should in mandatory field.</w:t>
-      </w:r>
-      <w:r>
-        <w:rPr/>
+    </w:p>
+    <w:p>
+      <w:pPr>
+        <w:rPr>
+          <w:b/>
+          <w:bCs/>
+          <w:sz w:val="28"/>
+          <w:szCs w:val="28"/>
+          <w:lang w:val="en-US"/>
+        </w:rPr>
+      </w:pPr>
+      <w:r>
+        <w:rPr>
+          <w:b/>
+          <w:bCs/>
+          <w:sz w:val="28"/>
+          <w:szCs w:val="28"/>
+          <w:lang w:val="en-US"/>
+        </w:rPr>
+        <w:t xml:space="preserve">Workflow configuration</w:t>
+      </w:r>
+    </w:p>
+    <w:p>
+      <w:pPr>
+        <w:pStyle w:val="ListParagraph"/>
+        <w:numPr>
+          <w:ilvl w:val="0"/>
+          <w:numId w:val="6"/>
+        </w:numPr>
+        <w:rPr>
+          <w:lang w:val="en-US"/>
+        </w:rPr>
+      </w:pPr>
+      <w:r>
+        <w:rPr>
+          <w:lang w:val="en-US"/>
+        </w:rPr>
+        <w:t xml:space="preserve">The grid</w:t>
+      </w:r>
+      <w:r>
+        <w:rPr>
+          <w:lang w:val="en-US"/>
+        </w:rPr>
+        <w:t xml:space="preserve"> page is not aligned properly.</w:t>
+      </w:r>
+    </w:p>
+    <w:p>
+      <w:pPr>
+        <w:pStyle w:val="ListParagraph"/>
+        <w:numPr>
+          <w:ilvl w:val="0"/>
+          <w:numId w:val="6"/>
+        </w:numPr>
+        <w:rPr>
+          <w:lang w:val="en-US"/>
+        </w:rPr>
+      </w:pPr>
+      <w:r>
+        <w:rPr>
+          <w:lang w:val="en-US"/>
+        </w:rPr>
+        <w:t xml:space="preserve">Time activity is not assigned</w:t>
+      </w:r>
+    </w:p>
+    <w:p>
+      <w:pPr>
+        <w:pStyle w:val="ListParagraph"/>
+        <w:numPr>
+          <w:ilvl w:val="0"/>
+          <w:numId w:val="6"/>
+        </w:numPr>
+        <w:rPr>
+          <w:lang w:val="en-US"/>
+        </w:rPr>
+      </w:pPr>
+      <w:r>
+        <w:rPr>
+          <w:lang w:val="en-US"/>
+        </w:rPr>
+        <w:t xml:space="preserve">In modification when we are selecting 2 Reviewers only One Reviewer is fetching in the Audit trails but Count is showing as 2</w:t>
+      </w:r>
+      <w:r>
+        <w:rPr>
+          <w:lang w:val="en-US"/>
+        </w:rPr>
         <w:br/>
       </w:r>
       <w:r>
         <w:rPr>
-          <w:rStyle w:val="ui-provider"/>
-          <w:highlight w:val="red"/>
-        </w:rPr>
-        <w:t xml:space="preserve">4.In workflow when Modifying the Reviewer, update button is not getting enabled</w:t>
-      </w:r>
-      <w:r>
-        <w:rPr/>
+          <w:noProof/>
+          <w:lang w:val="en-US"/>
+        </w:rPr>
+        <w:drawing>
+          <wp:inline distT="0" distB="0" distL="0" distR="0">
+            <wp:extent cx="4632960" cy="2606040"/>
+            <wp:effectExtent l="0" t="0" r="0" b="3810"/>
+            <wp:docPr id="1194150243" name="Picture 2"/>
+            <wp:cNvGraphicFramePr>
+              <a:graphicFrameLocks xmlns:a="http://schemas.openxmlformats.org/drawingml/2006/main" noChangeAspect="1"/>
+            </wp:cNvGraphicFramePr>
+            <a:graphic xmlns:a="http://schemas.openxmlformats.org/drawingml/2006/main">
+              <a:graphicData uri="http://schemas.openxmlformats.org/drawingml/2006/picture">
+                <pic:pic xmlns:pic="http://schemas.openxmlformats.org/drawingml/2006/picture">
+                  <pic:nvPicPr>
+                    <pic:cNvPr id="118475068" name="Picture 1194150243"/>
+                    <pic:cNvPicPr/>
+                  </pic:nvPicPr>
+                  <pic:blipFill>
+                    <a:blip xmlns:r="http://schemas.openxmlformats.org/officeDocument/2006/relationships" r:embed="rId3" cstate="print">
+                      <a:extLst>
+                        <a:ext xmlns:a="http://schemas.openxmlformats.org/drawingml/2006/main" uri="{28A0092B-C50C-407E-A947-70E740481C1C}">
+                          <a14:useLocalDpi xmlns:a14="http://schemas.microsoft.com/office/drawing/2010/main" val="0"/>
+                        </a:ext>
+                      </a:extLst>
+                    </a:blip>
+                    <a:stretch>
+                      <a:fillRect/>
+                    </a:stretch>
+                  </pic:blipFill>
+                  <pic:spPr>
+                    <a:xfrm>
+                      <a:off x="0" y="0"/>
+                      <a:ext cx="4632960" cy="2606040"/>
+                    </a:xfrm>
+                    <a:prstGeom prst="rect">
+                      <a:avLst/>
+                    </a:prstGeom>
+                  </pic:spPr>
+                </pic:pic>
+              </a:graphicData>
+            </a:graphic>
+          </wp:inline>
+        </w:drawing>
+      </w:r>
+    </w:p>
+    <w:p>
+      <w:pPr>
+        <w:ind w:left="360"/>
+        <w:rPr>
+          <w:lang w:val="en-US"/>
+        </w:rPr>
+      </w:pPr>
+    </w:p>
+    <w:p>
+      <w:pPr>
+        <w:pStyle w:val="ListParagraph"/>
+        <w:rPr>
+          <w:lang w:val="en-US"/>
+        </w:rPr>
+      </w:pPr>
+      <w:r>
+        <w:rPr>
+          <w:noProof/>
+          <w:lang w:val="en-US"/>
+        </w:rPr>
+        <w:drawing>
+          <wp:inline distT="0" distB="0" distL="0" distR="0">
+            <wp:extent cx="4679950" cy="2849880"/>
+            <wp:effectExtent l="0" t="0" r="6350" b="7620"/>
+            <wp:docPr id="553141195" name="Picture 3"/>
+            <wp:cNvGraphicFramePr>
+              <a:graphicFrameLocks xmlns:a="http://schemas.openxmlformats.org/drawingml/2006/main" noChangeAspect="1"/>
+            </wp:cNvGraphicFramePr>
+            <a:graphic xmlns:a="http://schemas.openxmlformats.org/drawingml/2006/main">
+              <a:graphicData uri="http://schemas.openxmlformats.org/drawingml/2006/picture">
+                <pic:pic xmlns:pic="http://schemas.openxmlformats.org/drawingml/2006/picture">
+                  <pic:nvPicPr>
+                    <pic:cNvPr id="125755936" name="Picture 553141195"/>
+                    <pic:cNvPicPr/>
+                  </pic:nvPicPr>
+                  <pic:blipFill>
+                    <a:blip xmlns:r="http://schemas.openxmlformats.org/officeDocument/2006/relationships" r:embed="rId4" cstate="print">
+                      <a:extLst>
+                        <a:ext xmlns:a="http://schemas.openxmlformats.org/drawingml/2006/main" uri="{28A0092B-C50C-407E-A947-70E740481C1C}">
+                          <a14:useLocalDpi xmlns:a14="http://schemas.microsoft.com/office/drawing/2010/main" val="0"/>
+                        </a:ext>
+                      </a:extLst>
+                    </a:blip>
+                    <a:stretch>
+                      <a:fillRect/>
+                    </a:stretch>
+                  </pic:blipFill>
+                  <pic:spPr>
+                    <a:xfrm>
+                      <a:off x="0" y="0"/>
+                      <a:ext cx="4679950" cy="2849880"/>
+                    </a:xfrm>
+                    <a:prstGeom prst="rect">
+                      <a:avLst/>
+                    </a:prstGeom>
+                  </pic:spPr>
+                </pic:pic>
+              </a:graphicData>
+            </a:graphic>
+          </wp:inline>
+        </w:drawing>
+      </w:r>
+      <w:r>
+        <w:rPr>
+          <w:lang w:val="en-US"/>
+        </w:rPr>
         <w:br/>
       </w:r>
-      <w:r>
-        <w:rPr>
-          <w:rStyle w:val="ui-provider"/>
-          <w:highlight w:val="green"/>
-        </w:rPr>
-        <w:t xml:space="preserve">5.Complete Header is not Working for Document Repository in Preview.</w:t>
-      </w:r>
-      <w:r>
-        <w:rPr/>
+    </w:p>
+    <w:p>
+      <w:pPr>
+        <w:pStyle w:val="ListParagraph"/>
+        <w:rPr>
+          <w:b/>
+          <w:bCs/>
+          <w:sz w:val="28"/>
+          <w:szCs w:val="28"/>
+          <w:lang w:val="en-US"/>
+        </w:rPr>
+      </w:pPr>
+      <w:r>
+        <w:rPr>
+          <w:b/>
+          <w:bCs/>
+          <w:sz w:val="28"/>
+          <w:szCs w:val="28"/>
+          <w:lang w:val="en-US"/>
+        </w:rPr>
+        <w:t xml:space="preserve">Document Request </w:t>
+      </w:r>
+    </w:p>
+    <w:p>
+      <w:pPr>
+        <w:pStyle w:val="ListParagraph"/>
+        <w:numPr>
+          <w:ilvl w:val="0"/>
+          <w:numId w:val="6"/>
+        </w:numPr>
+        <w:rPr>
+          <w:lang w:val="en-US"/>
+        </w:rPr>
+      </w:pPr>
+      <w:r>
+        <w:rPr>
+          <w:lang w:val="en-US"/>
+        </w:rPr>
+        <w:t xml:space="preserve">Grid page is not aligned properly.</w:t>
+      </w:r>
+    </w:p>
+    <w:p>
+      <w:pPr>
+        <w:pStyle w:val="ListParagraph"/>
+        <w:numPr>
+          <w:ilvl w:val="0"/>
+          <w:numId w:val="6"/>
+        </w:numPr>
+        <w:rPr>
+          <w:lang w:val="en-US"/>
+        </w:rPr>
+      </w:pPr>
+      <w:r>
+        <w:rPr>
+          <w:lang w:val="en-US"/>
+        </w:rPr>
+        <w:t xml:space="preserve">Time activity is not assigned</w:t>
+      </w:r>
+    </w:p>
+    <w:p>
+      <w:pPr>
+        <w:pStyle w:val="ListParagraph"/>
+        <w:numPr>
+          <w:ilvl w:val="0"/>
+          <w:numId w:val="6"/>
+        </w:numPr>
+        <w:rPr>
+          <w:lang w:val="en-US"/>
+        </w:rPr>
+      </w:pPr>
+      <w:r>
+        <w:rPr>
+          <w:lang w:val="en-US"/>
+        </w:rPr>
+        <w:t xml:space="preserve">Freshly registered document is not fetching on the top</w:t>
+      </w:r>
+    </w:p>
+    <w:p>
+      <w:pPr>
+        <w:pStyle w:val="ListParagraph"/>
+        <w:numPr>
+          <w:ilvl w:val="0"/>
+          <w:numId w:val="6"/>
+        </w:numPr>
+        <w:rPr>
+          <w:lang w:val="en-US"/>
+        </w:rPr>
+      </w:pPr>
+      <w:r>
+        <w:rPr>
+          <w:lang w:val="en-US"/>
+        </w:rPr>
+        <w:t xml:space="preserve">All the Revisions are coming in single Revision bar</w:t>
+      </w:r>
+      <w:r>
+        <w:rPr>
+          <w:lang w:val="en-US"/>
+        </w:rPr>
         <w:br/>
       </w:r>
       <w:r>
         <w:rPr>
-          <w:rStyle w:val="ui-provider"/>
-          <w:highlight w:val="green"/>
-        </w:rPr>
-        <w:t xml:space="preserve">6.In Footer, format number &amp; after print--</w:t>
-      </w:r>
-      <w:r>
-        <w:rPr>
-          <w:rStyle w:val="ui-provider"/>
-          <w:highlight w:val="green"/>
-        </w:rPr>
-        <w:t xml:space="preserve">Print</w:t>
-      </w:r>
-      <w:r>
-        <w:rPr>
-          <w:rStyle w:val="ui-provider"/>
-          <w:highlight w:val="green"/>
-        </w:rPr>
-        <w:t xml:space="preserve"> details is not fetching (short header).</w:t>
-      </w:r>
-      <w:r>
-        <w:rPr/>
+          <w:noProof/>
+          <w:lang w:val="en-US"/>
+        </w:rPr>
+        <w:drawing>
+          <wp:inline distT="0" distB="0" distL="0" distR="0">
+            <wp:extent cx="5731510" cy="807720"/>
+            <wp:effectExtent l="0" t="0" r="2540" b="0"/>
+            <wp:docPr id="1215667231" name="Picture 4"/>
+            <wp:cNvGraphicFramePr>
+              <a:graphicFrameLocks xmlns:a="http://schemas.openxmlformats.org/drawingml/2006/main" noChangeAspect="1"/>
+            </wp:cNvGraphicFramePr>
+            <a:graphic xmlns:a="http://schemas.openxmlformats.org/drawingml/2006/main">
+              <a:graphicData uri="http://schemas.openxmlformats.org/drawingml/2006/picture">
+                <pic:pic xmlns:pic="http://schemas.openxmlformats.org/drawingml/2006/picture">
+                  <pic:nvPicPr>
+                    <pic:cNvPr id="523101378" name="Picture 1215667231"/>
+                    <pic:cNvPicPr/>
+                  </pic:nvPicPr>
+                  <pic:blipFill>
+                    <a:blip xmlns:r="http://schemas.openxmlformats.org/officeDocument/2006/relationships" r:embed="rId5">
+                      <a:extLst>
+                        <a:ext xmlns:a="http://schemas.openxmlformats.org/drawingml/2006/main" uri="{28A0092B-C50C-407E-A947-70E740481C1C}">
+                          <a14:useLocalDpi xmlns:a14="http://schemas.microsoft.com/office/drawing/2010/main" val="0"/>
+                        </a:ext>
+                      </a:extLst>
+                    </a:blip>
+                    <a:stretch>
+                      <a:fillRect/>
+                    </a:stretch>
+                  </pic:blipFill>
+                  <pic:spPr>
+                    <a:xfrm>
+                      <a:off x="0" y="0"/>
+                      <a:ext cx="5731510" cy="807720"/>
+                    </a:xfrm>
+                    <a:prstGeom prst="rect">
+                      <a:avLst/>
+                    </a:prstGeom>
+                  </pic:spPr>
+                </pic:pic>
+              </a:graphicData>
+            </a:graphic>
+          </wp:inline>
+        </w:drawing>
+      </w:r>
+    </w:p>
+    <w:p>
+      <w:pPr>
+        <w:pStyle w:val="ListParagraph"/>
+        <w:numPr>
+          <w:ilvl w:val="0"/>
+          <w:numId w:val="6"/>
+        </w:numPr>
+        <w:rPr>
+          <w:lang w:val="en-US"/>
+        </w:rPr>
+      </w:pPr>
+      <w:r>
+        <w:rPr>
+          <w:lang w:val="en-US"/>
+        </w:rPr>
+        <w:t xml:space="preserve">When clicking on Revision 0 Revision 8 details are fetching &amp; </w:t>
+      </w:r>
+      <w:r>
+        <w:rPr>
+          <w:lang w:val="en-US"/>
+        </w:rPr>
+        <w:t xml:space="preserve">Vice Verse</w:t>
+      </w:r>
+      <w:r>
+        <w:rPr>
+          <w:lang w:val="en-US"/>
+        </w:rPr>
         <w:br/>
       </w:r>
       <w:r>
         <w:rPr>
-          <w:rStyle w:val="ui-provider"/>
-          <w:highlight w:val="cyan"/>
-        </w:rPr>
-        <w:t xml:space="preserve">7.Forgot Password link is Missing in the Login page</w:t>
-      </w:r>
-      <w:r>
-        <w:rPr>
-          <w:rStyle w:val="ui-provider"/>
-        </w:rPr>
-        <w:t xml:space="preserve"> </w:t>
-      </w:r>
-      <w:r>
-        <w:rPr/>
+          <w:noProof/>
+          <w:lang w:val="en-US"/>
+        </w:rPr>
+        <w:drawing>
+          <wp:inline distT="0" distB="0" distL="0" distR="0">
+            <wp:extent cx="5731510" cy="2298700"/>
+            <wp:effectExtent l="0" t="0" r="2540" b="6350"/>
+            <wp:docPr id="466988341" name="Picture 5"/>
+            <wp:cNvGraphicFramePr>
+              <a:graphicFrameLocks xmlns:a="http://schemas.openxmlformats.org/drawingml/2006/main" noChangeAspect="1"/>
+            </wp:cNvGraphicFramePr>
+            <a:graphic xmlns:a="http://schemas.openxmlformats.org/drawingml/2006/main">
+              <a:graphicData uri="http://schemas.openxmlformats.org/drawingml/2006/picture">
+                <pic:pic xmlns:pic="http://schemas.openxmlformats.org/drawingml/2006/picture">
+                  <pic:nvPicPr>
+                    <pic:cNvPr id="1046088814" name="Picture 466988341"/>
+                    <pic:cNvPicPr/>
+                  </pic:nvPicPr>
+                  <pic:blipFill>
+                    <a:blip xmlns:r="http://schemas.openxmlformats.org/officeDocument/2006/relationships" r:embed="rId6">
+                      <a:extLst>
+                        <a:ext xmlns:a="http://schemas.openxmlformats.org/drawingml/2006/main" uri="{28A0092B-C50C-407E-A947-70E740481C1C}">
+                          <a14:useLocalDpi xmlns:a14="http://schemas.microsoft.com/office/drawing/2010/main" val="0"/>
+                        </a:ext>
+                      </a:extLst>
+                    </a:blip>
+                    <a:stretch>
+                      <a:fillRect/>
+                    </a:stretch>
+                  </pic:blipFill>
+                  <pic:spPr>
+                    <a:xfrm>
+                      <a:off x="0" y="0"/>
+                      <a:ext cx="5731510" cy="2298700"/>
+                    </a:xfrm>
+                    <a:prstGeom prst="rect">
+                      <a:avLst/>
+                    </a:prstGeom>
+                  </pic:spPr>
+                </pic:pic>
+              </a:graphicData>
+            </a:graphic>
+          </wp:inline>
+        </w:drawing>
+      </w:r>
+      <w:r>
+        <w:rPr>
+          <w:lang w:val="en-US"/>
+        </w:rPr>
         <w:br/>
       </w:r>
-      <w:r>
-        <w:rPr>
-          <w:rStyle w:val="ui-provider"/>
-        </w:rPr>
-        <w:t xml:space="preserve">8.</w:t>
-      </w:r>
-      <w:r>
-        <w:rPr>
-          <w:rStyle w:val="ui-provider"/>
-          <w:highlight w:val="cyan"/>
-        </w:rPr>
-        <w:t xml:space="preserve">User Unable to see the alert message, When user login in other system with same user ID and Password .</w:t>
-      </w:r>
-      <w:r>
-        <w:rPr/>
+    </w:p>
+    <w:p>
+      <w:pPr>
+        <w:pStyle w:val="ListParagraph"/>
+        <w:rPr>
+          <w:lang w:val="en-US"/>
+        </w:rPr>
+      </w:pPr>
+      <w:r>
+        <w:rPr>
+          <w:noProof/>
+          <w:lang w:val="en-US"/>
+        </w:rPr>
+        <w:drawing>
+          <wp:inline distT="0" distB="0" distL="0" distR="0">
+            <wp:extent cx="5731510" cy="2103120"/>
+            <wp:effectExtent l="0" t="0" r="2540" b="0"/>
+            <wp:docPr id="311697768" name="Picture 6"/>
+            <wp:cNvGraphicFramePr>
+              <a:graphicFrameLocks xmlns:a="http://schemas.openxmlformats.org/drawingml/2006/main" noChangeAspect="1"/>
+            </wp:cNvGraphicFramePr>
+            <a:graphic xmlns:a="http://schemas.openxmlformats.org/drawingml/2006/main">
+              <a:graphicData uri="http://schemas.openxmlformats.org/drawingml/2006/picture">
+                <pic:pic xmlns:pic="http://schemas.openxmlformats.org/drawingml/2006/picture">
+                  <pic:nvPicPr>
+                    <pic:cNvPr id="656775767" name="Picture 311697768"/>
+                    <pic:cNvPicPr/>
+                  </pic:nvPicPr>
+                  <pic:blipFill>
+                    <a:blip xmlns:r="http://schemas.openxmlformats.org/officeDocument/2006/relationships" r:embed="rId7">
+                      <a:extLst>
+                        <a:ext xmlns:a="http://schemas.openxmlformats.org/drawingml/2006/main" uri="{28A0092B-C50C-407E-A947-70E740481C1C}">
+                          <a14:useLocalDpi xmlns:a14="http://schemas.microsoft.com/office/drawing/2010/main" val="0"/>
+                        </a:ext>
+                      </a:extLst>
+                    </a:blip>
+                    <a:stretch>
+                      <a:fillRect/>
+                    </a:stretch>
+                  </pic:blipFill>
+                  <pic:spPr>
+                    <a:xfrm>
+                      <a:off x="0" y="0"/>
+                      <a:ext cx="5731510" cy="2103120"/>
+                    </a:xfrm>
+                    <a:prstGeom prst="rect">
+                      <a:avLst/>
+                    </a:prstGeom>
+                  </pic:spPr>
+                </pic:pic>
+              </a:graphicData>
+            </a:graphic>
+          </wp:inline>
+        </w:drawing>
+      </w:r>
+    </w:p>
+    <w:p>
+      <w:pPr>
+        <w:pStyle w:val="ListParagraph"/>
+        <w:numPr>
+          <w:ilvl w:val="0"/>
+          <w:numId w:val="6"/>
+        </w:numPr>
+        <w:rPr>
+          <w:lang w:val="en-US"/>
+        </w:rPr>
+      </w:pPr>
+      <w:r>
+        <w:rPr>
+          <w:lang w:val="en-US"/>
+        </w:rPr>
+        <w:t xml:space="preserve">When </w:t>
+      </w:r>
+      <w:r>
+        <w:rPr>
+          <w:lang w:val="en-US"/>
+        </w:rPr>
+        <w:t xml:space="preserve">the </w:t>
+      </w:r>
+      <w:r>
+        <w:rPr>
+          <w:lang w:val="en-US"/>
+        </w:rPr>
+        <w:t xml:space="preserve">Reviewer rejects the </w:t>
+      </w:r>
+      <w:r>
+        <w:rPr>
+          <w:lang w:val="en-US"/>
+        </w:rPr>
+        <w:t xml:space="preserve">document</w:t>
+      </w:r>
+      <w:r>
+        <w:rPr>
+          <w:lang w:val="en-US"/>
+        </w:rPr>
+        <w:t xml:space="preserve"> it not fetching separately (in the </w:t>
+      </w:r>
+      <w:r>
+        <w:rPr>
+          <w:lang w:val="en-US"/>
+        </w:rPr>
+        <w:t xml:space="preserve">Reviewer </w:t>
+      </w:r>
+      <w:r>
+        <w:rPr>
+          <w:lang w:val="en-US"/>
+        </w:rPr>
+        <w:t xml:space="preserve">column) </w:t>
+      </w:r>
+      <w:r>
+        <w:rPr>
+          <w:lang w:val="en-US"/>
+        </w:rPr>
+        <w:t xml:space="preserve">as it is fetching like the List and it is not showing the reviewer rejection Remark(s)/Reason(s)</w:t>
+      </w:r>
+      <w:r>
+        <w:rPr>
+          <w:lang w:val="en-US"/>
+        </w:rPr>
         <w:br/>
       </w:r>
       <w:r>
         <w:rPr>
-          <w:rStyle w:val="ui-provider"/>
-        </w:rPr>
-        <w:t xml:space="preserve">9.</w:t>
-      </w:r>
-      <w:r>
-        <w:rPr>
-          <w:rStyle w:val="ui-provider"/>
-          <w:highlight w:val="red"/>
-        </w:rPr>
-        <w:t xml:space="preserve">Plant Name &amp; Address which is given in the plant management should be directly fetched in the Document Header.</w:t>
-      </w:r>
-      <w:r>
-        <w:rPr/>
+          <w:noProof/>
+          <w:lang w:val="en-US"/>
+        </w:rPr>
+        <w:drawing>
+          <wp:inline distT="0" distB="0" distL="0" distR="0">
+            <wp:extent cx="4968240" cy="3385735"/>
+            <wp:effectExtent l="0" t="0" r="3810" b="5715"/>
+            <wp:docPr id="746907766" name="Picture 8"/>
+            <wp:cNvGraphicFramePr>
+              <a:graphicFrameLocks xmlns:a="http://schemas.openxmlformats.org/drawingml/2006/main" noChangeAspect="1"/>
+            </wp:cNvGraphicFramePr>
+            <a:graphic xmlns:a="http://schemas.openxmlformats.org/drawingml/2006/main">
+              <a:graphicData uri="http://schemas.openxmlformats.org/drawingml/2006/picture">
+                <pic:pic xmlns:pic="http://schemas.openxmlformats.org/drawingml/2006/picture">
+                  <pic:nvPicPr>
+                    <pic:cNvPr id="2054472524" name="Picture 746907766"/>
+                    <pic:cNvPicPr/>
+                  </pic:nvPicPr>
+                  <pic:blipFill>
+                    <a:blip xmlns:r="http://schemas.openxmlformats.org/officeDocument/2006/relationships" r:embed="rId8">
+                      <a:extLst>
+                        <a:ext xmlns:a="http://schemas.openxmlformats.org/drawingml/2006/main" uri="{28A0092B-C50C-407E-A947-70E740481C1C}">
+                          <a14:useLocalDpi xmlns:a14="http://schemas.microsoft.com/office/drawing/2010/main" val="0"/>
+                        </a:ext>
+                      </a:extLst>
+                    </a:blip>
+                    <a:stretch>
+                      <a:fillRect/>
+                    </a:stretch>
+                  </pic:blipFill>
+                  <pic:spPr>
+                    <a:xfrm>
+                      <a:off x="0" y="0"/>
+                      <a:ext cx="4974702" cy="3390139"/>
+                    </a:xfrm>
+                    <a:prstGeom prst="rect">
+                      <a:avLst/>
+                    </a:prstGeom>
+                  </pic:spPr>
+                </pic:pic>
+              </a:graphicData>
+            </a:graphic>
+          </wp:inline>
+        </w:drawing>
+      </w:r>
+    </w:p>
+    <w:p>
+      <w:pPr>
+        <w:pStyle w:val="ListParagraph"/>
+        <w:rPr>
+          <w:lang w:val="en-US"/>
+        </w:rPr>
+      </w:pPr>
+    </w:p>
+    <w:p>
+      <w:pPr>
+        <w:pStyle w:val="ListParagraph"/>
+        <w:rPr>
+          <w:lang w:val="en-US"/>
+        </w:rPr>
+      </w:pPr>
+    </w:p>
+    <w:p>
+      <w:pPr>
+        <w:pStyle w:val="ListParagraph"/>
+        <w:numPr>
+          <w:ilvl w:val="0"/>
+          <w:numId w:val="6"/>
+        </w:numPr>
+        <w:rPr>
+          <w:lang w:val="en-US"/>
+        </w:rPr>
+      </w:pPr>
+      <w:r>
+        <w:rPr>
+          <w:lang w:val="en-US"/>
+        </w:rPr>
+        <w:t xml:space="preserve">Only the first and </w:t>
+      </w:r>
+      <w:r>
+        <w:rPr>
+          <w:lang w:val="en-US"/>
+        </w:rPr>
+        <w:t xml:space="preserve">Last</w:t>
+      </w:r>
+      <w:r>
+        <w:rPr>
+          <w:lang w:val="en-US"/>
+        </w:rPr>
+        <w:t xml:space="preserve">(</w:t>
+      </w:r>
+      <w:r>
+        <w:rPr>
+          <w:lang w:val="en-US"/>
+        </w:rPr>
+        <w:t xml:space="preserve">Initiated)</w:t>
+      </w:r>
+      <w:r>
+        <w:rPr>
+          <w:lang w:val="en-US"/>
+        </w:rPr>
+        <w:t xml:space="preserve"> Audit Trails information is fetching</w:t>
+      </w:r>
+      <w:r>
+        <w:rPr>
+          <w:lang w:val="en-US"/>
+        </w:rPr>
         <w:br/>
       </w:r>
       <w:r>
         <w:rPr>
-          <w:rStyle w:val="ui-provider"/>
-          <w:highlight w:val="red"/>
-        </w:rPr>
-        <w:t xml:space="preserve">10.Back button is not placed in the correct position in the application(work assigned grid page)</w:t>
-      </w:r>
-      <w:r>
-        <w:rPr/>
+          <w:noProof/>
+          <w:lang w:val="en-US"/>
+        </w:rPr>
+        <w:drawing>
+          <wp:inline distT="0" distB="0" distL="0" distR="0">
+            <wp:extent cx="5731510" cy="4214495"/>
+            <wp:effectExtent l="0" t="0" r="2540" b="0"/>
+            <wp:docPr id="12021556" name="Picture 7"/>
+            <wp:cNvGraphicFramePr>
+              <a:graphicFrameLocks xmlns:a="http://schemas.openxmlformats.org/drawingml/2006/main" noChangeAspect="1"/>
+            </wp:cNvGraphicFramePr>
+            <a:graphic xmlns:a="http://schemas.openxmlformats.org/drawingml/2006/main">
+              <a:graphicData uri="http://schemas.openxmlformats.org/drawingml/2006/picture">
+                <pic:pic xmlns:pic="http://schemas.openxmlformats.org/drawingml/2006/picture">
+                  <pic:nvPicPr>
+                    <pic:cNvPr id="580686612" name="Picture 12021556"/>
+                    <pic:cNvPicPr/>
+                  </pic:nvPicPr>
+                  <pic:blipFill>
+                    <a:blip xmlns:r="http://schemas.openxmlformats.org/officeDocument/2006/relationships" r:embed="rId9">
+                      <a:extLst>
+                        <a:ext xmlns:a="http://schemas.openxmlformats.org/drawingml/2006/main" uri="{28A0092B-C50C-407E-A947-70E740481C1C}">
+                          <a14:useLocalDpi xmlns:a14="http://schemas.microsoft.com/office/drawing/2010/main" val="0"/>
+                        </a:ext>
+                      </a:extLst>
+                    </a:blip>
+                    <a:stretch>
+                      <a:fillRect/>
+                    </a:stretch>
+                  </pic:blipFill>
+                  <pic:spPr>
+                    <a:xfrm>
+                      <a:off x="0" y="0"/>
+                      <a:ext cx="5731510" cy="4214495"/>
+                    </a:xfrm>
+                    <a:prstGeom prst="rect">
+                      <a:avLst/>
+                    </a:prstGeom>
+                  </pic:spPr>
+                </pic:pic>
+              </a:graphicData>
+            </a:graphic>
+          </wp:inline>
+        </w:drawing>
+      </w:r>
+    </w:p>
+    <w:p>
+      <w:pPr>
+        <w:pStyle w:val="ListParagraph"/>
+        <w:numPr>
+          <w:ilvl w:val="0"/>
+          <w:numId w:val="6"/>
+        </w:numPr>
+        <w:rPr>
+          <w:lang w:val="en-US"/>
+        </w:rPr>
+      </w:pPr>
+      <w:r>
+        <w:rPr>
+          <w:lang w:val="en-US"/>
+        </w:rPr>
+        <w:t xml:space="preserve">Revision Numbers should be in double-digit number like Revision 00, Revision 01</w:t>
+      </w:r>
+    </w:p>
+    <w:p>
+      <w:pPr>
+        <w:pStyle w:val="ListParagraph"/>
+        <w:numPr>
+          <w:ilvl w:val="0"/>
+          <w:numId w:val="6"/>
+        </w:numPr>
+        <w:rPr>
+          <w:lang w:val="en-US"/>
+        </w:rPr>
+      </w:pPr>
+      <w:r>
+        <w:rPr>
+          <w:lang w:val="en-US"/>
+        </w:rPr>
+        <w:t xml:space="preserve">When Reviewer or Approver is Returning</w:t>
+      </w:r>
+      <w:r>
+        <w:rPr>
+          <w:lang w:val="en-US"/>
+        </w:rPr>
+        <w:t xml:space="preserve">,</w:t>
+      </w:r>
+      <w:r>
+        <w:rPr>
+          <w:lang w:val="en-US"/>
+        </w:rPr>
+        <w:t xml:space="preserve"> the document it is showing as </w:t>
+      </w:r>
+      <w:r>
+        <w:rPr>
+          <w:lang w:val="en-US"/>
+        </w:rPr>
+        <w:t xml:space="preserve">Reviewed</w:t>
+      </w:r>
+      <w:r>
+        <w:rPr>
+          <w:lang w:val="en-US"/>
+        </w:rPr>
+        <w:t xml:space="preserve"> in Audit Trails</w:t>
+      </w:r>
+      <w:r>
+        <w:rPr>
+          <w:lang w:val="en-US"/>
+        </w:rPr>
+        <w:t xml:space="preserve"> but not Returned</w:t>
+      </w:r>
+      <w:r>
+        <w:rPr>
+          <w:lang w:val="en-US"/>
+        </w:rPr>
         <w:br/>
       </w:r>
       <w:r>
         <w:rPr>
-          <w:rStyle w:val="ui-provider"/>
-          <w:highlight w:val="green"/>
-        </w:rPr>
-        <w:t xml:space="preserve">11.Label and Values should be removed in Title field (document template add page field)</w:t>
-      </w:r>
-      <w:r>
-        <w:rPr/>
+          <w:noProof/>
+          <w:lang w:val="en-US"/>
+        </w:rPr>
+        <w:drawing>
+          <wp:inline distT="0" distB="0" distL="0" distR="0">
+            <wp:extent cx="5685893" cy="2453640"/>
+            <wp:effectExtent l="0" t="0" r="0" b="3810"/>
+            <wp:docPr id="771348176" name="Picture 223"/>
+            <wp:cNvGraphicFramePr>
+              <a:graphicFrameLocks xmlns:a="http://schemas.openxmlformats.org/drawingml/2006/main" noChangeAspect="1"/>
+            </wp:cNvGraphicFramePr>
+            <a:graphic xmlns:a="http://schemas.openxmlformats.org/drawingml/2006/main">
+              <a:graphicData uri="http://schemas.openxmlformats.org/drawingml/2006/picture">
+                <pic:pic xmlns:pic="http://schemas.openxmlformats.org/drawingml/2006/picture">
+                  <pic:nvPicPr>
+                    <pic:cNvPr id="310514225" name="Picture 771348176"/>
+                    <pic:cNvPicPr/>
+                  </pic:nvPicPr>
+                  <pic:blipFill>
+                    <a:blip xmlns:r="http://schemas.openxmlformats.org/officeDocument/2006/relationships" r:embed="rId10" cstate="print">
+                      <a:extLst>
+                        <a:ext xmlns:a="http://schemas.openxmlformats.org/drawingml/2006/main" uri="{28A0092B-C50C-407E-A947-70E740481C1C}">
+                          <a14:useLocalDpi xmlns:a14="http://schemas.microsoft.com/office/drawing/2010/main" val="0"/>
+                        </a:ext>
+                      </a:extLst>
+                    </a:blip>
+                    <a:stretch>
+                      <a:fillRect/>
+                    </a:stretch>
+                  </pic:blipFill>
+                  <pic:spPr>
+                    <a:xfrm>
+                      <a:off x="0" y="0"/>
+                      <a:ext cx="5689932" cy="2455383"/>
+                    </a:xfrm>
+                    <a:prstGeom prst="rect">
+                      <a:avLst/>
+                    </a:prstGeom>
+                  </pic:spPr>
+                </pic:pic>
+              </a:graphicData>
+            </a:graphic>
+          </wp:inline>
+        </w:drawing>
+      </w:r>
+      <w:r>
+        <w:rPr>
+          <w:lang w:val="en-US"/>
+        </w:rPr>
         <w:br/>
       </w:r>
       <w:r>
         <w:rPr>
-          <w:rStyle w:val="ui-provider"/>
-          <w:highlight w:val="red"/>
-        </w:rPr>
-        <w:t xml:space="preserve">12.After doing Revision, In preparation when we make changes and </w:t>
-      </w:r>
-      <w:r>
-        <w:rPr>
-          <w:rStyle w:val="ui-provider"/>
-          <w:highlight w:val="red"/>
-        </w:rPr>
-        <w:t xml:space="preserve">submiting</w:t>
-      </w:r>
-      <w:r>
-        <w:rPr>
-          <w:rStyle w:val="ui-provider"/>
-          <w:highlight w:val="red"/>
-        </w:rPr>
-        <w:t xml:space="preserve"> it is showing as duplicate number and view document is not working</w:t>
-      </w:r>
-      <w:r>
-        <w:rPr/>
+          <w:noProof/>
+          <w:lang w:val="en-US"/>
+        </w:rPr>
+        <w:drawing>
+          <wp:inline distT="0" distB="0" distL="0" distR="0">
+            <wp:extent cx="5731510" cy="3583305"/>
+            <wp:effectExtent l="0" t="0" r="2540" b="0"/>
+            <wp:docPr id="653711935" name="Picture 222"/>
+            <wp:cNvGraphicFramePr>
+              <a:graphicFrameLocks xmlns:a="http://schemas.openxmlformats.org/drawingml/2006/main" noChangeAspect="1"/>
+            </wp:cNvGraphicFramePr>
+            <a:graphic xmlns:a="http://schemas.openxmlformats.org/drawingml/2006/main">
+              <a:graphicData uri="http://schemas.openxmlformats.org/drawingml/2006/picture">
+                <pic:pic xmlns:pic="http://schemas.openxmlformats.org/drawingml/2006/picture">
+                  <pic:nvPicPr>
+                    <pic:cNvPr id="2056872392" name="Picture 653711935"/>
+                    <pic:cNvPicPr/>
+                  </pic:nvPicPr>
+                  <pic:blipFill>
+                    <a:blip xmlns:r="http://schemas.openxmlformats.org/officeDocument/2006/relationships" r:embed="rId11">
+                      <a:extLst>
+                        <a:ext xmlns:a="http://schemas.openxmlformats.org/drawingml/2006/main" uri="{28A0092B-C50C-407E-A947-70E740481C1C}">
+                          <a14:useLocalDpi xmlns:a14="http://schemas.microsoft.com/office/drawing/2010/main" val="0"/>
+                        </a:ext>
+                      </a:extLst>
+                    </a:blip>
+                    <a:stretch>
+                      <a:fillRect/>
+                    </a:stretch>
+                  </pic:blipFill>
+                  <pic:spPr>
+                    <a:xfrm>
+                      <a:off x="0" y="0"/>
+                      <a:ext cx="5731510" cy="3583305"/>
+                    </a:xfrm>
+                    <a:prstGeom prst="rect">
+                      <a:avLst/>
+                    </a:prstGeom>
+                  </pic:spPr>
+                </pic:pic>
+              </a:graphicData>
+            </a:graphic>
+          </wp:inline>
+        </w:drawing>
+      </w:r>
+      <w:r>
+        <w:rPr>
+          <w:lang w:val="en-US"/>
+        </w:rPr>
         <w:br/>
       </w:r>
       <w:r>
         <w:rPr>
-          <w:rStyle w:val="ui-provider"/>
-          <w:highlight w:val="red"/>
-        </w:rPr>
-        <w:t xml:space="preserve">13.In STP &amp; STS, SOP(Regression), BMR, BPR Supersedes No. text filed is fetching in different font and size.</w:t>
-      </w:r>
-      <w:r>
-        <w:rPr/>
+          <w:lang w:val="en-US"/>
+        </w:rPr>
         <w:br/>
       </w:r>
-      <w:r>
-        <w:rPr>
-          <w:rStyle w:val="ui-provider"/>
-          <w:highlight w:val="red"/>
-        </w:rPr>
-        <w:t xml:space="preserve">14.Password expiry notification is not coming for initiator/approver/reviewer - it is only coming for admin but it is showing wrong .</w:t>
-      </w:r>
-      <w:r>
-        <w:rPr/>
+    </w:p>
+    <w:p>
+      <w:pPr>
+        <w:pStyle w:val="ListParagraph"/>
+        <w:numPr>
+          <w:ilvl w:val="0"/>
+          <w:numId w:val="6"/>
+        </w:numPr>
+        <w:rPr>
+          <w:lang w:val="en-US"/>
+        </w:rPr>
+      </w:pPr>
+      <w:r>
+        <w:rPr>
+          <w:lang w:val="en-US"/>
+        </w:rPr>
+        <w:t xml:space="preserve">Only Initiated details are fet</w:t>
+      </w:r>
+      <w:r>
+        <w:rPr>
+          <w:lang w:val="en-US"/>
+        </w:rPr>
+        <w:t xml:space="preserve">ch</w:t>
+      </w:r>
+      <w:r>
+        <w:rPr>
+          <w:lang w:val="en-US"/>
+        </w:rPr>
+        <w:t xml:space="preserve">ing when </w:t>
+      </w:r>
+      <w:r>
+        <w:rPr>
+          <w:lang w:val="en-US"/>
+        </w:rPr>
+        <w:t xml:space="preserve">clicking(</w:t>
+      </w:r>
+      <w:r>
+        <w:rPr>
+          <w:lang w:val="en-US"/>
+        </w:rPr>
+        <w:t xml:space="preserve">only 0 and last modified revisions) but Review and approve details (Remark(s) &amp; Reason(s)) are not showing.</w:t>
+      </w:r>
+      <w:r>
+        <w:rPr>
+          <w:lang w:val="en-US"/>
+        </w:rPr>
         <w:br/>
       </w:r>
       <w:r>
         <w:rPr>
-          <w:rStyle w:val="ui-provider"/>
-          <w:highlight w:val="green"/>
-        </w:rPr>
-        <w:t xml:space="preserve">15.In view document Page no's are fetching wrongly &amp; Large in Size and should be in Right side of the document</w:t>
-      </w:r>
-      <w:r>
-        <w:rPr/>
+          <w:noProof/>
+          <w:lang w:val="en-US"/>
+        </w:rPr>
+        <w:drawing>
+          <wp:inline distT="0" distB="0" distL="0" distR="0">
+            <wp:extent cx="5731510" cy="3319780"/>
+            <wp:effectExtent l="0" t="0" r="2540" b="0"/>
+            <wp:docPr id="1626655303" name="Picture 1"/>
+            <wp:cNvGraphicFramePr>
+              <a:graphicFrameLocks xmlns:a="http://schemas.openxmlformats.org/drawingml/2006/main" noChangeAspect="1"/>
+            </wp:cNvGraphicFramePr>
+            <a:graphic xmlns:a="http://schemas.openxmlformats.org/drawingml/2006/main">
+              <a:graphicData uri="http://schemas.openxmlformats.org/drawingml/2006/picture">
+                <pic:pic xmlns:pic="http://schemas.openxmlformats.org/drawingml/2006/picture">
+                  <pic:nvPicPr>
+                    <pic:cNvPr id="81939968" name="Picture 1626655303"/>
+                    <pic:cNvPicPr/>
+                  </pic:nvPicPr>
+                  <pic:blipFill>
+                    <a:blip xmlns:r="http://schemas.openxmlformats.org/officeDocument/2006/relationships" r:embed="rId12">
+                      <a:extLst>
+                        <a:ext xmlns:a="http://schemas.openxmlformats.org/drawingml/2006/main" uri="{28A0092B-C50C-407E-A947-70E740481C1C}">
+                          <a14:useLocalDpi xmlns:a14="http://schemas.microsoft.com/office/drawing/2010/main" val="0"/>
+                        </a:ext>
+                      </a:extLst>
+                    </a:blip>
+                    <a:stretch>
+                      <a:fillRect/>
+                    </a:stretch>
+                  </pic:blipFill>
+                  <pic:spPr>
+                    <a:xfrm>
+                      <a:off x="0" y="0"/>
+                      <a:ext cx="5731510" cy="3319780"/>
+                    </a:xfrm>
+                    <a:prstGeom prst="rect">
+                      <a:avLst/>
+                    </a:prstGeom>
+                  </pic:spPr>
+                </pic:pic>
+              </a:graphicData>
+            </a:graphic>
+          </wp:inline>
+        </w:drawing>
+      </w:r>
+    </w:p>
+    <w:p>
+      <w:pPr>
+        <w:rPr>
+          <w:b/>
+          <w:bCs/>
+          <w:sz w:val="28"/>
+          <w:szCs w:val="28"/>
+          <w:lang w:val="en-US"/>
+        </w:rPr>
+      </w:pPr>
+      <w:r>
+        <w:rPr>
+          <w:b/>
+          <w:bCs/>
+          <w:sz w:val="28"/>
+          <w:szCs w:val="28"/>
+          <w:lang w:val="en-US"/>
+        </w:rPr>
+        <w:t xml:space="preserve">Document Preparation</w:t>
+      </w:r>
+    </w:p>
+    <w:p>
+      <w:pPr>
+        <w:pStyle w:val="ListParagraph"/>
+        <w:numPr>
+          <w:ilvl w:val="0"/>
+          <w:numId w:val="6"/>
+        </w:numPr>
+        <w:rPr>
+          <w:lang w:val="en-US"/>
+        </w:rPr>
+      </w:pPr>
+      <w:r>
+        <w:rPr>
+          <w:lang w:val="en-US"/>
+        </w:rPr>
+        <w:t xml:space="preserve">Grid page is not Properly Aligned.</w:t>
+      </w:r>
+    </w:p>
+    <w:p>
+      <w:pPr>
+        <w:pStyle w:val="ListParagraph"/>
+        <w:numPr>
+          <w:ilvl w:val="0"/>
+          <w:numId w:val="6"/>
+        </w:numPr>
+        <w:rPr>
+          <w:lang w:val="en-US"/>
+        </w:rPr>
+      </w:pPr>
+      <w:r>
+        <w:rPr>
+          <w:lang w:val="en-US"/>
+        </w:rPr>
+        <w:t xml:space="preserve">Activity of </w:t>
+      </w:r>
+      <w:r>
+        <w:rPr>
+          <w:lang w:val="en-US"/>
+        </w:rPr>
+        <w:t xml:space="preserve">Date &amp; </w:t>
+      </w:r>
+      <w:r>
+        <w:rPr>
+          <w:lang w:val="en-US"/>
+        </w:rPr>
+        <w:t xml:space="preserve">Time is not correctly </w:t>
+      </w:r>
+      <w:r>
+        <w:rPr>
+          <w:lang w:val="en-US"/>
+        </w:rPr>
+        <w:t xml:space="preserve">displaying</w:t>
+      </w:r>
+    </w:p>
+    <w:p>
+      <w:pPr>
+        <w:pStyle w:val="ListParagraph"/>
+        <w:numPr>
+          <w:ilvl w:val="0"/>
+          <w:numId w:val="6"/>
+        </w:numPr>
+        <w:rPr>
+          <w:lang w:val="en-US"/>
+        </w:rPr>
+      </w:pPr>
+      <w:r>
+        <w:rPr>
+          <w:lang w:val="en-US"/>
+        </w:rPr>
+        <w:t xml:space="preserve">Freshly registered document is not fetching in S:no 1.</w:t>
+      </w:r>
+    </w:p>
+    <w:p>
+      <w:pPr>
+        <w:pStyle w:val="ListParagraph"/>
+        <w:numPr>
+          <w:ilvl w:val="0"/>
+          <w:numId w:val="6"/>
+        </w:numPr>
+        <w:rPr>
+          <w:lang w:val="en-US"/>
+        </w:rPr>
+      </w:pPr>
+      <w:r>
+        <w:rPr>
+          <w:lang w:val="en-US"/>
+        </w:rPr>
+        <w:t xml:space="preserve">In New Document Preparation for standard Testing </w:t>
+      </w:r>
+      <w:r>
+        <w:rPr>
+          <w:lang w:val="en-US"/>
+        </w:rPr>
+        <w:t xml:space="preserve">Procedure</w:t>
+      </w:r>
+      <w:r>
+        <w:rPr>
+          <w:lang w:val="en-US"/>
+        </w:rPr>
+        <w:t xml:space="preserve"> it is showing as STP No. but, in Audit Trails it is displaying as SOP No.</w:t>
+      </w:r>
+      <w:r>
+        <w:rPr>
+          <w:lang w:val="en-US"/>
+        </w:rPr>
         <w:br/>
       </w:r>
       <w:r>
         <w:rPr>
-          <w:rStyle w:val="ui-provider"/>
-          <w:highlight w:val="green"/>
-        </w:rPr>
-        <w:t xml:space="preserve">17.The system is not displaying validation message " Invalid Password Attempts 1 of 3" after clicking on submit button when the user enters an user Id or invalid password</w:t>
-      </w:r>
-      <w:r>
-        <w:rPr/>
+          <w:noProof/>
+          <w:lang w:val="en-US"/>
+        </w:rPr>
+        <w:drawing>
+          <wp:inline distT="0" distB="0" distL="0" distR="0">
+            <wp:extent cx="5731510" cy="3785870"/>
+            <wp:effectExtent l="0" t="0" r="2540" b="5080"/>
+            <wp:docPr id="1430753915" name="Picture 3"/>
+            <wp:cNvGraphicFramePr>
+              <a:graphicFrameLocks xmlns:a="http://schemas.openxmlformats.org/drawingml/2006/main" noChangeAspect="1"/>
+            </wp:cNvGraphicFramePr>
+            <a:graphic xmlns:a="http://schemas.openxmlformats.org/drawingml/2006/main">
+              <a:graphicData uri="http://schemas.openxmlformats.org/drawingml/2006/picture">
+                <pic:pic xmlns:pic="http://schemas.openxmlformats.org/drawingml/2006/picture">
+                  <pic:nvPicPr>
+                    <pic:cNvPr id="673981887" name="Picture 1430753915"/>
+                    <pic:cNvPicPr/>
+                  </pic:nvPicPr>
+                  <pic:blipFill>
+                    <a:blip xmlns:r="http://schemas.openxmlformats.org/officeDocument/2006/relationships" r:embed="rId13">
+                      <a:extLst>
+                        <a:ext xmlns:a="http://schemas.openxmlformats.org/drawingml/2006/main" uri="{28A0092B-C50C-407E-A947-70E740481C1C}">
+                          <a14:useLocalDpi xmlns:a14="http://schemas.microsoft.com/office/drawing/2010/main" val="0"/>
+                        </a:ext>
+                      </a:extLst>
+                    </a:blip>
+                    <a:stretch>
+                      <a:fillRect/>
+                    </a:stretch>
+                  </pic:blipFill>
+                  <pic:spPr>
+                    <a:xfrm>
+                      <a:off x="0" y="0"/>
+                      <a:ext cx="5731510" cy="3785870"/>
+                    </a:xfrm>
+                    <a:prstGeom prst="rect">
+                      <a:avLst/>
+                    </a:prstGeom>
+                  </pic:spPr>
+                </pic:pic>
+              </a:graphicData>
+            </a:graphic>
+          </wp:inline>
+        </w:drawing>
+      </w:r>
+      <w:r>
+        <w:rPr>
+          <w:lang w:val="en-US"/>
+        </w:rPr>
         <w:br/>
       </w:r>
       <w:r>
         <w:rPr>
-          <w:rStyle w:val="ui-provider"/>
-          <w:highlight w:val="red"/>
-        </w:rPr>
-        <w:t xml:space="preserve">18.In User ID Registration  Same user name and User ID with different details (like emp. Code &amp; date of joining) not being registered, it shows a popup contains “already exists”.</w:t>
-      </w:r>
-      <w:r>
-        <w:rPr/>
+          <w:noProof/>
+          <w:lang w:val="en-US"/>
+        </w:rPr>
+        <w:drawing>
+          <wp:inline distT="0" distB="0" distL="0" distR="0">
+            <wp:extent cx="5731510" cy="3570605"/>
+            <wp:effectExtent l="0" t="0" r="2540" b="0"/>
+            <wp:docPr id="1008082818" name="Picture 2"/>
+            <wp:cNvGraphicFramePr>
+              <a:graphicFrameLocks xmlns:a="http://schemas.openxmlformats.org/drawingml/2006/main" noChangeAspect="1"/>
+            </wp:cNvGraphicFramePr>
+            <a:graphic xmlns:a="http://schemas.openxmlformats.org/drawingml/2006/main">
+              <a:graphicData uri="http://schemas.openxmlformats.org/drawingml/2006/picture">
+                <pic:pic xmlns:pic="http://schemas.openxmlformats.org/drawingml/2006/picture">
+                  <pic:nvPicPr>
+                    <pic:cNvPr id="1370729579" name="Picture 1008082818"/>
+                    <pic:cNvPicPr/>
+                  </pic:nvPicPr>
+                  <pic:blipFill>
+                    <a:blip xmlns:r="http://schemas.openxmlformats.org/officeDocument/2006/relationships" r:embed="rId14">
+                      <a:extLst>
+                        <a:ext xmlns:a="http://schemas.openxmlformats.org/drawingml/2006/main" uri="{28A0092B-C50C-407E-A947-70E740481C1C}">
+                          <a14:useLocalDpi xmlns:a14="http://schemas.microsoft.com/office/drawing/2010/main" val="0"/>
+                        </a:ext>
+                      </a:extLst>
+                    </a:blip>
+                    <a:stretch>
+                      <a:fillRect/>
+                    </a:stretch>
+                  </pic:blipFill>
+                  <pic:spPr>
+                    <a:xfrm>
+                      <a:off x="0" y="0"/>
+                      <a:ext cx="5731510" cy="3570605"/>
+                    </a:xfrm>
+                    <a:prstGeom prst="rect">
+                      <a:avLst/>
+                    </a:prstGeom>
+                  </pic:spPr>
+                </pic:pic>
+              </a:graphicData>
+            </a:graphic>
+          </wp:inline>
+        </w:drawing>
+      </w:r>
+    </w:p>
+    <w:p>
+      <w:pPr>
+        <w:pStyle w:val="ListParagraph"/>
+        <w:rPr>
+          <w:lang w:val="en-US"/>
+        </w:rPr>
+      </w:pPr>
+    </w:p>
+    <w:p>
+      <w:pPr>
+        <w:pStyle w:val="ListParagraph"/>
+        <w:numPr>
+          <w:ilvl w:val="0"/>
+          <w:numId w:val="6"/>
+        </w:numPr>
+        <w:rPr>
+          <w:lang w:val="en-US"/>
+        </w:rPr>
+      </w:pPr>
+      <w:r>
+        <w:rPr>
+          <w:lang w:val="en-US"/>
+        </w:rPr>
+        <w:t xml:space="preserve">All the Revisions are coming in </w:t>
+      </w:r>
+      <w:r>
+        <w:rPr>
+          <w:lang w:val="en-US"/>
+        </w:rPr>
+        <w:t xml:space="preserve">a </w:t>
+      </w:r>
+      <w:r>
+        <w:rPr>
+          <w:lang w:val="en-US"/>
+        </w:rPr>
+        <w:t xml:space="preserve">single Revision bar</w:t>
+      </w:r>
+      <w:r>
+        <w:rPr>
+          <w:lang w:val="en-US"/>
+        </w:rPr>
         <w:br/>
       </w:r>
       <w:r>
         <w:rPr>
-          <w:rStyle w:val="ui-provider"/>
-          <w:highlight w:val="cyan"/>
-        </w:rPr>
-        <w:t xml:space="preserve">19.Password recovery system required in software.</w:t>
-      </w:r>
-      <w:r>
-        <w:rPr/>
+          <w:noProof/>
+          <w:lang w:val="en-US"/>
+        </w:rPr>
+        <w:drawing>
+          <wp:inline distT="0" distB="0" distL="0" distR="0">
+            <wp:extent cx="5731510" cy="1029335"/>
+            <wp:effectExtent l="0" t="0" r="2540" b="0"/>
+            <wp:docPr id="350956665" name="Picture 4"/>
+            <wp:cNvGraphicFramePr>
+              <a:graphicFrameLocks xmlns:a="http://schemas.openxmlformats.org/drawingml/2006/main" noChangeAspect="1"/>
+            </wp:cNvGraphicFramePr>
+            <a:graphic xmlns:a="http://schemas.openxmlformats.org/drawingml/2006/main">
+              <a:graphicData uri="http://schemas.openxmlformats.org/drawingml/2006/picture">
+                <pic:pic xmlns:pic="http://schemas.openxmlformats.org/drawingml/2006/picture">
+                  <pic:nvPicPr>
+                    <pic:cNvPr id="288254451" name="Picture 350956665"/>
+                    <pic:cNvPicPr/>
+                  </pic:nvPicPr>
+                  <pic:blipFill>
+                    <a:blip xmlns:r="http://schemas.openxmlformats.org/officeDocument/2006/relationships" r:embed="rId15" cstate="print">
+                      <a:extLst>
+                        <a:ext xmlns:a="http://schemas.openxmlformats.org/drawingml/2006/main" uri="{28A0092B-C50C-407E-A947-70E740481C1C}">
+                          <a14:useLocalDpi xmlns:a14="http://schemas.microsoft.com/office/drawing/2010/main" val="0"/>
+                        </a:ext>
+                      </a:extLst>
+                    </a:blip>
+                    <a:stretch>
+                      <a:fillRect/>
+                    </a:stretch>
+                  </pic:blipFill>
+                  <pic:spPr>
+                    <a:xfrm>
+                      <a:off x="0" y="0"/>
+                      <a:ext cx="5731510" cy="1029335"/>
+                    </a:xfrm>
+                    <a:prstGeom prst="rect">
+                      <a:avLst/>
+                    </a:prstGeom>
+                  </pic:spPr>
+                </pic:pic>
+              </a:graphicData>
+            </a:graphic>
+          </wp:inline>
+        </w:drawing>
+      </w:r>
+    </w:p>
+    <w:p>
+      <w:pPr>
+        <w:pStyle w:val="ListParagraph"/>
+        <w:rPr>
+          <w:lang w:val="en-US"/>
+        </w:rPr>
+      </w:pPr>
+    </w:p>
+    <w:p>
+      <w:pPr>
+        <w:pStyle w:val="ListParagraph"/>
+        <w:numPr>
+          <w:ilvl w:val="0"/>
+          <w:numId w:val="6"/>
+        </w:numPr>
+        <w:rPr>
+          <w:lang w:val="en-US"/>
+        </w:rPr>
+      </w:pPr>
+      <w:r>
+        <w:rPr>
+          <w:lang w:val="en-US"/>
+        </w:rPr>
+        <w:t xml:space="preserve">In Audit Trails Approver Name is fetching in place of Initiator in Activity</w:t>
+      </w:r>
+      <w:r>
+        <w:rPr>
+          <w:lang w:val="en-US"/>
+        </w:rPr>
         <w:br/>
       </w:r>
       <w:r>
         <w:rPr>
-          <w:rStyle w:val="ui-provider"/>
-          <w:highlight w:val="red"/>
-        </w:rPr>
-        <w:t xml:space="preserve">20.Date format on printed details (like effective date, review date, footer) is wrong i.e. M/DD/YYYY but date format as per SOP is DD/MM/YYYY.</w:t>
-      </w:r>
+          <w:noProof/>
+          <w:lang w:val="en-US"/>
+        </w:rPr>
+        <w:drawing>
+          <wp:inline distT="0" distB="0" distL="0" distR="0">
+            <wp:extent cx="5410200" cy="1416050"/>
+            <wp:effectExtent l="0" t="0" r="0" b="0"/>
+            <wp:docPr id="2013239576" name="Picture 5"/>
+            <wp:cNvGraphicFramePr>
+              <a:graphicFrameLocks xmlns:a="http://schemas.openxmlformats.org/drawingml/2006/main" noChangeAspect="1"/>
+            </wp:cNvGraphicFramePr>
+            <a:graphic xmlns:a="http://schemas.openxmlformats.org/drawingml/2006/main">
+              <a:graphicData uri="http://schemas.openxmlformats.org/drawingml/2006/picture">
+                <pic:pic xmlns:pic="http://schemas.openxmlformats.org/drawingml/2006/picture">
+                  <pic:nvPicPr>
+                    <pic:cNvPr id="21468375" name="Picture 2013239576"/>
+                    <pic:cNvPicPr/>
+                  </pic:nvPicPr>
+                  <pic:blipFill>
+                    <a:blip xmlns:r="http://schemas.openxmlformats.org/officeDocument/2006/relationships" r:embed="rId16">
+                      <a:extLst>
+                        <a:ext xmlns:a="http://schemas.openxmlformats.org/drawingml/2006/main" uri="{28A0092B-C50C-407E-A947-70E740481C1C}">
+                          <a14:useLocalDpi xmlns:a14="http://schemas.microsoft.com/office/drawing/2010/main" val="0"/>
+                        </a:ext>
+                      </a:extLst>
+                    </a:blip>
+                    <a:stretch>
+                      <a:fillRect/>
+                    </a:stretch>
+                  </pic:blipFill>
+                  <pic:spPr>
+                    <a:xfrm>
+                      <a:off x="0" y="0"/>
+                      <a:ext cx="5410200" cy="1416050"/>
+                    </a:xfrm>
+                    <a:prstGeom prst="rect">
+                      <a:avLst/>
+                    </a:prstGeom>
+                  </pic:spPr>
+                </pic:pic>
+              </a:graphicData>
+            </a:graphic>
+          </wp:inline>
+        </w:drawing>
+      </w:r>
+    </w:p>
+    <w:p>
+      <w:pPr>
+        <w:pStyle w:val="ListParagraph"/>
+        <w:rPr>
+          <w:lang w:val="en-US"/>
+        </w:rPr>
+      </w:pPr>
+    </w:p>
+    <w:p>
+      <w:pPr>
+        <w:pStyle w:val="ListParagraph"/>
+        <w:rPr>
+          <w:lang w:val="en-US"/>
+        </w:rPr>
+      </w:pPr>
+    </w:p>
+    <w:p>
+      <w:pPr>
+        <w:pStyle w:val="ListParagraph"/>
+        <w:numPr>
+          <w:ilvl w:val="0"/>
+          <w:numId w:val="6"/>
+        </w:numPr>
+        <w:rPr>
+          <w:lang w:val="en-US"/>
+        </w:rPr>
+      </w:pPr>
+      <w:r>
+        <w:rPr>
+          <w:lang w:val="en-US"/>
+        </w:rPr>
+        <w:t xml:space="preserve">Details of Revision No. and Supersedes No. details are not displaying in Audit Trails</w:t>
+      </w:r>
+      <w:r>
+        <w:rPr>
+          <w:lang w:val="en-US"/>
+        </w:rPr>
+        <w:br/>
+      </w:r>
+      <w:r>
+        <w:rPr>
+          <w:lang w:val="en-US"/>
+        </w:rPr>
+        <w:br/>
+      </w:r>
+      <w:r>
+        <w:rPr>
+          <w:b/>
+          <w:bCs/>
+          <w:lang w:val="en-US"/>
+        </w:rPr>
+        <w:t xml:space="preserve">Given Details</w:t>
+      </w:r>
+      <w:r>
+        <w:rPr>
+          <w:lang w:val="en-US"/>
+        </w:rPr>
+        <w:br/>
+      </w:r>
+      <w:r>
+        <w:rPr>
+          <w:noProof/>
+          <w:lang w:val="en-US"/>
+        </w:rPr>
+        <w:drawing>
+          <wp:inline distT="0" distB="0" distL="0" distR="0">
+            <wp:extent cx="5731510" cy="3785870"/>
+            <wp:effectExtent l="0" t="0" r="2540" b="5080"/>
+            <wp:docPr id="2088464764" name="Picture 8"/>
+            <wp:cNvGraphicFramePr>
+              <a:graphicFrameLocks xmlns:a="http://schemas.openxmlformats.org/drawingml/2006/main" noChangeAspect="1"/>
+            </wp:cNvGraphicFramePr>
+            <a:graphic xmlns:a="http://schemas.openxmlformats.org/drawingml/2006/main">
+              <a:graphicData uri="http://schemas.openxmlformats.org/drawingml/2006/picture">
+                <pic:pic xmlns:pic="http://schemas.openxmlformats.org/drawingml/2006/picture">
+                  <pic:nvPicPr>
+                    <pic:cNvPr id="1012436169" name="Picture 2088464764"/>
+                    <pic:cNvPicPr/>
+                  </pic:nvPicPr>
+                  <pic:blipFill>
+                    <a:blip xmlns:r="http://schemas.openxmlformats.org/officeDocument/2006/relationships" r:embed="rId13">
+                      <a:extLst>
+                        <a:ext xmlns:a="http://schemas.openxmlformats.org/drawingml/2006/main" uri="{28A0092B-C50C-407E-A947-70E740481C1C}">
+                          <a14:useLocalDpi xmlns:a14="http://schemas.microsoft.com/office/drawing/2010/main" val="0"/>
+                        </a:ext>
+                      </a:extLst>
+                    </a:blip>
+                    <a:stretch>
+                      <a:fillRect/>
+                    </a:stretch>
+                  </pic:blipFill>
+                  <pic:spPr>
+                    <a:xfrm>
+                      <a:off x="0" y="0"/>
+                      <a:ext cx="5731510" cy="3785870"/>
+                    </a:xfrm>
+                    <a:prstGeom prst="rect">
+                      <a:avLst/>
+                    </a:prstGeom>
+                  </pic:spPr>
+                </pic:pic>
+              </a:graphicData>
+            </a:graphic>
+          </wp:inline>
+        </w:drawing>
+      </w:r>
+      <w:r>
+        <w:rPr>
+          <w:lang w:val="en-US"/>
+        </w:rPr>
+        <w:br/>
+      </w:r>
+      <w:r>
+        <w:rPr>
+          <w:b/>
+          <w:bCs/>
+          <w:lang w:val="en-US"/>
+        </w:rPr>
+        <w:t xml:space="preserve">Fetched Details in Audit Trails</w:t>
+      </w:r>
+      <w:r>
+        <w:rPr>
+          <w:b/>
+          <w:bCs/>
+          <w:lang w:val="en-US"/>
+        </w:rPr>
+        <w:br/>
+      </w:r>
+      <w:r>
+        <w:rPr>
+          <w:noProof/>
+          <w:lang w:val="en-US"/>
+        </w:rPr>
+        <w:drawing>
+          <wp:inline distT="0" distB="0" distL="0" distR="0">
+            <wp:extent cx="5212080" cy="3570605"/>
+            <wp:effectExtent l="0" t="0" r="7620" b="0"/>
+            <wp:docPr id="1391514878" name="Picture 9"/>
+            <wp:cNvGraphicFramePr>
+              <a:graphicFrameLocks xmlns:a="http://schemas.openxmlformats.org/drawingml/2006/main" noChangeAspect="1"/>
+            </wp:cNvGraphicFramePr>
+            <a:graphic xmlns:a="http://schemas.openxmlformats.org/drawingml/2006/main">
+              <a:graphicData uri="http://schemas.openxmlformats.org/drawingml/2006/picture">
+                <pic:pic xmlns:pic="http://schemas.openxmlformats.org/drawingml/2006/picture">
+                  <pic:nvPicPr>
+                    <pic:cNvPr id="621086511" name="Picture 1391514878"/>
+                    <pic:cNvPicPr/>
+                  </pic:nvPicPr>
+                  <pic:blipFill>
+                    <a:blip xmlns:r="http://schemas.openxmlformats.org/officeDocument/2006/relationships" r:embed="rId14">
+                      <a:extLst>
+                        <a:ext xmlns:a="http://schemas.openxmlformats.org/drawingml/2006/main" uri="{28A0092B-C50C-407E-A947-70E740481C1C}">
+                          <a14:useLocalDpi xmlns:a14="http://schemas.microsoft.com/office/drawing/2010/main" val="0"/>
+                        </a:ext>
+                      </a:extLst>
+                    </a:blip>
+                    <a:stretch>
+                      <a:fillRect/>
+                    </a:stretch>
+                  </pic:blipFill>
+                  <pic:spPr>
+                    <a:xfrm>
+                      <a:off x="0" y="0"/>
+                      <a:ext cx="5212080" cy="3570605"/>
+                    </a:xfrm>
+                    <a:prstGeom prst="rect">
+                      <a:avLst/>
+                    </a:prstGeom>
+                  </pic:spPr>
+                </pic:pic>
+              </a:graphicData>
+            </a:graphic>
+          </wp:inline>
+        </w:drawing>
+      </w:r>
+    </w:p>
+    <w:p>
+      <w:pPr>
+        <w:pStyle w:val="ListParagraph"/>
+        <w:rPr>
+          <w:lang w:val="en-US"/>
+        </w:rPr>
+      </w:pPr>
+    </w:p>
+    <w:p>
+      <w:pPr>
+        <w:pStyle w:val="ListParagraph"/>
+        <w:numPr>
+          <w:ilvl w:val="0"/>
+          <w:numId w:val="6"/>
+        </w:numPr>
+        <w:rPr>
+          <w:lang w:val="en-US"/>
+        </w:rPr>
+      </w:pPr>
+      <w:r>
+        <w:rPr>
+          <w:lang w:val="en-US"/>
+        </w:rPr>
+        <w:t xml:space="preserve">When Reviewer or Approver is Returning the </w:t>
+      </w:r>
+      <w:r>
+        <w:rPr>
+          <w:lang w:val="en-US"/>
+        </w:rPr>
+        <w:t xml:space="preserve">document</w:t>
+      </w:r>
+      <w:r>
+        <w:rPr>
+          <w:lang w:val="en-US"/>
+        </w:rPr>
+        <w:t xml:space="preserve"> it is showing as Reviewed in Audit Trails but not Returned</w:t>
+      </w:r>
+      <w:r>
+        <w:rPr>
+          <w:lang w:val="en-US"/>
+        </w:rPr>
+        <w:br/>
+      </w:r>
+      <w:r>
+        <w:rPr>
+          <w:noProof/>
+          <w:lang w:val="en-US"/>
+        </w:rPr>
+        <w:drawing>
+          <wp:inline distT="0" distB="0" distL="0" distR="0">
+            <wp:extent cx="5731510" cy="1934210"/>
+            <wp:effectExtent l="0" t="0" r="2540" b="8890"/>
+            <wp:docPr id="1442610684" name="Picture 10"/>
+            <wp:cNvGraphicFramePr>
+              <a:graphicFrameLocks xmlns:a="http://schemas.openxmlformats.org/drawingml/2006/main" noChangeAspect="1"/>
+            </wp:cNvGraphicFramePr>
+            <a:graphic xmlns:a="http://schemas.openxmlformats.org/drawingml/2006/main">
+              <a:graphicData uri="http://schemas.openxmlformats.org/drawingml/2006/picture">
+                <pic:pic xmlns:pic="http://schemas.openxmlformats.org/drawingml/2006/picture">
+                  <pic:nvPicPr>
+                    <pic:cNvPr id="389750524" name="Picture 1442610684"/>
+                    <pic:cNvPicPr/>
+                  </pic:nvPicPr>
+                  <pic:blipFill>
+                    <a:blip xmlns:r="http://schemas.openxmlformats.org/officeDocument/2006/relationships" r:embed="rId17" cstate="print">
+                      <a:extLst>
+                        <a:ext xmlns:a="http://schemas.openxmlformats.org/drawingml/2006/main" uri="{28A0092B-C50C-407E-A947-70E740481C1C}">
+                          <a14:useLocalDpi xmlns:a14="http://schemas.microsoft.com/office/drawing/2010/main" val="0"/>
+                        </a:ext>
+                      </a:extLst>
+                    </a:blip>
+                    <a:stretch>
+                      <a:fillRect/>
+                    </a:stretch>
+                  </pic:blipFill>
+                  <pic:spPr>
+                    <a:xfrm>
+                      <a:off x="0" y="0"/>
+                      <a:ext cx="5731510" cy="1934210"/>
+                    </a:xfrm>
+                    <a:prstGeom prst="rect">
+                      <a:avLst/>
+                    </a:prstGeom>
+                  </pic:spPr>
+                </pic:pic>
+              </a:graphicData>
+            </a:graphic>
+          </wp:inline>
+        </w:drawing>
+      </w:r>
+      <w:r>
+        <w:rPr>
+          <w:lang w:val="en-US"/>
+        </w:rPr>
+        <w:br/>
+      </w:r>
+      <w:r>
+        <w:rPr>
+          <w:lang w:val="en-US"/>
+        </w:rPr>
+        <w:t xml:space="preserve">Audit Trails</w:t>
+      </w:r>
+      <w:r>
+        <w:rPr>
+          <w:lang w:val="en-US"/>
+        </w:rPr>
+        <w:br/>
+      </w:r>
+      <w:r>
+        <w:rPr>
+          <w:noProof/>
+          <w:lang w:val="en-US"/>
+        </w:rPr>
+        <w:drawing>
+          <wp:inline distT="0" distB="0" distL="0" distR="0">
+            <wp:extent cx="5731510" cy="2323465"/>
+            <wp:effectExtent l="0" t="0" r="2540" b="635"/>
+            <wp:docPr id="4668962" name="Picture 11"/>
+            <wp:cNvGraphicFramePr>
+              <a:graphicFrameLocks xmlns:a="http://schemas.openxmlformats.org/drawingml/2006/main" noChangeAspect="1"/>
+            </wp:cNvGraphicFramePr>
+            <a:graphic xmlns:a="http://schemas.openxmlformats.org/drawingml/2006/main">
+              <a:graphicData uri="http://schemas.openxmlformats.org/drawingml/2006/picture">
+                <pic:pic xmlns:pic="http://schemas.openxmlformats.org/drawingml/2006/picture">
+                  <pic:nvPicPr>
+                    <pic:cNvPr id="1353030412" name="Picture 4668962"/>
+                    <pic:cNvPicPr/>
+                  </pic:nvPicPr>
+                  <pic:blipFill>
+                    <a:blip xmlns:r="http://schemas.openxmlformats.org/officeDocument/2006/relationships" r:embed="rId18">
+                      <a:extLst>
+                        <a:ext xmlns:a="http://schemas.openxmlformats.org/drawingml/2006/main" uri="{28A0092B-C50C-407E-A947-70E740481C1C}">
+                          <a14:useLocalDpi xmlns:a14="http://schemas.microsoft.com/office/drawing/2010/main" val="0"/>
+                        </a:ext>
+                      </a:extLst>
+                    </a:blip>
+                    <a:stretch>
+                      <a:fillRect/>
+                    </a:stretch>
+                  </pic:blipFill>
+                  <pic:spPr>
+                    <a:xfrm>
+                      <a:off x="0" y="0"/>
+                      <a:ext cx="5731510" cy="2323465"/>
+                    </a:xfrm>
+                    <a:prstGeom prst="rect">
+                      <a:avLst/>
+                    </a:prstGeom>
+                  </pic:spPr>
+                </pic:pic>
+              </a:graphicData>
+            </a:graphic>
+          </wp:inline>
+        </w:drawing>
+      </w:r>
+    </w:p>
+    <w:p>
+      <w:pPr>
+        <w:pStyle w:val="ListParagraph"/>
+        <w:rPr>
+          <w:lang w:val="en-US"/>
+        </w:rPr>
+      </w:pPr>
+    </w:p>
+    <w:p>
+      <w:pPr>
+        <w:pStyle w:val="ListParagraph"/>
+        <w:rPr>
+          <w:b/>
+          <w:bCs/>
+          <w:sz w:val="28"/>
+          <w:szCs w:val="28"/>
+          <w:lang w:val="en-US"/>
+        </w:rPr>
+      </w:pPr>
+      <w:r>
+        <w:rPr>
+          <w:b/>
+          <w:bCs/>
+          <w:sz w:val="28"/>
+          <w:szCs w:val="28"/>
+          <w:lang w:val="en-US"/>
+        </w:rPr>
+        <w:t xml:space="preserve">Document Effective</w:t>
+      </w:r>
+    </w:p>
+    <w:p>
+      <w:pPr>
+        <w:pStyle w:val="ListParagraph"/>
+        <w:numPr>
+          <w:ilvl w:val="0"/>
+          <w:numId w:val="6"/>
+        </w:numPr>
+        <w:rPr>
+          <w:lang w:val="en-US"/>
+        </w:rPr>
+      </w:pPr>
+      <w:r>
+        <w:rPr>
+          <w:lang w:val="en-US"/>
+        </w:rPr>
+        <w:t xml:space="preserve">Grid page is not Properly Aligned</w:t>
+      </w:r>
+      <w:r>
+        <w:rPr>
+          <w:lang w:val="en-US"/>
+        </w:rPr>
+        <w:t xml:space="preserve">.</w:t>
+      </w:r>
+    </w:p>
+    <w:p>
+      <w:pPr>
+        <w:pStyle w:val="ListParagraph"/>
+        <w:numPr>
+          <w:ilvl w:val="0"/>
+          <w:numId w:val="6"/>
+        </w:numPr>
+        <w:rPr>
+          <w:lang w:val="en-US"/>
+        </w:rPr>
+      </w:pPr>
+      <w:r>
+        <w:rPr>
+          <w:lang w:val="en-US"/>
+        </w:rPr>
+        <w:t xml:space="preserve">Activity </w:t>
+      </w:r>
+      <w:r>
+        <w:rPr>
+          <w:lang w:val="en-US"/>
+        </w:rPr>
+        <w:t xml:space="preserve">of </w:t>
+      </w:r>
+      <w:r>
+        <w:rPr>
+          <w:lang w:val="en-US"/>
+        </w:rPr>
+        <w:t xml:space="preserve"> Date</w:t>
+      </w:r>
+      <w:r>
+        <w:rPr>
+          <w:lang w:val="en-US"/>
+        </w:rPr>
+        <w:t xml:space="preserve"> &amp; </w:t>
+      </w:r>
+      <w:r>
+        <w:rPr>
+          <w:lang w:val="en-US"/>
+        </w:rPr>
+        <w:t xml:space="preserve">Time is not correctly displaying</w:t>
+      </w:r>
+      <w:r>
+        <w:rPr>
+          <w:lang w:val="en-US"/>
+        </w:rPr>
+        <w:br/>
+      </w:r>
+      <w:r>
+        <w:rPr>
+          <w:noProof/>
+          <w:lang w:val="en-US"/>
+        </w:rPr>
+        <w:drawing>
+          <wp:inline distT="0" distB="0" distL="0" distR="0">
+            <wp:extent cx="5731510" cy="2931160"/>
+            <wp:effectExtent l="0" t="0" r="2540" b="2540"/>
+            <wp:docPr id="489135431" name="Picture 12"/>
+            <wp:cNvGraphicFramePr>
+              <a:graphicFrameLocks xmlns:a="http://schemas.openxmlformats.org/drawingml/2006/main" noChangeAspect="1"/>
+            </wp:cNvGraphicFramePr>
+            <a:graphic xmlns:a="http://schemas.openxmlformats.org/drawingml/2006/main">
+              <a:graphicData uri="http://schemas.openxmlformats.org/drawingml/2006/picture">
+                <pic:pic xmlns:pic="http://schemas.openxmlformats.org/drawingml/2006/picture">
+                  <pic:nvPicPr>
+                    <pic:cNvPr id="1132422437" name="Picture 489135431"/>
+                    <pic:cNvPicPr/>
+                  </pic:nvPicPr>
+                  <pic:blipFill>
+                    <a:blip xmlns:r="http://schemas.openxmlformats.org/officeDocument/2006/relationships" r:embed="rId19">
+                      <a:extLst>
+                        <a:ext xmlns:a="http://schemas.openxmlformats.org/drawingml/2006/main" uri="{28A0092B-C50C-407E-A947-70E740481C1C}">
+                          <a14:useLocalDpi xmlns:a14="http://schemas.microsoft.com/office/drawing/2010/main" val="0"/>
+                        </a:ext>
+                      </a:extLst>
+                    </a:blip>
+                    <a:stretch>
+                      <a:fillRect/>
+                    </a:stretch>
+                  </pic:blipFill>
+                  <pic:spPr>
+                    <a:xfrm>
+                      <a:off x="0" y="0"/>
+                      <a:ext cx="5731510" cy="2931160"/>
+                    </a:xfrm>
+                    <a:prstGeom prst="rect">
+                      <a:avLst/>
+                    </a:prstGeom>
+                  </pic:spPr>
+                </pic:pic>
+              </a:graphicData>
+            </a:graphic>
+          </wp:inline>
+        </w:drawing>
+      </w:r>
+    </w:p>
+    <w:p>
+      <w:pPr>
+        <w:pStyle w:val="ListParagraph"/>
+        <w:numPr>
+          <w:ilvl w:val="0"/>
+          <w:numId w:val="6"/>
+        </w:numPr>
+        <w:rPr>
+          <w:lang w:val="en-US"/>
+        </w:rPr>
+      </w:pPr>
+      <w:r>
+        <w:rPr>
+          <w:lang w:val="en-US"/>
+        </w:rPr>
+        <w:t xml:space="preserve">Initiated Name is fetching wrong</w:t>
+      </w:r>
+      <w:r>
+        <w:rPr>
+          <w:lang w:val="en-US"/>
+        </w:rPr>
+        <w:br/>
+      </w:r>
+      <w:r>
+        <w:rPr>
+          <w:lang w:val="en-US"/>
+        </w:rPr>
+        <w:br/>
+      </w:r>
+      <w:r>
+        <w:rPr>
+          <w:noProof/>
+          <w:lang w:val="en-US"/>
+        </w:rPr>
+        <w:drawing>
+          <wp:inline distT="0" distB="0" distL="0" distR="0">
+            <wp:extent cx="5731510" cy="2931160"/>
+            <wp:effectExtent l="0" t="0" r="2540" b="2540"/>
+            <wp:docPr id="1033014485" name="Picture 12"/>
+            <wp:cNvGraphicFramePr>
+              <a:graphicFrameLocks xmlns:a="http://schemas.openxmlformats.org/drawingml/2006/main" noChangeAspect="1"/>
+            </wp:cNvGraphicFramePr>
+            <a:graphic xmlns:a="http://schemas.openxmlformats.org/drawingml/2006/main">
+              <a:graphicData uri="http://schemas.openxmlformats.org/drawingml/2006/picture">
+                <pic:pic xmlns:pic="http://schemas.openxmlformats.org/drawingml/2006/picture">
+                  <pic:nvPicPr>
+                    <pic:cNvPr id="1797374302" name="Picture 489135431"/>
+                    <pic:cNvPicPr/>
+                  </pic:nvPicPr>
+                  <pic:blipFill>
+                    <a:blip xmlns:r="http://schemas.openxmlformats.org/officeDocument/2006/relationships" r:embed="rId19">
+                      <a:extLst>
+                        <a:ext xmlns:a="http://schemas.openxmlformats.org/drawingml/2006/main" uri="{28A0092B-C50C-407E-A947-70E740481C1C}">
+                          <a14:useLocalDpi xmlns:a14="http://schemas.microsoft.com/office/drawing/2010/main" val="0"/>
+                        </a:ext>
+                      </a:extLst>
+                    </a:blip>
+                    <a:stretch>
+                      <a:fillRect/>
+                    </a:stretch>
+                  </pic:blipFill>
+                  <pic:spPr>
+                    <a:xfrm>
+                      <a:off x="0" y="0"/>
+                      <a:ext cx="5731510" cy="2931160"/>
+                    </a:xfrm>
+                    <a:prstGeom prst="rect">
+                      <a:avLst/>
+                    </a:prstGeom>
+                  </pic:spPr>
+                </pic:pic>
+              </a:graphicData>
+            </a:graphic>
+          </wp:inline>
+        </w:drawing>
+      </w:r>
+    </w:p>
+    <w:p>
+      <w:pPr>
+        <w:pStyle w:val="ListParagraph"/>
+        <w:numPr>
+          <w:ilvl w:val="0"/>
+          <w:numId w:val="6"/>
+        </w:numPr>
+        <w:rPr>
+          <w:lang w:val="en-US"/>
+        </w:rPr>
+      </w:pPr>
+      <w:r>
+        <w:rPr>
+          <w:lang w:val="en-US"/>
+        </w:rPr>
+        <w:t xml:space="preserve">Effective Date &amp; Review Date are fetching in the wrong format </w:t>
+      </w:r>
+      <w:r>
+        <w:rPr>
+          <w:lang w:val="en-US"/>
+        </w:rPr>
+        <w:t xml:space="preserve">i.e</w:t>
+      </w:r>
+      <w:r>
+        <w:rPr>
+          <w:lang w:val="en-US"/>
+        </w:rPr>
+        <w:t xml:space="preserve"> </w:t>
+      </w:r>
+      <w:r>
+        <w:rPr>
+          <w:lang w:val="en-US"/>
+        </w:rPr>
+        <w:t xml:space="preserve">yyyy</w:t>
+      </w:r>
+      <w:r>
+        <w:rPr>
+          <w:lang w:val="en-US"/>
+        </w:rPr>
+        <w:t xml:space="preserve">-MMM-DD </w:t>
+      </w:r>
+      <w:r>
+        <w:rPr>
+          <w:lang w:val="en-US"/>
+        </w:rPr>
+        <w:br/>
+      </w:r>
+      <w:r>
+        <w:rPr>
+          <w:noProof/>
+          <w:lang w:val="en-US"/>
+        </w:rPr>
+        <w:drawing>
+          <wp:inline distT="0" distB="0" distL="0" distR="0">
+            <wp:extent cx="5731510" cy="1381760"/>
+            <wp:effectExtent l="0" t="0" r="2540" b="8890"/>
+            <wp:docPr id="995472391" name="Picture 13"/>
+            <wp:cNvGraphicFramePr>
+              <a:graphicFrameLocks xmlns:a="http://schemas.openxmlformats.org/drawingml/2006/main" noChangeAspect="1"/>
+            </wp:cNvGraphicFramePr>
+            <a:graphic xmlns:a="http://schemas.openxmlformats.org/drawingml/2006/main">
+              <a:graphicData uri="http://schemas.openxmlformats.org/drawingml/2006/picture">
+                <pic:pic xmlns:pic="http://schemas.openxmlformats.org/drawingml/2006/picture">
+                  <pic:nvPicPr>
+                    <pic:cNvPr id="288416542" name="Picture 995472391"/>
+                    <pic:cNvPicPr/>
+                  </pic:nvPicPr>
+                  <pic:blipFill>
+                    <a:blip xmlns:r="http://schemas.openxmlformats.org/officeDocument/2006/relationships" r:embed="rId20">
+                      <a:extLst>
+                        <a:ext xmlns:a="http://schemas.openxmlformats.org/drawingml/2006/main" uri="{28A0092B-C50C-407E-A947-70E740481C1C}">
+                          <a14:useLocalDpi xmlns:a14="http://schemas.microsoft.com/office/drawing/2010/main" val="0"/>
+                        </a:ext>
+                      </a:extLst>
+                    </a:blip>
+                    <a:stretch>
+                      <a:fillRect/>
+                    </a:stretch>
+                  </pic:blipFill>
+                  <pic:spPr>
+                    <a:xfrm>
+                      <a:off x="0" y="0"/>
+                      <a:ext cx="5731510" cy="1381760"/>
+                    </a:xfrm>
+                    <a:prstGeom prst="rect">
+                      <a:avLst/>
+                    </a:prstGeom>
+                  </pic:spPr>
+                </pic:pic>
+              </a:graphicData>
+            </a:graphic>
+          </wp:inline>
+        </w:drawing>
+      </w:r>
+      <w:r>
+        <w:rPr>
+          <w:lang w:val="en-US"/>
+        </w:rPr>
+        <w:br/>
+      </w:r>
+    </w:p>
+    <w:p>
+      <w:pPr>
+        <w:pStyle w:val="ListParagraph"/>
+        <w:numPr>
+          <w:ilvl w:val="0"/>
+          <w:numId w:val="6"/>
+        </w:numPr>
+        <w:rPr>
+          <w:lang w:val="en-US"/>
+        </w:rPr>
+      </w:pPr>
+      <w:r>
+        <w:rPr>
+          <w:lang w:val="en-US"/>
+        </w:rPr>
+        <w:t xml:space="preserve">View Document Hyperlink is not displaying in Audit trails</w:t>
+      </w:r>
+      <w:r>
+        <w:rPr>
+          <w:lang w:val="en-US"/>
+        </w:rPr>
+        <w:t xml:space="preserve"> </w:t>
+      </w:r>
+    </w:p>
+    <w:p>
+      <w:pPr>
+        <w:pStyle w:val="ListParagraph"/>
+        <w:numPr>
+          <w:ilvl w:val="0"/>
+          <w:numId w:val="6"/>
+        </w:numPr>
+        <w:rPr>
+          <w:lang w:val="en-US"/>
+        </w:rPr>
+      </w:pPr>
+      <w:r>
+        <w:rPr>
+          <w:lang w:val="en-US"/>
+        </w:rPr>
+        <w:t xml:space="preserve"> Document Numbe</w:t>
+      </w:r>
+      <w:r>
+        <w:rPr>
+          <w:b/>
+          <w:bCs/>
+          <w:lang w:val="en-US"/>
+        </w:rPr>
+        <w:t xml:space="preserve">r</w:t>
+      </w:r>
+      <w:r>
+        <w:rPr>
+          <w:lang w:val="en-US"/>
+        </w:rPr>
+        <w:t xml:space="preserve"> is not completely written</w:t>
+      </w:r>
+      <w:r>
+        <w:rPr>
+          <w:lang w:val="en-US"/>
+        </w:rPr>
+        <w:br/>
+      </w:r>
+      <w:r>
+        <w:rPr>
+          <w:noProof/>
+          <w:lang w:val="en-US"/>
+        </w:rPr>
+        <w:drawing>
+          <wp:inline distT="0" distB="0" distL="0" distR="0">
+            <wp:extent cx="4930140" cy="2487930"/>
+            <wp:effectExtent l="0" t="0" r="3810" b="7620"/>
+            <wp:docPr id="773821172" name="Picture 14"/>
+            <wp:cNvGraphicFramePr>
+              <a:graphicFrameLocks xmlns:a="http://schemas.openxmlformats.org/drawingml/2006/main" noChangeAspect="1"/>
+            </wp:cNvGraphicFramePr>
+            <a:graphic xmlns:a="http://schemas.openxmlformats.org/drawingml/2006/main">
+              <a:graphicData uri="http://schemas.openxmlformats.org/drawingml/2006/picture">
+                <pic:pic xmlns:pic="http://schemas.openxmlformats.org/drawingml/2006/picture">
+                  <pic:nvPicPr>
+                    <pic:cNvPr id="1801438630" name="Picture 773821172"/>
+                    <pic:cNvPicPr/>
+                  </pic:nvPicPr>
+                  <pic:blipFill>
+                    <a:blip xmlns:r="http://schemas.openxmlformats.org/officeDocument/2006/relationships" r:embed="rId21">
+                      <a:extLst>
+                        <a:ext xmlns:a="http://schemas.openxmlformats.org/drawingml/2006/main" uri="{28A0092B-C50C-407E-A947-70E740481C1C}">
+                          <a14:useLocalDpi xmlns:a14="http://schemas.microsoft.com/office/drawing/2010/main" val="0"/>
+                        </a:ext>
+                      </a:extLst>
+                    </a:blip>
+                    <a:stretch>
+                      <a:fillRect/>
+                    </a:stretch>
+                  </pic:blipFill>
+                  <pic:spPr>
+                    <a:xfrm>
+                      <a:off x="0" y="0"/>
+                      <a:ext cx="4930140" cy="2487930"/>
+                    </a:xfrm>
+                    <a:prstGeom prst="rect">
+                      <a:avLst/>
+                    </a:prstGeom>
+                  </pic:spPr>
+                </pic:pic>
+              </a:graphicData>
+            </a:graphic>
+          </wp:inline>
+        </w:drawing>
+      </w:r>
+    </w:p>
+    <w:p>
+      <w:pPr>
+        <w:pStyle w:val="ListParagraph"/>
+        <w:numPr>
+          <w:ilvl w:val="0"/>
+          <w:numId w:val="6"/>
+        </w:numPr>
+        <w:rPr>
+          <w:lang w:val="en-US"/>
+        </w:rPr>
+      </w:pPr>
+      <w:r>
+        <w:rPr>
+          <w:lang w:val="en-US"/>
+        </w:rPr>
+        <w:t xml:space="preserve">All the Revisions are coming in a single Revision bar</w:t>
+      </w:r>
+      <w:r>
+        <w:rPr>
+          <w:lang w:val="en-US"/>
+        </w:rPr>
+        <w:br/>
+      </w:r>
+      <w:r>
+        <w:rPr>
+          <w:noProof/>
+          <w:lang w:val="en-US"/>
+        </w:rPr>
+        <w:drawing>
+          <wp:inline distT="0" distB="0" distL="0" distR="0">
+            <wp:extent cx="5554980" cy="852170"/>
+            <wp:effectExtent l="0" t="0" r="7620" b="5080"/>
+            <wp:docPr id="1613110247" name="Picture 15"/>
+            <wp:cNvGraphicFramePr>
+              <a:graphicFrameLocks xmlns:a="http://schemas.openxmlformats.org/drawingml/2006/main" noChangeAspect="1"/>
+            </wp:cNvGraphicFramePr>
+            <a:graphic xmlns:a="http://schemas.openxmlformats.org/drawingml/2006/main">
+              <a:graphicData uri="http://schemas.openxmlformats.org/drawingml/2006/picture">
+                <pic:pic xmlns:pic="http://schemas.openxmlformats.org/drawingml/2006/picture">
+                  <pic:nvPicPr>
+                    <pic:cNvPr id="216436398" name="Picture 1613110247"/>
+                    <pic:cNvPicPr/>
+                  </pic:nvPicPr>
+                  <pic:blipFill>
+                    <a:blip xmlns:r="http://schemas.openxmlformats.org/officeDocument/2006/relationships" r:embed="rId22" cstate="print">
+                      <a:extLst>
+                        <a:ext xmlns:a="http://schemas.openxmlformats.org/drawingml/2006/main" uri="{28A0092B-C50C-407E-A947-70E740481C1C}">
+                          <a14:useLocalDpi xmlns:a14="http://schemas.microsoft.com/office/drawing/2010/main" val="0"/>
+                        </a:ext>
+                      </a:extLst>
+                    </a:blip>
+                    <a:stretch>
+                      <a:fillRect/>
+                    </a:stretch>
+                  </pic:blipFill>
+                  <pic:spPr>
+                    <a:xfrm>
+                      <a:off x="0" y="0"/>
+                      <a:ext cx="5554980" cy="852170"/>
+                    </a:xfrm>
+                    <a:prstGeom prst="rect">
+                      <a:avLst/>
+                    </a:prstGeom>
+                  </pic:spPr>
+                </pic:pic>
+              </a:graphicData>
+            </a:graphic>
+          </wp:inline>
+        </w:drawing>
+      </w:r>
+    </w:p>
+    <w:p>
+      <w:pPr>
+        <w:pStyle w:val="ListParagraph"/>
+        <w:numPr>
+          <w:ilvl w:val="0"/>
+          <w:numId w:val="6"/>
+        </w:numPr>
+        <w:rPr>
+          <w:lang w:val="en-US"/>
+        </w:rPr>
+      </w:pPr>
+      <w:r>
+        <w:rPr>
+          <w:lang w:val="en-US"/>
+        </w:rPr>
+        <w:t xml:space="preserve">When Reviewer or Approver is Returning the </w:t>
+      </w:r>
+      <w:r>
+        <w:rPr>
+          <w:lang w:val="en-US"/>
+        </w:rPr>
+        <w:t xml:space="preserve">document</w:t>
+      </w:r>
+      <w:r>
+        <w:rPr>
+          <w:lang w:val="en-US"/>
+        </w:rPr>
+        <w:t xml:space="preserve"> it is showing as Reviewed in Audit Trails but not Returned</w:t>
+      </w:r>
+      <w:r>
+        <w:rPr>
+          <w:lang w:val="en-US"/>
+        </w:rPr>
+        <w:br/>
+      </w:r>
+      <w:r>
+        <w:rPr>
+          <w:noProof/>
+          <w:lang w:val="en-US"/>
+        </w:rPr>
+        <w:drawing>
+          <wp:inline distT="0" distB="0" distL="0" distR="0">
+            <wp:extent cx="5731510" cy="1843405"/>
+            <wp:effectExtent l="0" t="0" r="2540" b="4445"/>
+            <wp:docPr id="1608692692" name="Picture 17"/>
+            <wp:cNvGraphicFramePr>
+              <a:graphicFrameLocks xmlns:a="http://schemas.openxmlformats.org/drawingml/2006/main" noChangeAspect="1"/>
+            </wp:cNvGraphicFramePr>
+            <a:graphic xmlns:a="http://schemas.openxmlformats.org/drawingml/2006/main">
+              <a:graphicData uri="http://schemas.openxmlformats.org/drawingml/2006/picture">
+                <pic:pic xmlns:pic="http://schemas.openxmlformats.org/drawingml/2006/picture">
+                  <pic:nvPicPr>
+                    <pic:cNvPr id="1315407574" name="Picture 1608692692"/>
+                    <pic:cNvPicPr/>
+                  </pic:nvPicPr>
+                  <pic:blipFill>
+                    <a:blip xmlns:r="http://schemas.openxmlformats.org/officeDocument/2006/relationships" r:embed="rId23" cstate="print">
+                      <a:extLst>
+                        <a:ext xmlns:a="http://schemas.openxmlformats.org/drawingml/2006/main" uri="{28A0092B-C50C-407E-A947-70E740481C1C}">
+                          <a14:useLocalDpi xmlns:a14="http://schemas.microsoft.com/office/drawing/2010/main" val="0"/>
+                        </a:ext>
+                      </a:extLst>
+                    </a:blip>
+                    <a:stretch>
+                      <a:fillRect/>
+                    </a:stretch>
+                  </pic:blipFill>
+                  <pic:spPr>
+                    <a:xfrm>
+                      <a:off x="0" y="0"/>
+                      <a:ext cx="5731510" cy="1843405"/>
+                    </a:xfrm>
+                    <a:prstGeom prst="rect">
+                      <a:avLst/>
+                    </a:prstGeom>
+                  </pic:spPr>
+                </pic:pic>
+              </a:graphicData>
+            </a:graphic>
+          </wp:inline>
+        </w:drawing>
+      </w:r>
+      <w:r>
+        <w:rPr>
+          <w:lang w:val="en-US"/>
+        </w:rPr>
+        <w:br/>
+      </w:r>
+      <w:r>
+        <w:rPr>
+          <w:lang w:val="en-US"/>
+        </w:rPr>
+        <w:br/>
+      </w:r>
+      <w:r>
+        <w:rPr>
+          <w:noProof/>
+          <w:lang w:val="en-US"/>
+        </w:rPr>
+        <w:drawing>
+          <wp:inline distT="0" distB="0" distL="0" distR="0">
+            <wp:extent cx="5731510" cy="2567305"/>
+            <wp:effectExtent l="0" t="0" r="2540" b="4445"/>
+            <wp:docPr id="734683666" name="Picture 16"/>
+            <wp:cNvGraphicFramePr>
+              <a:graphicFrameLocks xmlns:a="http://schemas.openxmlformats.org/drawingml/2006/main" noChangeAspect="1"/>
+            </wp:cNvGraphicFramePr>
+            <a:graphic xmlns:a="http://schemas.openxmlformats.org/drawingml/2006/main">
+              <a:graphicData uri="http://schemas.openxmlformats.org/drawingml/2006/picture">
+                <pic:pic xmlns:pic="http://schemas.openxmlformats.org/drawingml/2006/picture">
+                  <pic:nvPicPr>
+                    <pic:cNvPr id="812104795" name="Picture 734683666"/>
+                    <pic:cNvPicPr/>
+                  </pic:nvPicPr>
+                  <pic:blipFill>
+                    <a:blip xmlns:r="http://schemas.openxmlformats.org/officeDocument/2006/relationships" r:embed="rId24">
+                      <a:extLst>
+                        <a:ext xmlns:a="http://schemas.openxmlformats.org/drawingml/2006/main" uri="{28A0092B-C50C-407E-A947-70E740481C1C}">
+                          <a14:useLocalDpi xmlns:a14="http://schemas.microsoft.com/office/drawing/2010/main" val="0"/>
+                        </a:ext>
+                      </a:extLst>
+                    </a:blip>
+                    <a:stretch>
+                      <a:fillRect/>
+                    </a:stretch>
+                  </pic:blipFill>
+                  <pic:spPr>
+                    <a:xfrm>
+                      <a:off x="0" y="0"/>
+                      <a:ext cx="5731510" cy="2567305"/>
+                    </a:xfrm>
+                    <a:prstGeom prst="rect">
+                      <a:avLst/>
+                    </a:prstGeom>
+                  </pic:spPr>
+                </pic:pic>
+              </a:graphicData>
+            </a:graphic>
+          </wp:inline>
+        </w:drawing>
+      </w:r>
+    </w:p>
+    <w:p>
+      <w:pPr>
+        <w:pStyle w:val="ListParagraph"/>
+        <w:ind w:left="630"/>
+        <w:rPr>
+          <w:b/>
+          <w:bCs/>
+          <w:sz w:val="24"/>
+          <w:szCs w:val="24"/>
+          <w:lang w:val="en-US"/>
+        </w:rPr>
+      </w:pPr>
+      <w:r>
+        <w:rPr>
+          <w:b/>
+          <w:bCs/>
+          <w:sz w:val="24"/>
+          <w:szCs w:val="24"/>
+          <w:lang w:val="en-US"/>
+        </w:rPr>
+        <w:t xml:space="preserve">Document Print</w:t>
+      </w:r>
+    </w:p>
+    <w:p>
+      <w:pPr>
+        <w:pStyle w:val="ListParagraph"/>
+        <w:numPr>
+          <w:ilvl w:val="0"/>
+          <w:numId w:val="6"/>
+        </w:numPr>
+        <w:rPr>
+          <w:lang w:val="en-US"/>
+        </w:rPr>
+      </w:pPr>
+      <w:r>
+        <w:rPr>
+          <w:lang w:val="en-US"/>
+        </w:rPr>
+        <w:t xml:space="preserve">Document Print Audit Trails are not working Properly</w:t>
+      </w:r>
+      <w:r>
+        <w:rPr>
+          <w:lang w:val="en-US"/>
+        </w:rPr>
+        <w:t xml:space="preserve"> (Details not </w:t>
+      </w:r>
+      <w:r>
+        <w:rPr>
+          <w:lang w:val="en-US"/>
+        </w:rPr>
+        <w:t xml:space="preserve">not</w:t>
+      </w:r>
+      <w:r>
+        <w:rPr>
+          <w:lang w:val="en-US"/>
+        </w:rPr>
+        <w:t xml:space="preserve"> fetching)</w:t>
+      </w:r>
+    </w:p>
+    <w:p>
+      <w:pPr>
+        <w:ind w:left="270"/>
+        <w:rPr>
+          <w:b/>
+          <w:bCs/>
+          <w:sz w:val="24"/>
+          <w:szCs w:val="24"/>
+          <w:lang w:val="en-US"/>
+        </w:rPr>
+      </w:pPr>
+      <w:r>
+        <w:rPr>
+          <w:b/>
+          <w:bCs/>
+          <w:sz w:val="28"/>
+          <w:szCs w:val="28"/>
+          <w:lang w:val="en-US"/>
+        </w:rPr>
+        <w:t xml:space="preserve">Admin Management</w:t>
+      </w:r>
+      <w:r>
+        <w:rPr>
+          <w:b/>
+          <w:bCs/>
+          <w:sz w:val="28"/>
+          <w:szCs w:val="28"/>
+          <w:lang w:val="en-US"/>
+        </w:rPr>
+        <w:br/>
+      </w:r>
+      <w:r>
+        <w:rPr>
+          <w:b/>
+          <w:bCs/>
+          <w:sz w:val="24"/>
+          <w:szCs w:val="24"/>
+          <w:lang w:val="en-US"/>
+        </w:rPr>
+        <w:t xml:space="preserve">Department Configuration</w:t>
+      </w:r>
+    </w:p>
+    <w:p>
+      <w:pPr>
+        <w:pStyle w:val="ListParagraph"/>
+        <w:numPr>
+          <w:ilvl w:val="0"/>
+          <w:numId w:val="6"/>
+        </w:numPr>
+        <w:rPr>
+          <w:lang w:val="en-US"/>
+        </w:rPr>
+      </w:pPr>
+      <w:r>
+        <w:rPr>
+          <w:lang w:val="en-US"/>
+        </w:rPr>
+        <w:t xml:space="preserve">The grid page is not Properly Aligned.</w:t>
+      </w:r>
+    </w:p>
+    <w:p>
+      <w:pPr>
+        <w:pStyle w:val="ListParagraph"/>
+        <w:numPr>
+          <w:ilvl w:val="0"/>
+          <w:numId w:val="6"/>
+        </w:numPr>
+        <w:rPr>
+          <w:lang w:val="en-US"/>
+        </w:rPr>
+      </w:pPr>
+      <w:r>
+        <w:rPr>
+          <w:lang w:val="en-US"/>
+        </w:rPr>
+        <w:t xml:space="preserve">Time activity is not assigned</w:t>
+      </w:r>
+    </w:p>
+    <w:p>
+      <w:pPr>
+        <w:ind w:left="270"/>
+        <w:rPr>
+          <w:b/>
+          <w:bCs/>
+          <w:sz w:val="28"/>
+          <w:szCs w:val="28"/>
+          <w:lang w:val="en-US"/>
+        </w:rPr>
+      </w:pPr>
+      <w:r>
+        <w:rPr>
+          <w:b/>
+          <w:bCs/>
+          <w:sz w:val="28"/>
+          <w:szCs w:val="28"/>
+          <w:lang w:val="en-US"/>
+        </w:rPr>
+        <w:t xml:space="preserve">Role Configuration</w:t>
+      </w:r>
+    </w:p>
+    <w:p>
+      <w:pPr>
+        <w:pStyle w:val="ListParagraph"/>
+        <w:numPr>
+          <w:ilvl w:val="0"/>
+          <w:numId w:val="6"/>
+        </w:numPr>
+        <w:rPr>
+          <w:lang w:val="en-US"/>
+        </w:rPr>
+      </w:pPr>
+      <w:r>
+        <w:rPr>
+          <w:lang w:val="en-US"/>
+        </w:rPr>
+        <w:t xml:space="preserve">The grid page is not Properly Aligned.</w:t>
+      </w:r>
+    </w:p>
+    <w:p>
+      <w:pPr>
+        <w:pStyle w:val="ListParagraph"/>
+        <w:numPr>
+          <w:ilvl w:val="0"/>
+          <w:numId w:val="6"/>
+        </w:numPr>
+        <w:rPr>
+          <w:lang w:val="en-US"/>
+        </w:rPr>
+      </w:pPr>
+      <w:r>
+        <w:rPr>
+          <w:lang w:val="en-US"/>
+        </w:rPr>
+        <w:t xml:space="preserve">Time activity is not assigned</w:t>
+      </w:r>
+    </w:p>
+    <w:p>
+      <w:pPr>
+        <w:pStyle w:val="ListParagraph"/>
+        <w:numPr>
+          <w:ilvl w:val="0"/>
+          <w:numId w:val="6"/>
+        </w:numPr>
+        <w:rPr>
+          <w:lang w:val="en-US"/>
+        </w:rPr>
+      </w:pPr>
+      <w:r>
+        <w:rPr>
+          <w:lang w:val="en-US"/>
+        </w:rPr>
+        <w:t xml:space="preserve">Not necessary to give Revision numbers because there is no Modify button</w:t>
+      </w:r>
+      <w:r>
+        <w:rPr>
+          <w:lang w:val="en-US"/>
+        </w:rPr>
+        <w:t xml:space="preserve">.</w:t>
+      </w:r>
+    </w:p>
+    <w:p>
+      <w:pPr>
+        <w:rPr>
+          <w:b/>
+          <w:bCs/>
+          <w:sz w:val="24"/>
+          <w:szCs w:val="24"/>
+          <w:lang w:val="en-US"/>
+        </w:rPr>
+      </w:pPr>
+      <w:r>
+        <w:rPr>
+          <w:b/>
+          <w:bCs/>
+          <w:sz w:val="24"/>
+          <w:szCs w:val="24"/>
+          <w:lang w:val="en-US"/>
+        </w:rPr>
+        <w:t xml:space="preserve">     Set Functional Profile</w:t>
+      </w:r>
+    </w:p>
+    <w:p>
+      <w:pPr>
+        <w:pStyle w:val="ListParagraph"/>
+        <w:numPr>
+          <w:ilvl w:val="0"/>
+          <w:numId w:val="6"/>
+        </w:numPr>
+        <w:rPr>
+          <w:b/>
+          <w:bCs/>
+          <w:sz w:val="24"/>
+          <w:szCs w:val="24"/>
+          <w:lang w:val="en-US"/>
+        </w:rPr>
+      </w:pPr>
+      <w:r>
+        <w:rPr>
+          <w:lang w:val="en-US"/>
+        </w:rPr>
+        <w:t xml:space="preserve">The grid page is not Properly Aligned</w:t>
+      </w:r>
+    </w:p>
+    <w:p>
+      <w:pPr>
+        <w:pStyle w:val="ListParagraph"/>
+        <w:numPr>
+          <w:ilvl w:val="0"/>
+          <w:numId w:val="6"/>
+        </w:numPr>
+        <w:rPr>
+          <w:lang w:val="en-US"/>
+        </w:rPr>
+      </w:pPr>
+      <w:r>
+        <w:rPr>
+          <w:lang w:val="en-US"/>
+        </w:rPr>
+        <w:t xml:space="preserve">Time activity is not assigned</w:t>
+      </w:r>
+    </w:p>
+    <w:p>
+      <w:pPr>
+        <w:pStyle w:val="ListParagraph"/>
+        <w:numPr>
+          <w:ilvl w:val="0"/>
+          <w:numId w:val="6"/>
+        </w:numPr>
+        <w:rPr>
+          <w:lang w:val="en-US"/>
+        </w:rPr>
+      </w:pPr>
+      <w:r>
+        <w:rPr>
+          <w:lang w:val="en-US"/>
+        </w:rPr>
+        <w:t xml:space="preserve">Freshly registered copies are not fetching in the S.NO 1 in Audit Trails</w:t>
+      </w:r>
+    </w:p>
+    <w:p>
+      <w:pPr>
+        <w:pStyle w:val="ListParagraph"/>
+        <w:numPr>
+          <w:ilvl w:val="0"/>
+          <w:numId w:val="6"/>
+        </w:numPr>
+        <w:rPr>
+          <w:lang w:val="en-US"/>
+        </w:rPr>
+      </w:pPr>
+      <w:r>
+        <w:rPr>
+          <w:lang w:val="en-US"/>
+        </w:rPr>
+        <w:t xml:space="preserve">Obsolete Copies' name is not given in Set functional Profile registration Screen as well as in Audit Trails Screen</w:t>
+      </w:r>
+      <w:r>
+        <w:rPr>
+          <w:lang w:val="en-US"/>
+        </w:rPr>
+        <w:br/>
+      </w:r>
+      <w:r>
+        <w:rPr>
+          <w:lang w:val="en-US"/>
+        </w:rPr>
+        <w:br/>
+      </w:r>
+      <w:r>
+        <w:rPr>
+          <w:b/>
+          <w:bCs/>
+          <w:sz w:val="24"/>
+          <w:szCs w:val="24"/>
+          <w:lang w:val="en-US"/>
+        </w:rPr>
+        <w:t xml:space="preserve">Plant Configuration</w:t>
+      </w:r>
+    </w:p>
+    <w:p>
+      <w:pPr>
+        <w:pStyle w:val="ListParagraph"/>
+        <w:numPr>
+          <w:ilvl w:val="0"/>
+          <w:numId w:val="6"/>
+        </w:numPr>
+        <w:rPr>
+          <w:b/>
+          <w:bCs/>
+          <w:sz w:val="24"/>
+          <w:szCs w:val="24"/>
+          <w:lang w:val="en-US"/>
+        </w:rPr>
+      </w:pPr>
+      <w:r>
+        <w:rPr>
+          <w:lang w:val="en-US"/>
+        </w:rPr>
+        <w:t xml:space="preserve">The new</w:t>
+      </w:r>
+      <w:r>
+        <w:rPr>
+          <w:lang w:val="en-US"/>
+        </w:rPr>
+        <w:t xml:space="preserve"> button has to </w:t>
+      </w:r>
+      <w:r>
+        <w:rPr>
+          <w:lang w:val="en-US"/>
+        </w:rPr>
+        <w:t xml:space="preserve">be removed</w:t>
+      </w:r>
+      <w:r>
+        <w:rPr>
+          <w:lang w:val="en-US"/>
+        </w:rPr>
+        <w:t xml:space="preserve"> from the Grid page if we have to not register </w:t>
+      </w:r>
+      <w:r>
+        <w:rPr>
+          <w:lang w:val="en-US"/>
+        </w:rPr>
+        <w:t xml:space="preserve">anything</w:t>
+      </w:r>
+      <w:r>
+        <w:rPr>
+          <w:lang w:val="en-US"/>
+        </w:rPr>
+        <w:t xml:space="preserve"> there (Registration Screen)</w:t>
+      </w:r>
+    </w:p>
+    <w:p>
+      <w:pPr>
+        <w:pStyle w:val="ListParagraph"/>
+        <w:numPr>
+          <w:ilvl w:val="0"/>
+          <w:numId w:val="6"/>
+        </w:numPr>
+        <w:rPr>
+          <w:lang w:val="en-US"/>
+        </w:rPr>
+      </w:pPr>
+      <w:r>
+        <w:rPr>
+          <w:lang w:val="en-US"/>
+        </w:rPr>
+        <w:t xml:space="preserve">The grid page is not Properly Aligned.</w:t>
+      </w:r>
+    </w:p>
+    <w:p>
+      <w:pPr>
+        <w:pStyle w:val="ListParagraph"/>
+        <w:numPr>
+          <w:ilvl w:val="0"/>
+          <w:numId w:val="6"/>
+        </w:numPr>
+        <w:rPr>
+          <w:lang w:val="en-US"/>
+        </w:rPr>
+      </w:pPr>
+      <w:r>
+        <w:rPr>
+          <w:lang w:val="en-US"/>
+        </w:rPr>
+        <w:t xml:space="preserve">Time activity is not assigned</w:t>
+      </w:r>
+    </w:p>
+    <w:p>
+      <w:pPr>
+        <w:pStyle w:val="ListParagraph"/>
+        <w:ind w:left="630"/>
+        <w:rPr>
+          <w:b/>
+          <w:bCs/>
+          <w:sz w:val="24"/>
+          <w:szCs w:val="24"/>
+          <w:lang w:val="en-US"/>
+        </w:rPr>
+      </w:pPr>
+      <w:r>
+        <w:rPr>
+          <w:b/>
+          <w:bCs/>
+          <w:sz w:val="24"/>
+          <w:szCs w:val="24"/>
+          <w:lang w:val="en-US"/>
+        </w:rPr>
+        <w:br/>
+      </w:r>
+      <w:r>
+        <w:rPr>
+          <w:b/>
+          <w:bCs/>
+          <w:sz w:val="24"/>
+          <w:szCs w:val="24"/>
+          <w:lang w:val="en-US"/>
+        </w:rPr>
+        <w:t xml:space="preserve">User Configuration</w:t>
+      </w:r>
+    </w:p>
+    <w:p>
+      <w:pPr>
+        <w:pStyle w:val="ListParagraph"/>
+        <w:numPr>
+          <w:ilvl w:val="0"/>
+          <w:numId w:val="6"/>
+        </w:numPr>
+        <w:rPr>
+          <w:lang w:val="en-US"/>
+        </w:rPr>
+      </w:pPr>
+      <w:r>
+        <w:rPr>
+          <w:lang w:val="en-US"/>
+        </w:rPr>
+        <w:t xml:space="preserve">The grid page is not Properly Aligned.</w:t>
+      </w:r>
+    </w:p>
+    <w:p>
+      <w:pPr>
+        <w:pStyle w:val="ListParagraph"/>
+        <w:numPr>
+          <w:ilvl w:val="0"/>
+          <w:numId w:val="6"/>
+        </w:numPr>
+        <w:rPr>
+          <w:lang w:val="en-US"/>
+        </w:rPr>
+      </w:pPr>
+      <w:r>
+        <w:rPr>
+          <w:lang w:val="en-US"/>
+        </w:rPr>
+        <w:t xml:space="preserve">Time activity is</w:t>
+      </w:r>
+      <w:r>
+        <w:rPr>
+          <w:lang w:val="en-US"/>
+        </w:rPr>
+        <w:t xml:space="preserve"> not</w:t>
+      </w:r>
+      <w:r>
+        <w:rPr>
+          <w:lang w:val="en-US"/>
+        </w:rPr>
+        <w:t xml:space="preserve"> </w:t>
+      </w:r>
+      <w:r>
+        <w:rPr>
+          <w:lang w:val="en-US"/>
+        </w:rPr>
+        <w:t xml:space="preserve">correct</w:t>
+      </w:r>
+    </w:p>
+    <w:p>
+      <w:pPr>
+        <w:pStyle w:val="ListParagraph"/>
+        <w:numPr>
+          <w:ilvl w:val="0"/>
+          <w:numId w:val="6"/>
+        </w:numPr>
+        <w:rPr>
+          <w:sz w:val="24"/>
+          <w:szCs w:val="24"/>
+          <w:lang w:val="en-US"/>
+        </w:rPr>
+      </w:pPr>
+      <w:r>
+        <w:rPr>
+          <w:sz w:val="24"/>
+          <w:szCs w:val="24"/>
+          <w:lang w:val="en-US"/>
+        </w:rPr>
+        <w:t xml:space="preserve">The DOJ</w:t>
+      </w:r>
+      <w:r>
+        <w:rPr>
+          <w:sz w:val="24"/>
+          <w:szCs w:val="24"/>
+          <w:lang w:val="en-US"/>
+        </w:rPr>
+        <w:t xml:space="preserve"> Format is</w:t>
+      </w:r>
+      <w:r>
+        <w:rPr>
+          <w:sz w:val="24"/>
+          <w:szCs w:val="24"/>
+          <w:lang w:val="en-US"/>
+        </w:rPr>
+        <w:t xml:space="preserve"> fetching</w:t>
+      </w:r>
+      <w:r>
+        <w:rPr>
+          <w:sz w:val="24"/>
+          <w:szCs w:val="24"/>
+          <w:lang w:val="en-US"/>
+        </w:rPr>
+        <w:t xml:space="preserve"> wrong</w:t>
+      </w:r>
+      <w:r>
+        <w:rPr>
+          <w:sz w:val="24"/>
+          <w:szCs w:val="24"/>
+          <w:lang w:val="en-US"/>
+        </w:rPr>
+        <w:t xml:space="preserve"> </w:t>
+      </w:r>
+      <w:r>
+        <w:rPr>
+          <w:sz w:val="24"/>
+          <w:szCs w:val="24"/>
+          <w:lang w:val="en-US"/>
+        </w:rPr>
+        <w:t xml:space="preserve">i.e</w:t>
+      </w:r>
+      <w:r>
+        <w:rPr>
+          <w:sz w:val="24"/>
+          <w:szCs w:val="24"/>
+          <w:lang w:val="en-US"/>
+        </w:rPr>
+        <w:t xml:space="preserve"> YYYY-MMM-DD</w:t>
+      </w:r>
+      <w:r>
+        <w:rPr>
+          <w:sz w:val="24"/>
+          <w:szCs w:val="24"/>
+          <w:lang w:val="en-US"/>
+        </w:rPr>
+        <w:br/>
+      </w:r>
+      <w:r>
+        <w:rPr>
+          <w:noProof/>
+          <w:sz w:val="24"/>
+          <w:szCs w:val="24"/>
+          <w:lang w:val="en-US"/>
+        </w:rPr>
+        <w:drawing>
+          <wp:inline distT="0" distB="0" distL="0" distR="0">
+            <wp:extent cx="5731510" cy="2590165"/>
+            <wp:effectExtent l="0" t="0" r="2540" b="635"/>
+            <wp:docPr id="1677590717" name="Picture 18"/>
+            <wp:cNvGraphicFramePr>
+              <a:graphicFrameLocks xmlns:a="http://schemas.openxmlformats.org/drawingml/2006/main" noChangeAspect="1"/>
+            </wp:cNvGraphicFramePr>
+            <a:graphic xmlns:a="http://schemas.openxmlformats.org/drawingml/2006/main">
+              <a:graphicData uri="http://schemas.openxmlformats.org/drawingml/2006/picture">
+                <pic:pic xmlns:pic="http://schemas.openxmlformats.org/drawingml/2006/picture">
+                  <pic:nvPicPr>
+                    <pic:cNvPr id="122626439" name="Picture 1677590717"/>
+                    <pic:cNvPicPr/>
+                  </pic:nvPicPr>
+                  <pic:blipFill>
+                    <a:blip xmlns:r="http://schemas.openxmlformats.org/officeDocument/2006/relationships" r:embed="rId25">
+                      <a:extLst>
+                        <a:ext xmlns:a="http://schemas.openxmlformats.org/drawingml/2006/main" uri="{28A0092B-C50C-407E-A947-70E740481C1C}">
+                          <a14:useLocalDpi xmlns:a14="http://schemas.microsoft.com/office/drawing/2010/main" val="0"/>
+                        </a:ext>
+                      </a:extLst>
+                    </a:blip>
+                    <a:stretch>
+                      <a:fillRect/>
+                    </a:stretch>
+                  </pic:blipFill>
+                  <pic:spPr>
+                    <a:xfrm>
+                      <a:off x="0" y="0"/>
+                      <a:ext cx="5731510" cy="2590165"/>
+                    </a:xfrm>
+                    <a:prstGeom prst="rect">
+                      <a:avLst/>
+                    </a:prstGeom>
+                  </pic:spPr>
+                </pic:pic>
+              </a:graphicData>
+            </a:graphic>
+          </wp:inline>
+        </w:drawing>
+      </w:r>
+    </w:p>
+    <w:p>
+      <w:pPr>
+        <w:pStyle w:val="ListParagraph"/>
+        <w:numPr>
+          <w:ilvl w:val="0"/>
+          <w:numId w:val="6"/>
+        </w:numPr>
+        <w:rPr>
+          <w:sz w:val="24"/>
+          <w:szCs w:val="24"/>
+          <w:lang w:val="en-US"/>
+        </w:rPr>
+      </w:pPr>
+      <w:r>
+        <w:rPr>
+          <w:sz w:val="24"/>
+          <w:szCs w:val="24"/>
+          <w:lang w:val="en-US"/>
+        </w:rPr>
+        <w:t xml:space="preserve">In Initiated On, </w:t>
+      </w:r>
+      <w:r>
+        <w:rPr>
+          <w:sz w:val="24"/>
+          <w:szCs w:val="24"/>
+          <w:lang w:val="en-US"/>
+        </w:rPr>
+        <w:t xml:space="preserve">On</w:t>
+      </w:r>
+      <w:r>
+        <w:rPr>
+          <w:sz w:val="24"/>
+          <w:szCs w:val="24"/>
+          <w:lang w:val="en-US"/>
+        </w:rPr>
+        <w:t xml:space="preserve"> spelling is wrong </w:t>
+      </w:r>
+      <w:r>
+        <w:rPr>
+          <w:sz w:val="24"/>
+          <w:szCs w:val="24"/>
+          <w:lang w:val="en-US"/>
+        </w:rPr>
+        <w:br/>
+      </w:r>
+      <w:r>
+        <w:rPr>
+          <w:noProof/>
+          <w:sz w:val="24"/>
+          <w:szCs w:val="24"/>
+          <w:lang w:val="en-US"/>
+        </w:rPr>
+        <w:drawing>
+          <wp:inline distT="0" distB="0" distL="0" distR="0">
+            <wp:extent cx="4396740" cy="3124200"/>
+            <wp:effectExtent l="0" t="0" r="3810" b="0"/>
+            <wp:docPr id="169525650" name="Picture 20"/>
+            <wp:cNvGraphicFramePr>
+              <a:graphicFrameLocks xmlns:a="http://schemas.openxmlformats.org/drawingml/2006/main" noChangeAspect="1"/>
+            </wp:cNvGraphicFramePr>
+            <a:graphic xmlns:a="http://schemas.openxmlformats.org/drawingml/2006/main">
+              <a:graphicData uri="http://schemas.openxmlformats.org/drawingml/2006/picture">
+                <pic:pic xmlns:pic="http://schemas.openxmlformats.org/drawingml/2006/picture">
+                  <pic:nvPicPr>
+                    <pic:cNvPr id="650986397" name="Picture 169525650"/>
+                    <pic:cNvPicPr/>
+                  </pic:nvPicPr>
+                  <pic:blipFill>
+                    <a:blip xmlns:r="http://schemas.openxmlformats.org/officeDocument/2006/relationships" r:embed="rId26">
+                      <a:extLst>
+                        <a:ext xmlns:a="http://schemas.openxmlformats.org/drawingml/2006/main" uri="{28A0092B-C50C-407E-A947-70E740481C1C}">
+                          <a14:useLocalDpi xmlns:a14="http://schemas.microsoft.com/office/drawing/2010/main" val="0"/>
+                        </a:ext>
+                      </a:extLst>
+                    </a:blip>
+                    <a:stretch>
+                      <a:fillRect/>
+                    </a:stretch>
+                  </pic:blipFill>
+                  <pic:spPr>
+                    <a:xfrm>
+                      <a:off x="0" y="0"/>
+                      <a:ext cx="4396740" cy="3124200"/>
+                    </a:xfrm>
+                    <a:prstGeom prst="rect">
+                      <a:avLst/>
+                    </a:prstGeom>
+                  </pic:spPr>
+                </pic:pic>
+              </a:graphicData>
+            </a:graphic>
+          </wp:inline>
+        </w:drawing>
+      </w:r>
+    </w:p>
+    <w:p>
+      <w:pPr>
+        <w:pStyle w:val="ListParagraph"/>
+        <w:numPr>
+          <w:ilvl w:val="0"/>
+          <w:numId w:val="6"/>
+        </w:numPr>
+        <w:rPr>
+          <w:sz w:val="24"/>
+          <w:szCs w:val="24"/>
+          <w:lang w:val="en-US"/>
+        </w:rPr>
+      </w:pPr>
+      <w:r>
+        <w:rPr>
+          <w:sz w:val="24"/>
+          <w:szCs w:val="24"/>
+          <w:lang w:val="en-US"/>
+        </w:rPr>
+        <w:t xml:space="preserve">Time is wrong in Initiated On </w:t>
+      </w:r>
+      <w:r>
+        <w:rPr>
+          <w:sz w:val="24"/>
+          <w:szCs w:val="24"/>
+          <w:lang w:val="en-US"/>
+        </w:rPr>
+        <w:br/>
+      </w:r>
+      <w:r>
+        <w:rPr>
+          <w:noProof/>
+          <w:sz w:val="24"/>
+          <w:szCs w:val="24"/>
+          <w:lang w:val="en-US"/>
+        </w:rPr>
+        <w:drawing>
+          <wp:inline distT="0" distB="0" distL="0" distR="0">
+            <wp:extent cx="5731510" cy="3063875"/>
+            <wp:effectExtent l="0" t="0" r="2540" b="3175"/>
+            <wp:docPr id="1167866424" name="Picture 21"/>
+            <wp:cNvGraphicFramePr>
+              <a:graphicFrameLocks xmlns:a="http://schemas.openxmlformats.org/drawingml/2006/main" noChangeAspect="1"/>
+            </wp:cNvGraphicFramePr>
+            <a:graphic xmlns:a="http://schemas.openxmlformats.org/drawingml/2006/main">
+              <a:graphicData uri="http://schemas.openxmlformats.org/drawingml/2006/picture">
+                <pic:pic xmlns:pic="http://schemas.openxmlformats.org/drawingml/2006/picture">
+                  <pic:nvPicPr>
+                    <pic:cNvPr id="1626577771" name="Picture 1167866424"/>
+                    <pic:cNvPicPr/>
+                  </pic:nvPicPr>
+                  <pic:blipFill>
+                    <a:blip xmlns:r="http://schemas.openxmlformats.org/officeDocument/2006/relationships" r:embed="rId27">
+                      <a:extLst>
+                        <a:ext xmlns:a="http://schemas.openxmlformats.org/drawingml/2006/main" uri="{28A0092B-C50C-407E-A947-70E740481C1C}">
+                          <a14:useLocalDpi xmlns:a14="http://schemas.microsoft.com/office/drawing/2010/main" val="0"/>
+                        </a:ext>
+                      </a:extLst>
+                    </a:blip>
+                    <a:stretch>
+                      <a:fillRect/>
+                    </a:stretch>
+                  </pic:blipFill>
+                  <pic:spPr>
+                    <a:xfrm>
+                      <a:off x="0" y="0"/>
+                      <a:ext cx="5731510" cy="3063875"/>
+                    </a:xfrm>
+                    <a:prstGeom prst="rect">
+                      <a:avLst/>
+                    </a:prstGeom>
+                  </pic:spPr>
+                </pic:pic>
+              </a:graphicData>
+            </a:graphic>
+          </wp:inline>
+        </w:drawing>
+      </w:r>
+      <w:r>
+        <w:rPr>
+          <w:sz w:val="24"/>
+          <w:szCs w:val="24"/>
+          <w:lang w:val="en-US"/>
+        </w:rPr>
+        <w:br/>
+      </w:r>
+      <w:r>
+        <w:rPr>
+          <w:sz w:val="24"/>
+          <w:szCs w:val="24"/>
+          <w:lang w:val="en-US"/>
+        </w:rPr>
+        <w:br/>
+      </w:r>
+    </w:p>
+    <w:p>
+      <w:pPr>
+        <w:rPr>
+          <w:b/>
+          <w:bCs/>
+          <w:sz w:val="24"/>
+          <w:szCs w:val="24"/>
+          <w:lang w:val="en-US"/>
+        </w:rPr>
+      </w:pPr>
+    </w:p>
+    <w:p>
+      <w:pPr>
+        <w:pStyle w:val="ListParagraph"/>
+        <w:ind w:left="630"/>
+        <w:rPr>
+          <w:lang w:val="en-US"/>
+        </w:rPr>
+      </w:pPr>
+      <w:r>
+        <w:rPr>
+          <w:lang w:val="en-US"/>
+        </w:rPr>
+        <w:br/>
+      </w:r>
+    </w:p>
+    <w:p>
+      <w:pPr>
+        <w:rPr>
+          <w:lang w:val="en-US"/>
+        </w:rPr>
+      </w:pPr>
+    </w:p>
+    <w:p>
+      <w:pPr>
+        <w:pStyle w:val="ListParagraph"/>
+        <w:ind w:left="630"/>
+        <w:rPr>
+          <w:lang w:val="en-US"/>
+        </w:rPr>
+      </w:pPr>
+      <w:r>
+        <w:rPr>
+          <w:lang w:val="en-US"/>
+        </w:rPr>
+        <w:br/>
+      </w:r>
+    </w:p>
+    <w:p>
+      <w:pPr>
+        <w:pStyle w:val="ListParagraph"/>
+        <w:ind w:left="630"/>
+        <w:rPr>
+          <w:b/>
+          <w:bCs/>
+          <w:sz w:val="28"/>
+          <w:szCs w:val="28"/>
+          <w:lang w:val="en-US"/>
+        </w:rPr>
+      </w:pPr>
+      <w:r>
+        <w:rPr>
+          <w:b/>
+          <w:bCs/>
+          <w:sz w:val="28"/>
+          <w:szCs w:val="28"/>
+          <w:lang w:val="en-US"/>
+        </w:rPr>
+        <w:br/>
+      </w:r>
+      <w:r>
+        <w:rPr>
+          <w:b/>
+          <w:bCs/>
+          <w:sz w:val="28"/>
+          <w:szCs w:val="28"/>
+          <w:lang w:val="en-US"/>
+        </w:rPr>
+        <w:br/>
+      </w:r>
+      <w:r>
+        <w:rPr>
+          <w:b/>
+          <w:bCs/>
+          <w:sz w:val="28"/>
+          <w:szCs w:val="28"/>
+          <w:lang w:val="en-US"/>
+        </w:rPr>
+        <w:br/>
+      </w:r>
+      <w:r>
+        <w:rPr>
+          <w:b/>
+          <w:bCs/>
+          <w:sz w:val="28"/>
+          <w:szCs w:val="28"/>
+          <w:lang w:val="en-US"/>
+        </w:rPr>
+        <w:br/>
+      </w:r>
+      <w:r>
+        <w:rPr>
+          <w:b/>
+          <w:bCs/>
+          <w:sz w:val="28"/>
+          <w:szCs w:val="28"/>
+          <w:lang w:val="en-US"/>
+        </w:rPr>
+        <w:br/>
+      </w:r>
+      <w:r>
+        <w:rPr>
+          <w:b/>
+          <w:bCs/>
+          <w:sz w:val="28"/>
+          <w:szCs w:val="28"/>
+          <w:lang w:val="en-US"/>
+        </w:rPr>
+        <w:br/>
+      </w:r>
+    </w:p>
+    <w:p>
+      <w:pPr>
+        <w:rPr>
+          <w:lang w:val="en-US"/>
+        </w:rPr>
+      </w:pPr>
+    </w:p>
+    <w:p>
+      <w:pPr>
+        <w:pStyle w:val="ListParagraph"/>
+        <w:rPr>
+          <w:lang w:val="en-US"/>
+        </w:rPr>
+      </w:pPr>
+      <w:r>
+        <w:rPr>
+          <w:lang w:val="en-US"/>
+        </w:rPr>
+        <w:br/>
+      </w:r>
+    </w:p>
+    <w:p>
+      <w:pPr>
+        <w:pStyle w:val="ListParagraph"/>
+        <w:ind w:left="1440"/>
+        <w:rPr>
+          <w:lang w:val="en-US"/>
+        </w:rPr>
+      </w:pPr>
+    </w:p>
+    <w:p>
+      <w:pPr>
+        <w:rPr>
+          <w:lang w:val="en-US"/>
+        </w:rPr>
+      </w:pPr>
+    </w:p>
+    <w:p>
+      <w:pPr>
+        <w:rPr>
+          <w:lang w:val="en-US"/>
+        </w:rPr>
+      </w:pPr>
+      <w:r>
+        <w:rPr>
+          <w:lang w:val="en-US"/>
+        </w:rPr>
+        <w:br/>
+      </w:r>
+      <w:r>
+        <w:rPr>
+          <w:lang w:val="en-US"/>
+        </w:rPr>
+        <w:br/>
+      </w:r>
+    </w:p>
+    <w:p>
+      <w:pPr>
+        <w:pStyle w:val="ListParagraph"/>
+        <w:rPr>
+          <w:lang w:val="en-US"/>
+        </w:rPr>
+      </w:pPr>
+    </w:p>
+    <w:p>
+      <w:pPr>
+        <w:pStyle w:val="ListParagraph"/>
+        <w:rPr>
+          <w:lang w:val="en-US"/>
+        </w:rPr>
+      </w:pPr>
     </w:p>
     <w:sectPr>
-      <w:headerReference w:type="default" r:id="rId1"/>
-      <w:footerReference w:type="default" r:id="rId2"/>
-      <w:type w:val="continuous"/>
+      <w:headerReference w:type="default" r:id="rId28"/>
+      <w:footerReference w:type="default" r:id="rId29"/>
       <w:pgSz w:w="11900" w:h="16840" w:orient="portrait"/>
-      <w:pgMar w:top="1440" w:right="1440" w:bottom="1440" w:left="1440" w:header="720" w:footer="1015" w:gutter="0"/>
+      <w:pgMar w:top="1440" w:right="1440" w:bottom="1440" w:left="1440" w:header="708" w:footer="708" w:gutter="0"/>
       <w:pgBorders/>
       <w:cols w:num="1" w:space="708">
-        <w:col w:w="8508" w:space="708"/>
+        <w:col w:w="9026" w:space="708"/>
       </w:cols>
-      <w:docGrid w:linePitch="299"/>
+      <w:docGrid w:linePitch="360"/>
     </w:sectPr>
   </w:body>
 </w:document>
@@ -357,7 +3767,7 @@
         </w:tcPr>
         <w:p>
           <w:pPr>
-            <w:pStyle w:val="SpireTableThStyle4379efd8-8e72-47a9-9f35-f6001b7be04f"/>
+            <w:pStyle w:val="SpireTableThStylefd8de88b-968f-451f-94d0-e91e1d81e802"/>
             <w:jc w:val="left"/>
             <w:rPr>
               <w:vanish w:val="0"/>
@@ -393,7 +3803,7 @@
         </w:tcPr>
         <w:p>
           <w:pPr>
-            <w:pStyle w:val="SpireTableThStyle31fc1eb8-f423-491f-bdc3-2602ed3aaded"/>
+            <w:pStyle w:val="SpireTableThStyle6e858d58-75ad-4cb4-baea-156140569ae6"/>
             <w:jc w:val="left"/>
             <w:rPr>
               <w:vanish w:val="0"/>
@@ -429,7 +3839,7 @@
         </w:tcPr>
         <w:p>
           <w:pPr>
-            <w:pStyle w:val="SpireTableThStyle8a6f1b3b-ff6e-47bd-9d24-338994b3c1a2"/>
+            <w:pStyle w:val="SpireTableThStyle8f88d64a-603a-4c1e-bbea-5b0250efa4e0"/>
             <w:jc w:val="left"/>
             <w:rPr>
               <w:vanish w:val="0"/>
@@ -470,7 +3880,7 @@
         </w:tcPr>
         <w:p>
           <w:pPr>
-            <w:pStyle w:val="SpireTableThStyle2258a057-d74e-4c47-a610-c893448127dd"/>
+            <w:pStyle w:val="SpireTableThStylee1ea866d-83bd-48e1-8c98-f1b3b96c3ff1"/>
             <w:jc w:val="left"/>
             <w:rPr>
               <w:vanish w:val="0"/>
@@ -515,7 +3925,7 @@
               <w:rFonts w:ascii="&quot;times new roman&quot;" w:eastAsia="&quot;times new roman&quot;" w:hAnsi="&quot;times new roman&quot;" w:cs="&quot;times new roman&quot;"/>
               <w:sz w:val="21"/>
             </w:rPr>
-            <w:t xml:space="preserve">01/07/2024</w:t>
+            <w:t xml:space="preserve">24/07/2024</w:t>
           </w:r>
         </w:p>
       </w:tc>
@@ -548,7 +3958,7 @@
               <w:rFonts w:ascii="&quot;times new roman&quot;" w:eastAsia="&quot;times new roman&quot;" w:hAnsi="&quot;times new roman&quot;" w:cs="&quot;times new roman&quot;"/>
               <w:sz w:val="21"/>
             </w:rPr>
-            <w:t xml:space="preserve">01/07/2024</w:t>
+            <w:t xml:space="preserve">24/07/2024</w:t>
           </w:r>
         </w:p>
       </w:tc>
@@ -581,7 +3991,7 @@
               <w:rFonts w:ascii="&quot;times new roman&quot;" w:eastAsia="&quot;times new roman&quot;" w:hAnsi="&quot;times new roman&quot;" w:cs="&quot;times new roman&quot;"/>
               <w:sz w:val="21"/>
             </w:rPr>
-            <w:t xml:space="preserve">01/07/2024</w:t>
+            <w:t xml:space="preserve">24/07/2024</w:t>
           </w:r>
         </w:p>
       </w:tc>
@@ -610,7 +4020,7 @@
         </w:tcPr>
         <w:p>
           <w:pPr>
-            <w:pStyle w:val="SpireTableThStyle2b419d32-8d91-451e-a0bd-4b61e7c5eae7"/>
+            <w:pStyle w:val="SpireTableThStylee2eaff06-b435-46c2-9f11-0354413d72bc"/>
             <w:jc w:val="left"/>
             <w:rPr>
               <w:vanish w:val="0"/>
@@ -750,7 +4160,7 @@
         </w:tcPr>
         <w:p>
           <w:pPr>
-            <w:pStyle w:val="SpireTableThStyle89add28c-9025-4fab-be10-8c25fa581197"/>
+            <w:pStyle w:val="SpireTableThStyle2ae156ea-ce2c-4ccb-a3b3-bb6cd012f2a4"/>
             <w:jc w:val="left"/>
             <w:rPr>
               <w:vanish w:val="0"/>
@@ -890,7 +4300,7 @@
         </w:tcPr>
         <w:p>
           <w:pPr>
-            <w:pStyle w:val="SpireTableThStyleb179de1e-3ab9-4c1f-92a5-a8534414d75c"/>
+            <w:pStyle w:val="SpireTableThStyle7aed085e-970e-4e60-a420-e4a842f5fd73"/>
             <w:jc w:val="left"/>
             <w:rPr>
               <w:vanish w:val="0"/>
@@ -1070,7 +4480,7 @@
               <w:b/>
               <w:sz w:val="14"/>
             </w:rPr>
-            <w:t xml:space="preserve">Format No : APD/QAD/STP/0012</w:t>
+            <w:t xml:space="preserve">Format No : APD/QAD/SOP/24724</w:t>
           </w:r>
         </w:p>
       </w:tc>
@@ -1143,8 +4553,8 @@
     </w:tblPr>
     <w:tblGrid>
       <w:gridCol w:w="1680"/>
-      <w:gridCol w:w="4105"/>
-      <w:gridCol w:w="1526"/>
+      <w:gridCol w:w="3555"/>
+      <w:gridCol w:w="2076"/>
       <w:gridCol w:w="1680"/>
     </w:tblGrid>
     <w:tr>
@@ -1173,7 +4583,7 @@
         </w:tcPr>
         <w:p>
           <w:pPr>
-            <w:pStyle w:val="SpireTableThStylee1f884e7-0eaf-4d7b-9eb5-6ec4c9ba7685"/>
+            <w:pStyle w:val="SpireTableThStyleb6de337c-0c17-4e72-a3ec-6e63d14ab90a"/>
             <w:jc w:val="left"/>
             <w:rPr>
               <w:vanish w:val="0"/>
@@ -1228,7 +4638,7 @@
         </w:tcPr>
         <w:p>
           <w:pPr>
-            <w:pStyle w:val="SpireTableThStyle5b2a62b0-2003-4130-a950-96fba3d55bc8"/>
+            <w:pStyle w:val="SpireTableThStyle5a554a28-214d-4d64-ad2e-4ce055e5eab1"/>
             <w:jc w:val="center"/>
             <w:rPr>
               <w:vanish w:val="0"/>
@@ -1256,7 +4666,7 @@
               <w:b/>
               <w:sz w:val="21"/>
             </w:rPr>
-            <w:t xml:space="preserve">hyderabad</w:t>
+            <w:t xml:space="preserve">HYDERBAD,MUMBAI,DELHI,PUNJAB</w:t>
           </w:r>
           <w:r>
             <w:rPr>
@@ -1272,7 +4682,7 @@
               <w:b/>
               <w:sz w:val="21"/>
             </w:rPr>
-            <w:t xml:space="preserve">QUALITY ASSURANCE,PRODUCTION</w:t>
+            <w:t xml:space="preserve">QUALITY ASSURANCE</w:t>
           </w:r>
           <w:r>
             <w:rPr>
@@ -1312,7 +4722,7 @@
         </w:tcPr>
         <w:p>
           <w:pPr>
-            <w:pStyle w:val="SpireTableThStyle74fe4e8f-0e3c-4386-843c-aa88884330c2"/>
+            <w:pStyle w:val="SpireTableThStyle383e6c31-640d-453b-93a0-4641ebd2e15c"/>
             <w:jc w:val="left"/>
             <w:rPr>
               <w:vanish w:val="0"/>
@@ -1372,7 +4782,7 @@
               <w:b/>
               <w:sz w:val="18"/>
             </w:rPr>
-            <w:t xml:space="preserve"> rev test audit title</w:t>
+            <w:t xml:space="preserve"> PREPARATION TITLE</w:t>
           </w:r>
         </w:p>
       </w:tc>
@@ -1440,7 +4850,7 @@
               <w:b/>
               <w:sz w:val="18"/>
             </w:rPr>
-            <w:t xml:space="preserve">APD/QAD/SOP-01F1ereer</w:t>
+            <w:t xml:space="preserve">APD/QAD/SOP-240724</w:t>
           </w:r>
         </w:p>
       </w:tc>
@@ -1514,7 +4924,7 @@
               <w:b/>
               <w:sz w:val="18"/>
             </w:rPr>
-            <w:t xml:space="preserve">1</w:t>
+            <w:t xml:space="preserve">00</w:t>
           </w:r>
         </w:p>
       </w:tc>
@@ -1582,7 +4992,7 @@
               <w:b/>
               <w:sz w:val="18"/>
             </w:rPr>
-            <w:t xml:space="preserve">2</w:t>
+            <w:t xml:space="preserve">01</w:t>
           </w:r>
         </w:p>
       </w:tc>
@@ -1656,7 +5066,7 @@
               <w:b/>
               <w:sz w:val="18"/>
             </w:rPr>
-            <w:t xml:space="preserve">QUALITY ASSURANCE,PRODUCTION</w:t>
+            <w:t xml:space="preserve">QUALITY ASSURANCE</w:t>
           </w:r>
         </w:p>
       </w:tc>
@@ -1852,6 +5262,2378 @@
 </w:hdr>
 </file>
 
+<file path=word/numbering.xml><?xml version="1.0" encoding="utf-8"?>
+<w:numbering xmlns:wpc="http://schemas.microsoft.com/office/word/2010/wordprocessingCanvas" xmlns:mc="http://schemas.openxmlformats.org/markup-compatibility/2006" xmlns:o="urn:schemas-microsoft-com:office:office" xmlns:r="http://schemas.openxmlformats.org/officeDocument/2006/relationships" xmlns:m="http://schemas.openxmlformats.org/officeDocument/2006/math" xmlns:v="urn:schemas-microsoft-com:vml" xmlns:wp14="http://schemas.microsoft.com/office/word/2010/wordprocessingDrawing" xmlns:wp="http://schemas.openxmlformats.org/drawingml/2006/wordprocessingDrawing" xmlns:w10="urn:schemas-microsoft-com:office:word" xmlns:w="http://schemas.openxmlformats.org/wordprocessingml/2006/main" xmlns:w14="http://schemas.microsoft.com/office/word/2010/wordml" xmlns:wpg="http://schemas.microsoft.com/office/word/2010/wordprocessingGroup" xmlns:wpi="http://schemas.microsoft.com/office/word/2010/wordprocessingInk" xmlns:wne="http://schemas.microsoft.com/office/word/2006/wordml" xmlns:wps="http://schemas.microsoft.com/office/word/2010/wordprocessingShape" mc:Ignorable="w14 wp14">
+  <w:abstractNum w:abstractNumId="0">
+    <w:multiLevelType w:val="multilevel"/>
+    <w:lvl w:ilvl="0">
+      <w:start w:val="1"/>
+      <w:numFmt w:val="decimal"/>
+      <w:suff w:val="tab"/>
+      <w:lvlText w:val="%1."/>
+      <w:lvlJc w:val="left"/>
+      <w:pPr>
+        <w:ind w:left="720" w:hanging="360"/>
+      </w:pPr>
+      <w:rPr>
+        <w:rFonts w:ascii="Times New Roman" w:eastAsia="Times New Roman" w:hAnsi="Times New Roman" w:cs="Times New Roman"/>
+      </w:rPr>
+    </w:lvl>
+    <w:lvl w:ilvl="1">
+      <w:start w:val="1"/>
+      <w:numFmt w:val="lowerLetter"/>
+      <w:suff w:val="tab"/>
+      <w:lvlText w:val="%2."/>
+      <w:lvlJc w:val="right"/>
+      <w:pPr>
+        <w:ind w:left="1440" w:hanging="360"/>
+      </w:pPr>
+      <w:rPr>
+        <w:rFonts w:ascii="Times New Roman" w:eastAsia="Times New Roman" w:hAnsi="Times New Roman" w:cs="Times New Roman"/>
+      </w:rPr>
+    </w:lvl>
+    <w:lvl w:ilvl="2">
+      <w:start w:val="1"/>
+      <w:numFmt w:val="lowerRoman"/>
+      <w:suff w:val="tab"/>
+      <w:lvlText w:val="%3."/>
+      <w:lvlJc w:val="left"/>
+      <w:pPr>
+        <w:ind w:left="2160" w:hanging="360"/>
+      </w:pPr>
+      <w:rPr>
+        <w:rFonts w:ascii="Times New Roman" w:eastAsia="Times New Roman" w:hAnsi="Times New Roman" w:cs="Times New Roman"/>
+      </w:rPr>
+    </w:lvl>
+    <w:lvl w:ilvl="3">
+      <w:start w:val="1"/>
+      <w:numFmt w:val="decimal"/>
+      <w:suff w:val="tab"/>
+      <w:lvlText w:val="%4."/>
+      <w:lvlJc w:val="left"/>
+      <w:pPr>
+        <w:ind w:left="2880" w:hanging="360"/>
+      </w:pPr>
+      <w:rPr>
+        <w:rFonts w:ascii="Times New Roman" w:eastAsia="Times New Roman" w:hAnsi="Times New Roman" w:cs="Times New Roman"/>
+      </w:rPr>
+    </w:lvl>
+    <w:lvl w:ilvl="4">
+      <w:start w:val="1"/>
+      <w:numFmt w:val="lowerLetter"/>
+      <w:suff w:val="tab"/>
+      <w:lvlText w:val="%5."/>
+      <w:lvlJc w:val="right"/>
+      <w:pPr>
+        <w:ind w:left="3600" w:hanging="360"/>
+      </w:pPr>
+      <w:rPr>
+        <w:rFonts w:ascii="Times New Roman" w:eastAsia="Times New Roman" w:hAnsi="Times New Roman" w:cs="Times New Roman"/>
+      </w:rPr>
+    </w:lvl>
+    <w:lvl w:ilvl="5">
+      <w:start w:val="1"/>
+      <w:numFmt w:val="lowerRoman"/>
+      <w:suff w:val="tab"/>
+      <w:lvlText w:val="%6."/>
+      <w:lvlJc w:val="left"/>
+      <w:pPr>
+        <w:ind w:left="4320" w:hanging="360"/>
+      </w:pPr>
+      <w:rPr>
+        <w:rFonts w:ascii="Times New Roman" w:eastAsia="Times New Roman" w:hAnsi="Times New Roman" w:cs="Times New Roman"/>
+      </w:rPr>
+    </w:lvl>
+    <w:lvl w:ilvl="6">
+      <w:start w:val="1"/>
+      <w:numFmt w:val="decimal"/>
+      <w:suff w:val="tab"/>
+      <w:lvlText w:val="%7."/>
+      <w:lvlJc w:val="left"/>
+      <w:pPr>
+        <w:ind w:left="5040" w:hanging="360"/>
+      </w:pPr>
+      <w:rPr>
+        <w:rFonts w:ascii="Times New Roman" w:eastAsia="Times New Roman" w:hAnsi="Times New Roman" w:cs="Times New Roman"/>
+      </w:rPr>
+    </w:lvl>
+    <w:lvl w:ilvl="7">
+      <w:start w:val="1"/>
+      <w:numFmt w:val="lowerLetter"/>
+      <w:suff w:val="tab"/>
+      <w:lvlText w:val="%8."/>
+      <w:lvlJc w:val="right"/>
+      <w:pPr>
+        <w:ind w:left="5760" w:hanging="360"/>
+      </w:pPr>
+      <w:rPr>
+        <w:rFonts w:ascii="Times New Roman" w:eastAsia="Times New Roman" w:hAnsi="Times New Roman" w:cs="Times New Roman"/>
+      </w:rPr>
+    </w:lvl>
+    <w:lvl w:ilvl="8">
+      <w:start w:val="1"/>
+      <w:numFmt w:val="lowerRoman"/>
+      <w:suff w:val="tab"/>
+      <w:lvlText w:val="%9."/>
+      <w:lvlJc w:val="left"/>
+      <w:pPr>
+        <w:ind w:left="6480" w:hanging="360"/>
+      </w:pPr>
+      <w:rPr>
+        <w:rFonts w:ascii="Times New Roman" w:eastAsia="Times New Roman" w:hAnsi="Times New Roman" w:cs="Times New Roman"/>
+      </w:rPr>
+    </w:lvl>
+  </w:abstractNum>
+  <w:abstractNum w:abstractNumId="1">
+    <w:multiLevelType w:val="multilevel"/>
+    <w:lvl w:ilvl="0">
+      <w:start w:val="1"/>
+      <w:numFmt w:val="bullet"/>
+      <w:suff w:val="tab"/>
+      <w:lvlText w:val=""/>
+      <w:lvlJc w:val="left"/>
+      <w:pPr>
+        <w:ind w:left="720" w:hanging="360"/>
+      </w:pPr>
+      <w:rPr>
+        <w:rFonts w:ascii="Symbol" w:eastAsia="Symbol" w:hAnsi="Symbol" w:cs="Symbol"/>
+      </w:rPr>
+    </w:lvl>
+    <w:lvl w:ilvl="1">
+      <w:start w:val="1"/>
+      <w:numFmt w:val="bullet"/>
+      <w:suff w:val="tab"/>
+      <w:lvlText w:val="o"/>
+      <w:lvlJc w:val="left"/>
+      <w:pPr>
+        <w:ind w:left="1440" w:hanging="360"/>
+      </w:pPr>
+      <w:rPr>
+        <w:rFonts w:ascii="Courier New" w:eastAsia="Courier New" w:hAnsi="Courier New" w:cs="Courier New"/>
+      </w:rPr>
+    </w:lvl>
+    <w:lvl w:ilvl="2">
+      <w:start w:val="1"/>
+      <w:numFmt w:val="bullet"/>
+      <w:suff w:val="tab"/>
+      <w:lvlText w:val=""/>
+      <w:lvlJc w:val="left"/>
+      <w:pPr>
+        <w:ind w:left="2160" w:hanging="360"/>
+      </w:pPr>
+      <w:rPr>
+        <w:rFonts w:ascii="Wingdings" w:eastAsia="Wingdings" w:hAnsi="Wingdings" w:cs="Wingdings"/>
+      </w:rPr>
+    </w:lvl>
+    <w:lvl w:ilvl="3">
+      <w:start w:val="1"/>
+      <w:numFmt w:val="bullet"/>
+      <w:suff w:val="tab"/>
+      <w:lvlText w:val=""/>
+      <w:lvlJc w:val="left"/>
+      <w:pPr>
+        <w:ind w:left="2880" w:hanging="360"/>
+      </w:pPr>
+      <w:rPr>
+        <w:rFonts w:ascii="Symbol" w:eastAsia="Symbol" w:hAnsi="Symbol" w:cs="Symbol"/>
+      </w:rPr>
+    </w:lvl>
+    <w:lvl w:ilvl="4">
+      <w:start w:val="1"/>
+      <w:numFmt w:val="bullet"/>
+      <w:suff w:val="tab"/>
+      <w:lvlText w:val="o"/>
+      <w:lvlJc w:val="left"/>
+      <w:pPr>
+        <w:ind w:left="3600" w:hanging="360"/>
+      </w:pPr>
+      <w:rPr>
+        <w:rFonts w:ascii="Courier New" w:eastAsia="Courier New" w:hAnsi="Courier New" w:cs="Courier New"/>
+      </w:rPr>
+    </w:lvl>
+    <w:lvl w:ilvl="5">
+      <w:start w:val="1"/>
+      <w:numFmt w:val="bullet"/>
+      <w:suff w:val="tab"/>
+      <w:lvlText w:val=""/>
+      <w:lvlJc w:val="left"/>
+      <w:pPr>
+        <w:ind w:left="4320" w:hanging="360"/>
+      </w:pPr>
+      <w:rPr>
+        <w:rFonts w:ascii="Wingdings" w:eastAsia="Wingdings" w:hAnsi="Wingdings" w:cs="Wingdings"/>
+      </w:rPr>
+    </w:lvl>
+    <w:lvl w:ilvl="6">
+      <w:start w:val="1"/>
+      <w:numFmt w:val="bullet"/>
+      <w:suff w:val="tab"/>
+      <w:lvlText w:val=""/>
+      <w:lvlJc w:val="left"/>
+      <w:pPr>
+        <w:ind w:left="5040" w:hanging="360"/>
+      </w:pPr>
+      <w:rPr>
+        <w:rFonts w:ascii="Symbol" w:eastAsia="Symbol" w:hAnsi="Symbol" w:cs="Symbol"/>
+      </w:rPr>
+    </w:lvl>
+    <w:lvl w:ilvl="7">
+      <w:start w:val="1"/>
+      <w:numFmt w:val="bullet"/>
+      <w:suff w:val="tab"/>
+      <w:lvlText w:val="o"/>
+      <w:lvlJc w:val="left"/>
+      <w:pPr>
+        <w:ind w:left="5760" w:hanging="360"/>
+      </w:pPr>
+      <w:rPr>
+        <w:rFonts w:ascii="Courier New" w:eastAsia="Courier New" w:hAnsi="Courier New" w:cs="Courier New"/>
+      </w:rPr>
+    </w:lvl>
+    <w:lvl w:ilvl="8">
+      <w:start w:val="1"/>
+      <w:numFmt w:val="bullet"/>
+      <w:suff w:val="tab"/>
+      <w:lvlText w:val=""/>
+      <w:lvlJc w:val="left"/>
+      <w:pPr>
+        <w:ind w:left="6480" w:hanging="360"/>
+      </w:pPr>
+      <w:rPr>
+        <w:rFonts w:ascii="Wingdings" w:eastAsia="Wingdings" w:hAnsi="Wingdings" w:cs="Wingdings"/>
+      </w:rPr>
+    </w:lvl>
+  </w:abstractNum>
+  <w:abstractNum w:abstractNumId="2">
+    <w:multiLevelType w:val="hybridMultilevel"/>
+    <w:lvl w:ilvl="0">
+      <w:start w:val="1"/>
+      <w:numFmt w:val="decimal"/>
+      <w:suff w:val="tab"/>
+      <w:lvlText w:val="%1."/>
+      <w:lvlJc w:val="left"/>
+      <w:pPr>
+        <w:ind w:left="720" w:hanging="360"/>
+      </w:pPr>
+      <w:rPr/>
+    </w:lvl>
+    <w:lvl w:ilvl="1">
+      <w:start w:val="1"/>
+      <w:numFmt w:val="lowerLetter"/>
+      <w:suff w:val="tab"/>
+      <w:lvlText w:val="%2."/>
+      <w:lvlJc w:val="left"/>
+      <w:pPr>
+        <w:ind w:left="1440" w:hanging="360"/>
+      </w:pPr>
+      <w:rPr/>
+    </w:lvl>
+    <w:lvl w:ilvl="2">
+      <w:start w:val="1"/>
+      <w:numFmt w:val="lowerRoman"/>
+      <w:suff w:val="tab"/>
+      <w:lvlText w:val="%3."/>
+      <w:lvlJc w:val="right"/>
+      <w:pPr>
+        <w:ind w:left="2160" w:hanging="180"/>
+      </w:pPr>
+      <w:rPr/>
+    </w:lvl>
+    <w:lvl w:ilvl="3">
+      <w:start w:val="1"/>
+      <w:numFmt w:val="decimal"/>
+      <w:suff w:val="tab"/>
+      <w:lvlText w:val="%4."/>
+      <w:lvlJc w:val="left"/>
+      <w:pPr>
+        <w:ind w:left="2880" w:hanging="360"/>
+      </w:pPr>
+      <w:rPr/>
+    </w:lvl>
+    <w:lvl w:ilvl="4">
+      <w:start w:val="1"/>
+      <w:numFmt w:val="lowerLetter"/>
+      <w:suff w:val="tab"/>
+      <w:lvlText w:val="%5."/>
+      <w:lvlJc w:val="left"/>
+      <w:pPr>
+        <w:ind w:left="3600" w:hanging="360"/>
+      </w:pPr>
+      <w:rPr/>
+    </w:lvl>
+    <w:lvl w:ilvl="5">
+      <w:start w:val="1"/>
+      <w:numFmt w:val="lowerRoman"/>
+      <w:suff w:val="tab"/>
+      <w:lvlText w:val="%6."/>
+      <w:lvlJc w:val="right"/>
+      <w:pPr>
+        <w:ind w:left="4320" w:hanging="180"/>
+      </w:pPr>
+      <w:rPr/>
+    </w:lvl>
+    <w:lvl w:ilvl="6">
+      <w:start w:val="1"/>
+      <w:numFmt w:val="decimal"/>
+      <w:suff w:val="tab"/>
+      <w:lvlText w:val="%7."/>
+      <w:lvlJc w:val="left"/>
+      <w:pPr>
+        <w:ind w:left="5040" w:hanging="360"/>
+      </w:pPr>
+      <w:rPr/>
+    </w:lvl>
+    <w:lvl w:ilvl="7">
+      <w:start w:val="1"/>
+      <w:numFmt w:val="lowerLetter"/>
+      <w:suff w:val="tab"/>
+      <w:lvlText w:val="%8."/>
+      <w:lvlJc w:val="left"/>
+      <w:pPr>
+        <w:ind w:left="5760" w:hanging="360"/>
+      </w:pPr>
+      <w:rPr/>
+    </w:lvl>
+    <w:lvl w:ilvl="8">
+      <w:start w:val="1"/>
+      <w:numFmt w:val="lowerRoman"/>
+      <w:suff w:val="tab"/>
+      <w:lvlText w:val="%9."/>
+      <w:lvlJc w:val="right"/>
+      <w:pPr>
+        <w:ind w:left="6480" w:hanging="180"/>
+      </w:pPr>
+      <w:rPr/>
+    </w:lvl>
+  </w:abstractNum>
+  <w:abstractNum w:abstractNumId="3">
+    <w:multiLevelType w:val="hybridMultilevel"/>
+    <w:lvl w:ilvl="0">
+      <w:start w:val="1"/>
+      <w:numFmt w:val="decimal"/>
+      <w:suff w:val="tab"/>
+      <w:lvlText w:val="%1."/>
+      <w:lvlJc w:val="left"/>
+      <w:pPr>
+        <w:ind w:left="1440" w:hanging="360"/>
+      </w:pPr>
+      <w:rPr/>
+    </w:lvl>
+    <w:lvl w:ilvl="1">
+      <w:start w:val="1"/>
+      <w:numFmt w:val="lowerLetter"/>
+      <w:suff w:val="tab"/>
+      <w:lvlText w:val="%2."/>
+      <w:lvlJc w:val="left"/>
+      <w:pPr>
+        <w:ind w:left="2160" w:hanging="360"/>
+      </w:pPr>
+      <w:rPr/>
+    </w:lvl>
+    <w:lvl w:ilvl="2">
+      <w:start w:val="1"/>
+      <w:numFmt w:val="lowerRoman"/>
+      <w:suff w:val="tab"/>
+      <w:lvlText w:val="%3."/>
+      <w:lvlJc w:val="right"/>
+      <w:pPr>
+        <w:ind w:left="2880" w:hanging="180"/>
+      </w:pPr>
+      <w:rPr/>
+    </w:lvl>
+    <w:lvl w:ilvl="3">
+      <w:start w:val="1"/>
+      <w:numFmt w:val="decimal"/>
+      <w:suff w:val="tab"/>
+      <w:lvlText w:val="%4."/>
+      <w:lvlJc w:val="left"/>
+      <w:pPr>
+        <w:ind w:left="3600" w:hanging="360"/>
+      </w:pPr>
+      <w:rPr/>
+    </w:lvl>
+    <w:lvl w:ilvl="4">
+      <w:start w:val="1"/>
+      <w:numFmt w:val="lowerLetter"/>
+      <w:suff w:val="tab"/>
+      <w:lvlText w:val="%5."/>
+      <w:lvlJc w:val="left"/>
+      <w:pPr>
+        <w:ind w:left="4320" w:hanging="360"/>
+      </w:pPr>
+      <w:rPr/>
+    </w:lvl>
+    <w:lvl w:ilvl="5">
+      <w:start w:val="1"/>
+      <w:numFmt w:val="lowerRoman"/>
+      <w:suff w:val="tab"/>
+      <w:lvlText w:val="%6."/>
+      <w:lvlJc w:val="right"/>
+      <w:pPr>
+        <w:ind w:left="5040" w:hanging="180"/>
+      </w:pPr>
+      <w:rPr/>
+    </w:lvl>
+    <w:lvl w:ilvl="6">
+      <w:start w:val="1"/>
+      <w:numFmt w:val="decimal"/>
+      <w:suff w:val="tab"/>
+      <w:lvlText w:val="%7."/>
+      <w:lvlJc w:val="left"/>
+      <w:pPr>
+        <w:ind w:left="5760" w:hanging="360"/>
+      </w:pPr>
+      <w:rPr/>
+    </w:lvl>
+    <w:lvl w:ilvl="7">
+      <w:start w:val="1"/>
+      <w:numFmt w:val="lowerLetter"/>
+      <w:suff w:val="tab"/>
+      <w:lvlText w:val="%8."/>
+      <w:lvlJc w:val="left"/>
+      <w:pPr>
+        <w:ind w:left="6480" w:hanging="360"/>
+      </w:pPr>
+      <w:rPr/>
+    </w:lvl>
+    <w:lvl w:ilvl="8">
+      <w:start w:val="1"/>
+      <w:numFmt w:val="lowerRoman"/>
+      <w:suff w:val="tab"/>
+      <w:lvlText w:val="%9."/>
+      <w:lvlJc w:val="right"/>
+      <w:pPr>
+        <w:ind w:left="7200" w:hanging="180"/>
+      </w:pPr>
+      <w:rPr/>
+    </w:lvl>
+  </w:abstractNum>
+  <w:abstractNum w:abstractNumId="4">
+    <w:multiLevelType w:val="hybridMultilevel"/>
+    <w:lvl w:ilvl="0">
+      <w:start w:val="1"/>
+      <w:numFmt w:val="decimal"/>
+      <w:suff w:val="tab"/>
+      <w:lvlText w:val="%1."/>
+      <w:lvlJc w:val="left"/>
+      <w:pPr>
+        <w:ind w:left="720" w:hanging="360"/>
+      </w:pPr>
+      <w:rPr/>
+    </w:lvl>
+    <w:lvl w:ilvl="1">
+      <w:start w:val="1"/>
+      <w:numFmt w:val="lowerLetter"/>
+      <w:suff w:val="tab"/>
+      <w:lvlText w:val="%2."/>
+      <w:lvlJc w:val="left"/>
+      <w:pPr>
+        <w:ind w:left="1440" w:hanging="360"/>
+      </w:pPr>
+      <w:rPr/>
+    </w:lvl>
+    <w:lvl w:ilvl="2">
+      <w:start w:val="1"/>
+      <w:numFmt w:val="lowerRoman"/>
+      <w:suff w:val="tab"/>
+      <w:lvlText w:val="%3."/>
+      <w:lvlJc w:val="right"/>
+      <w:pPr>
+        <w:ind w:left="2160" w:hanging="180"/>
+      </w:pPr>
+      <w:rPr/>
+    </w:lvl>
+    <w:lvl w:ilvl="3">
+      <w:start w:val="1"/>
+      <w:numFmt w:val="decimal"/>
+      <w:suff w:val="tab"/>
+      <w:lvlText w:val="%4."/>
+      <w:lvlJc w:val="left"/>
+      <w:pPr>
+        <w:ind w:left="2880" w:hanging="360"/>
+      </w:pPr>
+      <w:rPr/>
+    </w:lvl>
+    <w:lvl w:ilvl="4">
+      <w:start w:val="1"/>
+      <w:numFmt w:val="lowerLetter"/>
+      <w:suff w:val="tab"/>
+      <w:lvlText w:val="%5."/>
+      <w:lvlJc w:val="left"/>
+      <w:pPr>
+        <w:ind w:left="3600" w:hanging="360"/>
+      </w:pPr>
+      <w:rPr/>
+    </w:lvl>
+    <w:lvl w:ilvl="5">
+      <w:start w:val="1"/>
+      <w:numFmt w:val="lowerRoman"/>
+      <w:suff w:val="tab"/>
+      <w:lvlText w:val="%6."/>
+      <w:lvlJc w:val="right"/>
+      <w:pPr>
+        <w:ind w:left="4320" w:hanging="180"/>
+      </w:pPr>
+      <w:rPr/>
+    </w:lvl>
+    <w:lvl w:ilvl="6">
+      <w:start w:val="1"/>
+      <w:numFmt w:val="decimal"/>
+      <w:suff w:val="tab"/>
+      <w:lvlText w:val="%7."/>
+      <w:lvlJc w:val="left"/>
+      <w:pPr>
+        <w:ind w:left="5040" w:hanging="360"/>
+      </w:pPr>
+      <w:rPr/>
+    </w:lvl>
+    <w:lvl w:ilvl="7">
+      <w:start w:val="1"/>
+      <w:numFmt w:val="lowerLetter"/>
+      <w:suff w:val="tab"/>
+      <w:lvlText w:val="%8."/>
+      <w:lvlJc w:val="left"/>
+      <w:pPr>
+        <w:ind w:left="5760" w:hanging="360"/>
+      </w:pPr>
+      <w:rPr/>
+    </w:lvl>
+    <w:lvl w:ilvl="8">
+      <w:start w:val="1"/>
+      <w:numFmt w:val="lowerRoman"/>
+      <w:suff w:val="tab"/>
+      <w:lvlText w:val="%9."/>
+      <w:lvlJc w:val="right"/>
+      <w:pPr>
+        <w:ind w:left="6480" w:hanging="180"/>
+      </w:pPr>
+      <w:rPr/>
+    </w:lvl>
+  </w:abstractNum>
+  <w:abstractNum w:abstractNumId="5">
+    <w:multiLevelType w:val="hybridMultilevel"/>
+    <w:lvl w:ilvl="0">
+      <w:start w:val="1"/>
+      <w:numFmt w:val="decimal"/>
+      <w:suff w:val="tab"/>
+      <w:lvlText w:val="%1."/>
+      <w:lvlJc w:val="left"/>
+      <w:pPr>
+        <w:ind w:left="720" w:hanging="360"/>
+      </w:pPr>
+      <w:rPr>
+        <w:b w:val="0"/>
+        <w:bCs w:val="0"/>
+        <w:i w:val="0"/>
+        <w:iCs w:val="0"/>
+        <w:sz w:val="22"/>
+        <w:szCs w:val="22"/>
+      </w:rPr>
+    </w:lvl>
+    <w:lvl w:ilvl="1">
+      <w:start w:val="1"/>
+      <w:numFmt w:val="lowerLetter"/>
+      <w:suff w:val="tab"/>
+      <w:lvlText w:val="%2."/>
+      <w:lvlJc w:val="left"/>
+      <w:pPr>
+        <w:ind w:left="1440" w:hanging="360"/>
+      </w:pPr>
+      <w:rPr/>
+    </w:lvl>
+    <w:lvl w:ilvl="2">
+      <w:start w:val="1"/>
+      <w:numFmt w:val="lowerRoman"/>
+      <w:suff w:val="tab"/>
+      <w:lvlText w:val="%3."/>
+      <w:lvlJc w:val="right"/>
+      <w:pPr>
+        <w:ind w:left="2160" w:hanging="180"/>
+      </w:pPr>
+      <w:rPr/>
+    </w:lvl>
+    <w:lvl w:ilvl="3">
+      <w:start w:val="1"/>
+      <w:numFmt w:val="decimal"/>
+      <w:suff w:val="tab"/>
+      <w:lvlText w:val="%4."/>
+      <w:lvlJc w:val="left"/>
+      <w:pPr>
+        <w:ind w:left="2880" w:hanging="360"/>
+      </w:pPr>
+      <w:rPr/>
+    </w:lvl>
+    <w:lvl w:ilvl="4">
+      <w:start w:val="1"/>
+      <w:numFmt w:val="lowerLetter"/>
+      <w:suff w:val="tab"/>
+      <w:lvlText w:val="%5."/>
+      <w:lvlJc w:val="left"/>
+      <w:pPr>
+        <w:ind w:left="3600" w:hanging="360"/>
+      </w:pPr>
+      <w:rPr/>
+    </w:lvl>
+    <w:lvl w:ilvl="5">
+      <w:start w:val="1"/>
+      <w:numFmt w:val="lowerRoman"/>
+      <w:suff w:val="tab"/>
+      <w:lvlText w:val="%6."/>
+      <w:lvlJc w:val="right"/>
+      <w:pPr>
+        <w:ind w:left="4320" w:hanging="180"/>
+      </w:pPr>
+      <w:rPr/>
+    </w:lvl>
+    <w:lvl w:ilvl="6">
+      <w:start w:val="1"/>
+      <w:numFmt w:val="decimal"/>
+      <w:suff w:val="tab"/>
+      <w:lvlText w:val="%7."/>
+      <w:lvlJc w:val="left"/>
+      <w:pPr>
+        <w:ind w:left="5040" w:hanging="360"/>
+      </w:pPr>
+      <w:rPr/>
+    </w:lvl>
+    <w:lvl w:ilvl="7">
+      <w:start w:val="1"/>
+      <w:numFmt w:val="lowerLetter"/>
+      <w:suff w:val="tab"/>
+      <w:lvlText w:val="%8."/>
+      <w:lvlJc w:val="left"/>
+      <w:pPr>
+        <w:ind w:left="5760" w:hanging="360"/>
+      </w:pPr>
+      <w:rPr/>
+    </w:lvl>
+    <w:lvl w:ilvl="8">
+      <w:start w:val="1"/>
+      <w:numFmt w:val="lowerRoman"/>
+      <w:suff w:val="tab"/>
+      <w:lvlText w:val="%9."/>
+      <w:lvlJc w:val="right"/>
+      <w:pPr>
+        <w:ind w:left="6480" w:hanging="180"/>
+      </w:pPr>
+      <w:rPr/>
+    </w:lvl>
+  </w:abstractNum>
+  <w:abstractNum w:abstractNumId="6">
+    <w:multiLevelType w:val="hybridMultilevel"/>
+    <w:lvl w:ilvl="0">
+      <w:start w:val="1"/>
+      <w:numFmt w:val="decimal"/>
+      <w:suff w:val="tab"/>
+      <w:lvlText w:val="%1."/>
+      <w:lvlJc w:val="left"/>
+      <w:pPr>
+        <w:ind w:left="630" w:hanging="360"/>
+      </w:pPr>
+      <w:rPr>
+        <w:b w:val="0"/>
+        <w:bCs w:val="0"/>
+        <w:i w:val="0"/>
+        <w:iCs w:val="0"/>
+        <w:sz w:val="22"/>
+        <w:szCs w:val="22"/>
+      </w:rPr>
+    </w:lvl>
+    <w:lvl w:ilvl="1">
+      <w:start w:val="1"/>
+      <w:numFmt w:val="lowerLetter"/>
+      <w:suff w:val="tab"/>
+      <w:lvlText w:val="%2."/>
+      <w:lvlJc w:val="left"/>
+      <w:pPr>
+        <w:ind w:left="1440" w:hanging="360"/>
+      </w:pPr>
+      <w:rPr/>
+    </w:lvl>
+    <w:lvl w:ilvl="2">
+      <w:start w:val="1"/>
+      <w:numFmt w:val="lowerRoman"/>
+      <w:suff w:val="tab"/>
+      <w:lvlText w:val="%3."/>
+      <w:lvlJc w:val="right"/>
+      <w:pPr>
+        <w:ind w:left="2160" w:hanging="180"/>
+      </w:pPr>
+      <w:rPr/>
+    </w:lvl>
+    <w:lvl w:ilvl="3">
+      <w:start w:val="1"/>
+      <w:numFmt w:val="decimal"/>
+      <w:suff w:val="tab"/>
+      <w:lvlText w:val="%4."/>
+      <w:lvlJc w:val="left"/>
+      <w:pPr>
+        <w:ind w:left="2880" w:hanging="360"/>
+      </w:pPr>
+      <w:rPr/>
+    </w:lvl>
+    <w:lvl w:ilvl="4">
+      <w:start w:val="1"/>
+      <w:numFmt w:val="lowerLetter"/>
+      <w:suff w:val="tab"/>
+      <w:lvlText w:val="%5."/>
+      <w:lvlJc w:val="left"/>
+      <w:pPr>
+        <w:ind w:left="3600" w:hanging="360"/>
+      </w:pPr>
+      <w:rPr/>
+    </w:lvl>
+    <w:lvl w:ilvl="5">
+      <w:start w:val="1"/>
+      <w:numFmt w:val="lowerRoman"/>
+      <w:suff w:val="tab"/>
+      <w:lvlText w:val="%6."/>
+      <w:lvlJc w:val="right"/>
+      <w:pPr>
+        <w:ind w:left="4320" w:hanging="180"/>
+      </w:pPr>
+      <w:rPr/>
+    </w:lvl>
+    <w:lvl w:ilvl="6">
+      <w:start w:val="1"/>
+      <w:numFmt w:val="decimal"/>
+      <w:suff w:val="tab"/>
+      <w:lvlText w:val="%7."/>
+      <w:lvlJc w:val="left"/>
+      <w:pPr>
+        <w:ind w:left="5040" w:hanging="360"/>
+      </w:pPr>
+      <w:rPr/>
+    </w:lvl>
+    <w:lvl w:ilvl="7">
+      <w:start w:val="1"/>
+      <w:numFmt w:val="lowerLetter"/>
+      <w:suff w:val="tab"/>
+      <w:lvlText w:val="%8."/>
+      <w:lvlJc w:val="left"/>
+      <w:pPr>
+        <w:ind w:left="5760" w:hanging="360"/>
+      </w:pPr>
+      <w:rPr/>
+    </w:lvl>
+    <w:lvl w:ilvl="8">
+      <w:start w:val="1"/>
+      <w:numFmt w:val="lowerRoman"/>
+      <w:suff w:val="tab"/>
+      <w:lvlText w:val="%9."/>
+      <w:lvlJc w:val="right"/>
+      <w:pPr>
+        <w:ind w:left="6480" w:hanging="180"/>
+      </w:pPr>
+      <w:rPr/>
+    </w:lvl>
+  </w:abstractNum>
+  <w:abstractNum w:abstractNumId="7">
+    <w:multiLevelType w:val="hybridMultilevel"/>
+    <w:lvl w:ilvl="0">
+      <w:start w:val="1"/>
+      <w:numFmt w:val="decimal"/>
+      <w:suff w:val="tab"/>
+      <w:lvlText w:val="%1."/>
+      <w:lvlJc w:val="left"/>
+      <w:pPr>
+        <w:ind w:left="1440" w:hanging="360"/>
+      </w:pPr>
+      <w:rPr/>
+    </w:lvl>
+    <w:lvl w:ilvl="1">
+      <w:start w:val="1"/>
+      <w:numFmt w:val="lowerLetter"/>
+      <w:suff w:val="tab"/>
+      <w:lvlText w:val="%2."/>
+      <w:lvlJc w:val="left"/>
+      <w:pPr>
+        <w:ind w:left="2160" w:hanging="360"/>
+      </w:pPr>
+      <w:rPr/>
+    </w:lvl>
+    <w:lvl w:ilvl="2">
+      <w:start w:val="1"/>
+      <w:numFmt w:val="lowerRoman"/>
+      <w:suff w:val="tab"/>
+      <w:lvlText w:val="%3."/>
+      <w:lvlJc w:val="right"/>
+      <w:pPr>
+        <w:ind w:left="2880" w:hanging="180"/>
+      </w:pPr>
+      <w:rPr/>
+    </w:lvl>
+    <w:lvl w:ilvl="3">
+      <w:start w:val="1"/>
+      <w:numFmt w:val="decimal"/>
+      <w:suff w:val="tab"/>
+      <w:lvlText w:val="%4."/>
+      <w:lvlJc w:val="left"/>
+      <w:pPr>
+        <w:ind w:left="3600" w:hanging="360"/>
+      </w:pPr>
+      <w:rPr/>
+    </w:lvl>
+    <w:lvl w:ilvl="4">
+      <w:start w:val="1"/>
+      <w:numFmt w:val="lowerLetter"/>
+      <w:suff w:val="tab"/>
+      <w:lvlText w:val="%5."/>
+      <w:lvlJc w:val="left"/>
+      <w:pPr>
+        <w:ind w:left="4320" w:hanging="360"/>
+      </w:pPr>
+      <w:rPr/>
+    </w:lvl>
+    <w:lvl w:ilvl="5">
+      <w:start w:val="1"/>
+      <w:numFmt w:val="lowerRoman"/>
+      <w:suff w:val="tab"/>
+      <w:lvlText w:val="%6."/>
+      <w:lvlJc w:val="right"/>
+      <w:pPr>
+        <w:ind w:left="5040" w:hanging="180"/>
+      </w:pPr>
+      <w:rPr/>
+    </w:lvl>
+    <w:lvl w:ilvl="6">
+      <w:start w:val="1"/>
+      <w:numFmt w:val="decimal"/>
+      <w:suff w:val="tab"/>
+      <w:lvlText w:val="%7."/>
+      <w:lvlJc w:val="left"/>
+      <w:pPr>
+        <w:ind w:left="5760" w:hanging="360"/>
+      </w:pPr>
+      <w:rPr/>
+    </w:lvl>
+    <w:lvl w:ilvl="7">
+      <w:start w:val="1"/>
+      <w:numFmt w:val="lowerLetter"/>
+      <w:suff w:val="tab"/>
+      <w:lvlText w:val="%8."/>
+      <w:lvlJc w:val="left"/>
+      <w:pPr>
+        <w:ind w:left="6480" w:hanging="360"/>
+      </w:pPr>
+      <w:rPr/>
+    </w:lvl>
+    <w:lvl w:ilvl="8">
+      <w:start w:val="1"/>
+      <w:numFmt w:val="lowerRoman"/>
+      <w:suff w:val="tab"/>
+      <w:lvlText w:val="%9."/>
+      <w:lvlJc w:val="right"/>
+      <w:pPr>
+        <w:ind w:left="7200" w:hanging="180"/>
+      </w:pPr>
+      <w:rPr/>
+    </w:lvl>
+  </w:abstractNum>
+  <w:abstractNum w:abstractNumId="8">
+    <w:multiLevelType w:val="hybridMultilevel"/>
+    <w:lvl w:ilvl="0">
+      <w:start w:val="1"/>
+      <w:numFmt w:val="decimal"/>
+      <w:suff w:val="tab"/>
+      <w:lvlText w:val="%1."/>
+      <w:lvlJc w:val="left"/>
+      <w:pPr>
+        <w:ind w:left="720" w:hanging="360"/>
+      </w:pPr>
+      <w:rPr/>
+    </w:lvl>
+    <w:lvl w:ilvl="1">
+      <w:start w:val="1"/>
+      <w:numFmt w:val="lowerLetter"/>
+      <w:suff w:val="tab"/>
+      <w:lvlText w:val="%2."/>
+      <w:lvlJc w:val="left"/>
+      <w:pPr>
+        <w:ind w:left="1440" w:hanging="360"/>
+      </w:pPr>
+      <w:rPr/>
+    </w:lvl>
+    <w:lvl w:ilvl="2">
+      <w:start w:val="1"/>
+      <w:numFmt w:val="lowerRoman"/>
+      <w:suff w:val="tab"/>
+      <w:lvlText w:val="%3."/>
+      <w:lvlJc w:val="right"/>
+      <w:pPr>
+        <w:ind w:left="2160" w:hanging="180"/>
+      </w:pPr>
+      <w:rPr/>
+    </w:lvl>
+    <w:lvl w:ilvl="3">
+      <w:start w:val="1"/>
+      <w:numFmt w:val="decimal"/>
+      <w:suff w:val="tab"/>
+      <w:lvlText w:val="%4."/>
+      <w:lvlJc w:val="left"/>
+      <w:pPr>
+        <w:ind w:left="2880" w:hanging="360"/>
+      </w:pPr>
+      <w:rPr/>
+    </w:lvl>
+    <w:lvl w:ilvl="4">
+      <w:start w:val="1"/>
+      <w:numFmt w:val="lowerLetter"/>
+      <w:suff w:val="tab"/>
+      <w:lvlText w:val="%5."/>
+      <w:lvlJc w:val="left"/>
+      <w:pPr>
+        <w:ind w:left="3600" w:hanging="360"/>
+      </w:pPr>
+      <w:rPr/>
+    </w:lvl>
+    <w:lvl w:ilvl="5">
+      <w:start w:val="1"/>
+      <w:numFmt w:val="lowerRoman"/>
+      <w:suff w:val="tab"/>
+      <w:lvlText w:val="%6."/>
+      <w:lvlJc w:val="right"/>
+      <w:pPr>
+        <w:ind w:left="4320" w:hanging="180"/>
+      </w:pPr>
+      <w:rPr/>
+    </w:lvl>
+    <w:lvl w:ilvl="6">
+      <w:start w:val="1"/>
+      <w:numFmt w:val="decimal"/>
+      <w:suff w:val="tab"/>
+      <w:lvlText w:val="%7."/>
+      <w:lvlJc w:val="left"/>
+      <w:pPr>
+        <w:ind w:left="5040" w:hanging="360"/>
+      </w:pPr>
+      <w:rPr/>
+    </w:lvl>
+    <w:lvl w:ilvl="7">
+      <w:start w:val="1"/>
+      <w:numFmt w:val="lowerLetter"/>
+      <w:suff w:val="tab"/>
+      <w:lvlText w:val="%8."/>
+      <w:lvlJc w:val="left"/>
+      <w:pPr>
+        <w:ind w:left="5760" w:hanging="360"/>
+      </w:pPr>
+      <w:rPr/>
+    </w:lvl>
+    <w:lvl w:ilvl="8">
+      <w:start w:val="1"/>
+      <w:numFmt w:val="lowerRoman"/>
+      <w:suff w:val="tab"/>
+      <w:lvlText w:val="%9."/>
+      <w:lvlJc w:val="right"/>
+      <w:pPr>
+        <w:ind w:left="6480" w:hanging="180"/>
+      </w:pPr>
+      <w:rPr/>
+    </w:lvl>
+  </w:abstractNum>
+  <w:abstractNum w:abstractNumId="9">
+    <w:multiLevelType w:val="hybridMultilevel"/>
+    <w:lvl w:ilvl="0">
+      <w:start w:val="1"/>
+      <w:numFmt w:val="decimal"/>
+      <w:suff w:val="tab"/>
+      <w:lvlText w:val="%1."/>
+      <w:lvlJc w:val="left"/>
+      <w:pPr>
+        <w:ind w:left="630" w:hanging="360"/>
+      </w:pPr>
+      <w:rPr>
+        <w:b w:val="0"/>
+        <w:bCs w:val="0"/>
+        <w:i w:val="0"/>
+        <w:iCs w:val="0"/>
+        <w:sz w:val="22"/>
+        <w:szCs w:val="22"/>
+      </w:rPr>
+    </w:lvl>
+    <w:lvl w:ilvl="1">
+      <w:start w:val="1"/>
+      <w:numFmt w:val="lowerLetter"/>
+      <w:suff w:val="tab"/>
+      <w:lvlText w:val="%2."/>
+      <w:lvlJc w:val="left"/>
+      <w:pPr>
+        <w:ind w:left="1440" w:hanging="360"/>
+      </w:pPr>
+      <w:rPr/>
+    </w:lvl>
+    <w:lvl w:ilvl="2">
+      <w:start w:val="1"/>
+      <w:numFmt w:val="lowerRoman"/>
+      <w:suff w:val="tab"/>
+      <w:lvlText w:val="%3."/>
+      <w:lvlJc w:val="right"/>
+      <w:pPr>
+        <w:ind w:left="2160" w:hanging="180"/>
+      </w:pPr>
+      <w:rPr/>
+    </w:lvl>
+    <w:lvl w:ilvl="3">
+      <w:start w:val="1"/>
+      <w:numFmt w:val="decimal"/>
+      <w:suff w:val="tab"/>
+      <w:lvlText w:val="%4."/>
+      <w:lvlJc w:val="left"/>
+      <w:pPr>
+        <w:ind w:left="2880" w:hanging="360"/>
+      </w:pPr>
+      <w:rPr/>
+    </w:lvl>
+    <w:lvl w:ilvl="4">
+      <w:start w:val="1"/>
+      <w:numFmt w:val="lowerLetter"/>
+      <w:suff w:val="tab"/>
+      <w:lvlText w:val="%5."/>
+      <w:lvlJc w:val="left"/>
+      <w:pPr>
+        <w:ind w:left="3600" w:hanging="360"/>
+      </w:pPr>
+      <w:rPr/>
+    </w:lvl>
+    <w:lvl w:ilvl="5">
+      <w:start w:val="1"/>
+      <w:numFmt w:val="lowerRoman"/>
+      <w:suff w:val="tab"/>
+      <w:lvlText w:val="%6."/>
+      <w:lvlJc w:val="right"/>
+      <w:pPr>
+        <w:ind w:left="4320" w:hanging="180"/>
+      </w:pPr>
+      <w:rPr/>
+    </w:lvl>
+    <w:lvl w:ilvl="6">
+      <w:start w:val="1"/>
+      <w:numFmt w:val="decimal"/>
+      <w:suff w:val="tab"/>
+      <w:lvlText w:val="%7."/>
+      <w:lvlJc w:val="left"/>
+      <w:pPr>
+        <w:ind w:left="5040" w:hanging="360"/>
+      </w:pPr>
+      <w:rPr/>
+    </w:lvl>
+    <w:lvl w:ilvl="7">
+      <w:start w:val="1"/>
+      <w:numFmt w:val="lowerLetter"/>
+      <w:suff w:val="tab"/>
+      <w:lvlText w:val="%8."/>
+      <w:lvlJc w:val="left"/>
+      <w:pPr>
+        <w:ind w:left="5760" w:hanging="360"/>
+      </w:pPr>
+      <w:rPr/>
+    </w:lvl>
+    <w:lvl w:ilvl="8">
+      <w:start w:val="1"/>
+      <w:numFmt w:val="lowerRoman"/>
+      <w:suff w:val="tab"/>
+      <w:lvlText w:val="%9."/>
+      <w:lvlJc w:val="right"/>
+      <w:pPr>
+        <w:ind w:left="6480" w:hanging="180"/>
+      </w:pPr>
+      <w:rPr/>
+    </w:lvl>
+  </w:abstractNum>
+  <w:abstractNum w:abstractNumId="10">
+    <w:multiLevelType w:val="hybridMultilevel"/>
+    <w:lvl w:ilvl="0">
+      <w:start w:val="1"/>
+      <w:numFmt w:val="decimal"/>
+      <w:suff w:val="tab"/>
+      <w:lvlText w:val="%1."/>
+      <w:lvlJc w:val="left"/>
+      <w:pPr>
+        <w:ind w:left="720" w:hanging="360"/>
+      </w:pPr>
+      <w:rPr/>
+    </w:lvl>
+    <w:lvl w:ilvl="1">
+      <w:start w:val="1"/>
+      <w:numFmt w:val="lowerLetter"/>
+      <w:suff w:val="tab"/>
+      <w:lvlText w:val="%2."/>
+      <w:lvlJc w:val="left"/>
+      <w:pPr>
+        <w:ind w:left="1440" w:hanging="360"/>
+      </w:pPr>
+      <w:rPr/>
+    </w:lvl>
+    <w:lvl w:ilvl="2">
+      <w:start w:val="1"/>
+      <w:numFmt w:val="lowerRoman"/>
+      <w:suff w:val="tab"/>
+      <w:lvlText w:val="%3."/>
+      <w:lvlJc w:val="right"/>
+      <w:pPr>
+        <w:ind w:left="2160" w:hanging="180"/>
+      </w:pPr>
+      <w:rPr/>
+    </w:lvl>
+    <w:lvl w:ilvl="3">
+      <w:start w:val="1"/>
+      <w:numFmt w:val="decimal"/>
+      <w:suff w:val="tab"/>
+      <w:lvlText w:val="%4."/>
+      <w:lvlJc w:val="left"/>
+      <w:pPr>
+        <w:ind w:left="2880" w:hanging="360"/>
+      </w:pPr>
+      <w:rPr/>
+    </w:lvl>
+    <w:lvl w:ilvl="4">
+      <w:start w:val="1"/>
+      <w:numFmt w:val="lowerLetter"/>
+      <w:suff w:val="tab"/>
+      <w:lvlText w:val="%5."/>
+      <w:lvlJc w:val="left"/>
+      <w:pPr>
+        <w:ind w:left="3600" w:hanging="360"/>
+      </w:pPr>
+      <w:rPr/>
+    </w:lvl>
+    <w:lvl w:ilvl="5">
+      <w:start w:val="1"/>
+      <w:numFmt w:val="lowerRoman"/>
+      <w:suff w:val="tab"/>
+      <w:lvlText w:val="%6."/>
+      <w:lvlJc w:val="right"/>
+      <w:pPr>
+        <w:ind w:left="4320" w:hanging="180"/>
+      </w:pPr>
+      <w:rPr/>
+    </w:lvl>
+    <w:lvl w:ilvl="6">
+      <w:start w:val="1"/>
+      <w:numFmt w:val="decimal"/>
+      <w:suff w:val="tab"/>
+      <w:lvlText w:val="%7."/>
+      <w:lvlJc w:val="left"/>
+      <w:pPr>
+        <w:ind w:left="5040" w:hanging="360"/>
+      </w:pPr>
+      <w:rPr/>
+    </w:lvl>
+    <w:lvl w:ilvl="7">
+      <w:start w:val="1"/>
+      <w:numFmt w:val="lowerLetter"/>
+      <w:suff w:val="tab"/>
+      <w:lvlText w:val="%8."/>
+      <w:lvlJc w:val="left"/>
+      <w:pPr>
+        <w:ind w:left="5760" w:hanging="360"/>
+      </w:pPr>
+      <w:rPr/>
+    </w:lvl>
+    <w:lvl w:ilvl="8">
+      <w:start w:val="1"/>
+      <w:numFmt w:val="lowerRoman"/>
+      <w:suff w:val="tab"/>
+      <w:lvlText w:val="%9."/>
+      <w:lvlJc w:val="right"/>
+      <w:pPr>
+        <w:ind w:left="6480" w:hanging="180"/>
+      </w:pPr>
+      <w:rPr/>
+    </w:lvl>
+  </w:abstractNum>
+  <w:abstractNum w:abstractNumId="11">
+    <w:multiLevelType w:val="hybridMultilevel"/>
+    <w:lvl w:ilvl="0">
+      <w:start w:val="1"/>
+      <w:numFmt w:val="decimal"/>
+      <w:suff w:val="tab"/>
+      <w:lvlText w:val="%1."/>
+      <w:lvlJc w:val="left"/>
+      <w:pPr>
+        <w:ind w:left="720" w:hanging="360"/>
+      </w:pPr>
+      <w:rPr/>
+    </w:lvl>
+    <w:lvl w:ilvl="1">
+      <w:start w:val="1"/>
+      <w:numFmt w:val="lowerLetter"/>
+      <w:suff w:val="tab"/>
+      <w:lvlText w:val="%2."/>
+      <w:lvlJc w:val="left"/>
+      <w:pPr>
+        <w:ind w:left="1440" w:hanging="360"/>
+      </w:pPr>
+      <w:rPr/>
+    </w:lvl>
+    <w:lvl w:ilvl="2">
+      <w:start w:val="1"/>
+      <w:numFmt w:val="lowerRoman"/>
+      <w:suff w:val="tab"/>
+      <w:lvlText w:val="%3."/>
+      <w:lvlJc w:val="right"/>
+      <w:pPr>
+        <w:ind w:left="2160" w:hanging="180"/>
+      </w:pPr>
+      <w:rPr/>
+    </w:lvl>
+    <w:lvl w:ilvl="3">
+      <w:start w:val="1"/>
+      <w:numFmt w:val="decimal"/>
+      <w:suff w:val="tab"/>
+      <w:lvlText w:val="%4."/>
+      <w:lvlJc w:val="left"/>
+      <w:pPr>
+        <w:ind w:left="2880" w:hanging="360"/>
+      </w:pPr>
+      <w:rPr/>
+    </w:lvl>
+    <w:lvl w:ilvl="4">
+      <w:start w:val="1"/>
+      <w:numFmt w:val="lowerLetter"/>
+      <w:suff w:val="tab"/>
+      <w:lvlText w:val="%5."/>
+      <w:lvlJc w:val="left"/>
+      <w:pPr>
+        <w:ind w:left="3600" w:hanging="360"/>
+      </w:pPr>
+      <w:rPr/>
+    </w:lvl>
+    <w:lvl w:ilvl="5">
+      <w:start w:val="1"/>
+      <w:numFmt w:val="lowerRoman"/>
+      <w:suff w:val="tab"/>
+      <w:lvlText w:val="%6."/>
+      <w:lvlJc w:val="right"/>
+      <w:pPr>
+        <w:ind w:left="4320" w:hanging="180"/>
+      </w:pPr>
+      <w:rPr/>
+    </w:lvl>
+    <w:lvl w:ilvl="6">
+      <w:start w:val="1"/>
+      <w:numFmt w:val="decimal"/>
+      <w:suff w:val="tab"/>
+      <w:lvlText w:val="%7."/>
+      <w:lvlJc w:val="left"/>
+      <w:pPr>
+        <w:ind w:left="5040" w:hanging="360"/>
+      </w:pPr>
+      <w:rPr/>
+    </w:lvl>
+    <w:lvl w:ilvl="7">
+      <w:start w:val="1"/>
+      <w:numFmt w:val="lowerLetter"/>
+      <w:suff w:val="tab"/>
+      <w:lvlText w:val="%8."/>
+      <w:lvlJc w:val="left"/>
+      <w:pPr>
+        <w:ind w:left="5760" w:hanging="360"/>
+      </w:pPr>
+      <w:rPr/>
+    </w:lvl>
+    <w:lvl w:ilvl="8">
+      <w:start w:val="1"/>
+      <w:numFmt w:val="lowerRoman"/>
+      <w:suff w:val="tab"/>
+      <w:lvlText w:val="%9."/>
+      <w:lvlJc w:val="right"/>
+      <w:pPr>
+        <w:ind w:left="6480" w:hanging="180"/>
+      </w:pPr>
+      <w:rPr/>
+    </w:lvl>
+  </w:abstractNum>
+  <w:abstractNum w:abstractNumId="12">
+    <w:multiLevelType w:val="hybridMultilevel"/>
+    <w:lvl w:ilvl="0">
+      <w:start w:val="1"/>
+      <w:numFmt w:val="decimal"/>
+      <w:suff w:val="tab"/>
+      <w:lvlText w:val="%1."/>
+      <w:lvlJc w:val="left"/>
+      <w:pPr>
+        <w:ind w:left="720" w:hanging="360"/>
+      </w:pPr>
+      <w:rPr/>
+    </w:lvl>
+    <w:lvl w:ilvl="1">
+      <w:start w:val="1"/>
+      <w:numFmt w:val="lowerLetter"/>
+      <w:suff w:val="tab"/>
+      <w:lvlText w:val="%2."/>
+      <w:lvlJc w:val="left"/>
+      <w:pPr>
+        <w:ind w:left="1440" w:hanging="360"/>
+      </w:pPr>
+      <w:rPr/>
+    </w:lvl>
+    <w:lvl w:ilvl="2">
+      <w:start w:val="1"/>
+      <w:numFmt w:val="lowerRoman"/>
+      <w:suff w:val="tab"/>
+      <w:lvlText w:val="%3."/>
+      <w:lvlJc w:val="right"/>
+      <w:pPr>
+        <w:ind w:left="2160" w:hanging="180"/>
+      </w:pPr>
+      <w:rPr/>
+    </w:lvl>
+    <w:lvl w:ilvl="3">
+      <w:start w:val="1"/>
+      <w:numFmt w:val="decimal"/>
+      <w:suff w:val="tab"/>
+      <w:lvlText w:val="%4."/>
+      <w:lvlJc w:val="left"/>
+      <w:pPr>
+        <w:ind w:left="2880" w:hanging="360"/>
+      </w:pPr>
+      <w:rPr/>
+    </w:lvl>
+    <w:lvl w:ilvl="4">
+      <w:start w:val="1"/>
+      <w:numFmt w:val="lowerLetter"/>
+      <w:suff w:val="tab"/>
+      <w:lvlText w:val="%5."/>
+      <w:lvlJc w:val="left"/>
+      <w:pPr>
+        <w:ind w:left="3600" w:hanging="360"/>
+      </w:pPr>
+      <w:rPr/>
+    </w:lvl>
+    <w:lvl w:ilvl="5">
+      <w:start w:val="1"/>
+      <w:numFmt w:val="lowerRoman"/>
+      <w:suff w:val="tab"/>
+      <w:lvlText w:val="%6."/>
+      <w:lvlJc w:val="right"/>
+      <w:pPr>
+        <w:ind w:left="4320" w:hanging="180"/>
+      </w:pPr>
+      <w:rPr/>
+    </w:lvl>
+    <w:lvl w:ilvl="6">
+      <w:start w:val="1"/>
+      <w:numFmt w:val="decimal"/>
+      <w:suff w:val="tab"/>
+      <w:lvlText w:val="%7."/>
+      <w:lvlJc w:val="left"/>
+      <w:pPr>
+        <w:ind w:left="5040" w:hanging="360"/>
+      </w:pPr>
+      <w:rPr/>
+    </w:lvl>
+    <w:lvl w:ilvl="7">
+      <w:start w:val="1"/>
+      <w:numFmt w:val="lowerLetter"/>
+      <w:suff w:val="tab"/>
+      <w:lvlText w:val="%8."/>
+      <w:lvlJc w:val="left"/>
+      <w:pPr>
+        <w:ind w:left="5760" w:hanging="360"/>
+      </w:pPr>
+      <w:rPr/>
+    </w:lvl>
+    <w:lvl w:ilvl="8">
+      <w:start w:val="1"/>
+      <w:numFmt w:val="lowerRoman"/>
+      <w:suff w:val="tab"/>
+      <w:lvlText w:val="%9."/>
+      <w:lvlJc w:val="right"/>
+      <w:pPr>
+        <w:ind w:left="6480" w:hanging="180"/>
+      </w:pPr>
+      <w:rPr/>
+    </w:lvl>
+  </w:abstractNum>
+  <w:abstractNum w:abstractNumId="13">
+    <w:multiLevelType w:val="hybridMultilevel"/>
+    <w:lvl w:ilvl="0">
+      <w:start w:val="1"/>
+      <w:numFmt w:val="decimal"/>
+      <w:suff w:val="tab"/>
+      <w:lvlText w:val="%1."/>
+      <w:lvlJc w:val="left"/>
+      <w:pPr>
+        <w:ind w:left="720" w:hanging="360"/>
+      </w:pPr>
+      <w:rPr/>
+    </w:lvl>
+    <w:lvl w:ilvl="1">
+      <w:start w:val="1"/>
+      <w:numFmt w:val="lowerLetter"/>
+      <w:suff w:val="tab"/>
+      <w:lvlText w:val="%2."/>
+      <w:lvlJc w:val="left"/>
+      <w:pPr>
+        <w:ind w:left="1440" w:hanging="360"/>
+      </w:pPr>
+      <w:rPr/>
+    </w:lvl>
+    <w:lvl w:ilvl="2">
+      <w:start w:val="1"/>
+      <w:numFmt w:val="lowerRoman"/>
+      <w:suff w:val="tab"/>
+      <w:lvlText w:val="%3."/>
+      <w:lvlJc w:val="right"/>
+      <w:pPr>
+        <w:ind w:left="2160" w:hanging="180"/>
+      </w:pPr>
+      <w:rPr/>
+    </w:lvl>
+    <w:lvl w:ilvl="3">
+      <w:start w:val="1"/>
+      <w:numFmt w:val="decimal"/>
+      <w:suff w:val="tab"/>
+      <w:lvlText w:val="%4."/>
+      <w:lvlJc w:val="left"/>
+      <w:pPr>
+        <w:ind w:left="2880" w:hanging="360"/>
+      </w:pPr>
+      <w:rPr/>
+    </w:lvl>
+    <w:lvl w:ilvl="4">
+      <w:start w:val="1"/>
+      <w:numFmt w:val="lowerLetter"/>
+      <w:suff w:val="tab"/>
+      <w:lvlText w:val="%5."/>
+      <w:lvlJc w:val="left"/>
+      <w:pPr>
+        <w:ind w:left="3600" w:hanging="360"/>
+      </w:pPr>
+      <w:rPr/>
+    </w:lvl>
+    <w:lvl w:ilvl="5">
+      <w:start w:val="1"/>
+      <w:numFmt w:val="lowerRoman"/>
+      <w:suff w:val="tab"/>
+      <w:lvlText w:val="%6."/>
+      <w:lvlJc w:val="right"/>
+      <w:pPr>
+        <w:ind w:left="4320" w:hanging="180"/>
+      </w:pPr>
+      <w:rPr/>
+    </w:lvl>
+    <w:lvl w:ilvl="6">
+      <w:start w:val="1"/>
+      <w:numFmt w:val="decimal"/>
+      <w:suff w:val="tab"/>
+      <w:lvlText w:val="%7."/>
+      <w:lvlJc w:val="left"/>
+      <w:pPr>
+        <w:ind w:left="5040" w:hanging="360"/>
+      </w:pPr>
+      <w:rPr/>
+    </w:lvl>
+    <w:lvl w:ilvl="7">
+      <w:start w:val="1"/>
+      <w:numFmt w:val="lowerLetter"/>
+      <w:suff w:val="tab"/>
+      <w:lvlText w:val="%8."/>
+      <w:lvlJc w:val="left"/>
+      <w:pPr>
+        <w:ind w:left="5760" w:hanging="360"/>
+      </w:pPr>
+      <w:rPr/>
+    </w:lvl>
+    <w:lvl w:ilvl="8">
+      <w:start w:val="1"/>
+      <w:numFmt w:val="lowerRoman"/>
+      <w:suff w:val="tab"/>
+      <w:lvlText w:val="%9."/>
+      <w:lvlJc w:val="right"/>
+      <w:pPr>
+        <w:ind w:left="6480" w:hanging="180"/>
+      </w:pPr>
+      <w:rPr/>
+    </w:lvl>
+  </w:abstractNum>
+  <w:abstractNum w:abstractNumId="14">
+    <w:multiLevelType w:val="hybridMultilevel"/>
+    <w:lvl w:ilvl="0">
+      <w:start w:val="1"/>
+      <w:numFmt w:val="decimal"/>
+      <w:suff w:val="tab"/>
+      <w:lvlText w:val="%1."/>
+      <w:lvlJc w:val="left"/>
+      <w:pPr>
+        <w:ind w:left="720" w:hanging="360"/>
+      </w:pPr>
+      <w:rPr/>
+    </w:lvl>
+    <w:lvl w:ilvl="1">
+      <w:start w:val="1"/>
+      <w:numFmt w:val="lowerLetter"/>
+      <w:suff w:val="tab"/>
+      <w:lvlText w:val="%2."/>
+      <w:lvlJc w:val="left"/>
+      <w:pPr>
+        <w:ind w:left="1440" w:hanging="360"/>
+      </w:pPr>
+      <w:rPr/>
+    </w:lvl>
+    <w:lvl w:ilvl="2">
+      <w:start w:val="1"/>
+      <w:numFmt w:val="lowerRoman"/>
+      <w:suff w:val="tab"/>
+      <w:lvlText w:val="%3."/>
+      <w:lvlJc w:val="right"/>
+      <w:pPr>
+        <w:ind w:left="2160" w:hanging="180"/>
+      </w:pPr>
+      <w:rPr/>
+    </w:lvl>
+    <w:lvl w:ilvl="3">
+      <w:start w:val="1"/>
+      <w:numFmt w:val="decimal"/>
+      <w:suff w:val="tab"/>
+      <w:lvlText w:val="%4."/>
+      <w:lvlJc w:val="left"/>
+      <w:pPr>
+        <w:ind w:left="2880" w:hanging="360"/>
+      </w:pPr>
+      <w:rPr/>
+    </w:lvl>
+    <w:lvl w:ilvl="4">
+      <w:start w:val="1"/>
+      <w:numFmt w:val="lowerLetter"/>
+      <w:suff w:val="tab"/>
+      <w:lvlText w:val="%5."/>
+      <w:lvlJc w:val="left"/>
+      <w:pPr>
+        <w:ind w:left="3600" w:hanging="360"/>
+      </w:pPr>
+      <w:rPr/>
+    </w:lvl>
+    <w:lvl w:ilvl="5">
+      <w:start w:val="1"/>
+      <w:numFmt w:val="lowerRoman"/>
+      <w:suff w:val="tab"/>
+      <w:lvlText w:val="%6."/>
+      <w:lvlJc w:val="right"/>
+      <w:pPr>
+        <w:ind w:left="4320" w:hanging="180"/>
+      </w:pPr>
+      <w:rPr/>
+    </w:lvl>
+    <w:lvl w:ilvl="6">
+      <w:start w:val="1"/>
+      <w:numFmt w:val="decimal"/>
+      <w:suff w:val="tab"/>
+      <w:lvlText w:val="%7."/>
+      <w:lvlJc w:val="left"/>
+      <w:pPr>
+        <w:ind w:left="5040" w:hanging="360"/>
+      </w:pPr>
+      <w:rPr/>
+    </w:lvl>
+    <w:lvl w:ilvl="7">
+      <w:start w:val="1"/>
+      <w:numFmt w:val="lowerLetter"/>
+      <w:suff w:val="tab"/>
+      <w:lvlText w:val="%8."/>
+      <w:lvlJc w:val="left"/>
+      <w:pPr>
+        <w:ind w:left="5760" w:hanging="360"/>
+      </w:pPr>
+      <w:rPr/>
+    </w:lvl>
+    <w:lvl w:ilvl="8">
+      <w:start w:val="1"/>
+      <w:numFmt w:val="lowerRoman"/>
+      <w:suff w:val="tab"/>
+      <w:lvlText w:val="%9."/>
+      <w:lvlJc w:val="right"/>
+      <w:pPr>
+        <w:ind w:left="6480" w:hanging="180"/>
+      </w:pPr>
+      <w:rPr/>
+    </w:lvl>
+  </w:abstractNum>
+  <w:abstractNum w:abstractNumId="15">
+    <w:multiLevelType w:val="hybridMultilevel"/>
+    <w:lvl w:ilvl="0">
+      <w:start w:val="1"/>
+      <w:numFmt w:val="decimal"/>
+      <w:suff w:val="tab"/>
+      <w:lvlText w:val="%1."/>
+      <w:lvlJc w:val="left"/>
+      <w:pPr>
+        <w:ind w:left="720" w:hanging="360"/>
+      </w:pPr>
+      <w:rPr/>
+    </w:lvl>
+    <w:lvl w:ilvl="1">
+      <w:start w:val="1"/>
+      <w:numFmt w:val="lowerLetter"/>
+      <w:suff w:val="tab"/>
+      <w:lvlText w:val="%2."/>
+      <w:lvlJc w:val="left"/>
+      <w:pPr>
+        <w:ind w:left="1440" w:hanging="360"/>
+      </w:pPr>
+      <w:rPr/>
+    </w:lvl>
+    <w:lvl w:ilvl="2">
+      <w:start w:val="1"/>
+      <w:numFmt w:val="lowerRoman"/>
+      <w:suff w:val="tab"/>
+      <w:lvlText w:val="%3."/>
+      <w:lvlJc w:val="right"/>
+      <w:pPr>
+        <w:ind w:left="2160" w:hanging="180"/>
+      </w:pPr>
+      <w:rPr/>
+    </w:lvl>
+    <w:lvl w:ilvl="3">
+      <w:start w:val="1"/>
+      <w:numFmt w:val="decimal"/>
+      <w:suff w:val="tab"/>
+      <w:lvlText w:val="%4."/>
+      <w:lvlJc w:val="left"/>
+      <w:pPr>
+        <w:ind w:left="2880" w:hanging="360"/>
+      </w:pPr>
+      <w:rPr/>
+    </w:lvl>
+    <w:lvl w:ilvl="4">
+      <w:start w:val="1"/>
+      <w:numFmt w:val="lowerLetter"/>
+      <w:suff w:val="tab"/>
+      <w:lvlText w:val="%5."/>
+      <w:lvlJc w:val="left"/>
+      <w:pPr>
+        <w:ind w:left="3600" w:hanging="360"/>
+      </w:pPr>
+      <w:rPr/>
+    </w:lvl>
+    <w:lvl w:ilvl="5">
+      <w:start w:val="1"/>
+      <w:numFmt w:val="lowerRoman"/>
+      <w:suff w:val="tab"/>
+      <w:lvlText w:val="%6."/>
+      <w:lvlJc w:val="right"/>
+      <w:pPr>
+        <w:ind w:left="4320" w:hanging="180"/>
+      </w:pPr>
+      <w:rPr/>
+    </w:lvl>
+    <w:lvl w:ilvl="6">
+      <w:start w:val="1"/>
+      <w:numFmt w:val="decimal"/>
+      <w:suff w:val="tab"/>
+      <w:lvlText w:val="%7."/>
+      <w:lvlJc w:val="left"/>
+      <w:pPr>
+        <w:ind w:left="5040" w:hanging="360"/>
+      </w:pPr>
+      <w:rPr/>
+    </w:lvl>
+    <w:lvl w:ilvl="7">
+      <w:start w:val="1"/>
+      <w:numFmt w:val="lowerLetter"/>
+      <w:suff w:val="tab"/>
+      <w:lvlText w:val="%8."/>
+      <w:lvlJc w:val="left"/>
+      <w:pPr>
+        <w:ind w:left="5760" w:hanging="360"/>
+      </w:pPr>
+      <w:rPr/>
+    </w:lvl>
+    <w:lvl w:ilvl="8">
+      <w:start w:val="1"/>
+      <w:numFmt w:val="lowerRoman"/>
+      <w:suff w:val="tab"/>
+      <w:lvlText w:val="%9."/>
+      <w:lvlJc w:val="right"/>
+      <w:pPr>
+        <w:ind w:left="6480" w:hanging="180"/>
+      </w:pPr>
+      <w:rPr/>
+    </w:lvl>
+  </w:abstractNum>
+  <w:abstractNum w:abstractNumId="16">
+    <w:multiLevelType w:val="hybridMultilevel"/>
+    <w:lvl w:ilvl="0">
+      <w:start w:val="1"/>
+      <w:numFmt w:val="decimal"/>
+      <w:suff w:val="tab"/>
+      <w:lvlText w:val="%1."/>
+      <w:lvlJc w:val="left"/>
+      <w:pPr>
+        <w:ind w:left="720" w:hanging="360"/>
+      </w:pPr>
+      <w:rPr/>
+    </w:lvl>
+    <w:lvl w:ilvl="1">
+      <w:start w:val="1"/>
+      <w:numFmt w:val="lowerLetter"/>
+      <w:suff w:val="tab"/>
+      <w:lvlText w:val="%2."/>
+      <w:lvlJc w:val="left"/>
+      <w:pPr>
+        <w:ind w:left="1440" w:hanging="360"/>
+      </w:pPr>
+      <w:rPr/>
+    </w:lvl>
+    <w:lvl w:ilvl="2">
+      <w:start w:val="1"/>
+      <w:numFmt w:val="lowerRoman"/>
+      <w:suff w:val="tab"/>
+      <w:lvlText w:val="%3."/>
+      <w:lvlJc w:val="right"/>
+      <w:pPr>
+        <w:ind w:left="2160" w:hanging="180"/>
+      </w:pPr>
+      <w:rPr/>
+    </w:lvl>
+    <w:lvl w:ilvl="3">
+      <w:start w:val="1"/>
+      <w:numFmt w:val="decimal"/>
+      <w:suff w:val="tab"/>
+      <w:lvlText w:val="%4."/>
+      <w:lvlJc w:val="left"/>
+      <w:pPr>
+        <w:ind w:left="2880" w:hanging="360"/>
+      </w:pPr>
+      <w:rPr/>
+    </w:lvl>
+    <w:lvl w:ilvl="4">
+      <w:start w:val="1"/>
+      <w:numFmt w:val="lowerLetter"/>
+      <w:suff w:val="tab"/>
+      <w:lvlText w:val="%5."/>
+      <w:lvlJc w:val="left"/>
+      <w:pPr>
+        <w:ind w:left="3600" w:hanging="360"/>
+      </w:pPr>
+      <w:rPr/>
+    </w:lvl>
+    <w:lvl w:ilvl="5">
+      <w:start w:val="1"/>
+      <w:numFmt w:val="lowerRoman"/>
+      <w:suff w:val="tab"/>
+      <w:lvlText w:val="%6."/>
+      <w:lvlJc w:val="right"/>
+      <w:pPr>
+        <w:ind w:left="4320" w:hanging="180"/>
+      </w:pPr>
+      <w:rPr/>
+    </w:lvl>
+    <w:lvl w:ilvl="6">
+      <w:start w:val="1"/>
+      <w:numFmt w:val="decimal"/>
+      <w:suff w:val="tab"/>
+      <w:lvlText w:val="%7."/>
+      <w:lvlJc w:val="left"/>
+      <w:pPr>
+        <w:ind w:left="5040" w:hanging="360"/>
+      </w:pPr>
+      <w:rPr/>
+    </w:lvl>
+    <w:lvl w:ilvl="7">
+      <w:start w:val="1"/>
+      <w:numFmt w:val="lowerLetter"/>
+      <w:suff w:val="tab"/>
+      <w:lvlText w:val="%8."/>
+      <w:lvlJc w:val="left"/>
+      <w:pPr>
+        <w:ind w:left="5760" w:hanging="360"/>
+      </w:pPr>
+      <w:rPr/>
+    </w:lvl>
+    <w:lvl w:ilvl="8">
+      <w:start w:val="1"/>
+      <w:numFmt w:val="lowerRoman"/>
+      <w:suff w:val="tab"/>
+      <w:lvlText w:val="%9."/>
+      <w:lvlJc w:val="right"/>
+      <w:pPr>
+        <w:ind w:left="6480" w:hanging="180"/>
+      </w:pPr>
+      <w:rPr/>
+    </w:lvl>
+  </w:abstractNum>
+  <w:abstractNum w:abstractNumId="17">
+    <w:multiLevelType w:val="hybridMultilevel"/>
+    <w:lvl w:ilvl="0">
+      <w:start w:val="1"/>
+      <w:numFmt w:val="decimal"/>
+      <w:suff w:val="tab"/>
+      <w:lvlText w:val="%1."/>
+      <w:lvlJc w:val="left"/>
+      <w:pPr>
+        <w:ind w:left="1440" w:hanging="360"/>
+      </w:pPr>
+      <w:rPr/>
+    </w:lvl>
+    <w:lvl w:ilvl="1">
+      <w:start w:val="1"/>
+      <w:numFmt w:val="lowerLetter"/>
+      <w:suff w:val="tab"/>
+      <w:lvlText w:val="%2."/>
+      <w:lvlJc w:val="left"/>
+      <w:pPr>
+        <w:ind w:left="2160" w:hanging="360"/>
+      </w:pPr>
+      <w:rPr/>
+    </w:lvl>
+    <w:lvl w:ilvl="2">
+      <w:start w:val="1"/>
+      <w:numFmt w:val="lowerRoman"/>
+      <w:suff w:val="tab"/>
+      <w:lvlText w:val="%3."/>
+      <w:lvlJc w:val="right"/>
+      <w:pPr>
+        <w:ind w:left="2880" w:hanging="180"/>
+      </w:pPr>
+      <w:rPr/>
+    </w:lvl>
+    <w:lvl w:ilvl="3">
+      <w:start w:val="1"/>
+      <w:numFmt w:val="decimal"/>
+      <w:suff w:val="tab"/>
+      <w:lvlText w:val="%4."/>
+      <w:lvlJc w:val="left"/>
+      <w:pPr>
+        <w:ind w:left="3600" w:hanging="360"/>
+      </w:pPr>
+      <w:rPr/>
+    </w:lvl>
+    <w:lvl w:ilvl="4">
+      <w:start w:val="1"/>
+      <w:numFmt w:val="lowerLetter"/>
+      <w:suff w:val="tab"/>
+      <w:lvlText w:val="%5."/>
+      <w:lvlJc w:val="left"/>
+      <w:pPr>
+        <w:ind w:left="4320" w:hanging="360"/>
+      </w:pPr>
+      <w:rPr/>
+    </w:lvl>
+    <w:lvl w:ilvl="5">
+      <w:start w:val="1"/>
+      <w:numFmt w:val="lowerRoman"/>
+      <w:suff w:val="tab"/>
+      <w:lvlText w:val="%6."/>
+      <w:lvlJc w:val="right"/>
+      <w:pPr>
+        <w:ind w:left="5040" w:hanging="180"/>
+      </w:pPr>
+      <w:rPr/>
+    </w:lvl>
+    <w:lvl w:ilvl="6">
+      <w:start w:val="1"/>
+      <w:numFmt w:val="decimal"/>
+      <w:suff w:val="tab"/>
+      <w:lvlText w:val="%7."/>
+      <w:lvlJc w:val="left"/>
+      <w:pPr>
+        <w:ind w:left="5760" w:hanging="360"/>
+      </w:pPr>
+      <w:rPr/>
+    </w:lvl>
+    <w:lvl w:ilvl="7">
+      <w:start w:val="1"/>
+      <w:numFmt w:val="lowerLetter"/>
+      <w:suff w:val="tab"/>
+      <w:lvlText w:val="%8."/>
+      <w:lvlJc w:val="left"/>
+      <w:pPr>
+        <w:ind w:left="6480" w:hanging="360"/>
+      </w:pPr>
+      <w:rPr/>
+    </w:lvl>
+    <w:lvl w:ilvl="8">
+      <w:start w:val="1"/>
+      <w:numFmt w:val="lowerRoman"/>
+      <w:suff w:val="tab"/>
+      <w:lvlText w:val="%9."/>
+      <w:lvlJc w:val="right"/>
+      <w:pPr>
+        <w:ind w:left="7200" w:hanging="180"/>
+      </w:pPr>
+      <w:rPr/>
+    </w:lvl>
+  </w:abstractNum>
+  <w:abstractNum w:abstractNumId="18">
+    <w:multiLevelType w:val="hybridMultilevel"/>
+    <w:lvl w:ilvl="0">
+      <w:start w:val="1"/>
+      <w:numFmt w:val="decimal"/>
+      <w:suff w:val="tab"/>
+      <w:lvlText w:val="%1."/>
+      <w:lvlJc w:val="left"/>
+      <w:pPr>
+        <w:ind w:left="1080" w:hanging="360"/>
+      </w:pPr>
+      <w:rPr/>
+    </w:lvl>
+    <w:lvl w:ilvl="1">
+      <w:start w:val="1"/>
+      <w:numFmt w:val="lowerLetter"/>
+      <w:suff w:val="tab"/>
+      <w:lvlText w:val="%2."/>
+      <w:lvlJc w:val="left"/>
+      <w:pPr>
+        <w:ind w:left="1800" w:hanging="360"/>
+      </w:pPr>
+      <w:rPr/>
+    </w:lvl>
+    <w:lvl w:ilvl="2">
+      <w:start w:val="1"/>
+      <w:numFmt w:val="lowerRoman"/>
+      <w:suff w:val="tab"/>
+      <w:lvlText w:val="%3."/>
+      <w:lvlJc w:val="right"/>
+      <w:pPr>
+        <w:ind w:left="2520" w:hanging="180"/>
+      </w:pPr>
+      <w:rPr/>
+    </w:lvl>
+    <w:lvl w:ilvl="3">
+      <w:start w:val="1"/>
+      <w:numFmt w:val="decimal"/>
+      <w:suff w:val="tab"/>
+      <w:lvlText w:val="%4."/>
+      <w:lvlJc w:val="left"/>
+      <w:pPr>
+        <w:ind w:left="3240" w:hanging="360"/>
+      </w:pPr>
+      <w:rPr/>
+    </w:lvl>
+    <w:lvl w:ilvl="4">
+      <w:start w:val="1"/>
+      <w:numFmt w:val="lowerLetter"/>
+      <w:suff w:val="tab"/>
+      <w:lvlText w:val="%5."/>
+      <w:lvlJc w:val="left"/>
+      <w:pPr>
+        <w:ind w:left="3960" w:hanging="360"/>
+      </w:pPr>
+      <w:rPr/>
+    </w:lvl>
+    <w:lvl w:ilvl="5">
+      <w:start w:val="1"/>
+      <w:numFmt w:val="lowerRoman"/>
+      <w:suff w:val="tab"/>
+      <w:lvlText w:val="%6."/>
+      <w:lvlJc w:val="right"/>
+      <w:pPr>
+        <w:ind w:left="4680" w:hanging="180"/>
+      </w:pPr>
+      <w:rPr/>
+    </w:lvl>
+    <w:lvl w:ilvl="6">
+      <w:start w:val="1"/>
+      <w:numFmt w:val="decimal"/>
+      <w:suff w:val="tab"/>
+      <w:lvlText w:val="%7."/>
+      <w:lvlJc w:val="left"/>
+      <w:pPr>
+        <w:ind w:left="5400" w:hanging="360"/>
+      </w:pPr>
+      <w:rPr/>
+    </w:lvl>
+    <w:lvl w:ilvl="7">
+      <w:start w:val="1"/>
+      <w:numFmt w:val="lowerLetter"/>
+      <w:suff w:val="tab"/>
+      <w:lvlText w:val="%8."/>
+      <w:lvlJc w:val="left"/>
+      <w:pPr>
+        <w:ind w:left="6120" w:hanging="360"/>
+      </w:pPr>
+      <w:rPr/>
+    </w:lvl>
+    <w:lvl w:ilvl="8">
+      <w:start w:val="1"/>
+      <w:numFmt w:val="lowerRoman"/>
+      <w:suff w:val="tab"/>
+      <w:lvlText w:val="%9."/>
+      <w:lvlJc w:val="right"/>
+      <w:pPr>
+        <w:ind w:left="6840" w:hanging="180"/>
+      </w:pPr>
+      <w:rPr/>
+    </w:lvl>
+  </w:abstractNum>
+  <w:abstractNum w:abstractNumId="19">
+    <w:multiLevelType w:val="hybridMultilevel"/>
+    <w:lvl w:ilvl="0">
+      <w:start w:val="1"/>
+      <w:numFmt w:val="decimal"/>
+      <w:suff w:val="tab"/>
+      <w:lvlText w:val="%1."/>
+      <w:lvlJc w:val="left"/>
+      <w:pPr>
+        <w:ind w:left="990" w:hanging="360"/>
+      </w:pPr>
+      <w:rPr/>
+    </w:lvl>
+    <w:lvl w:ilvl="1">
+      <w:start w:val="1"/>
+      <w:numFmt w:val="lowerLetter"/>
+      <w:suff w:val="tab"/>
+      <w:lvlText w:val="%2."/>
+      <w:lvlJc w:val="left"/>
+      <w:pPr>
+        <w:ind w:left="1710" w:hanging="360"/>
+      </w:pPr>
+      <w:rPr/>
+    </w:lvl>
+    <w:lvl w:ilvl="2">
+      <w:start w:val="1"/>
+      <w:numFmt w:val="lowerRoman"/>
+      <w:suff w:val="tab"/>
+      <w:lvlText w:val="%3."/>
+      <w:lvlJc w:val="right"/>
+      <w:pPr>
+        <w:ind w:left="2430" w:hanging="180"/>
+      </w:pPr>
+      <w:rPr/>
+    </w:lvl>
+    <w:lvl w:ilvl="3">
+      <w:start w:val="1"/>
+      <w:numFmt w:val="decimal"/>
+      <w:suff w:val="tab"/>
+      <w:lvlText w:val="%4."/>
+      <w:lvlJc w:val="left"/>
+      <w:pPr>
+        <w:ind w:left="3150" w:hanging="360"/>
+      </w:pPr>
+      <w:rPr/>
+    </w:lvl>
+    <w:lvl w:ilvl="4">
+      <w:start w:val="1"/>
+      <w:numFmt w:val="lowerLetter"/>
+      <w:suff w:val="tab"/>
+      <w:lvlText w:val="%5."/>
+      <w:lvlJc w:val="left"/>
+      <w:pPr>
+        <w:ind w:left="3870" w:hanging="360"/>
+      </w:pPr>
+      <w:rPr/>
+    </w:lvl>
+    <w:lvl w:ilvl="5">
+      <w:start w:val="1"/>
+      <w:numFmt w:val="lowerRoman"/>
+      <w:suff w:val="tab"/>
+      <w:lvlText w:val="%6."/>
+      <w:lvlJc w:val="right"/>
+      <w:pPr>
+        <w:ind w:left="4590" w:hanging="180"/>
+      </w:pPr>
+      <w:rPr/>
+    </w:lvl>
+    <w:lvl w:ilvl="6">
+      <w:start w:val="1"/>
+      <w:numFmt w:val="decimal"/>
+      <w:suff w:val="tab"/>
+      <w:lvlText w:val="%7."/>
+      <w:lvlJc w:val="left"/>
+      <w:pPr>
+        <w:ind w:left="5310" w:hanging="360"/>
+      </w:pPr>
+      <w:rPr/>
+    </w:lvl>
+    <w:lvl w:ilvl="7">
+      <w:start w:val="1"/>
+      <w:numFmt w:val="lowerLetter"/>
+      <w:suff w:val="tab"/>
+      <w:lvlText w:val="%8."/>
+      <w:lvlJc w:val="left"/>
+      <w:pPr>
+        <w:ind w:left="6030" w:hanging="360"/>
+      </w:pPr>
+      <w:rPr/>
+    </w:lvl>
+    <w:lvl w:ilvl="8">
+      <w:start w:val="1"/>
+      <w:numFmt w:val="lowerRoman"/>
+      <w:suff w:val="tab"/>
+      <w:lvlText w:val="%9."/>
+      <w:lvlJc w:val="right"/>
+      <w:pPr>
+        <w:ind w:left="6750" w:hanging="180"/>
+      </w:pPr>
+      <w:rPr/>
+    </w:lvl>
+  </w:abstractNum>
+  <w:abstractNum w:abstractNumId="20">
+    <w:multiLevelType w:val="hybridMultilevel"/>
+    <w:lvl w:ilvl="0">
+      <w:start w:val="1"/>
+      <w:numFmt w:val="decimal"/>
+      <w:suff w:val="tab"/>
+      <w:lvlText w:val="%1."/>
+      <w:lvlJc w:val="left"/>
+      <w:pPr>
+        <w:ind w:left="720" w:hanging="360"/>
+      </w:pPr>
+      <w:rPr/>
+    </w:lvl>
+    <w:lvl w:ilvl="1">
+      <w:start w:val="1"/>
+      <w:numFmt w:val="lowerLetter"/>
+      <w:suff w:val="tab"/>
+      <w:lvlText w:val="%2."/>
+      <w:lvlJc w:val="left"/>
+      <w:pPr>
+        <w:ind w:left="1440" w:hanging="360"/>
+      </w:pPr>
+      <w:rPr/>
+    </w:lvl>
+    <w:lvl w:ilvl="2">
+      <w:start w:val="1"/>
+      <w:numFmt w:val="lowerRoman"/>
+      <w:suff w:val="tab"/>
+      <w:lvlText w:val="%3."/>
+      <w:lvlJc w:val="right"/>
+      <w:pPr>
+        <w:ind w:left="2160" w:hanging="180"/>
+      </w:pPr>
+      <w:rPr/>
+    </w:lvl>
+    <w:lvl w:ilvl="3">
+      <w:start w:val="1"/>
+      <w:numFmt w:val="decimal"/>
+      <w:suff w:val="tab"/>
+      <w:lvlText w:val="%4."/>
+      <w:lvlJc w:val="left"/>
+      <w:pPr>
+        <w:ind w:left="2880" w:hanging="360"/>
+      </w:pPr>
+      <w:rPr/>
+    </w:lvl>
+    <w:lvl w:ilvl="4">
+      <w:start w:val="1"/>
+      <w:numFmt w:val="lowerLetter"/>
+      <w:suff w:val="tab"/>
+      <w:lvlText w:val="%5."/>
+      <w:lvlJc w:val="left"/>
+      <w:pPr>
+        <w:ind w:left="3600" w:hanging="360"/>
+      </w:pPr>
+      <w:rPr/>
+    </w:lvl>
+    <w:lvl w:ilvl="5">
+      <w:start w:val="1"/>
+      <w:numFmt w:val="lowerRoman"/>
+      <w:suff w:val="tab"/>
+      <w:lvlText w:val="%6."/>
+      <w:lvlJc w:val="right"/>
+      <w:pPr>
+        <w:ind w:left="4320" w:hanging="180"/>
+      </w:pPr>
+      <w:rPr/>
+    </w:lvl>
+    <w:lvl w:ilvl="6">
+      <w:start w:val="1"/>
+      <w:numFmt w:val="decimal"/>
+      <w:suff w:val="tab"/>
+      <w:lvlText w:val="%7."/>
+      <w:lvlJc w:val="left"/>
+      <w:pPr>
+        <w:ind w:left="5040" w:hanging="360"/>
+      </w:pPr>
+      <w:rPr/>
+    </w:lvl>
+    <w:lvl w:ilvl="7">
+      <w:start w:val="1"/>
+      <w:numFmt w:val="lowerLetter"/>
+      <w:suff w:val="tab"/>
+      <w:lvlText w:val="%8."/>
+      <w:lvlJc w:val="left"/>
+      <w:pPr>
+        <w:ind w:left="5760" w:hanging="360"/>
+      </w:pPr>
+      <w:rPr/>
+    </w:lvl>
+    <w:lvl w:ilvl="8">
+      <w:start w:val="1"/>
+      <w:numFmt w:val="lowerRoman"/>
+      <w:suff w:val="tab"/>
+      <w:lvlText w:val="%9."/>
+      <w:lvlJc w:val="right"/>
+      <w:pPr>
+        <w:ind w:left="6480" w:hanging="180"/>
+      </w:pPr>
+      <w:rPr/>
+    </w:lvl>
+  </w:abstractNum>
+  <w:abstractNum w:abstractNumId="21">
+    <w:multiLevelType w:val="hybridMultilevel"/>
+    <w:lvl w:ilvl="0">
+      <w:start w:val="1"/>
+      <w:numFmt w:val="decimal"/>
+      <w:suff w:val="tab"/>
+      <w:lvlText w:val="%1."/>
+      <w:lvlJc w:val="left"/>
+      <w:pPr>
+        <w:ind w:left="720" w:hanging="360"/>
+      </w:pPr>
+      <w:rPr/>
+    </w:lvl>
+    <w:lvl w:ilvl="1">
+      <w:start w:val="1"/>
+      <w:numFmt w:val="lowerLetter"/>
+      <w:suff w:val="tab"/>
+      <w:lvlText w:val="%2."/>
+      <w:lvlJc w:val="left"/>
+      <w:pPr>
+        <w:ind w:left="1440" w:hanging="360"/>
+      </w:pPr>
+      <w:rPr/>
+    </w:lvl>
+    <w:lvl w:ilvl="2">
+      <w:start w:val="1"/>
+      <w:numFmt w:val="lowerRoman"/>
+      <w:suff w:val="tab"/>
+      <w:lvlText w:val="%3."/>
+      <w:lvlJc w:val="right"/>
+      <w:pPr>
+        <w:ind w:left="2160" w:hanging="180"/>
+      </w:pPr>
+      <w:rPr/>
+    </w:lvl>
+    <w:lvl w:ilvl="3">
+      <w:start w:val="1"/>
+      <w:numFmt w:val="decimal"/>
+      <w:suff w:val="tab"/>
+      <w:lvlText w:val="%4."/>
+      <w:lvlJc w:val="left"/>
+      <w:pPr>
+        <w:ind w:left="2880" w:hanging="360"/>
+      </w:pPr>
+      <w:rPr/>
+    </w:lvl>
+    <w:lvl w:ilvl="4">
+      <w:start w:val="1"/>
+      <w:numFmt w:val="lowerLetter"/>
+      <w:suff w:val="tab"/>
+      <w:lvlText w:val="%5."/>
+      <w:lvlJc w:val="left"/>
+      <w:pPr>
+        <w:ind w:left="3600" w:hanging="360"/>
+      </w:pPr>
+      <w:rPr/>
+    </w:lvl>
+    <w:lvl w:ilvl="5">
+      <w:start w:val="1"/>
+      <w:numFmt w:val="lowerRoman"/>
+      <w:suff w:val="tab"/>
+      <w:lvlText w:val="%6."/>
+      <w:lvlJc w:val="right"/>
+      <w:pPr>
+        <w:ind w:left="4320" w:hanging="180"/>
+      </w:pPr>
+      <w:rPr/>
+    </w:lvl>
+    <w:lvl w:ilvl="6">
+      <w:start w:val="1"/>
+      <w:numFmt w:val="decimal"/>
+      <w:suff w:val="tab"/>
+      <w:lvlText w:val="%7."/>
+      <w:lvlJc w:val="left"/>
+      <w:pPr>
+        <w:ind w:left="5040" w:hanging="360"/>
+      </w:pPr>
+      <w:rPr/>
+    </w:lvl>
+    <w:lvl w:ilvl="7">
+      <w:start w:val="1"/>
+      <w:numFmt w:val="lowerLetter"/>
+      <w:suff w:val="tab"/>
+      <w:lvlText w:val="%8."/>
+      <w:lvlJc w:val="left"/>
+      <w:pPr>
+        <w:ind w:left="5760" w:hanging="360"/>
+      </w:pPr>
+      <w:rPr/>
+    </w:lvl>
+    <w:lvl w:ilvl="8">
+      <w:start w:val="1"/>
+      <w:numFmt w:val="lowerRoman"/>
+      <w:suff w:val="tab"/>
+      <w:lvlText w:val="%9."/>
+      <w:lvlJc w:val="right"/>
+      <w:pPr>
+        <w:ind w:left="6480" w:hanging="180"/>
+      </w:pPr>
+      <w:rPr/>
+    </w:lvl>
+  </w:abstractNum>
+  <w:num w:numId="1">
+    <w:abstractNumId w:val="0"/>
+  </w:num>
+  <w:num w:numId="2">
+    <w:abstractNumId w:val="1"/>
+  </w:num>
+  <w:num w:numId="3">
+    <w:abstractNumId w:val="2"/>
+  </w:num>
+  <w:num w:numId="4">
+    <w:abstractNumId w:val="3"/>
+  </w:num>
+  <w:num w:numId="5">
+    <w:abstractNumId w:val="4"/>
+  </w:num>
+  <w:num w:numId="6">
+    <w:abstractNumId w:val="5"/>
+  </w:num>
+  <w:num w:numId="7">
+    <w:abstractNumId w:val="6"/>
+  </w:num>
+  <w:num w:numId="8">
+    <w:abstractNumId w:val="7"/>
+  </w:num>
+  <w:num w:numId="9">
+    <w:abstractNumId w:val="8"/>
+  </w:num>
+  <w:num w:numId="10">
+    <w:abstractNumId w:val="9"/>
+  </w:num>
+  <w:num w:numId="11">
+    <w:abstractNumId w:val="10"/>
+  </w:num>
+  <w:num w:numId="12">
+    <w:abstractNumId w:val="11"/>
+  </w:num>
+  <w:num w:numId="13">
+    <w:abstractNumId w:val="12"/>
+  </w:num>
+  <w:num w:numId="14">
+    <w:abstractNumId w:val="13"/>
+  </w:num>
+  <w:num w:numId="15">
+    <w:abstractNumId w:val="14"/>
+  </w:num>
+  <w:num w:numId="16">
+    <w:abstractNumId w:val="15"/>
+  </w:num>
+  <w:num w:numId="17">
+    <w:abstractNumId w:val="16"/>
+  </w:num>
+  <w:num w:numId="18">
+    <w:abstractNumId w:val="17"/>
+  </w:num>
+  <w:num w:numId="19">
+    <w:abstractNumId w:val="18"/>
+  </w:num>
+  <w:num w:numId="20">
+    <w:abstractNumId w:val="19"/>
+  </w:num>
+  <w:num w:numId="21">
+    <w:abstractNumId w:val="20"/>
+  </w:num>
+  <w:num w:numId="22">
+    <w:abstractNumId w:val="21"/>
+  </w:num>
+</w:numbering>
+</file>
+
 <file path=word/styles.xml><?xml version="1.0" encoding="utf-8"?>
 <w:styles xmlns:mc="http://schemas.openxmlformats.org/markup-compatibility/2006" xmlns:r="http://schemas.openxmlformats.org/officeDocument/2006/relationships" xmlns:w="http://schemas.openxmlformats.org/wordprocessingml/2006/main" xmlns:w14="http://schemas.microsoft.com/office/word/2010/wordml" mc:Ignorable="w14">
   <w:docDefaults>
@@ -1866,7 +7648,7 @@
     </w:rPrDefault>
     <w:pPrDefault>
       <w:pPr>
-        <w:spacing w:after="480" w:line="360" w:lineRule="auto"/>
+        <w:spacing w:after="160" w:line="259" w:lineRule="auto"/>
       </w:pPr>
     </w:pPrDefault>
   </w:docDefaults>
@@ -2244,10 +8026,28 @@
   <w:style w:type="paragraph" w:default="1" w:styleId="Normal">
     <w:name w:val="Normal"/>
     <w:qFormat/>
+    <w:rPr/>
+  </w:style>
+  <w:style w:type="paragraph" w:styleId="Heading1">
+    <w:name w:val="Heading 1"/>
+    <w:basedOn w:val="Normal"/>
+    <w:next w:val="Normal"/>
+    <w:link w:val="Heading1Char"/>
+    <w:uiPriority w:val="9"/>
+    <w:qFormat/>
+    <w:rsid w:val="00C122E5"/>
     <w:pPr>
-      <w:spacing w:after="160" w:line="259" w:lineRule="auto"/>
+      <w:keepNext/>
+      <w:keepLines/>
+      <w:spacing w:before="240" w:after="0"/>
+      <w:outlineLvl w:val="0"/>
     </w:pPr>
-    <w:rPr/>
+    <w:rPr>
+      <w:rFonts w:ascii="Calibri Light" w:eastAsia="等线 Light" w:hAnsi="Calibri Light" w:asciiTheme="majorHAnsi" w:eastAsiaTheme="majorEastAsia" w:hAnsiTheme="majorHAnsi" w:cs="Times New Roman" w:cstheme="majorBidi"/>
+      <w:color w:val="2F5496" w:themeColor="accent1" w:themeShade="BF"/>
+      <w:sz w:val="32"/>
+      <w:szCs w:val="32"/>
+    </w:rPr>
   </w:style>
   <w:style w:type="character" w:default="1" w:styleId="DefaultParagraphFont">
     <w:name w:val="Default Paragraph Font"/>
@@ -2279,126 +8079,145 @@
     <w:unhideWhenUsed/>
     <w:rPr/>
   </w:style>
-  <w:style w:type="character" w:customStyle="1" w:styleId="ui-provider">
-    <w:name w:val="ui-provider"/>
-    <w:basedOn w:val="DefaultParagraphFont"/>
-    <w:rsid w:val="00ED5D42"/>
+  <w:style w:type="paragraph" w:styleId="ListParagraph">
+    <w:name w:val="List Paragraph"/>
+    <w:basedOn w:val="Normal"/>
+    <w:uiPriority w:val="34"/>
+    <w:qFormat/>
+    <w:rsid w:val="00415341"/>
+    <w:pPr>
+      <w:ind w:left="720"/>
+      <w:contextualSpacing/>
+    </w:pPr>
     <w:rPr/>
   </w:style>
-  <w:style w:type="paragraph" w:styleId="SpireTableThStyle4379efd8-8e72-47a9-9f35-f6001b7be04f">
-    <w:name w:val="SpireTableThStyle4379efd8-8e72-47a9-9f35-f6001b7be04f"/>
+  <w:style w:type="paragraph" w:styleId="NoSpacing">
+    <w:name w:val="No Spacing"/>
+    <w:uiPriority w:val="1"/>
+    <w:qFormat/>
+    <w:rsid w:val="00C122E5"/>
+    <w:pPr>
+      <w:spacing w:after="0" w:line="240" w:lineRule="auto"/>
+    </w:pPr>
+    <w:rPr/>
+  </w:style>
+  <w:style w:type="character" w:customStyle="1" w:styleId="Heading1Char">
+    <w:name w:val="Heading 1 Char"/>
+    <w:basedOn w:val="DefaultParagraphFont"/>
+    <w:link w:val="Heading1"/>
+    <w:uiPriority w:val="9"/>
+    <w:rsid w:val="00C122E5"/>
+    <w:rPr>
+      <w:rFonts w:ascii="Calibri Light" w:eastAsia="等线 Light" w:hAnsi="Calibri Light" w:asciiTheme="majorHAnsi" w:eastAsiaTheme="majorEastAsia" w:hAnsiTheme="majorHAnsi" w:cs="Times New Roman" w:cstheme="majorBidi"/>
+      <w:color w:val="2F5496" w:themeColor="accent1" w:themeShade="BF"/>
+      <w:sz w:val="32"/>
+      <w:szCs w:val="32"/>
+    </w:rPr>
+  </w:style>
+  <w:style w:type="paragraph" w:styleId="SpireTableThStylefd8de88b-968f-451f-94d0-e91e1d81e802">
+    <w:name w:val="SpireTableThStylefd8de88b-968f-451f-94d0-e91e1d81e802"/>
     <w:basedOn w:val="Normal"/>
     <w:qFormat/>
     <w:pPr>
-      <w:spacing w:after="160" w:line="259" w:lineRule="auto"/>
       <w:jc w:val="center"/>
     </w:pPr>
     <w:rPr>
       <w:b/>
     </w:rPr>
   </w:style>
-  <w:style w:type="paragraph" w:styleId="SpireTableThStyle31fc1eb8-f423-491f-bdc3-2602ed3aaded">
-    <w:name w:val="SpireTableThStyle31fc1eb8-f423-491f-bdc3-2602ed3aaded"/>
+  <w:style w:type="paragraph" w:styleId="SpireTableThStyle6e858d58-75ad-4cb4-baea-156140569ae6">
+    <w:name w:val="SpireTableThStyle6e858d58-75ad-4cb4-baea-156140569ae6"/>
     <w:basedOn w:val="Normal"/>
     <w:qFormat/>
     <w:pPr>
-      <w:spacing w:after="160" w:line="259" w:lineRule="auto"/>
       <w:jc w:val="center"/>
     </w:pPr>
     <w:rPr>
       <w:b/>
     </w:rPr>
   </w:style>
-  <w:style w:type="paragraph" w:styleId="SpireTableThStyle8a6f1b3b-ff6e-47bd-9d24-338994b3c1a2">
-    <w:name w:val="SpireTableThStyle8a6f1b3b-ff6e-47bd-9d24-338994b3c1a2"/>
+  <w:style w:type="paragraph" w:styleId="SpireTableThStyle8f88d64a-603a-4c1e-bbea-5b0250efa4e0">
+    <w:name w:val="SpireTableThStyle8f88d64a-603a-4c1e-bbea-5b0250efa4e0"/>
     <w:basedOn w:val="Normal"/>
     <w:qFormat/>
     <w:pPr>
-      <w:spacing w:after="160" w:line="259" w:lineRule="auto"/>
       <w:jc w:val="center"/>
     </w:pPr>
     <w:rPr>
       <w:b/>
     </w:rPr>
   </w:style>
-  <w:style w:type="paragraph" w:styleId="SpireTableThStyle2258a057-d74e-4c47-a610-c893448127dd">
-    <w:name w:val="SpireTableThStyle2258a057-d74e-4c47-a610-c893448127dd"/>
+  <w:style w:type="paragraph" w:styleId="SpireTableThStylee1ea866d-83bd-48e1-8c98-f1b3b96c3ff1">
+    <w:name w:val="SpireTableThStylee1ea866d-83bd-48e1-8c98-f1b3b96c3ff1"/>
     <w:basedOn w:val="Normal"/>
     <w:qFormat/>
     <w:pPr>
-      <w:spacing w:after="160" w:line="259" w:lineRule="auto"/>
       <w:jc w:val="center"/>
     </w:pPr>
     <w:rPr>
       <w:b/>
     </w:rPr>
   </w:style>
-  <w:style w:type="paragraph" w:styleId="SpireTableThStyle2b419d32-8d91-451e-a0bd-4b61e7c5eae7">
-    <w:name w:val="SpireTableThStyle2b419d32-8d91-451e-a0bd-4b61e7c5eae7"/>
+  <w:style w:type="paragraph" w:styleId="SpireTableThStylee2eaff06-b435-46c2-9f11-0354413d72bc">
+    <w:name w:val="SpireTableThStylee2eaff06-b435-46c2-9f11-0354413d72bc"/>
     <w:basedOn w:val="Normal"/>
     <w:qFormat/>
     <w:pPr>
-      <w:spacing w:after="160" w:line="259" w:lineRule="auto"/>
       <w:jc w:val="center"/>
     </w:pPr>
     <w:rPr>
       <w:b/>
     </w:rPr>
   </w:style>
-  <w:style w:type="paragraph" w:styleId="SpireTableThStyle89add28c-9025-4fab-be10-8c25fa581197">
-    <w:name w:val="SpireTableThStyle89add28c-9025-4fab-be10-8c25fa581197"/>
+  <w:style w:type="paragraph" w:styleId="SpireTableThStyle2ae156ea-ce2c-4ccb-a3b3-bb6cd012f2a4">
+    <w:name w:val="SpireTableThStyle2ae156ea-ce2c-4ccb-a3b3-bb6cd012f2a4"/>
     <w:basedOn w:val="Normal"/>
     <w:qFormat/>
     <w:pPr>
-      <w:spacing w:after="160" w:line="259" w:lineRule="auto"/>
       <w:jc w:val="center"/>
     </w:pPr>
     <w:rPr>
       <w:b/>
     </w:rPr>
   </w:style>
-  <w:style w:type="paragraph" w:styleId="SpireTableThStyleb179de1e-3ab9-4c1f-92a5-a8534414d75c">
-    <w:name w:val="SpireTableThStyleb179de1e-3ab9-4c1f-92a5-a8534414d75c"/>
+  <w:style w:type="paragraph" w:styleId="SpireTableThStyle7aed085e-970e-4e60-a420-e4a842f5fd73">
+    <w:name w:val="SpireTableThStyle7aed085e-970e-4e60-a420-e4a842f5fd73"/>
     <w:basedOn w:val="Normal"/>
     <w:qFormat/>
     <w:pPr>
-      <w:spacing w:after="160" w:line="259" w:lineRule="auto"/>
       <w:jc w:val="center"/>
     </w:pPr>
     <w:rPr>
       <w:b/>
     </w:rPr>
   </w:style>
-  <w:style w:type="paragraph" w:styleId="SpireTableThStylee1f884e7-0eaf-4d7b-9eb5-6ec4c9ba7685">
-    <w:name w:val="SpireTableThStylee1f884e7-0eaf-4d7b-9eb5-6ec4c9ba7685"/>
+  <w:style w:type="paragraph" w:styleId="SpireTableThStyleb6de337c-0c17-4e72-a3ec-6e63d14ab90a">
+    <w:name w:val="SpireTableThStyleb6de337c-0c17-4e72-a3ec-6e63d14ab90a"/>
     <w:basedOn w:val="Normal"/>
     <w:qFormat/>
     <w:pPr>
-      <w:spacing w:after="160" w:line="259" w:lineRule="auto"/>
       <w:jc w:val="center"/>
     </w:pPr>
     <w:rPr>
       <w:b/>
     </w:rPr>
   </w:style>
-  <w:style w:type="paragraph" w:styleId="SpireTableThStyle5b2a62b0-2003-4130-a950-96fba3d55bc8">
-    <w:name w:val="SpireTableThStyle5b2a62b0-2003-4130-a950-96fba3d55bc8"/>
+  <w:style w:type="paragraph" w:styleId="SpireTableThStyle5a554a28-214d-4d64-ad2e-4ce055e5eab1">
+    <w:name w:val="SpireTableThStyle5a554a28-214d-4d64-ad2e-4ce055e5eab1"/>
     <w:basedOn w:val="Normal"/>
     <w:qFormat/>
     <w:pPr>
-      <w:spacing w:after="160" w:line="259" w:lineRule="auto"/>
       <w:jc w:val="center"/>
     </w:pPr>
     <w:rPr>
       <w:b/>
     </w:rPr>
   </w:style>
-  <w:style w:type="paragraph" w:styleId="SpireTableThStyle74fe4e8f-0e3c-4386-843c-aa88884330c2">
-    <w:name w:val="SpireTableThStyle74fe4e8f-0e3c-4386-843c-aa88884330c2"/>
+  <w:style w:type="paragraph" w:styleId="SpireTableThStyle383e6c31-640d-453b-93a0-4641ebd2e15c">
+    <w:name w:val="SpireTableThStyle383e6c31-640d-453b-93a0-4641ebd2e15c"/>
     <w:basedOn w:val="Normal"/>
     <w:qFormat/>
     <w:pPr>
-      <w:spacing w:after="160" w:line="259" w:lineRule="auto"/>
       <w:jc w:val="center"/>
     </w:pPr>
     <w:rPr>
@@ -2716,4 +8535,18 @@
     </a:ext>
   </a:extLst>
 </a:theme>
+</file>
+
+<file path=customXml/item1.xml><?xml version="1.0" encoding="utf-8"?>
+<Properties xmlns="http://schemas.openxmlformats.org/officeDocument/2006/custom-properties" xmlns:vt="http://schemas.openxmlformats.org/officeDocument/2006/docPropsVTypes">
+  <property fmtid="{D5CDD505-2E9C-101B-9397-08002B2CF9AE}" pid="2" name="GrammarlyDocumentId">
+    <vt:lpwstr>f8aa7fd0-587e-4427-b311-8245a8af0867</vt:lpwstr>
+  </property>
+</Properties>
+</file>
+
+<file path=customXml/itemProps1.xml><?xml version="1.0" encoding="utf-8"?>
+<ds:datastoreItem xmlns:ds="http://schemas.openxmlformats.org/officeDocument/2006/customXml" ds:itemID="">
+  <ds:schemaRefs/>
+</ds:datastoreItem>
 </file>
--- a/Vlims.DocumentMaster/DocumentWithMargins.docx
+++ b/Vlims.DocumentMaster/DocumentWithMargins.docx
@@ -249,7 +249,7 @@
               <a:graphicData uri="http://schemas.openxmlformats.org/drawingml/2006/picture">
                 <pic:pic xmlns:pic="http://schemas.openxmlformats.org/drawingml/2006/picture">
                   <pic:nvPicPr>
-                    <pic:cNvPr id="476675688" name="Picture 705756092"/>
+                    <pic:cNvPr id="1474754779" name="Picture 705756092"/>
                     <pic:cNvPicPr/>
                   </pic:nvPicPr>
                   <pic:blipFill>
@@ -389,7 +389,7 @@
               <a:graphicData uri="http://schemas.openxmlformats.org/drawingml/2006/picture">
                 <pic:pic xmlns:pic="http://schemas.openxmlformats.org/drawingml/2006/picture">
                   <pic:nvPicPr>
-                    <pic:cNvPr id="118475068" name="Picture 1194150243"/>
+                    <pic:cNvPr id="1438317623" name="Picture 1194150243"/>
                     <pic:cNvPicPr/>
                   </pic:nvPicPr>
                   <pic:blipFill>
@@ -452,7 +452,7 @@
               <a:graphicData uri="http://schemas.openxmlformats.org/drawingml/2006/picture">
                 <pic:pic xmlns:pic="http://schemas.openxmlformats.org/drawingml/2006/picture">
                   <pic:nvPicPr>
-                    <pic:cNvPr id="125755936" name="Picture 553141195"/>
+                    <pic:cNvPr id="2130020956" name="Picture 553141195"/>
                     <pic:cNvPicPr/>
                   </pic:nvPicPr>
                   <pic:blipFill>
@@ -605,7 +605,7 @@
               <a:graphicData uri="http://schemas.openxmlformats.org/drawingml/2006/picture">
                 <pic:pic xmlns:pic="http://schemas.openxmlformats.org/drawingml/2006/picture">
                   <pic:nvPicPr>
-                    <pic:cNvPr id="523101378" name="Picture 1215667231"/>
+                    <pic:cNvPr id="1879482839" name="Picture 1215667231"/>
                     <pic:cNvPicPr/>
                   </pic:nvPicPr>
                   <pic:blipFill>
@@ -682,7 +682,7 @@
               <a:graphicData uri="http://schemas.openxmlformats.org/drawingml/2006/picture">
                 <pic:pic xmlns:pic="http://schemas.openxmlformats.org/drawingml/2006/picture">
                   <pic:nvPicPr>
-                    <pic:cNvPr id="1046088814" name="Picture 466988341"/>
+                    <pic:cNvPr id="1645967462" name="Picture 466988341"/>
                     <pic:cNvPicPr/>
                   </pic:nvPicPr>
                   <pic:blipFill>
@@ -743,7 +743,7 @@
               <a:graphicData uri="http://schemas.openxmlformats.org/drawingml/2006/picture">
                 <pic:pic xmlns:pic="http://schemas.openxmlformats.org/drawingml/2006/picture">
                   <pic:nvPicPr>
-                    <pic:cNvPr id="656775767" name="Picture 311697768"/>
+                    <pic:cNvPr id="1192283445" name="Picture 311697768"/>
                     <pic:cNvPicPr/>
                   </pic:nvPicPr>
                   <pic:blipFill>
@@ -856,7 +856,7 @@
               <a:graphicData uri="http://schemas.openxmlformats.org/drawingml/2006/picture">
                 <pic:pic xmlns:pic="http://schemas.openxmlformats.org/drawingml/2006/picture">
                   <pic:nvPicPr>
-                    <pic:cNvPr id="2054472524" name="Picture 746907766"/>
+                    <pic:cNvPr id="716504547" name="Picture 746907766"/>
                     <pic:cNvPicPr/>
                   </pic:nvPicPr>
                   <pic:blipFill>
@@ -967,7 +967,7 @@
               <a:graphicData uri="http://schemas.openxmlformats.org/drawingml/2006/picture">
                 <pic:pic xmlns:pic="http://schemas.openxmlformats.org/drawingml/2006/picture">
                   <pic:nvPicPr>
-                    <pic:cNvPr id="580686612" name="Picture 12021556"/>
+                    <pic:cNvPr id="746929971" name="Picture 12021556"/>
                     <pic:cNvPicPr/>
                   </pic:nvPicPr>
                   <pic:blipFill>
@@ -1086,7 +1086,7 @@
               <a:graphicData uri="http://schemas.openxmlformats.org/drawingml/2006/picture">
                 <pic:pic xmlns:pic="http://schemas.openxmlformats.org/drawingml/2006/picture">
                   <pic:nvPicPr>
-                    <pic:cNvPr id="310514225" name="Picture 771348176"/>
+                    <pic:cNvPr id="203392497" name="Picture 771348176"/>
                     <pic:cNvPicPr/>
                   </pic:nvPicPr>
                   <pic:blipFill>
@@ -1139,7 +1139,7 @@
               <a:graphicData uri="http://schemas.openxmlformats.org/drawingml/2006/picture">
                 <pic:pic xmlns:pic="http://schemas.openxmlformats.org/drawingml/2006/picture">
                   <pic:nvPicPr>
-                    <pic:cNvPr id="2056872392" name="Picture 653711935"/>
+                    <pic:cNvPr id="1810221195" name="Picture 653711935"/>
                     <pic:cNvPicPr/>
                   </pic:nvPicPr>
                   <pic:blipFill>
@@ -1246,7 +1246,7 @@
               <a:graphicData uri="http://schemas.openxmlformats.org/drawingml/2006/picture">
                 <pic:pic xmlns:pic="http://schemas.openxmlformats.org/drawingml/2006/picture">
                   <pic:nvPicPr>
-                    <pic:cNvPr id="81939968" name="Picture 1626655303"/>
+                    <pic:cNvPr id="158723171" name="Picture 1626655303"/>
                     <pic:cNvPicPr/>
                   </pic:nvPicPr>
                   <pic:blipFill>
@@ -1422,7 +1422,7 @@
               <a:graphicData uri="http://schemas.openxmlformats.org/drawingml/2006/picture">
                 <pic:pic xmlns:pic="http://schemas.openxmlformats.org/drawingml/2006/picture">
                   <pic:nvPicPr>
-                    <pic:cNvPr id="673981887" name="Picture 1430753915"/>
+                    <pic:cNvPr id="157316009" name="Picture 1430753915"/>
                     <pic:cNvPicPr/>
                   </pic:nvPicPr>
                   <pic:blipFill>
@@ -1475,7 +1475,7 @@
               <a:graphicData uri="http://schemas.openxmlformats.org/drawingml/2006/picture">
                 <pic:pic xmlns:pic="http://schemas.openxmlformats.org/drawingml/2006/picture">
                   <pic:nvPicPr>
-                    <pic:cNvPr id="1370729579" name="Picture 1008082818"/>
+                    <pic:cNvPr id="1398012884" name="Picture 1008082818"/>
                     <pic:cNvPicPr/>
                   </pic:nvPicPr>
                   <pic:blipFill>
@@ -1566,7 +1566,7 @@
               <a:graphicData uri="http://schemas.openxmlformats.org/drawingml/2006/picture">
                 <pic:pic xmlns:pic="http://schemas.openxmlformats.org/drawingml/2006/picture">
                   <pic:nvPicPr>
-                    <pic:cNvPr id="288254451" name="Picture 350956665"/>
+                    <pic:cNvPr id="33154175" name="Picture 350956665"/>
                     <pic:cNvPicPr/>
                   </pic:nvPicPr>
                   <pic:blipFill>
@@ -1645,7 +1645,7 @@
               <a:graphicData uri="http://schemas.openxmlformats.org/drawingml/2006/picture">
                 <pic:pic xmlns:pic="http://schemas.openxmlformats.org/drawingml/2006/picture">
                   <pic:nvPicPr>
-                    <pic:cNvPr id="21468375" name="Picture 2013239576"/>
+                    <pic:cNvPr id="256268393" name="Picture 2013239576"/>
                     <pic:cNvPicPr/>
                   </pic:nvPicPr>
                   <pic:blipFill>
@@ -1752,7 +1752,7 @@
               <a:graphicData uri="http://schemas.openxmlformats.org/drawingml/2006/picture">
                 <pic:pic xmlns:pic="http://schemas.openxmlformats.org/drawingml/2006/picture">
                   <pic:nvPicPr>
-                    <pic:cNvPr id="1012436169" name="Picture 2088464764"/>
+                    <pic:cNvPr id="1539908025" name="Picture 2088464764"/>
                     <pic:cNvPicPr/>
                   </pic:nvPicPr>
                   <pic:blipFill>
@@ -1821,7 +1821,7 @@
               <a:graphicData uri="http://schemas.openxmlformats.org/drawingml/2006/picture">
                 <pic:pic xmlns:pic="http://schemas.openxmlformats.org/drawingml/2006/picture">
                   <pic:nvPicPr>
-                    <pic:cNvPr id="621086511" name="Picture 1391514878"/>
+                    <pic:cNvPr id="96048115" name="Picture 1391514878"/>
                     <pic:cNvPicPr/>
                   </pic:nvPicPr>
                   <pic:blipFill>
@@ -1912,7 +1912,7 @@
               <a:graphicData uri="http://schemas.openxmlformats.org/drawingml/2006/picture">
                 <pic:pic xmlns:pic="http://schemas.openxmlformats.org/drawingml/2006/picture">
                   <pic:nvPicPr>
-                    <pic:cNvPr id="389750524" name="Picture 1442610684"/>
+                    <pic:cNvPr id="1893359011" name="Picture 1442610684"/>
                     <pic:cNvPicPr/>
                   </pic:nvPicPr>
                   <pic:blipFill>
@@ -1977,7 +1977,7 @@
               <a:graphicData uri="http://schemas.openxmlformats.org/drawingml/2006/picture">
                 <pic:pic xmlns:pic="http://schemas.openxmlformats.org/drawingml/2006/picture">
                   <pic:nvPicPr>
-                    <pic:cNvPr id="1353030412" name="Picture 4668962"/>
+                    <pic:cNvPr id="801214676" name="Picture 4668962"/>
                     <pic:cNvPicPr/>
                   </pic:nvPicPr>
                   <pic:blipFill>
@@ -2126,7 +2126,7 @@
               <a:graphicData uri="http://schemas.openxmlformats.org/drawingml/2006/picture">
                 <pic:pic xmlns:pic="http://schemas.openxmlformats.org/drawingml/2006/picture">
                   <pic:nvPicPr>
-                    <pic:cNvPr id="1132422437" name="Picture 489135431"/>
+                    <pic:cNvPr id="1618550116" name="Picture 489135431"/>
                     <pic:cNvPicPr/>
                   </pic:nvPicPr>
                   <pic:blipFill>
@@ -2203,7 +2203,7 @@
               <a:graphicData uri="http://schemas.openxmlformats.org/drawingml/2006/picture">
                 <pic:pic xmlns:pic="http://schemas.openxmlformats.org/drawingml/2006/picture">
                   <pic:nvPicPr>
-                    <pic:cNvPr id="1797374302" name="Picture 489135431"/>
+                    <pic:cNvPr id="1266871000" name="Picture 489135431"/>
                     <pic:cNvPicPr/>
                   </pic:nvPicPr>
                   <pic:blipFill>
@@ -2298,7 +2298,7 @@
               <a:graphicData uri="http://schemas.openxmlformats.org/drawingml/2006/picture">
                 <pic:pic xmlns:pic="http://schemas.openxmlformats.org/drawingml/2006/picture">
                   <pic:nvPicPr>
-                    <pic:cNvPr id="288416542" name="Picture 995472391"/>
+                    <pic:cNvPr id="1866017228" name="Picture 995472391"/>
                     <pic:cNvPicPr/>
                   </pic:nvPicPr>
                   <pic:blipFill>
@@ -2413,7 +2413,7 @@
               <a:graphicData uri="http://schemas.openxmlformats.org/drawingml/2006/picture">
                 <pic:pic xmlns:pic="http://schemas.openxmlformats.org/drawingml/2006/picture">
                   <pic:nvPicPr>
-                    <pic:cNvPr id="1801438630" name="Picture 773821172"/>
+                    <pic:cNvPr id="510041149" name="Picture 773821172"/>
                     <pic:cNvPicPr/>
                   </pic:nvPicPr>
                   <pic:blipFill>
@@ -2484,7 +2484,7 @@
               <a:graphicData uri="http://schemas.openxmlformats.org/drawingml/2006/picture">
                 <pic:pic xmlns:pic="http://schemas.openxmlformats.org/drawingml/2006/picture">
                   <pic:nvPicPr>
-                    <pic:cNvPr id="216436398" name="Picture 1613110247"/>
+                    <pic:cNvPr id="1062757580" name="Picture 1613110247"/>
                     <pic:cNvPicPr/>
                   </pic:nvPicPr>
                   <pic:blipFill>
@@ -2567,7 +2567,7 @@
               <a:graphicData uri="http://schemas.openxmlformats.org/drawingml/2006/picture">
                 <pic:pic xmlns:pic="http://schemas.openxmlformats.org/drawingml/2006/picture">
                   <pic:nvPicPr>
-                    <pic:cNvPr id="1315407574" name="Picture 1608692692"/>
+                    <pic:cNvPr id="928299007" name="Picture 1608692692"/>
                     <pic:cNvPicPr/>
                   </pic:nvPicPr>
                   <pic:blipFill>
@@ -2626,7 +2626,7 @@
               <a:graphicData uri="http://schemas.openxmlformats.org/drawingml/2006/picture">
                 <pic:pic xmlns:pic="http://schemas.openxmlformats.org/drawingml/2006/picture">
                   <pic:nvPicPr>
-                    <pic:cNvPr id="812104795" name="Picture 734683666"/>
+                    <pic:cNvPr id="806377590" name="Picture 734683666"/>
                     <pic:cNvPicPr/>
                   </pic:nvPicPr>
                   <pic:blipFill>
@@ -3266,7 +3266,7 @@
               <a:graphicData uri="http://schemas.openxmlformats.org/drawingml/2006/picture">
                 <pic:pic xmlns:pic="http://schemas.openxmlformats.org/drawingml/2006/picture">
                   <pic:nvPicPr>
-                    <pic:cNvPr id="122626439" name="Picture 1677590717"/>
+                    <pic:cNvPr id="425958834" name="Picture 1677590717"/>
                     <pic:cNvPicPr/>
                   </pic:nvPicPr>
                   <pic:blipFill>
@@ -3361,7 +3361,7 @@
               <a:graphicData uri="http://schemas.openxmlformats.org/drawingml/2006/picture">
                 <pic:pic xmlns:pic="http://schemas.openxmlformats.org/drawingml/2006/picture">
                   <pic:nvPicPr>
-                    <pic:cNvPr id="650986397" name="Picture 169525650"/>
+                    <pic:cNvPr id="964757029" name="Picture 169525650"/>
                     <pic:cNvPicPr/>
                   </pic:nvPicPr>
                   <pic:blipFill>
@@ -3440,7 +3440,7 @@
               <a:graphicData uri="http://schemas.openxmlformats.org/drawingml/2006/picture">
                 <pic:pic xmlns:pic="http://schemas.openxmlformats.org/drawingml/2006/picture">
                   <pic:nvPicPr>
-                    <pic:cNvPr id="1626577771" name="Picture 1167866424"/>
+                    <pic:cNvPr id="881582421" name="Picture 1167866424"/>
                     <pic:cNvPicPr/>
                   </pic:nvPicPr>
                   <pic:blipFill>
@@ -3767,7 +3767,7 @@
         </w:tcPr>
         <w:p>
           <w:pPr>
-            <w:pStyle w:val="SpireTableThStylefd8de88b-968f-451f-94d0-e91e1d81e802"/>
+            <w:pStyle w:val="SpireTableThStyle6e57c573-56dd-419e-9833-399e6415a751"/>
             <w:jc w:val="left"/>
             <w:rPr>
               <w:vanish w:val="0"/>
@@ -3803,7 +3803,7 @@
         </w:tcPr>
         <w:p>
           <w:pPr>
-            <w:pStyle w:val="SpireTableThStyle6e858d58-75ad-4cb4-baea-156140569ae6"/>
+            <w:pStyle w:val="SpireTableThStylea25a8b32-2c85-42ed-af99-fb2387ffdb35"/>
             <w:jc w:val="left"/>
             <w:rPr>
               <w:vanish w:val="0"/>
@@ -3839,7 +3839,7 @@
         </w:tcPr>
         <w:p>
           <w:pPr>
-            <w:pStyle w:val="SpireTableThStyle8f88d64a-603a-4c1e-bbea-5b0250efa4e0"/>
+            <w:pStyle w:val="SpireTableThStyle8f8e5669-f180-4aa3-8e70-e1c521f28886"/>
             <w:jc w:val="left"/>
             <w:rPr>
               <w:vanish w:val="0"/>
@@ -3880,7 +3880,7 @@
         </w:tcPr>
         <w:p>
           <w:pPr>
-            <w:pStyle w:val="SpireTableThStylee1ea866d-83bd-48e1-8c98-f1b3b96c3ff1"/>
+            <w:pStyle w:val="SpireTableThStyleda5145d5-4738-452e-85d2-efc70b1686ef"/>
             <w:jc w:val="left"/>
             <w:rPr>
               <w:vanish w:val="0"/>
@@ -3925,7 +3925,7 @@
               <w:rFonts w:ascii="&quot;times new roman&quot;" w:eastAsia="&quot;times new roman&quot;" w:hAnsi="&quot;times new roman&quot;" w:cs="&quot;times new roman&quot;"/>
               <w:sz w:val="21"/>
             </w:rPr>
-            <w:t xml:space="preserve">24/07/2024</w:t>
+            <w:t xml:space="preserve">26/07/2024</w:t>
           </w:r>
         </w:p>
       </w:tc>
@@ -3958,7 +3958,7 @@
               <w:rFonts w:ascii="&quot;times new roman&quot;" w:eastAsia="&quot;times new roman&quot;" w:hAnsi="&quot;times new roman&quot;" w:cs="&quot;times new roman&quot;"/>
               <w:sz w:val="21"/>
             </w:rPr>
-            <w:t xml:space="preserve">24/07/2024</w:t>
+            <w:t xml:space="preserve">26/07/2024</w:t>
           </w:r>
         </w:p>
       </w:tc>
@@ -3991,7 +3991,7 @@
               <w:rFonts w:ascii="&quot;times new roman&quot;" w:eastAsia="&quot;times new roman&quot;" w:hAnsi="&quot;times new roman&quot;" w:cs="&quot;times new roman&quot;"/>
               <w:sz w:val="21"/>
             </w:rPr>
-            <w:t xml:space="preserve">24/07/2024</w:t>
+            <w:t xml:space="preserve">26/07/2024</w:t>
           </w:r>
         </w:p>
       </w:tc>
@@ -4020,7 +4020,7 @@
         </w:tcPr>
         <w:p>
           <w:pPr>
-            <w:pStyle w:val="SpireTableThStylee2eaff06-b435-46c2-9f11-0354413d72bc"/>
+            <w:pStyle w:val="SpireTableThStyle674623a2-87b1-4a2d-956f-7603026632a8"/>
             <w:jc w:val="left"/>
             <w:rPr>
               <w:vanish w:val="0"/>
@@ -4160,7 +4160,7 @@
         </w:tcPr>
         <w:p>
           <w:pPr>
-            <w:pStyle w:val="SpireTableThStyle2ae156ea-ce2c-4ccb-a3b3-bb6cd012f2a4"/>
+            <w:pStyle w:val="SpireTableThStyle63792d60-b678-45bb-8c0b-cc6a51c2900a"/>
             <w:jc w:val="left"/>
             <w:rPr>
               <w:vanish w:val="0"/>
@@ -4300,7 +4300,7 @@
         </w:tcPr>
         <w:p>
           <w:pPr>
-            <w:pStyle w:val="SpireTableThStyle7aed085e-970e-4e60-a420-e4a842f5fd73"/>
+            <w:pStyle w:val="SpireTableThStylec9a217ed-f43e-4156-b520-9900909e01fc"/>
             <w:jc w:val="left"/>
             <w:rPr>
               <w:vanish w:val="0"/>
@@ -4583,7 +4583,7 @@
         </w:tcPr>
         <w:p>
           <w:pPr>
-            <w:pStyle w:val="SpireTableThStyleb6de337c-0c17-4e72-a3ec-6e63d14ab90a"/>
+            <w:pStyle w:val="SpireTableThStyle2c1af1f4-8e89-493d-85f7-962bab56abee"/>
             <w:jc w:val="left"/>
             <w:rPr>
               <w:vanish w:val="0"/>
@@ -4638,7 +4638,7 @@
         </w:tcPr>
         <w:p>
           <w:pPr>
-            <w:pStyle w:val="SpireTableThStyle5a554a28-214d-4d64-ad2e-4ce055e5eab1"/>
+            <w:pStyle w:val="SpireTableThStyle4f12e160-948a-46de-b043-abd95d63508d"/>
             <w:jc w:val="center"/>
             <w:rPr>
               <w:vanish w:val="0"/>
@@ -4722,7 +4722,7 @@
         </w:tcPr>
         <w:p>
           <w:pPr>
-            <w:pStyle w:val="SpireTableThStyle383e6c31-640d-453b-93a0-4641ebd2e15c"/>
+            <w:pStyle w:val="SpireTableThStyle39ba68d5-af22-4fbe-a87d-6d79cfcc5d3a"/>
             <w:jc w:val="left"/>
             <w:rPr>
               <w:vanish w:val="0"/>
@@ -4782,7 +4782,7 @@
               <w:b/>
               <w:sz w:val="18"/>
             </w:rPr>
-            <w:t xml:space="preserve"> PREPARATION TITLE</w:t>
+            <w:t xml:space="preserve"> effective title</w:t>
           </w:r>
         </w:p>
       </w:tc>
@@ -4850,7 +4850,7 @@
               <w:b/>
               <w:sz w:val="18"/>
             </w:rPr>
-            <w:t xml:space="preserve">APD/QAD/SOP-240724</w:t>
+            <w:t xml:space="preserve">APD/QAD/SOP-0et</w:t>
           </w:r>
         </w:p>
       </w:tc>
@@ -4924,7 +4924,7 @@
               <w:b/>
               <w:sz w:val="18"/>
             </w:rPr>
-            <w:t xml:space="preserve">00</w:t>
+            <w:t xml:space="preserve">1</w:t>
           </w:r>
         </w:p>
       </w:tc>
@@ -4992,7 +4992,7 @@
               <w:b/>
               <w:sz w:val="18"/>
             </w:rPr>
-            <w:t xml:space="preserve">01</w:t>
+            <w:t xml:space="preserve">2</w:t>
           </w:r>
         </w:p>
       </w:tc>
@@ -5134,7 +5134,7 @@
               <w:b/>
               <w:sz w:val="18"/>
             </w:rPr>
-            <w:t xml:space="preserve">---</w:t>
+            <w:t xml:space="preserve">26/07/2024</w:t>
           </w:r>
         </w:p>
       </w:tc>
@@ -5208,7 +5208,7 @@
               <w:b/>
               <w:sz w:val="18"/>
             </w:rPr>
-            <w:t xml:space="preserve">---</w:t>
+            <w:t xml:space="preserve">27/07/2024</w:t>
           </w:r>
         </w:p>
       </w:tc>
@@ -8114,8 +8114,8 @@
       <w:szCs w:val="32"/>
     </w:rPr>
   </w:style>
-  <w:style w:type="paragraph" w:styleId="SpireTableThStylefd8de88b-968f-451f-94d0-e91e1d81e802">
-    <w:name w:val="SpireTableThStylefd8de88b-968f-451f-94d0-e91e1d81e802"/>
+  <w:style w:type="paragraph" w:styleId="SpireTableThStyle6e57c573-56dd-419e-9833-399e6415a751">
+    <w:name w:val="SpireTableThStyle6e57c573-56dd-419e-9833-399e6415a751"/>
     <w:basedOn w:val="Normal"/>
     <w:qFormat/>
     <w:pPr>
@@ -8125,8 +8125,8 @@
       <w:b/>
     </w:rPr>
   </w:style>
-  <w:style w:type="paragraph" w:styleId="SpireTableThStyle6e858d58-75ad-4cb4-baea-156140569ae6">
-    <w:name w:val="SpireTableThStyle6e858d58-75ad-4cb4-baea-156140569ae6"/>
+  <w:style w:type="paragraph" w:styleId="SpireTableThStylea25a8b32-2c85-42ed-af99-fb2387ffdb35">
+    <w:name w:val="SpireTableThStylea25a8b32-2c85-42ed-af99-fb2387ffdb35"/>
     <w:basedOn w:val="Normal"/>
     <w:qFormat/>
     <w:pPr>
@@ -8136,8 +8136,8 @@
       <w:b/>
     </w:rPr>
   </w:style>
-  <w:style w:type="paragraph" w:styleId="SpireTableThStyle8f88d64a-603a-4c1e-bbea-5b0250efa4e0">
-    <w:name w:val="SpireTableThStyle8f88d64a-603a-4c1e-bbea-5b0250efa4e0"/>
+  <w:style w:type="paragraph" w:styleId="SpireTableThStyle8f8e5669-f180-4aa3-8e70-e1c521f28886">
+    <w:name w:val="SpireTableThStyle8f8e5669-f180-4aa3-8e70-e1c521f28886"/>
     <w:basedOn w:val="Normal"/>
     <w:qFormat/>
     <w:pPr>
@@ -8147,8 +8147,8 @@
       <w:b/>
     </w:rPr>
   </w:style>
-  <w:style w:type="paragraph" w:styleId="SpireTableThStylee1ea866d-83bd-48e1-8c98-f1b3b96c3ff1">
-    <w:name w:val="SpireTableThStylee1ea866d-83bd-48e1-8c98-f1b3b96c3ff1"/>
+  <w:style w:type="paragraph" w:styleId="SpireTableThStyleda5145d5-4738-452e-85d2-efc70b1686ef">
+    <w:name w:val="SpireTableThStyleda5145d5-4738-452e-85d2-efc70b1686ef"/>
     <w:basedOn w:val="Normal"/>
     <w:qFormat/>
     <w:pPr>
@@ -8158,8 +8158,8 @@
       <w:b/>
     </w:rPr>
   </w:style>
-  <w:style w:type="paragraph" w:styleId="SpireTableThStylee2eaff06-b435-46c2-9f11-0354413d72bc">
-    <w:name w:val="SpireTableThStylee2eaff06-b435-46c2-9f11-0354413d72bc"/>
+  <w:style w:type="paragraph" w:styleId="SpireTableThStyle674623a2-87b1-4a2d-956f-7603026632a8">
+    <w:name w:val="SpireTableThStyle674623a2-87b1-4a2d-956f-7603026632a8"/>
     <w:basedOn w:val="Normal"/>
     <w:qFormat/>
     <w:pPr>
@@ -8169,8 +8169,8 @@
       <w:b/>
     </w:rPr>
   </w:style>
-  <w:style w:type="paragraph" w:styleId="SpireTableThStyle2ae156ea-ce2c-4ccb-a3b3-bb6cd012f2a4">
-    <w:name w:val="SpireTableThStyle2ae156ea-ce2c-4ccb-a3b3-bb6cd012f2a4"/>
+  <w:style w:type="paragraph" w:styleId="SpireTableThStyle63792d60-b678-45bb-8c0b-cc6a51c2900a">
+    <w:name w:val="SpireTableThStyle63792d60-b678-45bb-8c0b-cc6a51c2900a"/>
     <w:basedOn w:val="Normal"/>
     <w:qFormat/>
     <w:pPr>
@@ -8180,8 +8180,8 @@
       <w:b/>
     </w:rPr>
   </w:style>
-  <w:style w:type="paragraph" w:styleId="SpireTableThStyle7aed085e-970e-4e60-a420-e4a842f5fd73">
-    <w:name w:val="SpireTableThStyle7aed085e-970e-4e60-a420-e4a842f5fd73"/>
+  <w:style w:type="paragraph" w:styleId="SpireTableThStylec9a217ed-f43e-4156-b520-9900909e01fc">
+    <w:name w:val="SpireTableThStylec9a217ed-f43e-4156-b520-9900909e01fc"/>
     <w:basedOn w:val="Normal"/>
     <w:qFormat/>
     <w:pPr>
@@ -8191,8 +8191,8 @@
       <w:b/>
     </w:rPr>
   </w:style>
-  <w:style w:type="paragraph" w:styleId="SpireTableThStyleb6de337c-0c17-4e72-a3ec-6e63d14ab90a">
-    <w:name w:val="SpireTableThStyleb6de337c-0c17-4e72-a3ec-6e63d14ab90a"/>
+  <w:style w:type="paragraph" w:styleId="SpireTableThStyle2c1af1f4-8e89-493d-85f7-962bab56abee">
+    <w:name w:val="SpireTableThStyle2c1af1f4-8e89-493d-85f7-962bab56abee"/>
     <w:basedOn w:val="Normal"/>
     <w:qFormat/>
     <w:pPr>
@@ -8202,8 +8202,8 @@
       <w:b/>
     </w:rPr>
   </w:style>
-  <w:style w:type="paragraph" w:styleId="SpireTableThStyle5a554a28-214d-4d64-ad2e-4ce055e5eab1">
-    <w:name w:val="SpireTableThStyle5a554a28-214d-4d64-ad2e-4ce055e5eab1"/>
+  <w:style w:type="paragraph" w:styleId="SpireTableThStyle4f12e160-948a-46de-b043-abd95d63508d">
+    <w:name w:val="SpireTableThStyle4f12e160-948a-46de-b043-abd95d63508d"/>
     <w:basedOn w:val="Normal"/>
     <w:qFormat/>
     <w:pPr>
@@ -8213,8 +8213,8 @@
       <w:b/>
     </w:rPr>
   </w:style>
-  <w:style w:type="paragraph" w:styleId="SpireTableThStyle383e6c31-640d-453b-93a0-4641ebd2e15c">
-    <w:name w:val="SpireTableThStyle383e6c31-640d-453b-93a0-4641ebd2e15c"/>
+  <w:style w:type="paragraph" w:styleId="SpireTableThStyle39ba68d5-af22-4fbe-a87d-6d79cfcc5d3a">
+    <w:name w:val="SpireTableThStyle39ba68d5-af22-4fbe-a87d-6d79cfcc5d3a"/>
     <w:basedOn w:val="Normal"/>
     <w:qFormat/>
     <w:pPr>

--- a/Vlims.DocumentMaster/DocumentWithMargins.docx
+++ b/Vlims.DocumentMaster/DocumentWithMargins.docx
@@ -249,7 +249,7 @@
               <a:graphicData uri="http://schemas.openxmlformats.org/drawingml/2006/picture">
                 <pic:pic xmlns:pic="http://schemas.openxmlformats.org/drawingml/2006/picture">
                   <pic:nvPicPr>
-                    <pic:cNvPr id="1474754779" name="Picture 705756092"/>
+                    <pic:cNvPr id="487743882" name="Picture 705756092"/>
                     <pic:cNvPicPr/>
                   </pic:nvPicPr>
                   <pic:blipFill>
@@ -389,7 +389,7 @@
               <a:graphicData uri="http://schemas.openxmlformats.org/drawingml/2006/picture">
                 <pic:pic xmlns:pic="http://schemas.openxmlformats.org/drawingml/2006/picture">
                   <pic:nvPicPr>
-                    <pic:cNvPr id="1438317623" name="Picture 1194150243"/>
+                    <pic:cNvPr id="1001968925" name="Picture 1194150243"/>
                     <pic:cNvPicPr/>
                   </pic:nvPicPr>
                   <pic:blipFill>
@@ -452,7 +452,7 @@
               <a:graphicData uri="http://schemas.openxmlformats.org/drawingml/2006/picture">
                 <pic:pic xmlns:pic="http://schemas.openxmlformats.org/drawingml/2006/picture">
                   <pic:nvPicPr>
-                    <pic:cNvPr id="2130020956" name="Picture 553141195"/>
+                    <pic:cNvPr id="2074264834" name="Picture 553141195"/>
                     <pic:cNvPicPr/>
                   </pic:nvPicPr>
                   <pic:blipFill>
@@ -605,7 +605,7 @@
               <a:graphicData uri="http://schemas.openxmlformats.org/drawingml/2006/picture">
                 <pic:pic xmlns:pic="http://schemas.openxmlformats.org/drawingml/2006/picture">
                   <pic:nvPicPr>
-                    <pic:cNvPr id="1879482839" name="Picture 1215667231"/>
+                    <pic:cNvPr id="737634897" name="Picture 1215667231"/>
                     <pic:cNvPicPr/>
                   </pic:nvPicPr>
                   <pic:blipFill>
@@ -682,7 +682,7 @@
               <a:graphicData uri="http://schemas.openxmlformats.org/drawingml/2006/picture">
                 <pic:pic xmlns:pic="http://schemas.openxmlformats.org/drawingml/2006/picture">
                   <pic:nvPicPr>
-                    <pic:cNvPr id="1645967462" name="Picture 466988341"/>
+                    <pic:cNvPr id="638656307" name="Picture 466988341"/>
                     <pic:cNvPicPr/>
                   </pic:nvPicPr>
                   <pic:blipFill>
@@ -743,7 +743,7 @@
               <a:graphicData uri="http://schemas.openxmlformats.org/drawingml/2006/picture">
                 <pic:pic xmlns:pic="http://schemas.openxmlformats.org/drawingml/2006/picture">
                   <pic:nvPicPr>
-                    <pic:cNvPr id="1192283445" name="Picture 311697768"/>
+                    <pic:cNvPr id="1948192721" name="Picture 311697768"/>
                     <pic:cNvPicPr/>
                   </pic:nvPicPr>
                   <pic:blipFill>
@@ -856,7 +856,7 @@
               <a:graphicData uri="http://schemas.openxmlformats.org/drawingml/2006/picture">
                 <pic:pic xmlns:pic="http://schemas.openxmlformats.org/drawingml/2006/picture">
                   <pic:nvPicPr>
-                    <pic:cNvPr id="716504547" name="Picture 746907766"/>
+                    <pic:cNvPr id="431080539" name="Picture 746907766"/>
                     <pic:cNvPicPr/>
                   </pic:nvPicPr>
                   <pic:blipFill>
@@ -967,7 +967,7 @@
               <a:graphicData uri="http://schemas.openxmlformats.org/drawingml/2006/picture">
                 <pic:pic xmlns:pic="http://schemas.openxmlformats.org/drawingml/2006/picture">
                   <pic:nvPicPr>
-                    <pic:cNvPr id="746929971" name="Picture 12021556"/>
+                    <pic:cNvPr id="1220802819" name="Picture 12021556"/>
                     <pic:cNvPicPr/>
                   </pic:nvPicPr>
                   <pic:blipFill>
@@ -1086,7 +1086,7 @@
               <a:graphicData uri="http://schemas.openxmlformats.org/drawingml/2006/picture">
                 <pic:pic xmlns:pic="http://schemas.openxmlformats.org/drawingml/2006/picture">
                   <pic:nvPicPr>
-                    <pic:cNvPr id="203392497" name="Picture 771348176"/>
+                    <pic:cNvPr id="75733783" name="Picture 771348176"/>
                     <pic:cNvPicPr/>
                   </pic:nvPicPr>
                   <pic:blipFill>
@@ -1139,7 +1139,7 @@
               <a:graphicData uri="http://schemas.openxmlformats.org/drawingml/2006/picture">
                 <pic:pic xmlns:pic="http://schemas.openxmlformats.org/drawingml/2006/picture">
                   <pic:nvPicPr>
-                    <pic:cNvPr id="1810221195" name="Picture 653711935"/>
+                    <pic:cNvPr id="1222496238" name="Picture 653711935"/>
                     <pic:cNvPicPr/>
                   </pic:nvPicPr>
                   <pic:blipFill>
@@ -1246,7 +1246,7 @@
               <a:graphicData uri="http://schemas.openxmlformats.org/drawingml/2006/picture">
                 <pic:pic xmlns:pic="http://schemas.openxmlformats.org/drawingml/2006/picture">
                   <pic:nvPicPr>
-                    <pic:cNvPr id="158723171" name="Picture 1626655303"/>
+                    <pic:cNvPr id="188025923" name="Picture 1626655303"/>
                     <pic:cNvPicPr/>
                   </pic:nvPicPr>
                   <pic:blipFill>
@@ -1422,7 +1422,7 @@
               <a:graphicData uri="http://schemas.openxmlformats.org/drawingml/2006/picture">
                 <pic:pic xmlns:pic="http://schemas.openxmlformats.org/drawingml/2006/picture">
                   <pic:nvPicPr>
-                    <pic:cNvPr id="157316009" name="Picture 1430753915"/>
+                    <pic:cNvPr id="1647492995" name="Picture 1430753915"/>
                     <pic:cNvPicPr/>
                   </pic:nvPicPr>
                   <pic:blipFill>
@@ -1475,7 +1475,7 @@
               <a:graphicData uri="http://schemas.openxmlformats.org/drawingml/2006/picture">
                 <pic:pic xmlns:pic="http://schemas.openxmlformats.org/drawingml/2006/picture">
                   <pic:nvPicPr>
-                    <pic:cNvPr id="1398012884" name="Picture 1008082818"/>
+                    <pic:cNvPr id="1515587531" name="Picture 1008082818"/>
                     <pic:cNvPicPr/>
                   </pic:nvPicPr>
                   <pic:blipFill>
@@ -1566,7 +1566,7 @@
               <a:graphicData uri="http://schemas.openxmlformats.org/drawingml/2006/picture">
                 <pic:pic xmlns:pic="http://schemas.openxmlformats.org/drawingml/2006/picture">
                   <pic:nvPicPr>
-                    <pic:cNvPr id="33154175" name="Picture 350956665"/>
+                    <pic:cNvPr id="1171898816" name="Picture 350956665"/>
                     <pic:cNvPicPr/>
                   </pic:nvPicPr>
                   <pic:blipFill>
@@ -1645,7 +1645,7 @@
               <a:graphicData uri="http://schemas.openxmlformats.org/drawingml/2006/picture">
                 <pic:pic xmlns:pic="http://schemas.openxmlformats.org/drawingml/2006/picture">
                   <pic:nvPicPr>
-                    <pic:cNvPr id="256268393" name="Picture 2013239576"/>
+                    <pic:cNvPr id="1168109607" name="Picture 2013239576"/>
                     <pic:cNvPicPr/>
                   </pic:nvPicPr>
                   <pic:blipFill>
@@ -1752,7 +1752,7 @@
               <a:graphicData uri="http://schemas.openxmlformats.org/drawingml/2006/picture">
                 <pic:pic xmlns:pic="http://schemas.openxmlformats.org/drawingml/2006/picture">
                   <pic:nvPicPr>
-                    <pic:cNvPr id="1539908025" name="Picture 2088464764"/>
+                    <pic:cNvPr id="413470960" name="Picture 2088464764"/>
                     <pic:cNvPicPr/>
                   </pic:nvPicPr>
                   <pic:blipFill>
@@ -1821,7 +1821,7 @@
               <a:graphicData uri="http://schemas.openxmlformats.org/drawingml/2006/picture">
                 <pic:pic xmlns:pic="http://schemas.openxmlformats.org/drawingml/2006/picture">
                   <pic:nvPicPr>
-                    <pic:cNvPr id="96048115" name="Picture 1391514878"/>
+                    <pic:cNvPr id="592599315" name="Picture 1391514878"/>
                     <pic:cNvPicPr/>
                   </pic:nvPicPr>
                   <pic:blipFill>
@@ -1912,7 +1912,7 @@
               <a:graphicData uri="http://schemas.openxmlformats.org/drawingml/2006/picture">
                 <pic:pic xmlns:pic="http://schemas.openxmlformats.org/drawingml/2006/picture">
                   <pic:nvPicPr>
-                    <pic:cNvPr id="1893359011" name="Picture 1442610684"/>
+                    <pic:cNvPr id="1697265672" name="Picture 1442610684"/>
                     <pic:cNvPicPr/>
                   </pic:nvPicPr>
                   <pic:blipFill>
@@ -1977,7 +1977,7 @@
               <a:graphicData uri="http://schemas.openxmlformats.org/drawingml/2006/picture">
                 <pic:pic xmlns:pic="http://schemas.openxmlformats.org/drawingml/2006/picture">
                   <pic:nvPicPr>
-                    <pic:cNvPr id="801214676" name="Picture 4668962"/>
+                    <pic:cNvPr id="1415412044" name="Picture 4668962"/>
                     <pic:cNvPicPr/>
                   </pic:nvPicPr>
                   <pic:blipFill>
@@ -2126,7 +2126,7 @@
               <a:graphicData uri="http://schemas.openxmlformats.org/drawingml/2006/picture">
                 <pic:pic xmlns:pic="http://schemas.openxmlformats.org/drawingml/2006/picture">
                   <pic:nvPicPr>
-                    <pic:cNvPr id="1618550116" name="Picture 489135431"/>
+                    <pic:cNvPr id="694345100" name="Picture 489135431"/>
                     <pic:cNvPicPr/>
                   </pic:nvPicPr>
                   <pic:blipFill>
@@ -2203,7 +2203,7 @@
               <a:graphicData uri="http://schemas.openxmlformats.org/drawingml/2006/picture">
                 <pic:pic xmlns:pic="http://schemas.openxmlformats.org/drawingml/2006/picture">
                   <pic:nvPicPr>
-                    <pic:cNvPr id="1266871000" name="Picture 489135431"/>
+                    <pic:cNvPr id="1234964726" name="Picture 489135431"/>
                     <pic:cNvPicPr/>
                   </pic:nvPicPr>
                   <pic:blipFill>
@@ -2298,7 +2298,7 @@
               <a:graphicData uri="http://schemas.openxmlformats.org/drawingml/2006/picture">
                 <pic:pic xmlns:pic="http://schemas.openxmlformats.org/drawingml/2006/picture">
                   <pic:nvPicPr>
-                    <pic:cNvPr id="1866017228" name="Picture 995472391"/>
+                    <pic:cNvPr id="1714762220" name="Picture 995472391"/>
                     <pic:cNvPicPr/>
                   </pic:nvPicPr>
                   <pic:blipFill>
@@ -2413,7 +2413,7 @@
               <a:graphicData uri="http://schemas.openxmlformats.org/drawingml/2006/picture">
                 <pic:pic xmlns:pic="http://schemas.openxmlformats.org/drawingml/2006/picture">
                   <pic:nvPicPr>
-                    <pic:cNvPr id="510041149" name="Picture 773821172"/>
+                    <pic:cNvPr id="2090005693" name="Picture 773821172"/>
                     <pic:cNvPicPr/>
                   </pic:nvPicPr>
                   <pic:blipFill>
@@ -2484,7 +2484,7 @@
               <a:graphicData uri="http://schemas.openxmlformats.org/drawingml/2006/picture">
                 <pic:pic xmlns:pic="http://schemas.openxmlformats.org/drawingml/2006/picture">
                   <pic:nvPicPr>
-                    <pic:cNvPr id="1062757580" name="Picture 1613110247"/>
+                    <pic:cNvPr id="1761061943" name="Picture 1613110247"/>
                     <pic:cNvPicPr/>
                   </pic:nvPicPr>
                   <pic:blipFill>
@@ -2567,7 +2567,7 @@
               <a:graphicData uri="http://schemas.openxmlformats.org/drawingml/2006/picture">
                 <pic:pic xmlns:pic="http://schemas.openxmlformats.org/drawingml/2006/picture">
                   <pic:nvPicPr>
-                    <pic:cNvPr id="928299007" name="Picture 1608692692"/>
+                    <pic:cNvPr id="1415742508" name="Picture 1608692692"/>
                     <pic:cNvPicPr/>
                   </pic:nvPicPr>
                   <pic:blipFill>
@@ -2626,7 +2626,7 @@
               <a:graphicData uri="http://schemas.openxmlformats.org/drawingml/2006/picture">
                 <pic:pic xmlns:pic="http://schemas.openxmlformats.org/drawingml/2006/picture">
                   <pic:nvPicPr>
-                    <pic:cNvPr id="806377590" name="Picture 734683666"/>
+                    <pic:cNvPr id="1702815133" name="Picture 734683666"/>
                     <pic:cNvPicPr/>
                   </pic:nvPicPr>
                   <pic:blipFill>
@@ -3266,7 +3266,7 @@
               <a:graphicData uri="http://schemas.openxmlformats.org/drawingml/2006/picture">
                 <pic:pic xmlns:pic="http://schemas.openxmlformats.org/drawingml/2006/picture">
                   <pic:nvPicPr>
-                    <pic:cNvPr id="425958834" name="Picture 1677590717"/>
+                    <pic:cNvPr id="1502041168" name="Picture 1677590717"/>
                     <pic:cNvPicPr/>
                   </pic:nvPicPr>
                   <pic:blipFill>
@@ -3361,7 +3361,7 @@
               <a:graphicData uri="http://schemas.openxmlformats.org/drawingml/2006/picture">
                 <pic:pic xmlns:pic="http://schemas.openxmlformats.org/drawingml/2006/picture">
                   <pic:nvPicPr>
-                    <pic:cNvPr id="964757029" name="Picture 169525650"/>
+                    <pic:cNvPr id="731722320" name="Picture 169525650"/>
                     <pic:cNvPicPr/>
                   </pic:nvPicPr>
                   <pic:blipFill>
@@ -3440,7 +3440,7 @@
               <a:graphicData uri="http://schemas.openxmlformats.org/drawingml/2006/picture">
                 <pic:pic xmlns:pic="http://schemas.openxmlformats.org/drawingml/2006/picture">
                   <pic:nvPicPr>
-                    <pic:cNvPr id="881582421" name="Picture 1167866424"/>
+                    <pic:cNvPr id="790815543" name="Picture 1167866424"/>
                     <pic:cNvPicPr/>
                   </pic:nvPicPr>
                   <pic:blipFill>
@@ -3767,7 +3767,7 @@
         </w:tcPr>
         <w:p>
           <w:pPr>
-            <w:pStyle w:val="SpireTableThStyle6e57c573-56dd-419e-9833-399e6415a751"/>
+            <w:pStyle w:val="SpireTableThStyle55ffab38-32a7-4913-969d-fbc64c2f8012"/>
             <w:jc w:val="left"/>
             <w:rPr>
               <w:vanish w:val="0"/>
@@ -3803,7 +3803,7 @@
         </w:tcPr>
         <w:p>
           <w:pPr>
-            <w:pStyle w:val="SpireTableThStylea25a8b32-2c85-42ed-af99-fb2387ffdb35"/>
+            <w:pStyle w:val="SpireTableThStyle811637a2-e2f4-486a-bd07-d59e28f4b201"/>
             <w:jc w:val="left"/>
             <w:rPr>
               <w:vanish w:val="0"/>
@@ -3839,7 +3839,7 @@
         </w:tcPr>
         <w:p>
           <w:pPr>
-            <w:pStyle w:val="SpireTableThStyle8f8e5669-f180-4aa3-8e70-e1c521f28886"/>
+            <w:pStyle w:val="SpireTableThStyle4f402c8b-1f54-4d77-8941-e27f89112dfb"/>
             <w:jc w:val="left"/>
             <w:rPr>
               <w:vanish w:val="0"/>
@@ -3880,7 +3880,7 @@
         </w:tcPr>
         <w:p>
           <w:pPr>
-            <w:pStyle w:val="SpireTableThStyleda5145d5-4738-452e-85d2-efc70b1686ef"/>
+            <w:pStyle w:val="SpireTableThStylee8fb9abc-3224-41c1-8622-d6a27d411317"/>
             <w:jc w:val="left"/>
             <w:rPr>
               <w:vanish w:val="0"/>
@@ -3925,7 +3925,7 @@
               <w:rFonts w:ascii="&quot;times new roman&quot;" w:eastAsia="&quot;times new roman&quot;" w:hAnsi="&quot;times new roman&quot;" w:cs="&quot;times new roman&quot;"/>
               <w:sz w:val="21"/>
             </w:rPr>
-            <w:t xml:space="preserve">26/07/2024</w:t>
+            <w:t xml:space="preserve">31/07/2024</w:t>
           </w:r>
         </w:p>
       </w:tc>
@@ -3958,7 +3958,7 @@
               <w:rFonts w:ascii="&quot;times new roman&quot;" w:eastAsia="&quot;times new roman&quot;" w:hAnsi="&quot;times new roman&quot;" w:cs="&quot;times new roman&quot;"/>
               <w:sz w:val="21"/>
             </w:rPr>
-            <w:t xml:space="preserve">26/07/2024</w:t>
+            <w:t xml:space="preserve">31/07/2024</w:t>
           </w:r>
         </w:p>
       </w:tc>
@@ -3991,7 +3991,7 @@
               <w:rFonts w:ascii="&quot;times new roman&quot;" w:eastAsia="&quot;times new roman&quot;" w:hAnsi="&quot;times new roman&quot;" w:cs="&quot;times new roman&quot;"/>
               <w:sz w:val="21"/>
             </w:rPr>
-            <w:t xml:space="preserve">26/07/2024</w:t>
+            <w:t xml:space="preserve">31/07/2024</w:t>
           </w:r>
         </w:p>
       </w:tc>
@@ -4020,7 +4020,7 @@
         </w:tcPr>
         <w:p>
           <w:pPr>
-            <w:pStyle w:val="SpireTableThStyle674623a2-87b1-4a2d-956f-7603026632a8"/>
+            <w:pStyle w:val="SpireTableThStylec9d12f37-8701-4baf-bb81-4bf988df4029"/>
             <w:jc w:val="left"/>
             <w:rPr>
               <w:vanish w:val="0"/>
@@ -4160,7 +4160,7 @@
         </w:tcPr>
         <w:p>
           <w:pPr>
-            <w:pStyle w:val="SpireTableThStyle63792d60-b678-45bb-8c0b-cc6a51c2900a"/>
+            <w:pStyle w:val="SpireTableThStyle26ca6344-fa35-4817-b6e9-b9a41d0b8c2b"/>
             <w:jc w:val="left"/>
             <w:rPr>
               <w:vanish w:val="0"/>
@@ -4300,7 +4300,7 @@
         </w:tcPr>
         <w:p>
           <w:pPr>
-            <w:pStyle w:val="SpireTableThStylec9a217ed-f43e-4156-b520-9900909e01fc"/>
+            <w:pStyle w:val="SpireTableThStyle6848c588-c4cd-4c7f-9517-a7fb1bb0168a"/>
             <w:jc w:val="left"/>
             <w:rPr>
               <w:vanish w:val="0"/>
@@ -4480,7 +4480,45 @@
               <w:b/>
               <w:sz w:val="14"/>
             </w:rPr>
-            <w:t xml:space="preserve">Format No : APD/QAD/SOP/24724</w:t>
+            <w:t xml:space="preserve">Format No : APD/QAD/SOP/ACTIVITY R2</w:t>
+          </w:r>
+          <w:r>
+            <w:rPr>
+              <w:rFonts w:ascii="&quot;times new roman&quot;" w:eastAsia="&quot;times new roman&quot;" w:hAnsi="&quot;times new roman&quot;" w:cs="&quot;times new roman&quot;"/>
+              <w:sz w:val="21"/>
+            </w:rPr>
+            <w:br/>
+          </w:r>
+          <w:r>
+            <w:rPr>
+              <w:rFonts w:ascii="&quot;times new roman&quot;" w:eastAsia="&quot;times new roman&quot;" w:hAnsi="&quot;times new roman&quot;" w:cs="&quot;times new roman&quot;"/>
+              <w:b/>
+              <w:sz w:val="14"/>
+            </w:rPr>
+            <w:t xml:space="preserve">Print Type: Controlled Copy, Printed By: Jaswanth@Initiator, Printed On: 31-07-2024 13:57:40</w:t>
+          </w:r>
+          <w:r>
+            <w:rPr>
+              <w:rFonts w:ascii="&quot;times new roman&quot;" w:eastAsia="&quot;times new roman&quot;" w:hAnsi="&quot;times new roman&quot;" w:cs="&quot;times new roman&quot;"/>
+              <w:sz w:val="21"/>
+            </w:rPr>
+            <w:br/>
+          </w:r>
+          <w:r>
+            <w:rPr>
+              <w:rFonts w:ascii="&quot;times new roman&quot;" w:eastAsia="&quot;times new roman&quot;" w:hAnsi="&quot;times new roman&quot;" w:cs="&quot;times new roman&quot;"/>
+              <w:b/>
+              <w:sz w:val="14"/>
+            </w:rPr>
+            <w:t xml:space="preserve">Print Reason: THIS TIME GIVING PROPERLY</w:t>
+          </w:r>
+          <w:r>
+            <w:rPr>
+              <w:rFonts w:ascii="&quot;times new roman&quot;" w:eastAsia="&quot;times new roman&quot;" w:hAnsi="&quot;times new roman&quot;" w:cs="&quot;times new roman&quot;"/>
+              <w:b/>
+              <w:sz w:val="14"/>
+            </w:rPr>
+            <w:t xml:space="preserve">, Print Count: 2</w:t>
           </w:r>
         </w:p>
       </w:tc>
@@ -4553,9 +4591,9 @@
     </w:tblPr>
     <w:tblGrid>
       <w:gridCol w:w="1680"/>
-      <w:gridCol w:w="3555"/>
-      <w:gridCol w:w="2076"/>
-      <w:gridCol w:w="1680"/>
+      <w:gridCol w:w="3532"/>
+      <w:gridCol w:w="2062"/>
+      <w:gridCol w:w="1717"/>
     </w:tblGrid>
     <w:tr>
       <w:trPr>
@@ -4583,7 +4621,7 @@
         </w:tcPr>
         <w:p>
           <w:pPr>
-            <w:pStyle w:val="SpireTableThStyle2c1af1f4-8e89-493d-85f7-962bab56abee"/>
+            <w:pStyle w:val="SpireTableThStyleeaa76632-4273-4598-9776-681037144449"/>
             <w:jc w:val="left"/>
             <w:rPr>
               <w:vanish w:val="0"/>
@@ -4638,7 +4676,7 @@
         </w:tcPr>
         <w:p>
           <w:pPr>
-            <w:pStyle w:val="SpireTableThStyle4f12e160-948a-46de-b043-abd95d63508d"/>
+            <w:pStyle w:val="SpireTableThStyle111565b9-8a35-4b51-b16f-1f06bd31190f"/>
             <w:jc w:val="center"/>
             <w:rPr>
               <w:vanish w:val="0"/>
@@ -4650,7 +4688,7 @@
               <w:b/>
               <w:sz w:val="21"/>
             </w:rPr>
-            <w:t xml:space="preserve">Accent Pharma plant</w:t>
+            <w:t xml:space="preserve">Pharma11</w:t>
           </w:r>
           <w:r>
             <w:rPr>
@@ -4666,7 +4704,7 @@
               <w:b/>
               <w:sz w:val="21"/>
             </w:rPr>
-            <w:t xml:space="preserve">HYDERBAD,MUMBAI,DELHI,PUNJAB</w:t>
+            <w:t xml:space="preserve">Hyd</w:t>
           </w:r>
           <w:r>
             <w:rPr>
@@ -4722,7 +4760,7 @@
         </w:tcPr>
         <w:p>
           <w:pPr>
-            <w:pStyle w:val="SpireTableThStyle39ba68d5-af22-4fbe-a87d-6d79cfcc5d3a"/>
+            <w:pStyle w:val="SpireTableThStyle2e550170-f5e7-43a8-9204-9bc0d7742fcd"/>
             <w:jc w:val="left"/>
             <w:rPr>
               <w:vanish w:val="0"/>
@@ -4731,7 +4769,7 @@
           <w:r>
             <w:pict>
               <v:shape id="_x0000_i2050" type="#_x0000_t75" style="width:75pt;height:60pt">
-                <v:imagedata r:id="rId1" o:title=""/>
+                <v:imagedata r:id="rId2" o:title=""/>
               </v:shape>
             </w:pict>
           </w:r>
@@ -4782,7 +4820,7 @@
               <w:b/>
               <w:sz w:val="18"/>
             </w:rPr>
-            <w:t xml:space="preserve"> effective title</w:t>
+            <w:t xml:space="preserve"> ACTIVITY TITLE</w:t>
           </w:r>
         </w:p>
       </w:tc>
@@ -4850,7 +4888,7 @@
               <w:b/>
               <w:sz w:val="18"/>
             </w:rPr>
-            <w:t xml:space="preserve">APD/QAD/SOP-0et</w:t>
+            <w:t xml:space="preserve">APD/QAD/SOP-ACTIVITY</w:t>
           </w:r>
         </w:p>
       </w:tc>
@@ -4924,7 +4962,7 @@
               <w:b/>
               <w:sz w:val="18"/>
             </w:rPr>
-            <w:t xml:space="preserve">1</w:t>
+            <w:t xml:space="preserve">0</w:t>
           </w:r>
         </w:p>
       </w:tc>
@@ -4992,7 +5030,7 @@
               <w:b/>
               <w:sz w:val="18"/>
             </w:rPr>
-            <w:t xml:space="preserve">2</w:t>
+            <w:t xml:space="preserve">0</w:t>
           </w:r>
         </w:p>
       </w:tc>
@@ -5134,7 +5172,7 @@
               <w:b/>
               <w:sz w:val="18"/>
             </w:rPr>
-            <w:t xml:space="preserve">26/07/2024</w:t>
+            <w:t xml:space="preserve">31/07/2024</w:t>
           </w:r>
         </w:p>
       </w:tc>
@@ -5208,7 +5246,7 @@
               <w:b/>
               <w:sz w:val="18"/>
             </w:rPr>
-            <w:t xml:space="preserve">27/07/2024</w:t>
+            <w:t xml:space="preserve">04/08/2024</w:t>
           </w:r>
         </w:p>
       </w:tc>
@@ -8114,8 +8152,8 @@
       <w:szCs w:val="32"/>
     </w:rPr>
   </w:style>
-  <w:style w:type="paragraph" w:styleId="SpireTableThStyle6e57c573-56dd-419e-9833-399e6415a751">
-    <w:name w:val="SpireTableThStyle6e57c573-56dd-419e-9833-399e6415a751"/>
+  <w:style w:type="paragraph" w:styleId="SpireTableThStyle55ffab38-32a7-4913-969d-fbc64c2f8012">
+    <w:name w:val="SpireTableThStyle55ffab38-32a7-4913-969d-fbc64c2f8012"/>
     <w:basedOn w:val="Normal"/>
     <w:qFormat/>
     <w:pPr>
@@ -8125,8 +8163,8 @@
       <w:b/>
     </w:rPr>
   </w:style>
-  <w:style w:type="paragraph" w:styleId="SpireTableThStylea25a8b32-2c85-42ed-af99-fb2387ffdb35">
-    <w:name w:val="SpireTableThStylea25a8b32-2c85-42ed-af99-fb2387ffdb35"/>
+  <w:style w:type="paragraph" w:styleId="SpireTableThStyle811637a2-e2f4-486a-bd07-d59e28f4b201">
+    <w:name w:val="SpireTableThStyle811637a2-e2f4-486a-bd07-d59e28f4b201"/>
     <w:basedOn w:val="Normal"/>
     <w:qFormat/>
     <w:pPr>
@@ -8136,8 +8174,8 @@
       <w:b/>
     </w:rPr>
   </w:style>
-  <w:style w:type="paragraph" w:styleId="SpireTableThStyle8f8e5669-f180-4aa3-8e70-e1c521f28886">
-    <w:name w:val="SpireTableThStyle8f8e5669-f180-4aa3-8e70-e1c521f28886"/>
+  <w:style w:type="paragraph" w:styleId="SpireTableThStyle4f402c8b-1f54-4d77-8941-e27f89112dfb">
+    <w:name w:val="SpireTableThStyle4f402c8b-1f54-4d77-8941-e27f89112dfb"/>
     <w:basedOn w:val="Normal"/>
     <w:qFormat/>
     <w:pPr>
@@ -8147,8 +8185,8 @@
       <w:b/>
     </w:rPr>
   </w:style>
-  <w:style w:type="paragraph" w:styleId="SpireTableThStyleda5145d5-4738-452e-85d2-efc70b1686ef">
-    <w:name w:val="SpireTableThStyleda5145d5-4738-452e-85d2-efc70b1686ef"/>
+  <w:style w:type="paragraph" w:styleId="SpireTableThStylee8fb9abc-3224-41c1-8622-d6a27d411317">
+    <w:name w:val="SpireTableThStylee8fb9abc-3224-41c1-8622-d6a27d411317"/>
     <w:basedOn w:val="Normal"/>
     <w:qFormat/>
     <w:pPr>
@@ -8158,8 +8196,8 @@
       <w:b/>
     </w:rPr>
   </w:style>
-  <w:style w:type="paragraph" w:styleId="SpireTableThStyle674623a2-87b1-4a2d-956f-7603026632a8">
-    <w:name w:val="SpireTableThStyle674623a2-87b1-4a2d-956f-7603026632a8"/>
+  <w:style w:type="paragraph" w:styleId="SpireTableThStylec9d12f37-8701-4baf-bb81-4bf988df4029">
+    <w:name w:val="SpireTableThStylec9d12f37-8701-4baf-bb81-4bf988df4029"/>
     <w:basedOn w:val="Normal"/>
     <w:qFormat/>
     <w:pPr>
@@ -8169,8 +8207,8 @@
       <w:b/>
     </w:rPr>
   </w:style>
-  <w:style w:type="paragraph" w:styleId="SpireTableThStyle63792d60-b678-45bb-8c0b-cc6a51c2900a">
-    <w:name w:val="SpireTableThStyle63792d60-b678-45bb-8c0b-cc6a51c2900a"/>
+  <w:style w:type="paragraph" w:styleId="SpireTableThStyle26ca6344-fa35-4817-b6e9-b9a41d0b8c2b">
+    <w:name w:val="SpireTableThStyle26ca6344-fa35-4817-b6e9-b9a41d0b8c2b"/>
     <w:basedOn w:val="Normal"/>
     <w:qFormat/>
     <w:pPr>
@@ -8180,8 +8218,8 @@
       <w:b/>
     </w:rPr>
   </w:style>
-  <w:style w:type="paragraph" w:styleId="SpireTableThStylec9a217ed-f43e-4156-b520-9900909e01fc">
-    <w:name w:val="SpireTableThStylec9a217ed-f43e-4156-b520-9900909e01fc"/>
+  <w:style w:type="paragraph" w:styleId="SpireTableThStyle6848c588-c4cd-4c7f-9517-a7fb1bb0168a">
+    <w:name w:val="SpireTableThStyle6848c588-c4cd-4c7f-9517-a7fb1bb0168a"/>
     <w:basedOn w:val="Normal"/>
     <w:qFormat/>
     <w:pPr>
@@ -8191,8 +8229,8 @@
       <w:b/>
     </w:rPr>
   </w:style>
-  <w:style w:type="paragraph" w:styleId="SpireTableThStyle2c1af1f4-8e89-493d-85f7-962bab56abee">
-    <w:name w:val="SpireTableThStyle2c1af1f4-8e89-493d-85f7-962bab56abee"/>
+  <w:style w:type="paragraph" w:styleId="SpireTableThStyleeaa76632-4273-4598-9776-681037144449">
+    <w:name w:val="SpireTableThStyleeaa76632-4273-4598-9776-681037144449"/>
     <w:basedOn w:val="Normal"/>
     <w:qFormat/>
     <w:pPr>
@@ -8202,8 +8240,8 @@
       <w:b/>
     </w:rPr>
   </w:style>
-  <w:style w:type="paragraph" w:styleId="SpireTableThStyle4f12e160-948a-46de-b043-abd95d63508d">
-    <w:name w:val="SpireTableThStyle4f12e160-948a-46de-b043-abd95d63508d"/>
+  <w:style w:type="paragraph" w:styleId="SpireTableThStyle111565b9-8a35-4b51-b16f-1f06bd31190f">
+    <w:name w:val="SpireTableThStyle111565b9-8a35-4b51-b16f-1f06bd31190f"/>
     <w:basedOn w:val="Normal"/>
     <w:qFormat/>
     <w:pPr>
@@ -8213,8 +8251,8 @@
       <w:b/>
     </w:rPr>
   </w:style>
-  <w:style w:type="paragraph" w:styleId="SpireTableThStyle39ba68d5-af22-4fbe-a87d-6d79cfcc5d3a">
-    <w:name w:val="SpireTableThStyle39ba68d5-af22-4fbe-a87d-6d79cfcc5d3a"/>
+  <w:style w:type="paragraph" w:styleId="SpireTableThStyle2e550170-f5e7-43a8-9204-9bc0d7742fcd">
+    <w:name w:val="SpireTableThStyle2e550170-f5e7-43a8-9204-9bc0d7742fcd"/>
     <w:basedOn w:val="Normal"/>
     <w:qFormat/>
     <w:pPr>

--- a/Vlims.DocumentMaster/DocumentWithMargins.docx
+++ b/Vlims.DocumentMaster/DocumentWithMargins.docx
@@ -10636,7 +10636,7 @@
         </w:tcPr>
         <w:p>
           <w:pPr>
-            <w:pStyle w:val="SpireTableThStylea3a0a606-7868-42c6-bf47-ae7a4f89616d"/>
+            <w:pStyle w:val="SpireTableThStylefbc66a08-191f-4721-8fcd-123320794976"/>
             <w:jc w:val="left"/>
             <w:rPr>
               <w:vanish w:val="0"/>
@@ -10672,7 +10672,7 @@
         </w:tcPr>
         <w:p>
           <w:pPr>
-            <w:pStyle w:val="SpireTableThStyle490a6022-56cf-4b93-bad0-ba2b6dac4918"/>
+            <w:pStyle w:val="SpireTableThStyle62ddbf91-7403-4825-b0eb-7ab8d671884f"/>
             <w:jc w:val="left"/>
             <w:rPr>
               <w:vanish w:val="0"/>
@@ -10708,7 +10708,7 @@
         </w:tcPr>
         <w:p>
           <w:pPr>
-            <w:pStyle w:val="SpireTableThStyle78ef5f72-ab00-4b21-896a-b76f59f90fe7"/>
+            <w:pStyle w:val="SpireTableThStylee497b114-863a-406c-a5b6-4685976587ad"/>
             <w:jc w:val="left"/>
             <w:rPr>
               <w:vanish w:val="0"/>
@@ -10749,7 +10749,7 @@
         </w:tcPr>
         <w:p>
           <w:pPr>
-            <w:pStyle w:val="SpireTableThStyleed5b055d-9647-44bf-b7cd-03b98bd3a9d8"/>
+            <w:pStyle w:val="SpireTableThStyle8d6e5cae-322e-4d8f-8fac-efab74d5fe35"/>
             <w:jc w:val="left"/>
             <w:rPr>
               <w:vanish w:val="0"/>
@@ -10794,7 +10794,7 @@
               <w:rFonts w:ascii="&quot;times new roman&quot;" w:eastAsia="&quot;times new roman&quot;" w:hAnsi="&quot;times new roman&quot;" w:cs="&quot;times new roman&quot;"/>
               <w:sz w:val="21"/>
             </w:rPr>
-            <w:t xml:space="preserve">02/09/2024</w:t>
+            <w:t xml:space="preserve">09/09/2024</w:t>
           </w:r>
         </w:p>
       </w:tc>
@@ -10827,7 +10827,7 @@
               <w:rFonts w:ascii="&quot;times new roman&quot;" w:eastAsia="&quot;times new roman&quot;" w:hAnsi="&quot;times new roman&quot;" w:cs="&quot;times new roman&quot;"/>
               <w:sz w:val="21"/>
             </w:rPr>
-            <w:t xml:space="preserve">02/09/2024</w:t>
+            <w:t xml:space="preserve">09/09/2024</w:t>
           </w:r>
         </w:p>
       </w:tc>
@@ -10860,7 +10860,7 @@
               <w:rFonts w:ascii="&quot;times new roman&quot;" w:eastAsia="&quot;times new roman&quot;" w:hAnsi="&quot;times new roman&quot;" w:cs="&quot;times new roman&quot;"/>
               <w:sz w:val="21"/>
             </w:rPr>
-            <w:t xml:space="preserve">02/09/2024</w:t>
+            <w:t xml:space="preserve">09/09/2024</w:t>
           </w:r>
         </w:p>
       </w:tc>
@@ -10889,7 +10889,7 @@
         </w:tcPr>
         <w:p>
           <w:pPr>
-            <w:pStyle w:val="SpireTableThStyle76ef985f-d13a-427e-8835-93a6127d277c"/>
+            <w:pStyle w:val="SpireTableThStyleeb3806d1-2ab4-4277-ace3-f4d3d55d0ebd"/>
             <w:jc w:val="left"/>
             <w:rPr>
               <w:vanish w:val="0"/>
@@ -11029,7 +11029,7 @@
         </w:tcPr>
         <w:p>
           <w:pPr>
-            <w:pStyle w:val="SpireTableThStyleed6d829f-62c4-48ed-8c0b-47bea4c080a8"/>
+            <w:pStyle w:val="SpireTableThStyle77bf7e4f-b8b1-48ca-8669-689be223cd98"/>
             <w:jc w:val="left"/>
             <w:rPr>
               <w:vanish w:val="0"/>
@@ -11169,7 +11169,7 @@
         </w:tcPr>
         <w:p>
           <w:pPr>
-            <w:pStyle w:val="SpireTableThStyleb072df5c-fe8b-4106-967a-3673568cb4f0"/>
+            <w:pStyle w:val="SpireTableThStyle8bc12393-fda9-459f-aed8-f9bbd1f3708e"/>
             <w:jc w:val="left"/>
             <w:rPr>
               <w:vanish w:val="0"/>
@@ -11349,7 +11349,7 @@
               <w:b/>
               <w:sz w:val="14"/>
             </w:rPr>
-            <w:t xml:space="preserve">Format No : APD/QAD/SOP/BMR</w:t>
+            <w:t xml:space="preserve">Format No : APD/QAD/SOP/SOP</w:t>
           </w:r>
         </w:p>
       </w:tc>
@@ -11421,10 +11421,10 @@
       <w:tblLook w:firstRow="0" w:lastRow="0" w:firstColumn="0" w:lastColumn="0" w:noHBand="1" w:noVBand="1"/>
     </w:tblPr>
     <w:tblGrid>
-      <w:gridCol w:w="2280"/>
-      <w:gridCol w:w="2841"/>
-      <w:gridCol w:w="3510"/>
-      <w:gridCol w:w="360"/>
+      <w:gridCol w:w="1680"/>
+      <w:gridCol w:w="2487"/>
+      <w:gridCol w:w="2994"/>
+      <w:gridCol w:w="1831"/>
     </w:tblGrid>
     <w:tr>
       <w:trPr>
@@ -11452,7 +11452,7 @@
         </w:tcPr>
         <w:p>
           <w:pPr>
-            <w:pStyle w:val="SpireTableThStyle6c276137-b571-4930-a1cb-33413980955d"/>
+            <w:pStyle w:val="SpireTableThStyle8cbaa868-b52a-47dd-aa47-ec2d1990b824"/>
             <w:jc w:val="left"/>
             <w:rPr>
               <w:vanish w:val="0"/>
@@ -11479,7 +11479,7 @@
                 <v:path o:extrusionok="f" gradientshapeok="t" o:connecttype="rect"/>
                 <o:lock v:ext="edit" aspectratio="t"/>
               </v:shapetype>
-              <v:shape id="_x0000_i2049" type="#_x0000_t75" style="width:105pt;height:60pt">
+              <v:shape id="_x0000_i2049" type="#_x0000_t75" style="width:75pt;height:60pt">
                 <v:imagedata r:id="rId1" o:title=""/>
               </v:shape>
             </w:pict>
@@ -11507,7 +11507,7 @@
         </w:tcPr>
         <w:p>
           <w:pPr>
-            <w:pStyle w:val="SpireTableThStyle0700a7f7-796e-44cc-99aa-e54b3487782c"/>
+            <w:pStyle w:val="SpireTableThStylece0dd4b4-99b8-452f-a090-0a66d3d5bb7d"/>
             <w:jc w:val="center"/>
             <w:rPr>
               <w:vanish w:val="0"/>
@@ -11551,7 +11551,7 @@
               <w:b/>
               <w:sz w:val="21"/>
             </w:rPr>
-            <w:t xml:space="preserve">Production</w:t>
+            <w:t xml:space="preserve">Warehouse</w:t>
           </w:r>
           <w:r>
             <w:rPr>
@@ -11567,7 +11567,7 @@
               <w:b/>
               <w:sz w:val="21"/>
             </w:rPr>
-            <w:t xml:space="preserve">BATCH MANUFACTURING RECORD</w:t>
+            <w:t xml:space="preserve">STANDARD OPERATING PROCEDURE</w:t>
           </w:r>
         </w:p>
       </w:tc>
@@ -11601,6 +11601,7 @@
       </w:trPr>
       <w:tc>
         <w:tcPr>
+          <w:gridSpan w:val="2"/>
           <w:tcBorders>
             <w:top w:val="single" w:sz="6" w:space="0" w:color="auto"/>
             <w:left w:val="single" w:sz="6" w:space="0" w:color="auto"/>
@@ -11629,13 +11630,20 @@
               <w:b/>
               <w:sz w:val="18"/>
             </w:rPr>
-            <w:t xml:space="preserve">PRODUCT NAME</w:t>
+            <w:t xml:space="preserve">Title:</w:t>
+          </w:r>
+          <w:r>
+            <w:rPr>
+              <w:rFonts w:ascii="&quot;times new roman&quot;" w:eastAsia="&quot;times new roman&quot;" w:hAnsi="&quot;times new roman&quot;" w:cs="&quot;times new roman&quot;"/>
+              <w:b/>
+              <w:sz w:val="18"/>
+            </w:rPr>
+            <w:t xml:space="preserve"> WEQEQW</w:t>
           </w:r>
         </w:p>
       </w:tc>
       <w:tc>
         <w:tcPr>
-          <w:gridSpan w:val="3"/>
           <w:tcBorders>
             <w:top w:val="single" w:sz="6" w:space="0" w:color="auto"/>
             <w:left w:val="single" w:sz="6" w:space="0" w:color="auto"/>
@@ -11664,7 +11672,41 @@
               <w:b/>
               <w:sz w:val="18"/>
             </w:rPr>
-            <w:t xml:space="preserve">qwqwqwq</w:t>
+            <w:t xml:space="preserve">SOP No.</w:t>
+          </w:r>
+        </w:p>
+      </w:tc>
+      <w:tc>
+        <w:tcPr>
+          <w:tcBorders>
+            <w:top w:val="single" w:sz="6" w:space="0" w:color="auto"/>
+            <w:left w:val="single" w:sz="6" w:space="0" w:color="auto"/>
+            <w:bottom w:val="single" w:sz="6" w:space="0" w:color="auto"/>
+            <w:right w:val="single" w:sz="6" w:space="0" w:color="auto"/>
+            <w:insideH w:val="single" w:sz="4" w:space="0" w:color="auto"/>
+            <w:insideV w:val="single" w:sz="4" w:space="0" w:color="auto"/>
+          </w:tcBorders>
+          <w:tcMar>
+            <w:top w:w="75" w:type="dxa"/>
+            <w:left w:w="75" w:type="dxa"/>
+            <w:bottom w:w="75" w:type="dxa"/>
+            <w:right w:w="75" w:type="dxa"/>
+          </w:tcMar>
+        </w:tcPr>
+        <w:p>
+          <w:pPr>
+            <w:jc w:val="left"/>
+            <w:rPr>
+              <w:vanish w:val="0"/>
+            </w:rPr>
+          </w:pPr>
+          <w:r>
+            <w:rPr>
+              <w:rFonts w:ascii="&quot;times new roman&quot;" w:eastAsia="&quot;times new roman&quot;" w:hAnsi="&quot;times new roman&quot;" w:cs="&quot;times new roman&quot;"/>
+              <w:b/>
+              <w:sz w:val="18"/>
+            </w:rPr>
+            <w:t xml:space="preserve">8273643782GUYSOP</w:t>
           </w:r>
         </w:p>
       </w:tc>
@@ -11704,75 +11746,7 @@
               <w:b/>
               <w:sz w:val="18"/>
             </w:rPr>
-            <w:t xml:space="preserve">BMR No</w:t>
-          </w:r>
-        </w:p>
-      </w:tc>
-      <w:tc>
-        <w:tcPr>
-          <w:tcBorders>
-            <w:top w:val="single" w:sz="6" w:space="0" w:color="auto"/>
-            <w:left w:val="single" w:sz="6" w:space="0" w:color="auto"/>
-            <w:bottom w:val="single" w:sz="6" w:space="0" w:color="auto"/>
-            <w:right w:val="single" w:sz="6" w:space="0" w:color="auto"/>
-            <w:insideH w:val="single" w:sz="4" w:space="0" w:color="auto"/>
-            <w:insideV w:val="single" w:sz="4" w:space="0" w:color="auto"/>
-          </w:tcBorders>
-          <w:tcMar>
-            <w:top w:w="75" w:type="dxa"/>
-            <w:left w:w="75" w:type="dxa"/>
-            <w:bottom w:w="75" w:type="dxa"/>
-            <w:right w:w="75" w:type="dxa"/>
-          </w:tcMar>
-        </w:tcPr>
-        <w:p>
-          <w:pPr>
-            <w:jc w:val="left"/>
-            <w:rPr>
-              <w:vanish w:val="0"/>
-            </w:rPr>
-          </w:pPr>
-          <w:r>
-            <w:rPr>
-              <w:rFonts w:ascii="&quot;times new roman&quot;" w:eastAsia="&quot;times new roman&quot;" w:hAnsi="&quot;times new roman&quot;" w:cs="&quot;times new roman&quot;"/>
-              <w:b/>
-              <w:sz w:val="18"/>
-            </w:rPr>
-            <w:t xml:space="preserve">wqwqwq121212</w:t>
-          </w:r>
-        </w:p>
-      </w:tc>
-      <w:tc>
-        <w:tcPr>
-          <w:tcBorders>
-            <w:top w:val="single" w:sz="6" w:space="0" w:color="auto"/>
-            <w:left w:val="single" w:sz="6" w:space="0" w:color="auto"/>
-            <w:bottom w:val="single" w:sz="6" w:space="0" w:color="auto"/>
-            <w:right w:val="single" w:sz="6" w:space="0" w:color="auto"/>
-            <w:insideH w:val="single" w:sz="4" w:space="0" w:color="auto"/>
-            <w:insideV w:val="single" w:sz="4" w:space="0" w:color="auto"/>
-          </w:tcBorders>
-          <w:tcMar>
-            <w:top w:w="75" w:type="dxa"/>
-            <w:left w:w="75" w:type="dxa"/>
-            <w:bottom w:w="75" w:type="dxa"/>
-            <w:right w:w="75" w:type="dxa"/>
-          </w:tcMar>
-        </w:tcPr>
-        <w:p>
-          <w:pPr>
-            <w:jc w:val="left"/>
-            <w:rPr>
-              <w:vanish w:val="0"/>
-            </w:rPr>
-          </w:pPr>
-          <w:r>
-            <w:rPr>
-              <w:rFonts w:ascii="&quot;times new roman&quot;" w:eastAsia="&quot;times new roman&quot;" w:hAnsi="&quot;times new roman&quot;" w:cs="&quot;times new roman&quot;"/>
-              <w:b/>
-              <w:sz w:val="18"/>
-            </w:rPr>
-            <w:t xml:space="preserve">REVISION NO.</w:t>
+            <w:t xml:space="preserve">Revision No.</w:t>
           </w:r>
         </w:p>
       </w:tc>
@@ -11807,6 +11781,74 @@
               <w:sz w:val="18"/>
             </w:rPr>
             <w:t xml:space="preserve">00</w:t>
+          </w:r>
+        </w:p>
+      </w:tc>
+      <w:tc>
+        <w:tcPr>
+          <w:tcBorders>
+            <w:top w:val="single" w:sz="6" w:space="0" w:color="auto"/>
+            <w:left w:val="single" w:sz="6" w:space="0" w:color="auto"/>
+            <w:bottom w:val="single" w:sz="6" w:space="0" w:color="auto"/>
+            <w:right w:val="single" w:sz="6" w:space="0" w:color="auto"/>
+            <w:insideH w:val="single" w:sz="4" w:space="0" w:color="auto"/>
+            <w:insideV w:val="single" w:sz="4" w:space="0" w:color="auto"/>
+          </w:tcBorders>
+          <w:tcMar>
+            <w:top w:w="75" w:type="dxa"/>
+            <w:left w:w="75" w:type="dxa"/>
+            <w:bottom w:w="75" w:type="dxa"/>
+            <w:right w:w="75" w:type="dxa"/>
+          </w:tcMar>
+        </w:tcPr>
+        <w:p>
+          <w:pPr>
+            <w:jc w:val="left"/>
+            <w:rPr>
+              <w:vanish w:val="0"/>
+            </w:rPr>
+          </w:pPr>
+          <w:r>
+            <w:rPr>
+              <w:rFonts w:ascii="&quot;times new roman&quot;" w:eastAsia="&quot;times new roman&quot;" w:hAnsi="&quot;times new roman&quot;" w:cs="&quot;times new roman&quot;"/>
+              <w:b/>
+              <w:sz w:val="18"/>
+            </w:rPr>
+            <w:t xml:space="preserve">Supersedes</w:t>
+          </w:r>
+        </w:p>
+      </w:tc>
+      <w:tc>
+        <w:tcPr>
+          <w:tcBorders>
+            <w:top w:val="single" w:sz="6" w:space="0" w:color="auto"/>
+            <w:left w:val="single" w:sz="6" w:space="0" w:color="auto"/>
+            <w:bottom w:val="single" w:sz="6" w:space="0" w:color="auto"/>
+            <w:right w:val="single" w:sz="6" w:space="0" w:color="auto"/>
+            <w:insideH w:val="single" w:sz="4" w:space="0" w:color="auto"/>
+            <w:insideV w:val="single" w:sz="4" w:space="0" w:color="auto"/>
+          </w:tcBorders>
+          <w:tcMar>
+            <w:top w:w="75" w:type="dxa"/>
+            <w:left w:w="75" w:type="dxa"/>
+            <w:bottom w:w="75" w:type="dxa"/>
+            <w:right w:w="75" w:type="dxa"/>
+          </w:tcMar>
+        </w:tcPr>
+        <w:p>
+          <w:pPr>
+            <w:jc w:val="left"/>
+            <w:rPr>
+              <w:vanish w:val="0"/>
+            </w:rPr>
+          </w:pPr>
+          <w:r>
+            <w:rPr>
+              <w:rFonts w:ascii="&quot;times new roman&quot;" w:eastAsia="&quot;times new roman&quot;" w:hAnsi="&quot;times new roman&quot;" w:cs="&quot;times new roman&quot;"/>
+              <w:b/>
+              <w:sz w:val="18"/>
+            </w:rPr>
+            <w:t xml:space="preserve">01</w:t>
           </w:r>
         </w:p>
       </w:tc>
@@ -11846,7 +11888,7 @@
               <w:b/>
               <w:sz w:val="18"/>
             </w:rPr>
-            <w:t xml:space="preserve">BMR SUPERSEDES NO.</w:t>
+            <w:t xml:space="preserve">Department</w:t>
           </w:r>
         </w:p>
       </w:tc>
@@ -11880,7 +11922,7 @@
               <w:b/>
               <w:sz w:val="18"/>
             </w:rPr>
-            <w:t xml:space="preserve">01</w:t>
+            <w:t xml:space="preserve">Warehouse</w:t>
           </w:r>
         </w:p>
       </w:tc>
@@ -11914,7 +11956,7 @@
               <w:b/>
               <w:sz w:val="18"/>
             </w:rPr>
-            <w:t xml:space="preserve">EFFECTIVE DATE</w:t>
+            <w:t xml:space="preserve">Effective Date</w:t>
           </w:r>
         </w:p>
       </w:tc>
@@ -11988,7 +12030,7 @@
               <w:b/>
               <w:sz w:val="18"/>
             </w:rPr>
-            <w:t xml:space="preserve">BATCH NO.</w:t>
+            <w:t xml:space="preserve">Review Date</w:t>
           </w:r>
         </w:p>
       </w:tc>
@@ -12044,20 +12086,7 @@
           </w:tcMar>
         </w:tcPr>
         <w:p>
-          <w:pPr>
-            <w:jc w:val="left"/>
-            <w:rPr>
-              <w:vanish w:val="0"/>
-            </w:rPr>
-          </w:pPr>
-          <w:r>
-            <w:rPr>
-              <w:rFonts w:ascii="&quot;times new roman&quot;" w:eastAsia="&quot;times new roman&quot;" w:hAnsi="&quot;times new roman&quot;" w:cs="&quot;times new roman&quot;"/>
-              <w:b/>
-              <w:sz w:val="18"/>
-            </w:rPr>
-            <w:t xml:space="preserve">BATCH SIZE</w:t>
-          </w:r>
+          <w:pPr/>
         </w:p>
       </w:tc>
       <w:tc>
@@ -12078,20 +12107,7 @@
           </w:tcMar>
         </w:tcPr>
         <w:p>
-          <w:pPr>
-            <w:jc w:val="left"/>
-            <w:rPr>
-              <w:vanish w:val="0"/>
-            </w:rPr>
-          </w:pPr>
-          <w:r>
-            <w:rPr>
-              <w:rFonts w:ascii="&quot;times new roman&quot;" w:eastAsia="&quot;times new roman&quot;" w:hAnsi="&quot;times new roman&quot;" w:cs="&quot;times new roman&quot;"/>
-              <w:b/>
-              <w:sz w:val="18"/>
-            </w:rPr>
-            <w:t xml:space="preserve">---</w:t>
-          </w:r>
+          <w:pPr/>
         </w:p>
       </w:tc>
     </w:tr>
@@ -14654,8 +14670,8 @@
       <w:szCs w:val="24"/>
     </w:rPr>
   </w:style>
-  <w:style w:type="paragraph" w:styleId="SpireTableThStylea3a0a606-7868-42c6-bf47-ae7a4f89616d">
-    <w:name w:val="SpireTableThStylea3a0a606-7868-42c6-bf47-ae7a4f89616d"/>
+  <w:style w:type="paragraph" w:styleId="SpireTableThStylefbc66a08-191f-4721-8fcd-123320794976">
+    <w:name w:val="SpireTableThStylefbc66a08-191f-4721-8fcd-123320794976"/>
     <w:basedOn w:val="Normal"/>
     <w:qFormat/>
     <w:pPr>
@@ -14671,8 +14687,8 @@
       <w:lang w:val="en-US"/>
     </w:rPr>
   </w:style>
-  <w:style w:type="paragraph" w:styleId="SpireTableThStyle490a6022-56cf-4b93-bad0-ba2b6dac4918">
-    <w:name w:val="SpireTableThStyle490a6022-56cf-4b93-bad0-ba2b6dac4918"/>
+  <w:style w:type="paragraph" w:styleId="SpireTableThStyle62ddbf91-7403-4825-b0eb-7ab8d671884f">
+    <w:name w:val="SpireTableThStyle62ddbf91-7403-4825-b0eb-7ab8d671884f"/>
     <w:basedOn w:val="Normal"/>
     <w:qFormat/>
     <w:pPr>
@@ -14688,8 +14704,8 @@
       <w:lang w:val="en-US"/>
     </w:rPr>
   </w:style>
-  <w:style w:type="paragraph" w:styleId="SpireTableThStyle78ef5f72-ab00-4b21-896a-b76f59f90fe7">
-    <w:name w:val="SpireTableThStyle78ef5f72-ab00-4b21-896a-b76f59f90fe7"/>
+  <w:style w:type="paragraph" w:styleId="SpireTableThStylee497b114-863a-406c-a5b6-4685976587ad">
+    <w:name w:val="SpireTableThStylee497b114-863a-406c-a5b6-4685976587ad"/>
     <w:basedOn w:val="Normal"/>
     <w:qFormat/>
     <w:pPr>
@@ -14705,8 +14721,8 @@
       <w:lang w:val="en-US"/>
     </w:rPr>
   </w:style>
-  <w:style w:type="paragraph" w:styleId="SpireTableThStyleed5b055d-9647-44bf-b7cd-03b98bd3a9d8">
-    <w:name w:val="SpireTableThStyleed5b055d-9647-44bf-b7cd-03b98bd3a9d8"/>
+  <w:style w:type="paragraph" w:styleId="SpireTableThStyle8d6e5cae-322e-4d8f-8fac-efab74d5fe35">
+    <w:name w:val="SpireTableThStyle8d6e5cae-322e-4d8f-8fac-efab74d5fe35"/>
     <w:basedOn w:val="Normal"/>
     <w:qFormat/>
     <w:pPr>
@@ -14722,8 +14738,8 @@
       <w:lang w:val="en-US"/>
     </w:rPr>
   </w:style>
-  <w:style w:type="paragraph" w:styleId="SpireTableThStyle76ef985f-d13a-427e-8835-93a6127d277c">
-    <w:name w:val="SpireTableThStyle76ef985f-d13a-427e-8835-93a6127d277c"/>
+  <w:style w:type="paragraph" w:styleId="SpireTableThStyleeb3806d1-2ab4-4277-ace3-f4d3d55d0ebd">
+    <w:name w:val="SpireTableThStyleeb3806d1-2ab4-4277-ace3-f4d3d55d0ebd"/>
     <w:basedOn w:val="Normal"/>
     <w:qFormat/>
     <w:pPr>
@@ -14739,8 +14755,8 @@
       <w:lang w:val="en-US"/>
     </w:rPr>
   </w:style>
-  <w:style w:type="paragraph" w:styleId="SpireTableThStyleed6d829f-62c4-48ed-8c0b-47bea4c080a8">
-    <w:name w:val="SpireTableThStyleed6d829f-62c4-48ed-8c0b-47bea4c080a8"/>
+  <w:style w:type="paragraph" w:styleId="SpireTableThStyle77bf7e4f-b8b1-48ca-8669-689be223cd98">
+    <w:name w:val="SpireTableThStyle77bf7e4f-b8b1-48ca-8669-689be223cd98"/>
     <w:basedOn w:val="Normal"/>
     <w:qFormat/>
     <w:pPr>
@@ -14756,8 +14772,8 @@
       <w:lang w:val="en-US"/>
     </w:rPr>
   </w:style>
-  <w:style w:type="paragraph" w:styleId="SpireTableThStyleb072df5c-fe8b-4106-967a-3673568cb4f0">
-    <w:name w:val="SpireTableThStyleb072df5c-fe8b-4106-967a-3673568cb4f0"/>
+  <w:style w:type="paragraph" w:styleId="SpireTableThStyle8bc12393-fda9-459f-aed8-f9bbd1f3708e">
+    <w:name w:val="SpireTableThStyle8bc12393-fda9-459f-aed8-f9bbd1f3708e"/>
     <w:basedOn w:val="Normal"/>
     <w:qFormat/>
     <w:pPr>
@@ -14773,8 +14789,8 @@
       <w:lang w:val="en-US"/>
     </w:rPr>
   </w:style>
-  <w:style w:type="paragraph" w:styleId="SpireTableThStyle6c276137-b571-4930-a1cb-33413980955d">
-    <w:name w:val="SpireTableThStyle6c276137-b571-4930-a1cb-33413980955d"/>
+  <w:style w:type="paragraph" w:styleId="SpireTableThStyle8cbaa868-b52a-47dd-aa47-ec2d1990b824">
+    <w:name w:val="SpireTableThStyle8cbaa868-b52a-47dd-aa47-ec2d1990b824"/>
     <w:basedOn w:val="Normal"/>
     <w:qFormat/>
     <w:pPr>
@@ -14790,8 +14806,8 @@
       <w:lang w:val="en-US"/>
     </w:rPr>
   </w:style>
-  <w:style w:type="paragraph" w:styleId="SpireTableThStyle0700a7f7-796e-44cc-99aa-e54b3487782c">
-    <w:name w:val="SpireTableThStyle0700a7f7-796e-44cc-99aa-e54b3487782c"/>
+  <w:style w:type="paragraph" w:styleId="SpireTableThStylece0dd4b4-99b8-452f-a090-0a66d3d5bb7d">
+    <w:name w:val="SpireTableThStylece0dd4b4-99b8-452f-a090-0a66d3d5bb7d"/>
     <w:basedOn w:val="Normal"/>
     <w:qFormat/>
     <w:pPr>

--- a/Vlims.DocumentMaster/DocumentWithMargins.docx
+++ b/Vlims.DocumentMaster/DocumentWithMargins.docx
@@ -10583,10 +10583,10 @@
       <w:tblLook w:firstRow="0" w:lastRow="0" w:firstColumn="0" w:lastColumn="0" w:noHBand="1" w:noVBand="1"/>
     </w:tblPr>
     <w:tblGrid>
-      <w:gridCol w:w="2159"/>
-      <w:gridCol w:w="2758"/>
-      <w:gridCol w:w="2758"/>
-      <w:gridCol w:w="2758"/>
+      <w:gridCol w:w="2293"/>
+      <w:gridCol w:w="2928"/>
+      <w:gridCol w:w="2283"/>
+      <w:gridCol w:w="2928"/>
     </w:tblGrid>
     <w:tr>
       <w:trPr>
@@ -10636,7 +10636,7 @@
         </w:tcPr>
         <w:p>
           <w:pPr>
-            <w:pStyle w:val="SpireTableThStyled46346a9-22f3-4255-b7c8-72661e40124c"/>
+            <w:pStyle w:val="SpireTableThStylef19c4701-188b-4527-bf04-aa3599ab3e1f"/>
             <w:jc w:val="left"/>
             <w:rPr>
               <w:vanish w:val="0"/>
@@ -10672,7 +10672,7 @@
         </w:tcPr>
         <w:p>
           <w:pPr>
-            <w:pStyle w:val="SpireTableThStylee3b626fc-f000-4acb-91a1-6c486323865b"/>
+            <w:pStyle w:val="SpireTableThStylee651c194-71be-4483-bfad-106b72612678"/>
             <w:jc w:val="left"/>
             <w:rPr>
               <w:vanish w:val="0"/>
@@ -10708,7 +10708,7 @@
         </w:tcPr>
         <w:p>
           <w:pPr>
-            <w:pStyle w:val="SpireTableThStylebb866b40-3444-42f8-abfb-30b530141043"/>
+            <w:pStyle w:val="SpireTableThStyle7c09a6f3-fc76-4c12-94a5-ff1fd3cd6391"/>
             <w:jc w:val="left"/>
             <w:rPr>
               <w:vanish w:val="0"/>
@@ -10749,7 +10749,7 @@
         </w:tcPr>
         <w:p>
           <w:pPr>
-            <w:pStyle w:val="SpireTableThStyle66568781-49ce-4d47-98c4-e795ad24a142"/>
+            <w:pStyle w:val="SpireTableThStylef8f4f3f3-96a1-4b1c-8c3d-53a10253a537"/>
             <w:jc w:val="left"/>
             <w:rPr>
               <w:vanish w:val="0"/>
@@ -10795,7 +10795,7 @@
               <w:b/>
               <w:sz w:val="21"/>
             </w:rPr>
-            <w:t xml:space="preserve">11/09/2024</w:t>
+            <w:t xml:space="preserve">14/09/2024</w:t>
           </w:r>
         </w:p>
       </w:tc>
@@ -10829,7 +10829,7 @@
               <w:b/>
               <w:sz w:val="21"/>
             </w:rPr>
-            <w:t xml:space="preserve">11/09/2024</w:t>
+            <w:t xml:space="preserve">---</w:t>
           </w:r>
         </w:p>
       </w:tc>
@@ -10863,7 +10863,7 @@
               <w:b/>
               <w:sz w:val="21"/>
             </w:rPr>
-            <w:t xml:space="preserve">11/09/2024</w:t>
+            <w:t xml:space="preserve">14/09/2024</w:t>
           </w:r>
         </w:p>
       </w:tc>
@@ -10892,7 +10892,7 @@
         </w:tcPr>
         <w:p>
           <w:pPr>
-            <w:pStyle w:val="SpireTableThStylebf1b18f5-be44-4dce-bca6-b31bfbd96808"/>
+            <w:pStyle w:val="SpireTableThStyle2f3c2f67-45d1-4af5-8599-f8572be4f8a7"/>
             <w:jc w:val="left"/>
             <w:rPr>
               <w:vanish w:val="0"/>
@@ -10972,7 +10972,7 @@
               <w:b/>
               <w:sz w:val="21"/>
             </w:rPr>
-            <w:t xml:space="preserve">Reviewer</w:t>
+            <w:t xml:space="preserve">---</w:t>
           </w:r>
         </w:p>
       </w:tc>
@@ -11035,7 +11035,7 @@
         </w:tcPr>
         <w:p>
           <w:pPr>
-            <w:pStyle w:val="SpireTableThStyle68f0c2f1-160a-4f58-b33e-91b160007150"/>
+            <w:pStyle w:val="SpireTableThStyle6e4413a3-dd26-4997-93e0-36d6e5596f9b"/>
             <w:jc w:val="left"/>
             <w:rPr>
               <w:vanish w:val="0"/>
@@ -11115,7 +11115,7 @@
               <w:b/>
               <w:sz w:val="21"/>
             </w:rPr>
-            <w:t xml:space="preserve">Reviewer</w:t>
+            <w:t xml:space="preserve">---</w:t>
           </w:r>
         </w:p>
       </w:tc>
@@ -11178,7 +11178,7 @@
         </w:tcPr>
         <w:p>
           <w:pPr>
-            <w:pStyle w:val="SpireTableThStylebc936f28-df2c-401d-99dd-9c9ec2281785"/>
+            <w:pStyle w:val="SpireTableThStyled7eb7b53-8881-4400-b562-5ae70a7172cd"/>
             <w:jc w:val="left"/>
             <w:rPr>
               <w:vanish w:val="0"/>
@@ -11258,7 +11258,7 @@
               <w:b/>
               <w:sz w:val="21"/>
             </w:rPr>
-            <w:t xml:space="preserve">PRODUCTION</w:t>
+            <w:t xml:space="preserve">---</w:t>
           </w:r>
         </w:p>
       </w:tc>
@@ -11361,7 +11361,7 @@
               <w:b/>
               <w:sz w:val="14"/>
             </w:rPr>
-            <w:t xml:space="preserve">Format No : APD/QAD/SOP/SOP</w:t>
+            <w:t xml:space="preserve">Format No : APD/QAD/SOP/sop1409</w:t>
           </w:r>
         </w:p>
       </w:tc>
@@ -11479,9 +11479,9 @@
     </w:tblPr>
     <w:tblGrid>
       <w:gridCol w:w="1680"/>
-      <w:gridCol w:w="2727"/>
-      <w:gridCol w:w="2710"/>
-      <w:gridCol w:w="3315"/>
+      <w:gridCol w:w="3733"/>
+      <w:gridCol w:w="2257"/>
+      <w:gridCol w:w="2761"/>
     </w:tblGrid>
     <w:tr>
       <w:trPr>
@@ -11509,7 +11509,7 @@
         </w:tcPr>
         <w:p>
           <w:pPr>
-            <w:pStyle w:val="SpireTableThStyle58e9213e-1c86-43be-ad7c-bb5550646b05"/>
+            <w:pStyle w:val="SpireTableThStyle235a97f9-f38e-4783-b6a9-fe7f2817de2b"/>
             <w:jc w:val="left"/>
             <w:rPr>
               <w:vanish w:val="0"/>
@@ -11564,7 +11564,7 @@
         </w:tcPr>
         <w:p>
           <w:pPr>
-            <w:pStyle w:val="SpireTableThStyle5fd8c1f2-a300-40db-a1e4-e5b852054509"/>
+            <w:pStyle w:val="SpireTableThStyle922bbfe3-6aa1-45c1-8c6b-993db7862ec6"/>
             <w:jc w:val="center"/>
             <w:rPr>
               <w:vanish w:val="0"/>
@@ -11673,7 +11673,7 @@
               <w:b/>
               <w:sz w:val="18"/>
             </w:rPr>
-            <w:t xml:space="preserve"> Procedure For Training Of All The Employees</w:t>
+            <w:t xml:space="preserve"> 1409 Title</w:t>
           </w:r>
         </w:p>
       </w:tc>
@@ -11747,7 +11747,7 @@
               <w:b/>
               <w:sz w:val="18"/>
             </w:rPr>
-            <w:t xml:space="preserve">APD/QAD/012</w:t>
+            <w:t xml:space="preserve">APD/QAD/SOP-SOP1409</w:t>
           </w:r>
         </w:p>
       </w:tc>
@@ -11815,7 +11815,7 @@
               <w:b/>
               <w:sz w:val="18"/>
             </w:rPr>
-            <w:t xml:space="preserve">11</w:t>
+            <w:t xml:space="preserve">00</w:t>
           </w:r>
         </w:p>
       </w:tc>
@@ -11889,7 +11889,7 @@
               <w:b/>
               <w:sz w:val="18"/>
             </w:rPr>
-            <w:t xml:space="preserve">10</w:t>
+            <w:t xml:space="preserve">01</w:t>
           </w:r>
         </w:p>
       </w:tc>
@@ -12031,7 +12031,7 @@
               <w:b/>
               <w:sz w:val="18"/>
             </w:rPr>
-            <w:t xml:space="preserve">11/09/2024</w:t>
+            <w:t xml:space="preserve">14/09/2024</w:t>
           </w:r>
         </w:p>
       </w:tc>
@@ -12099,7 +12099,7 @@
               <w:b/>
               <w:sz w:val="18"/>
             </w:rPr>
-            <w:t xml:space="preserve">12/09/2024</w:t>
+            <w:t xml:space="preserve">15/09/2024</w:t>
           </w:r>
         </w:p>
       </w:tc>
@@ -14663,8 +14663,8 @@
       <w:szCs w:val="24"/>
     </w:rPr>
   </w:style>
-  <w:style w:type="paragraph" w:styleId="SpireTableThStyled46346a9-22f3-4255-b7c8-72661e40124c">
-    <w:name w:val="SpireTableThStyled46346a9-22f3-4255-b7c8-72661e40124c"/>
+  <w:style w:type="paragraph" w:styleId="SpireTableThStylef19c4701-188b-4527-bf04-aa3599ab3e1f">
+    <w:name w:val="SpireTableThStylef19c4701-188b-4527-bf04-aa3599ab3e1f"/>
     <w:basedOn w:val="Normal"/>
     <w:qFormat/>
     <w:pPr>
@@ -14680,8 +14680,8 @@
       <w:lang w:val="en-US"/>
     </w:rPr>
   </w:style>
-  <w:style w:type="paragraph" w:styleId="SpireTableThStylee3b626fc-f000-4acb-91a1-6c486323865b">
-    <w:name w:val="SpireTableThStylee3b626fc-f000-4acb-91a1-6c486323865b"/>
+  <w:style w:type="paragraph" w:styleId="SpireTableThStylee651c194-71be-4483-bfad-106b72612678">
+    <w:name w:val="SpireTableThStylee651c194-71be-4483-bfad-106b72612678"/>
     <w:basedOn w:val="Normal"/>
     <w:qFormat/>
     <w:pPr>
@@ -14697,8 +14697,8 @@
       <w:lang w:val="en-US"/>
     </w:rPr>
   </w:style>
-  <w:style w:type="paragraph" w:styleId="SpireTableThStylebb866b40-3444-42f8-abfb-30b530141043">
-    <w:name w:val="SpireTableThStylebb866b40-3444-42f8-abfb-30b530141043"/>
+  <w:style w:type="paragraph" w:styleId="SpireTableThStyle7c09a6f3-fc76-4c12-94a5-ff1fd3cd6391">
+    <w:name w:val="SpireTableThStyle7c09a6f3-fc76-4c12-94a5-ff1fd3cd6391"/>
     <w:basedOn w:val="Normal"/>
     <w:qFormat/>
     <w:pPr>
@@ -14714,8 +14714,8 @@
       <w:lang w:val="en-US"/>
     </w:rPr>
   </w:style>
-  <w:style w:type="paragraph" w:styleId="SpireTableThStyle66568781-49ce-4d47-98c4-e795ad24a142">
-    <w:name w:val="SpireTableThStyle66568781-49ce-4d47-98c4-e795ad24a142"/>
+  <w:style w:type="paragraph" w:styleId="SpireTableThStylef8f4f3f3-96a1-4b1c-8c3d-53a10253a537">
+    <w:name w:val="SpireTableThStylef8f4f3f3-96a1-4b1c-8c3d-53a10253a537"/>
     <w:basedOn w:val="Normal"/>
     <w:qFormat/>
     <w:pPr>
@@ -14731,8 +14731,8 @@
       <w:lang w:val="en-US"/>
     </w:rPr>
   </w:style>
-  <w:style w:type="paragraph" w:styleId="SpireTableThStylebf1b18f5-be44-4dce-bca6-b31bfbd96808">
-    <w:name w:val="SpireTableThStylebf1b18f5-be44-4dce-bca6-b31bfbd96808"/>
+  <w:style w:type="paragraph" w:styleId="SpireTableThStyle2f3c2f67-45d1-4af5-8599-f8572be4f8a7">
+    <w:name w:val="SpireTableThStyle2f3c2f67-45d1-4af5-8599-f8572be4f8a7"/>
     <w:basedOn w:val="Normal"/>
     <w:qFormat/>
     <w:pPr>
@@ -14748,8 +14748,8 @@
       <w:lang w:val="en-US"/>
     </w:rPr>
   </w:style>
-  <w:style w:type="paragraph" w:styleId="SpireTableThStyle68f0c2f1-160a-4f58-b33e-91b160007150">
-    <w:name w:val="SpireTableThStyle68f0c2f1-160a-4f58-b33e-91b160007150"/>
+  <w:style w:type="paragraph" w:styleId="SpireTableThStyle6e4413a3-dd26-4997-93e0-36d6e5596f9b">
+    <w:name w:val="SpireTableThStyle6e4413a3-dd26-4997-93e0-36d6e5596f9b"/>
     <w:basedOn w:val="Normal"/>
     <w:qFormat/>
     <w:pPr>
@@ -14765,8 +14765,8 @@
       <w:lang w:val="en-US"/>
     </w:rPr>
   </w:style>
-  <w:style w:type="paragraph" w:styleId="SpireTableThStylebc936f28-df2c-401d-99dd-9c9ec2281785">
-    <w:name w:val="SpireTableThStylebc936f28-df2c-401d-99dd-9c9ec2281785"/>
+  <w:style w:type="paragraph" w:styleId="SpireTableThStyled7eb7b53-8881-4400-b562-5ae70a7172cd">
+    <w:name w:val="SpireTableThStyled7eb7b53-8881-4400-b562-5ae70a7172cd"/>
     <w:basedOn w:val="Normal"/>
     <w:qFormat/>
     <w:pPr>
@@ -14782,8 +14782,8 @@
       <w:lang w:val="en-US"/>
     </w:rPr>
   </w:style>
-  <w:style w:type="paragraph" w:styleId="SpireTableThStyle58e9213e-1c86-43be-ad7c-bb5550646b05">
-    <w:name w:val="SpireTableThStyle58e9213e-1c86-43be-ad7c-bb5550646b05"/>
+  <w:style w:type="paragraph" w:styleId="SpireTableThStyle235a97f9-f38e-4783-b6a9-fe7f2817de2b">
+    <w:name w:val="SpireTableThStyle235a97f9-f38e-4783-b6a9-fe7f2817de2b"/>
     <w:basedOn w:val="Normal"/>
     <w:qFormat/>
     <w:pPr>
@@ -14799,8 +14799,8 @@
       <w:lang w:val="en-US"/>
     </w:rPr>
   </w:style>
-  <w:style w:type="paragraph" w:styleId="SpireTableThStyle5fd8c1f2-a300-40db-a1e4-e5b852054509">
-    <w:name w:val="SpireTableThStyle5fd8c1f2-a300-40db-a1e4-e5b852054509"/>
+  <w:style w:type="paragraph" w:styleId="SpireTableThStyle922bbfe3-6aa1-45c1-8c6b-993db7862ec6">
+    <w:name w:val="SpireTableThStyle922bbfe3-6aa1-45c1-8c6b-993db7862ec6"/>
     <w:basedOn w:val="Normal"/>
     <w:qFormat/>
     <w:pPr>

--- a/Vlims.DocumentMaster/DocumentWithMargins.docx
+++ b/Vlims.DocumentMaster/DocumentWithMargins.docx
@@ -33,6 +33,10 @@
       <w:r>
         <w:rPr/>
         <w:t xml:space="preserve"> </w:t>
+      </w:r>
+      <w:r>
+        <w:rPr/>
+        <w:t xml:space="preserve">Revision</w:t>
       </w:r>
     </w:p>
     <w:p>
@@ -5648,16 +5652,7 @@
               <w:rPr>
                 <w:lang w:bidi="th-TH"/>
               </w:rPr>
-              <w:t xml:space="preserve">Failure causes customer dissatisfaction. Customer is made uncomfortable or is annoyed b</w:t>
-            </w:r>
-            <w:bookmarkStart w:id="0" w:name="_GoBack"/>
-            <w:bookmarkEnd w:id="0"/>
-            <w:r>
-              <m:rPr/>
-              <w:rPr>
-                <w:lang w:bidi="th-TH"/>
-              </w:rPr>
-              <w:t xml:space="preserve">y the failure.</w:t>
+              <w:t xml:space="preserve">Failure causes customer dissatisfaction. Customer is made uncomfortable or is annoyed by the failure.</w:t>
             </w:r>
           </w:p>
         </w:tc>
@@ -10583,10 +10578,10 @@
       <w:tblLook w:firstRow="0" w:lastRow="0" w:firstColumn="0" w:lastColumn="0" w:noHBand="1" w:noVBand="1"/>
     </w:tblPr>
     <w:tblGrid>
-      <w:gridCol w:w="2293"/>
-      <w:gridCol w:w="2928"/>
-      <w:gridCol w:w="2283"/>
-      <w:gridCol w:w="2928"/>
+      <w:gridCol w:w="2286"/>
+      <w:gridCol w:w="2935"/>
+      <w:gridCol w:w="2276"/>
+      <w:gridCol w:w="2935"/>
     </w:tblGrid>
     <w:tr>
       <w:trPr>
@@ -10605,12 +10600,12 @@
             <w:insideV w:val="single" w:sz="4" w:space="0" w:color="auto"/>
           </w:tcBorders>
           <w:tcMar>
-            <w:top w:w="75" w:type="dxa"/>
-            <w:left w:w="75" w:type="dxa"/>
-            <w:bottom w:w="75" w:type="dxa"/>
-            <w:right w:w="75" w:type="dxa"/>
+            <w:top w:w="16" w:type="dxa"/>
+            <w:left w:w="140" w:type="dxa"/>
+            <w:bottom w:w="16" w:type="dxa"/>
+            <w:right w:w="0" w:type="dxa"/>
           </w:tcMar>
-          <w:vAlign w:val="center"/>
+          <w:vAlign w:val="top"/>
         </w:tcPr>
         <w:p>
           <w:pPr/>
@@ -10627,17 +10622,17 @@
             <w:insideV w:val="single" w:sz="4" w:space="0" w:color="auto"/>
           </w:tcBorders>
           <w:tcMar>
-            <w:top w:w="75" w:type="dxa"/>
-            <w:left w:w="75" w:type="dxa"/>
-            <w:bottom w:w="75" w:type="dxa"/>
-            <w:right w:w="75" w:type="dxa"/>
+            <w:top w:w="16" w:type="dxa"/>
+            <w:left w:w="140" w:type="dxa"/>
+            <w:bottom w:w="16" w:type="dxa"/>
+            <w:right w:w="0" w:type="dxa"/>
           </w:tcMar>
           <w:vAlign w:val="top"/>
         </w:tcPr>
         <w:p>
           <w:pPr>
-            <w:pStyle w:val="SpireTableThStylef19c4701-188b-4527-bf04-aa3599ab3e1f"/>
-            <w:jc w:val="left"/>
+            <w:pStyle w:val="SpireTableThStyle57247c50-495b-4fae-824c-23ec4621684f"/>
+            <w:jc w:val="center"/>
             <w:rPr>
               <w:vanish w:val="0"/>
             </w:rPr>
@@ -10646,7 +10641,7 @@
             <w:rPr>
               <w:rFonts w:ascii="&quot;times new roman&quot;" w:eastAsia="&quot;times new roman&quot;" w:hAnsi="&quot;times new roman&quot;" w:cs="&quot;times new roman&quot;"/>
               <w:b/>
-              <w:sz w:val="21"/>
+              <w:sz w:val="24"/>
             </w:rPr>
             <w:t xml:space="preserve">Prepared By</w:t>
           </w:r>
@@ -10663,17 +10658,17 @@
             <w:insideV w:val="single" w:sz="4" w:space="0" w:color="auto"/>
           </w:tcBorders>
           <w:tcMar>
-            <w:top w:w="75" w:type="dxa"/>
-            <w:left w:w="75" w:type="dxa"/>
-            <w:bottom w:w="75" w:type="dxa"/>
-            <w:right w:w="75" w:type="dxa"/>
+            <w:top w:w="16" w:type="dxa"/>
+            <w:left w:w="140" w:type="dxa"/>
+            <w:bottom w:w="16" w:type="dxa"/>
+            <w:right w:w="0" w:type="dxa"/>
           </w:tcMar>
           <w:vAlign w:val="top"/>
         </w:tcPr>
         <w:p>
           <w:pPr>
-            <w:pStyle w:val="SpireTableThStylee651c194-71be-4483-bfad-106b72612678"/>
-            <w:jc w:val="left"/>
+            <w:pStyle w:val="SpireTableThStyle78ea8cc0-127c-467c-82a0-acd754a42ee8"/>
+            <w:jc w:val="center"/>
             <w:rPr>
               <w:vanish w:val="0"/>
             </w:rPr>
@@ -10682,7 +10677,7 @@
             <w:rPr>
               <w:rFonts w:ascii="&quot;times new roman&quot;" w:eastAsia="&quot;times new roman&quot;" w:hAnsi="&quot;times new roman&quot;" w:cs="&quot;times new roman&quot;"/>
               <w:b/>
-              <w:sz w:val="21"/>
+              <w:sz w:val="24"/>
             </w:rPr>
             <w:t xml:space="preserve">Checked By</w:t>
           </w:r>
@@ -10699,17 +10694,17 @@
             <w:insideV w:val="single" w:sz="4" w:space="0" w:color="auto"/>
           </w:tcBorders>
           <w:tcMar>
-            <w:top w:w="75" w:type="dxa"/>
-            <w:left w:w="75" w:type="dxa"/>
-            <w:bottom w:w="75" w:type="dxa"/>
-            <w:right w:w="75" w:type="dxa"/>
+            <w:top w:w="16" w:type="dxa"/>
+            <w:left w:w="140" w:type="dxa"/>
+            <w:bottom w:w="16" w:type="dxa"/>
+            <w:right w:w="0" w:type="dxa"/>
           </w:tcMar>
           <w:vAlign w:val="top"/>
         </w:tcPr>
         <w:p>
           <w:pPr>
-            <w:pStyle w:val="SpireTableThStyle7c09a6f3-fc76-4c12-94a5-ff1fd3cd6391"/>
-            <w:jc w:val="left"/>
+            <w:pStyle w:val="SpireTableThStyle1349b3a3-57aa-4ec2-8965-ed168f1ab5df"/>
+            <w:jc w:val="center"/>
             <w:rPr>
               <w:vanish w:val="0"/>
             </w:rPr>
@@ -10718,7 +10713,7 @@
             <w:rPr>
               <w:rFonts w:ascii="&quot;times new roman&quot;" w:eastAsia="&quot;times new roman&quot;" w:hAnsi="&quot;times new roman&quot;" w:cs="&quot;times new roman&quot;"/>
               <w:b/>
-              <w:sz w:val="21"/>
+              <w:sz w:val="24"/>
             </w:rPr>
             <w:t xml:space="preserve">Approved By</w:t>
           </w:r>
@@ -10741,15 +10736,15 @@
             <w:insideV w:val="single" w:sz="4" w:space="0" w:color="auto"/>
           </w:tcBorders>
           <w:tcMar>
-            <w:top w:w="75" w:type="dxa"/>
-            <w:left w:w="75" w:type="dxa"/>
-            <w:bottom w:w="75" w:type="dxa"/>
-            <w:right w:w="75" w:type="dxa"/>
+            <w:top w:w="16" w:type="dxa"/>
+            <w:left w:w="140" w:type="dxa"/>
+            <w:bottom w:w="16" w:type="dxa"/>
+            <w:right w:w="0" w:type="dxa"/>
           </w:tcMar>
         </w:tcPr>
         <w:p>
           <w:pPr>
-            <w:pStyle w:val="SpireTableThStylef8f4f3f3-96a1-4b1c-8c3d-53a10253a537"/>
+            <w:pStyle w:val="SpireTableThStyleb74160e4-164a-4bdb-af11-2e3315db5247"/>
             <w:jc w:val="left"/>
             <w:rPr>
               <w:vanish w:val="0"/>
@@ -10759,7 +10754,7 @@
             <w:rPr>
               <w:rFonts w:ascii="&quot;times new roman&quot;" w:eastAsia="&quot;times new roman&quot;" w:hAnsi="&quot;times new roman&quot;" w:cs="&quot;times new roman&quot;"/>
               <w:b/>
-              <w:sz w:val="21"/>
+              <w:sz w:val="24"/>
             </w:rPr>
             <w:t xml:space="preserve">Date</w:t>
           </w:r>
@@ -10776,15 +10771,15 @@
             <w:insideV w:val="single" w:sz="4" w:space="0" w:color="auto"/>
           </w:tcBorders>
           <w:tcMar>
-            <w:top w:w="75" w:type="dxa"/>
-            <w:left w:w="75" w:type="dxa"/>
-            <w:bottom w:w="75" w:type="dxa"/>
-            <w:right w:w="75" w:type="dxa"/>
+            <w:top w:w="16" w:type="dxa"/>
+            <w:left w:w="140" w:type="dxa"/>
+            <w:bottom w:w="16" w:type="dxa"/>
+            <w:right w:w="0" w:type="dxa"/>
           </w:tcMar>
         </w:tcPr>
         <w:p>
           <w:pPr>
-            <w:jc w:val="left"/>
+            <w:jc w:val="center"/>
             <w:rPr>
               <w:vanish w:val="0"/>
             </w:rPr>
@@ -10793,9 +10788,9 @@
             <w:rPr>
               <w:rFonts w:ascii="&quot;times new roman&quot;" w:eastAsia="&quot;times new roman&quot;" w:hAnsi="&quot;times new roman&quot;" w:cs="&quot;times new roman&quot;"/>
               <w:b/>
-              <w:sz w:val="21"/>
+              <w:sz w:val="24"/>
             </w:rPr>
-            <w:t xml:space="preserve">14/09/2024</w:t>
+            <w:t xml:space="preserve">16/09/2024</w:t>
           </w:r>
         </w:p>
       </w:tc>
@@ -10810,15 +10805,15 @@
             <w:insideV w:val="single" w:sz="4" w:space="0" w:color="auto"/>
           </w:tcBorders>
           <w:tcMar>
-            <w:top w:w="75" w:type="dxa"/>
-            <w:left w:w="75" w:type="dxa"/>
-            <w:bottom w:w="75" w:type="dxa"/>
-            <w:right w:w="75" w:type="dxa"/>
+            <w:top w:w="16" w:type="dxa"/>
+            <w:left w:w="140" w:type="dxa"/>
+            <w:bottom w:w="16" w:type="dxa"/>
+            <w:right w:w="0" w:type="dxa"/>
           </w:tcMar>
         </w:tcPr>
         <w:p>
           <w:pPr>
-            <w:jc w:val="left"/>
+            <w:jc w:val="center"/>
             <w:rPr>
               <w:vanish w:val="0"/>
             </w:rPr>
@@ -10827,7 +10822,7 @@
             <w:rPr>
               <w:rFonts w:ascii="&quot;times new roman&quot;" w:eastAsia="&quot;times new roman&quot;" w:hAnsi="&quot;times new roman&quot;" w:cs="&quot;times new roman&quot;"/>
               <w:b/>
-              <w:sz w:val="21"/>
+              <w:sz w:val="24"/>
             </w:rPr>
             <w:t xml:space="preserve">---</w:t>
           </w:r>
@@ -10844,15 +10839,15 @@
             <w:insideV w:val="single" w:sz="4" w:space="0" w:color="auto"/>
           </w:tcBorders>
           <w:tcMar>
-            <w:top w:w="75" w:type="dxa"/>
-            <w:left w:w="75" w:type="dxa"/>
-            <w:bottom w:w="75" w:type="dxa"/>
-            <w:right w:w="75" w:type="dxa"/>
+            <w:top w:w="16" w:type="dxa"/>
+            <w:left w:w="140" w:type="dxa"/>
+            <w:bottom w:w="16" w:type="dxa"/>
+            <w:right w:w="0" w:type="dxa"/>
           </w:tcMar>
         </w:tcPr>
         <w:p>
           <w:pPr>
-            <w:jc w:val="left"/>
+            <w:jc w:val="center"/>
             <w:rPr>
               <w:vanish w:val="0"/>
             </w:rPr>
@@ -10861,9 +10856,9 @@
             <w:rPr>
               <w:rFonts w:ascii="&quot;times new roman&quot;" w:eastAsia="&quot;times new roman&quot;" w:hAnsi="&quot;times new roman&quot;" w:cs="&quot;times new roman&quot;"/>
               <w:b/>
-              <w:sz w:val="21"/>
+              <w:sz w:val="24"/>
             </w:rPr>
-            <w:t xml:space="preserve">14/09/2024</w:t>
+            <w:t xml:space="preserve">16/09/2024</w:t>
           </w:r>
         </w:p>
       </w:tc>
@@ -10884,15 +10879,15 @@
             <w:insideV w:val="single" w:sz="4" w:space="0" w:color="auto"/>
           </w:tcBorders>
           <w:tcMar>
-            <w:top w:w="75" w:type="dxa"/>
-            <w:left w:w="75" w:type="dxa"/>
-            <w:bottom w:w="75" w:type="dxa"/>
-            <w:right w:w="75" w:type="dxa"/>
+            <w:top w:w="16" w:type="dxa"/>
+            <w:left w:w="140" w:type="dxa"/>
+            <w:bottom w:w="16" w:type="dxa"/>
+            <w:right w:w="0" w:type="dxa"/>
           </w:tcMar>
         </w:tcPr>
         <w:p>
           <w:pPr>
-            <w:pStyle w:val="SpireTableThStyle2f3c2f67-45d1-4af5-8599-f8572be4f8a7"/>
+            <w:pStyle w:val="SpireTableThStyle8c685bca-0258-4110-99d4-33703147a4ab"/>
             <w:jc w:val="left"/>
             <w:rPr>
               <w:vanish w:val="0"/>
@@ -10902,7 +10897,7 @@
             <w:rPr>
               <w:rFonts w:ascii="&quot;times new roman&quot;" w:eastAsia="&quot;times new roman&quot;" w:hAnsi="&quot;times new roman&quot;" w:cs="&quot;times new roman&quot;"/>
               <w:b/>
-              <w:sz w:val="21"/>
+              <w:sz w:val="24"/>
             </w:rPr>
             <w:t xml:space="preserve">Name</w:t>
           </w:r>
@@ -10919,15 +10914,15 @@
             <w:insideV w:val="single" w:sz="4" w:space="0" w:color="auto"/>
           </w:tcBorders>
           <w:tcMar>
-            <w:top w:w="75" w:type="dxa"/>
-            <w:left w:w="75" w:type="dxa"/>
-            <w:bottom w:w="75" w:type="dxa"/>
-            <w:right w:w="75" w:type="dxa"/>
+            <w:top w:w="16" w:type="dxa"/>
+            <w:left w:w="140" w:type="dxa"/>
+            <w:bottom w:w="16" w:type="dxa"/>
+            <w:right w:w="0" w:type="dxa"/>
           </w:tcMar>
         </w:tcPr>
         <w:p>
           <w:pPr>
-            <w:jc w:val="left"/>
+            <w:jc w:val="center"/>
             <w:rPr>
               <w:vanish w:val="0"/>
             </w:rPr>
@@ -10936,7 +10931,7 @@
             <w:rPr>
               <w:rFonts w:ascii="&quot;times new roman&quot;" w:eastAsia="&quot;times new roman&quot;" w:hAnsi="&quot;times new roman&quot;" w:cs="&quot;times new roman&quot;"/>
               <w:b/>
-              <w:sz w:val="21"/>
+              <w:sz w:val="24"/>
             </w:rPr>
             <w:t xml:space="preserve">Initiator</w:t>
           </w:r>
@@ -10953,15 +10948,15 @@
             <w:insideV w:val="single" w:sz="4" w:space="0" w:color="auto"/>
           </w:tcBorders>
           <w:tcMar>
-            <w:top w:w="75" w:type="dxa"/>
-            <w:left w:w="75" w:type="dxa"/>
-            <w:bottom w:w="75" w:type="dxa"/>
-            <w:right w:w="75" w:type="dxa"/>
+            <w:top w:w="16" w:type="dxa"/>
+            <w:left w:w="140" w:type="dxa"/>
+            <w:bottom w:w="16" w:type="dxa"/>
+            <w:right w:w="0" w:type="dxa"/>
           </w:tcMar>
         </w:tcPr>
         <w:p>
           <w:pPr>
-            <w:jc w:val="left"/>
+            <w:jc w:val="center"/>
             <w:rPr>
               <w:vanish w:val="0"/>
             </w:rPr>
@@ -10970,7 +10965,7 @@
             <w:rPr>
               <w:rFonts w:ascii="&quot;times new roman&quot;" w:eastAsia="&quot;times new roman&quot;" w:hAnsi="&quot;times new roman&quot;" w:cs="&quot;times new roman&quot;"/>
               <w:b/>
-              <w:sz w:val="21"/>
+              <w:sz w:val="24"/>
             </w:rPr>
             <w:t xml:space="preserve">---</w:t>
           </w:r>
@@ -10987,15 +10982,15 @@
             <w:insideV w:val="single" w:sz="4" w:space="0" w:color="auto"/>
           </w:tcBorders>
           <w:tcMar>
-            <w:top w:w="75" w:type="dxa"/>
-            <w:left w:w="75" w:type="dxa"/>
-            <w:bottom w:w="75" w:type="dxa"/>
-            <w:right w:w="75" w:type="dxa"/>
+            <w:top w:w="16" w:type="dxa"/>
+            <w:left w:w="140" w:type="dxa"/>
+            <w:bottom w:w="16" w:type="dxa"/>
+            <w:right w:w="0" w:type="dxa"/>
           </w:tcMar>
         </w:tcPr>
         <w:p>
           <w:pPr>
-            <w:jc w:val="left"/>
+            <w:jc w:val="center"/>
             <w:rPr>
               <w:vanish w:val="0"/>
             </w:rPr>
@@ -11004,7 +10999,7 @@
             <w:rPr>
               <w:rFonts w:ascii="&quot;times new roman&quot;" w:eastAsia="&quot;times new roman&quot;" w:hAnsi="&quot;times new roman&quot;" w:cs="&quot;times new roman&quot;"/>
               <w:b/>
-              <w:sz w:val="21"/>
+              <w:sz w:val="24"/>
             </w:rPr>
             <w:t xml:space="preserve">Approver</w:t>
           </w:r>
@@ -11027,15 +11022,15 @@
             <w:insideV w:val="single" w:sz="4" w:space="0" w:color="auto"/>
           </w:tcBorders>
           <w:tcMar>
-            <w:top w:w="75" w:type="dxa"/>
-            <w:left w:w="75" w:type="dxa"/>
-            <w:bottom w:w="75" w:type="dxa"/>
-            <w:right w:w="75" w:type="dxa"/>
+            <w:top w:w="16" w:type="dxa"/>
+            <w:left w:w="140" w:type="dxa"/>
+            <w:bottom w:w="16" w:type="dxa"/>
+            <w:right w:w="0" w:type="dxa"/>
           </w:tcMar>
         </w:tcPr>
         <w:p>
           <w:pPr>
-            <w:pStyle w:val="SpireTableThStyle6e4413a3-dd26-4997-93e0-36d6e5596f9b"/>
+            <w:pStyle w:val="SpireTableThStyle5c0fc8d8-3484-462c-b770-ea2d18f3fd3f"/>
             <w:jc w:val="left"/>
             <w:rPr>
               <w:vanish w:val="0"/>
@@ -11045,7 +11040,7 @@
             <w:rPr>
               <w:rFonts w:ascii="&quot;times new roman&quot;" w:eastAsia="&quot;times new roman&quot;" w:hAnsi="&quot;times new roman&quot;" w:cs="&quot;times new roman&quot;"/>
               <w:b/>
-              <w:sz w:val="21"/>
+              <w:sz w:val="24"/>
             </w:rPr>
             <w:t xml:space="preserve">Designation</w:t>
           </w:r>
@@ -11062,15 +11057,15 @@
             <w:insideV w:val="single" w:sz="4" w:space="0" w:color="auto"/>
           </w:tcBorders>
           <w:tcMar>
-            <w:top w:w="75" w:type="dxa"/>
-            <w:left w:w="75" w:type="dxa"/>
-            <w:bottom w:w="75" w:type="dxa"/>
-            <w:right w:w="75" w:type="dxa"/>
+            <w:top w:w="16" w:type="dxa"/>
+            <w:left w:w="140" w:type="dxa"/>
+            <w:bottom w:w="16" w:type="dxa"/>
+            <w:right w:w="0" w:type="dxa"/>
           </w:tcMar>
         </w:tcPr>
         <w:p>
           <w:pPr>
-            <w:jc w:val="left"/>
+            <w:jc w:val="center"/>
             <w:rPr>
               <w:vanish w:val="0"/>
             </w:rPr>
@@ -11079,7 +11074,7 @@
             <w:rPr>
               <w:rFonts w:ascii="&quot;times new roman&quot;" w:eastAsia="&quot;times new roman&quot;" w:hAnsi="&quot;times new roman&quot;" w:cs="&quot;times new roman&quot;"/>
               <w:b/>
-              <w:sz w:val="21"/>
+              <w:sz w:val="24"/>
             </w:rPr>
             <w:t xml:space="preserve">Initiator</w:t>
           </w:r>
@@ -11096,15 +11091,15 @@
             <w:insideV w:val="single" w:sz="4" w:space="0" w:color="auto"/>
           </w:tcBorders>
           <w:tcMar>
-            <w:top w:w="75" w:type="dxa"/>
-            <w:left w:w="75" w:type="dxa"/>
-            <w:bottom w:w="75" w:type="dxa"/>
-            <w:right w:w="75" w:type="dxa"/>
+            <w:top w:w="16" w:type="dxa"/>
+            <w:left w:w="140" w:type="dxa"/>
+            <w:bottom w:w="16" w:type="dxa"/>
+            <w:right w:w="0" w:type="dxa"/>
           </w:tcMar>
         </w:tcPr>
         <w:p>
           <w:pPr>
-            <w:jc w:val="left"/>
+            <w:jc w:val="center"/>
             <w:rPr>
               <w:vanish w:val="0"/>
             </w:rPr>
@@ -11113,7 +11108,7 @@
             <w:rPr>
               <w:rFonts w:ascii="&quot;times new roman&quot;" w:eastAsia="&quot;times new roman&quot;" w:hAnsi="&quot;times new roman&quot;" w:cs="&quot;times new roman&quot;"/>
               <w:b/>
-              <w:sz w:val="21"/>
+              <w:sz w:val="24"/>
             </w:rPr>
             <w:t xml:space="preserve">---</w:t>
           </w:r>
@@ -11130,15 +11125,15 @@
             <w:insideV w:val="single" w:sz="4" w:space="0" w:color="auto"/>
           </w:tcBorders>
           <w:tcMar>
-            <w:top w:w="75" w:type="dxa"/>
-            <w:left w:w="75" w:type="dxa"/>
-            <w:bottom w:w="75" w:type="dxa"/>
-            <w:right w:w="75" w:type="dxa"/>
+            <w:top w:w="16" w:type="dxa"/>
+            <w:left w:w="140" w:type="dxa"/>
+            <w:bottom w:w="16" w:type="dxa"/>
+            <w:right w:w="0" w:type="dxa"/>
           </w:tcMar>
         </w:tcPr>
         <w:p>
           <w:pPr>
-            <w:jc w:val="left"/>
+            <w:jc w:val="center"/>
             <w:rPr>
               <w:vanish w:val="0"/>
             </w:rPr>
@@ -11147,7 +11142,7 @@
             <w:rPr>
               <w:rFonts w:ascii="&quot;times new roman&quot;" w:eastAsia="&quot;times new roman&quot;" w:hAnsi="&quot;times new roman&quot;" w:cs="&quot;times new roman&quot;"/>
               <w:b/>
-              <w:sz w:val="21"/>
+              <w:sz w:val="24"/>
             </w:rPr>
             <w:t xml:space="preserve">Approver</w:t>
           </w:r>
@@ -11170,15 +11165,15 @@
             <w:insideV w:val="single" w:sz="4" w:space="0" w:color="auto"/>
           </w:tcBorders>
           <w:tcMar>
-            <w:top w:w="75" w:type="dxa"/>
-            <w:left w:w="75" w:type="dxa"/>
-            <w:bottom w:w="75" w:type="dxa"/>
-            <w:right w:w="75" w:type="dxa"/>
+            <w:top w:w="16" w:type="dxa"/>
+            <w:left w:w="140" w:type="dxa"/>
+            <w:bottom w:w="16" w:type="dxa"/>
+            <w:right w:w="0" w:type="dxa"/>
           </w:tcMar>
         </w:tcPr>
         <w:p>
           <w:pPr>
-            <w:pStyle w:val="SpireTableThStyled7eb7b53-8881-4400-b562-5ae70a7172cd"/>
+            <w:pStyle w:val="SpireTableThStylec583315a-e7d0-4bda-b2b3-b6c05bf383cf"/>
             <w:jc w:val="left"/>
             <w:rPr>
               <w:vanish w:val="0"/>
@@ -11188,7 +11183,7 @@
             <w:rPr>
               <w:rFonts w:ascii="&quot;times new roman&quot;" w:eastAsia="&quot;times new roman&quot;" w:hAnsi="&quot;times new roman&quot;" w:cs="&quot;times new roman&quot;"/>
               <w:b/>
-              <w:sz w:val="21"/>
+              <w:sz w:val="24"/>
             </w:rPr>
             <w:t xml:space="preserve">Department</w:t>
           </w:r>
@@ -11205,15 +11200,15 @@
             <w:insideV w:val="single" w:sz="4" w:space="0" w:color="auto"/>
           </w:tcBorders>
           <w:tcMar>
-            <w:top w:w="75" w:type="dxa"/>
-            <w:left w:w="75" w:type="dxa"/>
-            <w:bottom w:w="75" w:type="dxa"/>
-            <w:right w:w="75" w:type="dxa"/>
+            <w:top w:w="16" w:type="dxa"/>
+            <w:left w:w="140" w:type="dxa"/>
+            <w:bottom w:w="16" w:type="dxa"/>
+            <w:right w:w="0" w:type="dxa"/>
           </w:tcMar>
         </w:tcPr>
         <w:p>
           <w:pPr>
-            <w:jc w:val="left"/>
+            <w:jc w:val="center"/>
             <w:rPr>
               <w:vanish w:val="0"/>
             </w:rPr>
@@ -11222,7 +11217,7 @@
             <w:rPr>
               <w:rFonts w:ascii="&quot;times new roman&quot;" w:eastAsia="&quot;times new roman&quot;" w:hAnsi="&quot;times new roman&quot;" w:cs="&quot;times new roman&quot;"/>
               <w:b/>
-              <w:sz w:val="21"/>
+              <w:sz w:val="24"/>
             </w:rPr>
             <w:t xml:space="preserve">PRODUCTION</w:t>
           </w:r>
@@ -11239,15 +11234,15 @@
             <w:insideV w:val="single" w:sz="4" w:space="0" w:color="auto"/>
           </w:tcBorders>
           <w:tcMar>
-            <w:top w:w="75" w:type="dxa"/>
-            <w:left w:w="75" w:type="dxa"/>
-            <w:bottom w:w="75" w:type="dxa"/>
-            <w:right w:w="75" w:type="dxa"/>
+            <w:top w:w="16" w:type="dxa"/>
+            <w:left w:w="140" w:type="dxa"/>
+            <w:bottom w:w="16" w:type="dxa"/>
+            <w:right w:w="0" w:type="dxa"/>
           </w:tcMar>
         </w:tcPr>
         <w:p>
           <w:pPr>
-            <w:jc w:val="left"/>
+            <w:jc w:val="center"/>
             <w:rPr>
               <w:vanish w:val="0"/>
             </w:rPr>
@@ -11256,7 +11251,7 @@
             <w:rPr>
               <w:rFonts w:ascii="&quot;times new roman&quot;" w:eastAsia="&quot;times new roman&quot;" w:hAnsi="&quot;times new roman&quot;" w:cs="&quot;times new roman&quot;"/>
               <w:b/>
-              <w:sz w:val="21"/>
+              <w:sz w:val="24"/>
             </w:rPr>
             <w:t xml:space="preserve">---</w:t>
           </w:r>
@@ -11273,15 +11268,15 @@
             <w:insideV w:val="single" w:sz="4" w:space="0" w:color="auto"/>
           </w:tcBorders>
           <w:tcMar>
-            <w:top w:w="75" w:type="dxa"/>
-            <w:left w:w="75" w:type="dxa"/>
-            <w:bottom w:w="75" w:type="dxa"/>
-            <w:right w:w="75" w:type="dxa"/>
+            <w:top w:w="16" w:type="dxa"/>
+            <w:left w:w="140" w:type="dxa"/>
+            <w:bottom w:w="16" w:type="dxa"/>
+            <w:right w:w="0" w:type="dxa"/>
           </w:tcMar>
         </w:tcPr>
         <w:p>
           <w:pPr>
-            <w:jc w:val="left"/>
+            <w:jc w:val="center"/>
             <w:rPr>
               <w:vanish w:val="0"/>
             </w:rPr>
@@ -11290,7 +11285,7 @@
             <w:rPr>
               <w:rFonts w:ascii="&quot;times new roman&quot;" w:eastAsia="&quot;times new roman&quot;" w:hAnsi="&quot;times new roman&quot;" w:cs="&quot;times new roman&quot;"/>
               <w:b/>
-              <w:sz w:val="21"/>
+              <w:sz w:val="24"/>
             </w:rPr>
             <w:t xml:space="preserve">PRODUCTION</w:t>
           </w:r>
@@ -11341,10 +11336,10 @@
             <w:insideV w:val="single" w:sz="4" w:space="0" w:color="auto"/>
           </w:tcBorders>
           <w:tcMar>
-            <w:top w:w="75" w:type="dxa"/>
-            <w:left w:w="75" w:type="dxa"/>
-            <w:bottom w:w="75" w:type="dxa"/>
-            <w:right w:w="75" w:type="dxa"/>
+            <w:top w:w="16" w:type="dxa"/>
+            <w:left w:w="140" w:type="dxa"/>
+            <w:bottom w:w="16" w:type="dxa"/>
+            <w:right w:w="0" w:type="dxa"/>
           </w:tcMar>
           <w:vAlign w:val="top"/>
         </w:tcPr>
@@ -11361,7 +11356,7 @@
               <w:b/>
               <w:sz w:val="14"/>
             </w:rPr>
-            <w:t xml:space="preserve">Format No : APD/QAD/SOP/sop1409</w:t>
+            <w:t xml:space="preserve">Format No : sdsdstpppp</w:t>
           </w:r>
         </w:p>
       </w:tc>
@@ -11478,10 +11473,10 @@
       <w:tblLook w:firstRow="0" w:lastRow="0" w:firstColumn="0" w:lastColumn="0" w:noHBand="1" w:noVBand="1"/>
     </w:tblPr>
     <w:tblGrid>
-      <w:gridCol w:w="1680"/>
-      <w:gridCol w:w="3733"/>
-      <w:gridCol w:w="2257"/>
-      <w:gridCol w:w="2761"/>
+      <w:gridCol w:w="2270"/>
+      <w:gridCol w:w="4336"/>
+      <w:gridCol w:w="2053"/>
+      <w:gridCol w:w="1773"/>
     </w:tblGrid>
     <w:tr>
       <w:trPr>
@@ -11500,16 +11495,16 @@
             <w:insideV w:val="single" w:sz="4" w:space="0" w:color="auto"/>
           </w:tcBorders>
           <w:tcMar>
-            <w:top w:w="75" w:type="dxa"/>
-            <w:left w:w="75" w:type="dxa"/>
-            <w:bottom w:w="75" w:type="dxa"/>
-            <w:right w:w="75" w:type="dxa"/>
+            <w:top w:w="16" w:type="dxa"/>
+            <w:left w:w="140" w:type="dxa"/>
+            <w:bottom w:w="16" w:type="dxa"/>
+            <w:right w:w="0" w:type="dxa"/>
           </w:tcMar>
           <w:vAlign w:val="top"/>
         </w:tcPr>
         <w:p>
           <w:pPr>
-            <w:pStyle w:val="SpireTableThStyle235a97f9-f38e-4783-b6a9-fe7f2817de2b"/>
+            <w:pStyle w:val="SpireTableThStyle89dd56ad-5791-40a9-a34d-7d19d343b5d4"/>
             <w:jc w:val="left"/>
             <w:rPr>
               <w:vanish w:val="0"/>
@@ -11536,7 +11531,7 @@
                 <v:path o:extrusionok="f" gradientshapeok="t" o:connecttype="rect"/>
                 <o:lock v:ext="edit" aspectratio="t"/>
               </v:shapetype>
-              <v:shape id="_x0000_i2049" type="#_x0000_t75" style="width:75pt;height:60pt">
+              <v:shape id="_x0000_i2049" type="#_x0000_t75" style="width:105pt;height:60pt">
                 <v:imagedata r:id="rId1" o:title=""/>
               </v:shape>
             </w:pict>
@@ -11555,16 +11550,16 @@
             <w:insideV w:val="single" w:sz="4" w:space="0" w:color="auto"/>
           </w:tcBorders>
           <w:tcMar>
-            <w:top w:w="75" w:type="dxa"/>
-            <w:left w:w="75" w:type="dxa"/>
-            <w:bottom w:w="75" w:type="dxa"/>
-            <w:right w:w="75" w:type="dxa"/>
+            <w:top w:w="16" w:type="dxa"/>
+            <w:left w:w="140" w:type="dxa"/>
+            <w:bottom w:w="16" w:type="dxa"/>
+            <w:right w:w="0" w:type="dxa"/>
           </w:tcMar>
           <w:vAlign w:val="top"/>
         </w:tcPr>
         <w:p>
           <w:pPr>
-            <w:pStyle w:val="SpireTableThStyle922bbfe3-6aa1-45c1-8c6b-993db7862ec6"/>
+            <w:pStyle w:val="SpireTableThStyle597fb399-6441-4f4d-ac97-a5b9b9446f09"/>
             <w:jc w:val="center"/>
             <w:rPr>
               <w:vanish w:val="0"/>
@@ -11574,7 +11569,7 @@
             <w:rPr>
               <w:rFonts w:ascii="&quot;times new roman&quot;" w:eastAsia="&quot;times new roman&quot;" w:hAnsi="&quot;times new roman&quot;" w:cs="&quot;times new roman&quot;"/>
               <w:b/>
-              <w:sz w:val="21"/>
+              <w:sz w:val="28"/>
             </w:rPr>
             <w:t xml:space="preserve">ACCENT PHARMACEUTICALS &amp; DIAGNOSTICS</w:t>
           </w:r>
@@ -11582,7 +11577,7 @@
             <w:rPr>
               <w:rFonts w:ascii="&quot;times new roman&quot;" w:eastAsia="&quot;times new roman&quot;" w:hAnsi="&quot;times new roman&quot;" w:cs="&quot;times new roman&quot;"/>
               <w:b/>
-              <w:sz w:val="21"/>
+              <w:sz w:val="28"/>
             </w:rPr>
             <w:br/>
           </w:r>
@@ -11590,7 +11585,7 @@
             <w:rPr>
               <w:rFonts w:ascii="&quot;times new roman&quot;" w:eastAsia="&quot;times new roman&quot;" w:hAnsi="&quot;times new roman&quot;" w:cs="&quot;times new roman&quot;"/>
               <w:b/>
-              <w:sz w:val="21"/>
+              <w:sz w:val="28"/>
             </w:rPr>
             <w:t xml:space="preserve">FOREST ROAD SOLAN, H.P. (INDIA)</w:t>
           </w:r>
@@ -11598,7 +11593,7 @@
             <w:rPr>
               <w:rFonts w:ascii="&quot;times new roman&quot;" w:eastAsia="&quot;times new roman&quot;" w:hAnsi="&quot;times new roman&quot;" w:cs="&quot;times new roman&quot;"/>
               <w:b/>
-              <w:sz w:val="21"/>
+              <w:sz w:val="28"/>
             </w:rPr>
             <w:br/>
           </w:r>
@@ -11606,15 +11601,15 @@
             <w:rPr>
               <w:rFonts w:ascii="&quot;times new roman&quot;" w:eastAsia="&quot;times new roman&quot;" w:hAnsi="&quot;times new roman&quot;" w:cs="&quot;times new roman&quot;"/>
               <w:b/>
-              <w:sz w:val="21"/>
+              <w:sz w:val="28"/>
             </w:rPr>
-            <w:t xml:space="preserve">Quality Assurance</w:t>
+            <w:t xml:space="preserve">Quality Control</w:t>
           </w:r>
           <w:r>
             <w:rPr>
               <w:rFonts w:ascii="&quot;times new roman&quot;" w:eastAsia="&quot;times new roman&quot;" w:hAnsi="&quot;times new roman&quot;" w:cs="&quot;times new roman&quot;"/>
               <w:b/>
-              <w:sz w:val="21"/>
+              <w:sz w:val="28"/>
             </w:rPr>
             <w:br/>
           </w:r>
@@ -11622,58 +11617,9 @@
             <w:rPr>
               <w:rFonts w:ascii="&quot;times new roman&quot;" w:eastAsia="&quot;times new roman&quot;" w:hAnsi="&quot;times new roman&quot;" w:cs="&quot;times new roman&quot;"/>
               <w:b/>
-              <w:sz w:val="21"/>
+              <w:sz w:val="28"/>
             </w:rPr>
-            <w:t xml:space="preserve">STANDARD OPERATING PROCEDURE</w:t>
-          </w:r>
-        </w:p>
-      </w:tc>
-    </w:tr>
-    <w:tr>
-      <w:trPr>
-        <w:trHeight w:hRule="auto" w:val="0"/>
-        <w:jc w:val="left"/>
-      </w:trPr>
-      <w:tc>
-        <w:tcPr>
-          <w:gridSpan w:val="4"/>
-          <w:tcBorders>
-            <w:top w:val="single" w:sz="6" w:space="0" w:color="auto"/>
-            <w:left w:val="single" w:sz="6" w:space="0" w:color="auto"/>
-            <w:bottom w:val="single" w:sz="6" w:space="0" w:color="auto"/>
-            <w:right w:val="single" w:sz="6" w:space="0" w:color="auto"/>
-            <w:insideH w:val="single" w:sz="4" w:space="0" w:color="auto"/>
-            <w:insideV w:val="single" w:sz="4" w:space="0" w:color="auto"/>
-          </w:tcBorders>
-          <w:tcMar>
-            <w:top w:w="75" w:type="dxa"/>
-            <w:left w:w="75" w:type="dxa"/>
-            <w:bottom w:w="75" w:type="dxa"/>
-            <w:right w:w="75" w:type="dxa"/>
-          </w:tcMar>
-        </w:tcPr>
-        <w:p>
-          <w:pPr>
-            <w:jc w:val="left"/>
-            <w:rPr>
-              <w:vanish w:val="0"/>
-            </w:rPr>
-          </w:pPr>
-          <w:r>
-            <w:rPr>
-              <w:rFonts w:ascii="&quot;times new roman&quot;" w:eastAsia="&quot;times new roman&quot;" w:hAnsi="&quot;times new roman&quot;" w:cs="&quot;times new roman&quot;"/>
-              <w:b/>
-              <w:sz w:val="18"/>
-            </w:rPr>
-            <w:t xml:space="preserve">Title:</w:t>
-          </w:r>
-          <w:r>
-            <w:rPr>
-              <w:rFonts w:ascii="&quot;times new roman&quot;" w:eastAsia="&quot;times new roman&quot;" w:hAnsi="&quot;times new roman&quot;" w:cs="&quot;times new roman&quot;"/>
-              <w:b/>
-              <w:sz w:val="18"/>
-            </w:rPr>
-            <w:t xml:space="preserve"> 1409 Title</w:t>
+            <w:t xml:space="preserve">STANDARD TESTING PROCEDURE</w:t>
           </w:r>
         </w:p>
       </w:tc>
@@ -11694,10 +11640,10 @@
             <w:insideV w:val="single" w:sz="4" w:space="0" w:color="auto"/>
           </w:tcBorders>
           <w:tcMar>
-            <w:top w:w="75" w:type="dxa"/>
-            <w:left w:w="75" w:type="dxa"/>
-            <w:bottom w:w="75" w:type="dxa"/>
-            <w:right w:w="75" w:type="dxa"/>
+            <w:top w:w="16" w:type="dxa"/>
+            <w:left w:w="140" w:type="dxa"/>
+            <w:bottom w:w="16" w:type="dxa"/>
+            <w:right w:w="0" w:type="dxa"/>
           </w:tcMar>
         </w:tcPr>
         <w:p>
@@ -11711,9 +11657,84 @@
             <w:rPr>
               <w:rFonts w:ascii="&quot;times new roman&quot;" w:eastAsia="&quot;times new roman&quot;" w:hAnsi="&quot;times new roman&quot;" w:cs="&quot;times new roman&quot;"/>
               <w:b/>
-              <w:sz w:val="21"/>
+              <w:sz w:val="24"/>
             </w:rPr>
-            <w:t xml:space="preserve">SOP No.</w:t>
+            <w:t xml:space="preserve">Generic Name</w:t>
+          </w:r>
+        </w:p>
+      </w:tc>
+      <w:tc>
+        <w:tcPr>
+          <w:gridSpan w:val="3"/>
+          <w:tcBorders>
+            <w:top w:val="single" w:sz="6" w:space="0" w:color="auto"/>
+            <w:left w:val="single" w:sz="6" w:space="0" w:color="auto"/>
+            <w:bottom w:val="single" w:sz="6" w:space="0" w:color="auto"/>
+            <w:right w:val="single" w:sz="6" w:space="0" w:color="auto"/>
+            <w:insideH w:val="single" w:sz="4" w:space="0" w:color="auto"/>
+            <w:insideV w:val="single" w:sz="4" w:space="0" w:color="auto"/>
+          </w:tcBorders>
+          <w:tcMar>
+            <w:top w:w="16" w:type="dxa"/>
+            <w:left w:w="140" w:type="dxa"/>
+            <w:bottom w:w="16" w:type="dxa"/>
+            <w:right w:w="0" w:type="dxa"/>
+          </w:tcMar>
+        </w:tcPr>
+        <w:p>
+          <w:pPr>
+            <w:jc w:val="left"/>
+            <w:rPr>
+              <w:vanish w:val="0"/>
+            </w:rPr>
+          </w:pPr>
+          <w:r>
+            <w:rPr>
+              <w:rFonts w:ascii="&quot;times new roman&quot;" w:eastAsia="&quot;times new roman&quot;" w:hAnsi="&quot;times new roman&quot;" w:cs="&quot;times new roman&quot;"/>
+              <w:b/>
+              <w:sz w:val="24"/>
+            </w:rPr>
+            <w:t xml:space="preserve">stp titleee</w:t>
+          </w:r>
+        </w:p>
+      </w:tc>
+    </w:tr>
+    <w:tr>
+      <w:trPr>
+        <w:trHeight w:hRule="auto" w:val="0"/>
+        <w:jc w:val="left"/>
+      </w:trPr>
+      <w:tc>
+        <w:tcPr>
+          <w:tcBorders>
+            <w:top w:val="single" w:sz="6" w:space="0" w:color="auto"/>
+            <w:left w:val="single" w:sz="6" w:space="0" w:color="auto"/>
+            <w:bottom w:val="single" w:sz="6" w:space="0" w:color="auto"/>
+            <w:right w:val="single" w:sz="6" w:space="0" w:color="auto"/>
+            <w:insideH w:val="single" w:sz="4" w:space="0" w:color="auto"/>
+            <w:insideV w:val="single" w:sz="4" w:space="0" w:color="auto"/>
+          </w:tcBorders>
+          <w:tcMar>
+            <w:top w:w="16" w:type="dxa"/>
+            <w:left w:w="140" w:type="dxa"/>
+            <w:bottom w:w="16" w:type="dxa"/>
+            <w:right w:w="0" w:type="dxa"/>
+          </w:tcMar>
+        </w:tcPr>
+        <w:p>
+          <w:pPr>
+            <w:jc w:val="left"/>
+            <w:rPr>
+              <w:vanish w:val="0"/>
+            </w:rPr>
+          </w:pPr>
+          <w:r>
+            <w:rPr>
+              <w:rFonts w:ascii="&quot;times new roman&quot;" w:eastAsia="&quot;times new roman&quot;" w:hAnsi="&quot;times new roman&quot;" w:cs="&quot;times new roman&quot;"/>
+              <w:b/>
+              <w:sz w:val="24"/>
+            </w:rPr>
+            <w:t xml:space="preserve">STP No.</w:t>
           </w:r>
         </w:p>
       </w:tc>
@@ -11728,10 +11749,10 @@
             <w:insideV w:val="single" w:sz="4" w:space="0" w:color="auto"/>
           </w:tcBorders>
           <w:tcMar>
-            <w:top w:w="75" w:type="dxa"/>
-            <w:left w:w="75" w:type="dxa"/>
-            <w:bottom w:w="75" w:type="dxa"/>
-            <w:right w:w="75" w:type="dxa"/>
+            <w:top w:w="16" w:type="dxa"/>
+            <w:left w:w="140" w:type="dxa"/>
+            <w:bottom w:w="16" w:type="dxa"/>
+            <w:right w:w="0" w:type="dxa"/>
           </w:tcMar>
         </w:tcPr>
         <w:p>
@@ -11745,9 +11766,9 @@
             <w:rPr>
               <w:rFonts w:ascii="&quot;times new roman&quot;" w:eastAsia="&quot;times new roman&quot;" w:hAnsi="&quot;times new roman&quot;" w:cs="&quot;times new roman&quot;"/>
               <w:b/>
-              <w:sz w:val="18"/>
+              <w:sz w:val="24"/>
             </w:rPr>
-            <w:t xml:space="preserve">APD/QAD/SOP-SOP1409</w:t>
+            <w:t xml:space="preserve">APD/QAD/SOP-01F1stpppp</w:t>
           </w:r>
         </w:p>
       </w:tc>
@@ -11762,10 +11783,10 @@
             <w:insideV w:val="single" w:sz="4" w:space="0" w:color="auto"/>
           </w:tcBorders>
           <w:tcMar>
-            <w:top w:w="75" w:type="dxa"/>
-            <w:left w:w="75" w:type="dxa"/>
-            <w:bottom w:w="75" w:type="dxa"/>
-            <w:right w:w="75" w:type="dxa"/>
+            <w:top w:w="16" w:type="dxa"/>
+            <w:left w:w="140" w:type="dxa"/>
+            <w:bottom w:w="16" w:type="dxa"/>
+            <w:right w:w="0" w:type="dxa"/>
           </w:tcMar>
         </w:tcPr>
         <w:p>
@@ -11779,7 +11800,7 @@
             <w:rPr>
               <w:rFonts w:ascii="&quot;times new roman&quot;" w:eastAsia="&quot;times new roman&quot;" w:hAnsi="&quot;times new roman&quot;" w:cs="&quot;times new roman&quot;"/>
               <w:b/>
-              <w:sz w:val="21"/>
+              <w:sz w:val="24"/>
             </w:rPr>
             <w:t xml:space="preserve">Revision No.</w:t>
           </w:r>
@@ -11796,10 +11817,10 @@
             <w:insideV w:val="single" w:sz="4" w:space="0" w:color="auto"/>
           </w:tcBorders>
           <w:tcMar>
-            <w:top w:w="75" w:type="dxa"/>
-            <w:left w:w="75" w:type="dxa"/>
-            <w:bottom w:w="75" w:type="dxa"/>
-            <w:right w:w="75" w:type="dxa"/>
+            <w:top w:w="16" w:type="dxa"/>
+            <w:left w:w="140" w:type="dxa"/>
+            <w:bottom w:w="16" w:type="dxa"/>
+            <w:right w:w="0" w:type="dxa"/>
           </w:tcMar>
         </w:tcPr>
         <w:p>
@@ -11813,7 +11834,7 @@
             <w:rPr>
               <w:rFonts w:ascii="&quot;times new roman&quot;" w:eastAsia="&quot;times new roman&quot;" w:hAnsi="&quot;times new roman&quot;" w:cs="&quot;times new roman&quot;"/>
               <w:b/>
-              <w:sz w:val="18"/>
+              <w:sz w:val="24"/>
             </w:rPr>
             <w:t xml:space="preserve">00</w:t>
           </w:r>
@@ -11836,10 +11857,10 @@
             <w:insideV w:val="single" w:sz="4" w:space="0" w:color="auto"/>
           </w:tcBorders>
           <w:tcMar>
-            <w:top w:w="75" w:type="dxa"/>
-            <w:left w:w="75" w:type="dxa"/>
-            <w:bottom w:w="75" w:type="dxa"/>
-            <w:right w:w="75" w:type="dxa"/>
+            <w:top w:w="16" w:type="dxa"/>
+            <w:left w:w="140" w:type="dxa"/>
+            <w:bottom w:w="16" w:type="dxa"/>
+            <w:right w:w="0" w:type="dxa"/>
           </w:tcMar>
         </w:tcPr>
         <w:p>
@@ -11853,9 +11874,9 @@
             <w:rPr>
               <w:rFonts w:ascii="&quot;times new roman&quot;" w:eastAsia="&quot;times new roman&quot;" w:hAnsi="&quot;times new roman&quot;" w:cs="&quot;times new roman&quot;"/>
               <w:b/>
-              <w:sz w:val="21"/>
+              <w:sz w:val="24"/>
             </w:rPr>
-            <w:t xml:space="preserve">Supersedes</w:t>
+            <w:t xml:space="preserve">Supersedes No.</w:t>
           </w:r>
         </w:p>
       </w:tc>
@@ -11870,10 +11891,10 @@
             <w:insideV w:val="single" w:sz="4" w:space="0" w:color="auto"/>
           </w:tcBorders>
           <w:tcMar>
-            <w:top w:w="75" w:type="dxa"/>
-            <w:left w:w="75" w:type="dxa"/>
-            <w:bottom w:w="75" w:type="dxa"/>
-            <w:right w:w="75" w:type="dxa"/>
+            <w:top w:w="16" w:type="dxa"/>
+            <w:left w:w="140" w:type="dxa"/>
+            <w:bottom w:w="16" w:type="dxa"/>
+            <w:right w:w="0" w:type="dxa"/>
           </w:tcMar>
         </w:tcPr>
         <w:p>
@@ -11887,7 +11908,7 @@
             <w:rPr>
               <w:rFonts w:ascii="&quot;times new roman&quot;" w:eastAsia="&quot;times new roman&quot;" w:hAnsi="&quot;times new roman&quot;" w:cs="&quot;times new roman&quot;"/>
               <w:b/>
-              <w:sz w:val="18"/>
+              <w:sz w:val="24"/>
             </w:rPr>
             <w:t xml:space="preserve">01</w:t>
           </w:r>
@@ -11904,10 +11925,10 @@
             <w:insideV w:val="single" w:sz="4" w:space="0" w:color="auto"/>
           </w:tcBorders>
           <w:tcMar>
-            <w:top w:w="75" w:type="dxa"/>
-            <w:left w:w="75" w:type="dxa"/>
-            <w:bottom w:w="75" w:type="dxa"/>
-            <w:right w:w="75" w:type="dxa"/>
+            <w:top w:w="16" w:type="dxa"/>
+            <w:left w:w="140" w:type="dxa"/>
+            <w:bottom w:w="16" w:type="dxa"/>
+            <w:right w:w="0" w:type="dxa"/>
           </w:tcMar>
         </w:tcPr>
         <w:p>
@@ -11921,9 +11942,9 @@
             <w:rPr>
               <w:rFonts w:ascii="&quot;times new roman&quot;" w:eastAsia="&quot;times new roman&quot;" w:hAnsi="&quot;times new roman&quot;" w:cs="&quot;times new roman&quot;"/>
               <w:b/>
-              <w:sz w:val="21"/>
+              <w:sz w:val="24"/>
             </w:rPr>
-            <w:t xml:space="preserve">Department</w:t>
+            <w:t xml:space="preserve">Reference</w:t>
           </w:r>
         </w:p>
       </w:tc>
@@ -11938,10 +11959,10 @@
             <w:insideV w:val="single" w:sz="4" w:space="0" w:color="auto"/>
           </w:tcBorders>
           <w:tcMar>
-            <w:top w:w="75" w:type="dxa"/>
-            <w:left w:w="75" w:type="dxa"/>
-            <w:bottom w:w="75" w:type="dxa"/>
-            <w:right w:w="75" w:type="dxa"/>
+            <w:top w:w="16" w:type="dxa"/>
+            <w:left w:w="140" w:type="dxa"/>
+            <w:bottom w:w="16" w:type="dxa"/>
+            <w:right w:w="0" w:type="dxa"/>
           </w:tcMar>
         </w:tcPr>
         <w:p>
@@ -11955,9 +11976,9 @@
             <w:rPr>
               <w:rFonts w:ascii="&quot;times new roman&quot;" w:eastAsia="&quot;times new roman&quot;" w:hAnsi="&quot;times new roman&quot;" w:cs="&quot;times new roman&quot;"/>
               <w:b/>
-              <w:sz w:val="18"/>
+              <w:sz w:val="24"/>
             </w:rPr>
-            <w:t xml:space="preserve">Quality Assurance</w:t>
+            <w:t xml:space="preserve">nil</w:t>
           </w:r>
         </w:p>
       </w:tc>
@@ -11978,10 +11999,10 @@
             <w:insideV w:val="single" w:sz="4" w:space="0" w:color="auto"/>
           </w:tcBorders>
           <w:tcMar>
-            <w:top w:w="75" w:type="dxa"/>
-            <w:left w:w="75" w:type="dxa"/>
-            <w:bottom w:w="75" w:type="dxa"/>
-            <w:right w:w="75" w:type="dxa"/>
+            <w:top w:w="16" w:type="dxa"/>
+            <w:left w:w="140" w:type="dxa"/>
+            <w:bottom w:w="16" w:type="dxa"/>
+            <w:right w:w="0" w:type="dxa"/>
           </w:tcMar>
         </w:tcPr>
         <w:p>
@@ -11995,7 +12016,149 @@
             <w:rPr>
               <w:rFonts w:ascii="&quot;times new roman&quot;" w:eastAsia="&quot;times new roman&quot;" w:hAnsi="&quot;times new roman&quot;" w:cs="&quot;times new roman&quot;"/>
               <w:b/>
-              <w:sz w:val="21"/>
+              <w:sz w:val="24"/>
+            </w:rPr>
+            <w:t xml:space="preserve">Sample Quality</w:t>
+          </w:r>
+        </w:p>
+      </w:tc>
+      <w:tc>
+        <w:tcPr>
+          <w:tcBorders>
+            <w:top w:val="single" w:sz="6" w:space="0" w:color="auto"/>
+            <w:left w:val="single" w:sz="6" w:space="0" w:color="auto"/>
+            <w:bottom w:val="single" w:sz="6" w:space="0" w:color="auto"/>
+            <w:right w:val="single" w:sz="6" w:space="0" w:color="auto"/>
+            <w:insideH w:val="single" w:sz="4" w:space="0" w:color="auto"/>
+            <w:insideV w:val="single" w:sz="4" w:space="0" w:color="auto"/>
+          </w:tcBorders>
+          <w:tcMar>
+            <w:top w:w="16" w:type="dxa"/>
+            <w:left w:w="140" w:type="dxa"/>
+            <w:bottom w:w="16" w:type="dxa"/>
+            <w:right w:w="0" w:type="dxa"/>
+          </w:tcMar>
+        </w:tcPr>
+        <w:p>
+          <w:pPr>
+            <w:jc w:val="left"/>
+            <w:rPr>
+              <w:vanish w:val="0"/>
+            </w:rPr>
+          </w:pPr>
+          <w:r>
+            <w:rPr>
+              <w:rFonts w:ascii="&quot;times new roman&quot;" w:eastAsia="&quot;times new roman&quot;" w:hAnsi="&quot;times new roman&quot;" w:cs="&quot;times new roman&quot;"/>
+              <w:b/>
+              <w:sz w:val="24"/>
+            </w:rPr>
+            <w:t xml:space="preserve">250mg</w:t>
+          </w:r>
+        </w:p>
+      </w:tc>
+      <w:tc>
+        <w:tcPr>
+          <w:tcBorders>
+            <w:top w:val="single" w:sz="6" w:space="0" w:color="auto"/>
+            <w:left w:val="single" w:sz="6" w:space="0" w:color="auto"/>
+            <w:bottom w:val="single" w:sz="6" w:space="0" w:color="auto"/>
+            <w:right w:val="single" w:sz="6" w:space="0" w:color="auto"/>
+            <w:insideH w:val="single" w:sz="4" w:space="0" w:color="auto"/>
+            <w:insideV w:val="single" w:sz="4" w:space="0" w:color="auto"/>
+          </w:tcBorders>
+          <w:tcMar>
+            <w:top w:w="16" w:type="dxa"/>
+            <w:left w:w="140" w:type="dxa"/>
+            <w:bottom w:w="16" w:type="dxa"/>
+            <w:right w:w="0" w:type="dxa"/>
+          </w:tcMar>
+        </w:tcPr>
+        <w:p>
+          <w:pPr>
+            <w:jc w:val="left"/>
+            <w:rPr>
+              <w:vanish w:val="0"/>
+            </w:rPr>
+          </w:pPr>
+          <w:r>
+            <w:rPr>
+              <w:rFonts w:ascii="&quot;times new roman&quot;" w:eastAsia="&quot;times new roman&quot;" w:hAnsi="&quot;times new roman&quot;" w:cs="&quot;times new roman&quot;"/>
+              <w:b/>
+              <w:sz w:val="24"/>
+            </w:rPr>
+            <w:t xml:space="preserve">Label Claim</w:t>
+          </w:r>
+        </w:p>
+      </w:tc>
+      <w:tc>
+        <w:tcPr>
+          <w:tcBorders>
+            <w:top w:val="single" w:sz="6" w:space="0" w:color="auto"/>
+            <w:left w:val="single" w:sz="6" w:space="0" w:color="auto"/>
+            <w:bottom w:val="single" w:sz="6" w:space="0" w:color="auto"/>
+            <w:right w:val="single" w:sz="6" w:space="0" w:color="auto"/>
+            <w:insideH w:val="single" w:sz="4" w:space="0" w:color="auto"/>
+            <w:insideV w:val="single" w:sz="4" w:space="0" w:color="auto"/>
+          </w:tcBorders>
+          <w:tcMar>
+            <w:top w:w="16" w:type="dxa"/>
+            <w:left w:w="140" w:type="dxa"/>
+            <w:bottom w:w="16" w:type="dxa"/>
+            <w:right w:w="0" w:type="dxa"/>
+          </w:tcMar>
+        </w:tcPr>
+        <w:p>
+          <w:pPr>
+            <w:jc w:val="left"/>
+            <w:rPr>
+              <w:vanish w:val="0"/>
+            </w:rPr>
+          </w:pPr>
+          <w:r>
+            <w:rPr>
+              <w:rFonts w:ascii="&quot;times new roman&quot;" w:eastAsia="&quot;times new roman&quot;" w:hAnsi="&quot;times new roman&quot;" w:cs="&quot;times new roman&quot;"/>
+              <w:b/>
+              <w:sz w:val="24"/>
+            </w:rPr>
+            <w:t xml:space="preserve">nil</w:t>
+          </w:r>
+        </w:p>
+      </w:tc>
+    </w:tr>
+    <w:tr>
+      <w:trPr>
+        <w:trHeight w:hRule="auto" w:val="0"/>
+        <w:jc w:val="left"/>
+      </w:trPr>
+      <w:tc>
+        <w:tcPr>
+          <w:tcBorders>
+            <w:top w:val="single" w:sz="6" w:space="0" w:color="auto"/>
+            <w:left w:val="single" w:sz="6" w:space="0" w:color="auto"/>
+            <w:bottom w:val="single" w:sz="6" w:space="0" w:color="auto"/>
+            <w:right w:val="single" w:sz="6" w:space="0" w:color="auto"/>
+            <w:insideH w:val="single" w:sz="4" w:space="0" w:color="auto"/>
+            <w:insideV w:val="single" w:sz="4" w:space="0" w:color="auto"/>
+          </w:tcBorders>
+          <w:tcMar>
+            <w:top w:w="16" w:type="dxa"/>
+            <w:left w:w="140" w:type="dxa"/>
+            <w:bottom w:w="16" w:type="dxa"/>
+            <w:right w:w="0" w:type="dxa"/>
+          </w:tcMar>
+        </w:tcPr>
+        <w:p>
+          <w:pPr>
+            <w:jc w:val="left"/>
+            <w:rPr>
+              <w:vanish w:val="0"/>
+            </w:rPr>
+          </w:pPr>
+          <w:r>
+            <w:rPr>
+              <w:rFonts w:ascii="&quot;times new roman&quot;" w:eastAsia="&quot;times new roman&quot;" w:hAnsi="&quot;times new roman&quot;" w:cs="&quot;times new roman&quot;"/>
+              <w:b/>
+              <w:sz w:val="24"/>
             </w:rPr>
             <w:t xml:space="preserve">Effective Date</w:t>
           </w:r>
@@ -12012,10 +12175,10 @@
             <w:insideV w:val="single" w:sz="4" w:space="0" w:color="auto"/>
           </w:tcBorders>
           <w:tcMar>
-            <w:top w:w="75" w:type="dxa"/>
-            <w:left w:w="75" w:type="dxa"/>
-            <w:bottom w:w="75" w:type="dxa"/>
-            <w:right w:w="75" w:type="dxa"/>
+            <w:top w:w="16" w:type="dxa"/>
+            <w:left w:w="140" w:type="dxa"/>
+            <w:bottom w:w="16" w:type="dxa"/>
+            <w:right w:w="0" w:type="dxa"/>
           </w:tcMar>
         </w:tcPr>
         <w:p>
@@ -12029,9 +12192,9 @@
             <w:rPr>
               <w:rFonts w:ascii="&quot;times new roman&quot;" w:eastAsia="&quot;times new roman&quot;" w:hAnsi="&quot;times new roman&quot;" w:cs="&quot;times new roman&quot;"/>
               <w:b/>
-              <w:sz w:val="18"/>
+              <w:sz w:val="24"/>
             </w:rPr>
-            <w:t xml:space="preserve">14/09/2024</w:t>
+            <w:t xml:space="preserve">16/09/2024</w:t>
           </w:r>
         </w:p>
       </w:tc>
@@ -12046,10 +12209,10 @@
             <w:insideV w:val="single" w:sz="4" w:space="0" w:color="auto"/>
           </w:tcBorders>
           <w:tcMar>
-            <w:top w:w="75" w:type="dxa"/>
-            <w:left w:w="75" w:type="dxa"/>
-            <w:bottom w:w="75" w:type="dxa"/>
-            <w:right w:w="75" w:type="dxa"/>
+            <w:top w:w="16" w:type="dxa"/>
+            <w:left w:w="140" w:type="dxa"/>
+            <w:bottom w:w="16" w:type="dxa"/>
+            <w:right w:w="0" w:type="dxa"/>
           </w:tcMar>
         </w:tcPr>
         <w:p>
@@ -12063,7 +12226,7 @@
             <w:rPr>
               <w:rFonts w:ascii="&quot;times new roman&quot;" w:eastAsia="&quot;times new roman&quot;" w:hAnsi="&quot;times new roman&quot;" w:cs="&quot;times new roman&quot;"/>
               <w:b/>
-              <w:sz w:val="21"/>
+              <w:sz w:val="24"/>
             </w:rPr>
             <w:t xml:space="preserve">Review Date</w:t>
           </w:r>
@@ -12080,10 +12243,10 @@
             <w:insideV w:val="single" w:sz="4" w:space="0" w:color="auto"/>
           </w:tcBorders>
           <w:tcMar>
-            <w:top w:w="75" w:type="dxa"/>
-            <w:left w:w="75" w:type="dxa"/>
-            <w:bottom w:w="75" w:type="dxa"/>
-            <w:right w:w="75" w:type="dxa"/>
+            <w:top w:w="16" w:type="dxa"/>
+            <w:left w:w="140" w:type="dxa"/>
+            <w:bottom w:w="16" w:type="dxa"/>
+            <w:right w:w="0" w:type="dxa"/>
           </w:tcMar>
         </w:tcPr>
         <w:p>
@@ -12097,9 +12260,9 @@
             <w:rPr>
               <w:rFonts w:ascii="&quot;times new roman&quot;" w:eastAsia="&quot;times new roman&quot;" w:hAnsi="&quot;times new roman&quot;" w:cs="&quot;times new roman&quot;"/>
               <w:b/>
-              <w:sz w:val="18"/>
+              <w:sz w:val="24"/>
             </w:rPr>
-            <w:t xml:space="preserve">15/09/2024</w:t>
+            <w:t xml:space="preserve">17/09/2024</w:t>
           </w:r>
         </w:p>
       </w:tc>
@@ -14652,7 +14815,7 @@
   </w:style>
   <w:style w:type="character" w:customStyle="1" w:styleId="HeaderChar">
     <w:name w:val="Header Char"/>
-    <w:aliases w:val=" Char Char Char Char Char Char, Char Char Char Char Char Char Char Char, Char Char Char Char1, Char Char Char3, Char Char3,Char Char Char Char,Char Char Char Char Char Char Char Char,Char Char Char Char Char Char1,Char Char Char1,Char Char3"/>
+    <w:aliases w:val=" Char Char Char Char, Char Char Char Char Char Char, Char Char Char Char Char Char Char Char, Char Char Char1, Char Char1,Char Char Char Char,Char Char Char Char Char Char,Char Char Char Char Char Char Char Char,Char Char Char1,Char Char1"/>
     <w:basedOn w:val="DefaultParagraphFont"/>
     <w:link w:val="Header"/>
     <w:rsid w:val="00583576"/>
@@ -14663,8 +14826,8 @@
       <w:szCs w:val="24"/>
     </w:rPr>
   </w:style>
-  <w:style w:type="paragraph" w:styleId="SpireTableThStylef19c4701-188b-4527-bf04-aa3599ab3e1f">
-    <w:name w:val="SpireTableThStylef19c4701-188b-4527-bf04-aa3599ab3e1f"/>
+  <w:style w:type="paragraph" w:styleId="SpireTableThStyle57247c50-495b-4fae-824c-23ec4621684f">
+    <w:name w:val="SpireTableThStyle57247c50-495b-4fae-824c-23ec4621684f"/>
     <w:basedOn w:val="Normal"/>
     <w:qFormat/>
     <w:pPr>
@@ -14680,8 +14843,8 @@
       <w:lang w:val="en-US"/>
     </w:rPr>
   </w:style>
-  <w:style w:type="paragraph" w:styleId="SpireTableThStylee651c194-71be-4483-bfad-106b72612678">
-    <w:name w:val="SpireTableThStylee651c194-71be-4483-bfad-106b72612678"/>
+  <w:style w:type="paragraph" w:styleId="SpireTableThStyle78ea8cc0-127c-467c-82a0-acd754a42ee8">
+    <w:name w:val="SpireTableThStyle78ea8cc0-127c-467c-82a0-acd754a42ee8"/>
     <w:basedOn w:val="Normal"/>
     <w:qFormat/>
     <w:pPr>
@@ -14697,8 +14860,8 @@
       <w:lang w:val="en-US"/>
     </w:rPr>
   </w:style>
-  <w:style w:type="paragraph" w:styleId="SpireTableThStyle7c09a6f3-fc76-4c12-94a5-ff1fd3cd6391">
-    <w:name w:val="SpireTableThStyle7c09a6f3-fc76-4c12-94a5-ff1fd3cd6391"/>
+  <w:style w:type="paragraph" w:styleId="SpireTableThStyle1349b3a3-57aa-4ec2-8965-ed168f1ab5df">
+    <w:name w:val="SpireTableThStyle1349b3a3-57aa-4ec2-8965-ed168f1ab5df"/>
     <w:basedOn w:val="Normal"/>
     <w:qFormat/>
     <w:pPr>
@@ -14714,8 +14877,8 @@
       <w:lang w:val="en-US"/>
     </w:rPr>
   </w:style>
-  <w:style w:type="paragraph" w:styleId="SpireTableThStylef8f4f3f3-96a1-4b1c-8c3d-53a10253a537">
-    <w:name w:val="SpireTableThStylef8f4f3f3-96a1-4b1c-8c3d-53a10253a537"/>
+  <w:style w:type="paragraph" w:styleId="SpireTableThStyleb74160e4-164a-4bdb-af11-2e3315db5247">
+    <w:name w:val="SpireTableThStyleb74160e4-164a-4bdb-af11-2e3315db5247"/>
     <w:basedOn w:val="Normal"/>
     <w:qFormat/>
     <w:pPr>
@@ -14731,8 +14894,8 @@
       <w:lang w:val="en-US"/>
     </w:rPr>
   </w:style>
-  <w:style w:type="paragraph" w:styleId="SpireTableThStyle2f3c2f67-45d1-4af5-8599-f8572be4f8a7">
-    <w:name w:val="SpireTableThStyle2f3c2f67-45d1-4af5-8599-f8572be4f8a7"/>
+  <w:style w:type="paragraph" w:styleId="SpireTableThStyle8c685bca-0258-4110-99d4-33703147a4ab">
+    <w:name w:val="SpireTableThStyle8c685bca-0258-4110-99d4-33703147a4ab"/>
     <w:basedOn w:val="Normal"/>
     <w:qFormat/>
     <w:pPr>
@@ -14748,8 +14911,8 @@
       <w:lang w:val="en-US"/>
     </w:rPr>
   </w:style>
-  <w:style w:type="paragraph" w:styleId="SpireTableThStyle6e4413a3-dd26-4997-93e0-36d6e5596f9b">
-    <w:name w:val="SpireTableThStyle6e4413a3-dd26-4997-93e0-36d6e5596f9b"/>
+  <w:style w:type="paragraph" w:styleId="SpireTableThStyle5c0fc8d8-3484-462c-b770-ea2d18f3fd3f">
+    <w:name w:val="SpireTableThStyle5c0fc8d8-3484-462c-b770-ea2d18f3fd3f"/>
     <w:basedOn w:val="Normal"/>
     <w:qFormat/>
     <w:pPr>
@@ -14765,8 +14928,8 @@
       <w:lang w:val="en-US"/>
     </w:rPr>
   </w:style>
-  <w:style w:type="paragraph" w:styleId="SpireTableThStyled7eb7b53-8881-4400-b562-5ae70a7172cd">
-    <w:name w:val="SpireTableThStyled7eb7b53-8881-4400-b562-5ae70a7172cd"/>
+  <w:style w:type="paragraph" w:styleId="SpireTableThStylec583315a-e7d0-4bda-b2b3-b6c05bf383cf">
+    <w:name w:val="SpireTableThStylec583315a-e7d0-4bda-b2b3-b6c05bf383cf"/>
     <w:basedOn w:val="Normal"/>
     <w:qFormat/>
     <w:pPr>
@@ -14782,8 +14945,8 @@
       <w:lang w:val="en-US"/>
     </w:rPr>
   </w:style>
-  <w:style w:type="paragraph" w:styleId="SpireTableThStyle235a97f9-f38e-4783-b6a9-fe7f2817de2b">
-    <w:name w:val="SpireTableThStyle235a97f9-f38e-4783-b6a9-fe7f2817de2b"/>
+  <w:style w:type="paragraph" w:styleId="SpireTableThStyle89dd56ad-5791-40a9-a34d-7d19d343b5d4">
+    <w:name w:val="SpireTableThStyle89dd56ad-5791-40a9-a34d-7d19d343b5d4"/>
     <w:basedOn w:val="Normal"/>
     <w:qFormat/>
     <w:pPr>
@@ -14799,8 +14962,8 @@
       <w:lang w:val="en-US"/>
     </w:rPr>
   </w:style>
-  <w:style w:type="paragraph" w:styleId="SpireTableThStyle922bbfe3-6aa1-45c1-8c6b-993db7862ec6">
-    <w:name w:val="SpireTableThStyle922bbfe3-6aa1-45c1-8c6b-993db7862ec6"/>
+  <w:style w:type="paragraph" w:styleId="SpireTableThStyle597fb399-6441-4f4d-ac97-a5b9b9446f09">
+    <w:name w:val="SpireTableThStyle597fb399-6441-4f4d-ac97-a5b9b9446f09"/>
     <w:basedOn w:val="Normal"/>
     <w:qFormat/>
     <w:pPr>
